--- a/exports/Ides_Book1_FULL_Ch01-34.docx
+++ b/exports/Ides_Book1_FULL_Ch01-34.docx
@@ -27,7 +27,7 @@
         <w:br/>
         <w:t>Book 1 reading export · dinner-first opening · ends at Philippi · author-voice (no em dash)</w:t>
         <w:br/>
-        <w:t>Source: Manuscript f0bb9be (2026-10-22) · generated 2026-10-22 11:56 UTC from claude/project-thread-33runi @ 521b20f · source digest cfe7de4ebb53babc · chapters 1–34</w:t>
+        <w:t>Source: Manuscript f395a6b (2026-10-22) · generated 2026-10-22 12:48 UTC from main @ f395a6b · source digest c2bc4ba377269b30 · chapters 1–34</w:t>
       </w:r>
     </w:p>
     <w:p>
@@ -79,19 +79,19 @@
     <w:p>
       <w:r>
         <w:rPr/>
-        <w:t>The host had given him the third couch, a seat chosen the way a man chooses which cloak to lend a stranger. Not an insult. Not an honour. Sextilius had the couch beside it, still pink from the bath and the afternoon's flattery.</w:t>
-      </w:r>
-    </w:p>
-    <w:p>
-      <w:r>
-        <w:rPr/>
-        <w:t>“They have put us together as a lesson,” Sextilius murmured, tearing bread. “Here is the man who joined Caesar's side early. Here is the man who joined it eventually. Observe the difference in the cushions.”</w:t>
-      </w:r>
-    </w:p>
-    <w:p>
-      <w:r>
-        <w:rPr/>
-        <w:t>“I can't see a difference.”</w:t>
+        <w:t>The host had given him the third couch, a seat chosen the way a man chooses which cloak to lend a stranger. Not an insult. Not an honour. Sextilius had the couch beside it, still pink from the bath and the afternoon’s flattery.</w:t>
+      </w:r>
+    </w:p>
+    <w:p>
+      <w:r>
+        <w:rPr/>
+        <w:t>“They have put us together as a lesson,” Sextilius murmured, tearing bread. “Here is the man who joined Caesar’s side early. Here is the man who joined it eventually. Observe the difference in the cushions.”</w:t>
+      </w:r>
+    </w:p>
+    <w:p>
+      <w:r>
+        <w:rPr/>
+        <w:t>“I can’t see a difference.”</w:t>
       </w:r>
     </w:p>
     <w:p>
@@ -279,7 +279,17 @@
     <w:p>
       <w:r>
         <w:rPr/>
-        <w:t>Sextilius leaned in, wine-bright, while Aebutius explained the Phaedo to Tettius in the tone of a man correcting a tax return. “Digest carefully. There is talk the queen across the river keeps a child under Caesar’s roof. Private hours. Fresh paint. Best not to notice aloud.”</w:t>
+        <w:t xml:space="preserve">Sextilius leaned in, wine-bright, while Aebutius explained the </w:t>
+      </w:r>
+      <w:r>
+        <w:rPr>
+          <w:i/>
+        </w:rPr>
+        <w:t>Phaedo</w:t>
+      </w:r>
+      <w:r>
+        <w:rPr/>
+        <w:t xml:space="preserve"> to Tettius in the tone of a man correcting a tax return. “Digest carefully. There is talk the queen across the river keeps a child under Caesar’s roof. Private hours. Fresh paint. Best not to notice aloud.”</w:t>
       </w:r>
     </w:p>
     <w:p>
@@ -459,7 +469,7 @@
     <w:p>
       <w:r>
         <w:rPr/>
-        <w:t>“Thapsus,” someone said. Then: “Cato.” The names were not fresh, but the Forum still wanted them loud. Shouts. Bets. Sudden philosophy, months after the runner’s dust should have settled. A man at the next board was still arguing Utica hard enough to reopen a vein. Hordeonius didn't shout. Shouting was for men who sold certainty by the jug.</w:t>
+        <w:t>“Thapsus,” someone said. Then: “Cato.” The names were not fresh, but the Forum still wanted them loud. Shouts. Bets. Sudden philosophy, months after the runner’s dust should have settled. A man at the next board was still arguing Utica hard enough to reopen a vein. Hordeonius didn’t shout. Shouting was for men who sold certainty by the jug.</w:t>
       </w:r>
     </w:p>
     <w:p>
@@ -704,7 +714,7 @@
     <w:p>
       <w:r>
         <w:rPr/>
-        <w:t>Captives. Gold. Painted lies on wagons. Four triumphs in one month: Gaul, Egypt, Pontus, Africa. Rome had swallowed Caesar’s whole war in four courses, and Africa had been the last, and the taste was still on the street. Phileros had sent her for oil and eyes: watch who lingered near the Domus Publica’s public smile, count which clients arrived early to borrow the house’s favour. She understood tasks. She didn't understand why men needed wagons to prove they had already won.</w:t>
+        <w:t>Captives. Gold. Painted lies on wagons. Four triumphs in one month: Gaul, Egypt, Pontus, Africa. Rome had swallowed Caesar’s whole war in four courses, and Africa had been the last, and the taste was still on the street. Phileros had sent her for oil and eyes: watch who lingered near the Domus Publica’s public smile, count which clients arrived early to borrow the house’s favour. She understood tasks. She didn’t understand why men needed wagons to prove they had already won.</w:t>
       </w:r>
     </w:p>
     <w:p>
@@ -788,7 +798,7 @@
     <w:p>
       <w:r>
         <w:rPr/>
-        <w:t>Caesar passed at the edge of sight. Or a litter that might as well have been him. She saw only enough to know the house she served was tied to this noise. He didn't look at her. Great men didn't look at errands. She preferred it. Looking made you responsible for what you saw.</w:t>
+        <w:t>Caesar passed at the edge of sight. Or a litter that might as well have been him. She saw only enough to know the house she served was tied to this noise. He didn’t look at her. Great men didn’t look at errands. She preferred it. Looking made you responsible for what you saw.</w:t>
       </w:r>
     </w:p>
     <w:p>
@@ -956,7 +966,7 @@
     <w:p>
       <w:r>
         <w:rPr/>
-        <w:t>When Seius’ turn came, the patron’s nod was thin, already halfway to the next man.</w:t>
+        <w:t>When Seius’s turn came, the patron’s nod was thin, already halfway to the next man.</w:t>
       </w:r>
     </w:p>
     <w:p>
@@ -974,7 +984,7 @@
     <w:p>
       <w:r>
         <w:rPr/>
-        <w:t>Seius smiled like a man who owned useful things. He didn't. He owned a sister’s strained dowry talk and a talent for sweating through wool.</w:t>
+        <w:t>Seius smiled like a man who owned useful things. He didn’t. He owned a sister’s strained dowry talk and a talent for sweating through wool.</w:t>
       </w:r>
     </w:p>
     <w:p>
@@ -986,7 +996,7 @@
     <w:p>
       <w:r>
         <w:rPr/>
-        <w:t>Outside, in the lane’s cold, the middleman who smelled of Hordeonius’ wax waited with the patience of a professional accident. Seius had already borrowed for the toga and for a jar of oil good enough to be seen carrying. Now, it appeared, he would borrow for the borrowing. The sum was small enough to feel temporary and large enough to change what dinners Seius could refuse.</w:t>
+        <w:t>Outside, in the lane’s cold, the middleman who smelled of Hordeonius’s wax waited with the patience of a professional accident. Seius had already borrowed for the toga and for a jar of oil good enough to be seen carrying. Now, it appeared, he would borrow for the borrowing. The sum was small enough to feel temporary and large enough to change what dinners Seius could refuse.</w:t>
       </w:r>
     </w:p>
     <w:p>
@@ -1040,13 +1050,13 @@
     <w:p>
       <w:r>
         <w:rPr/>
-        <w:t>Seius took the terms because refusal meant standing still, and Seia Prima didn't reward stillness. He passed two clients still comparing whose patron had smiled wider. Comparison was the atrium’s second religion. Seius did not join. He was busy inventing a wider smile for home.</w:t>
-      </w:r>
-    </w:p>
-    <w:p>
-      <w:r>
-        <w:rPr/>
-        <w:t>At the house threshold Seia Prima was already waiting with a broom she did not need, waiting was her way of auditing. She took one look at his mouth and did not ask about the atrium.</w:t>
+        <w:t>Seius took the terms because refusal meant standing still, and Seia Prima didn’t reward stillness. He passed two clients still comparing whose patron had smiled wider. Comparison was the atrium’s second religion. Seius did not join. He was busy inventing a wider smile for home.</w:t>
+      </w:r>
+    </w:p>
+    <w:p>
+      <w:r>
+        <w:rPr/>
+        <w:t>At the house threshold Seia Prima was already waiting with a broom she did not need; waiting was her way of auditing. She took one look at his mouth and did not ask about the atrium.</w:t>
       </w:r>
     </w:p>
     <w:p>
@@ -1335,7 +1345,27 @@
     <w:p>
       <w:r>
         <w:rPr/>
-        <w:t>An older miles on his right mumbled a prayer that sounded like a shopping list: knees, sons, the next donative, land near Capua if the gods and clerks both remembered. Laberius didn’t mock him. He still needed water. He filed donative dated beside colony rumour the way he filed water: needed, not guaranteed.</w:t>
+        <w:t xml:space="preserve">An older miles on his right mumbled a prayer that sounded like a shopping list: knees, sons, the next donative, land near Capua if the gods and clerks both remembered. Laberius didn’t mock him. He still needed water. He filed </w:t>
+      </w:r>
+      <w:r>
+        <w:rPr>
+          <w:i/>
+        </w:rPr>
+        <w:t>donative dated</w:t>
+      </w:r>
+      <w:r>
+        <w:rPr/>
+        <w:t xml:space="preserve"> beside </w:t>
+      </w:r>
+      <w:r>
+        <w:rPr>
+          <w:i/>
+        </w:rPr>
+        <w:t>colony rumour</w:t>
+      </w:r>
+      <w:r>
+        <w:rPr/>
+        <w:t xml:space="preserve"> the way he filed water: needed, not guaranteed.</w:t>
       </w:r>
     </w:p>
     <w:p>
@@ -1740,7 +1770,7 @@
     <w:p>
       <w:r>
         <w:rPr/>
-        <w:t>On the temple steps above the Forum, heat came off the stone into Octavian’s thin shoes. He stood where important men’s shadows fell and practiced being invisible on purpose.</w:t>
+        <w:t>On the temple steps above the Forum, heat came off the stone into Octavian’s thin shoes. He stood where important men’s shadows fell and practised being invisible on purpose.</w:t>
       </w:r>
     </w:p>
     <w:p>
@@ -1935,7 +1965,7 @@
     <w:p>
       <w:r>
         <w:rPr/>
-        <w:t>“When he calls,” Octavian agreed. He almost added a colder clause about mouths and mornings, then bit it off. He kept what he could own without saying it: the dust route, the wind, Agrippa’s stubborn loyalty, and the attendant’s late bow, filed where names that arrive early get spent.</w:t>
+        <w:t>“When he calls,” Octavian agreed. He almost added a colder clause about mouths and mornings, then bit it off. He kept what he could own without saying it: the dust-route, the wind, Agrippa’s stubborn loyalty, and the attendant’s late bow, filed where names that arrive early get spent.</w:t>
       </w:r>
     </w:p>
     <w:p>
@@ -2766,7 +2796,7 @@
     <w:p>
       <w:r>
         <w:rPr/>
-        <w:t>Brutus’ jaw worked, as if clemency were a coin under his tongue he had not chosen to swallow. The diadem’s fear still hung between them. Cassius watched it try to dress postponement up as virtue. “If, only if, anything were ever done, it would have to be law’s face, not a street. I have not agreed to a plan. I have named the only face I could live with. That is not permission.”</w:t>
+        <w:t>Brutus’s jaw worked, as if clemency were a coin under his tongue he had not chosen to swallow. The diadem’s fear still hung between them. Cassius watched it try to dress postponement up as virtue. “If, only if, anything were ever done, it would have to be law’s face, not a street. I have not agreed to a plan. I have named the only face I could live with. That is not permission.”</w:t>
       </w:r>
     </w:p>
     <w:p>
@@ -2956,7 +2986,7 @@
     <w:p>
       <w:r>
         <w:rPr/>
-        <w:t>“Not now,” he said. “Send to Atticus’ people if they want Latin about ditches.”</w:t>
+        <w:t>“Not now,” he said. “Send to Atticus’s people if they want Latin about ditches.”</w:t>
       </w:r>
     </w:p>
     <w:p>
@@ -3379,7 +3409,7 @@
     <w:p>
       <w:r>
         <w:rPr/>
-        <w:t>Cassius’ nod was small. Small nods moved armies.</w:t>
+        <w:t>Cassius’s nod was small. Small nods moved armies.</w:t>
       </w:r>
     </w:p>
     <w:p>
@@ -3670,7 +3700,17 @@
     <w:p>
       <w:r>
         <w:rPr/>
-        <w:t>“I am with the Republic,” Seius said, which was what men said when they meant I am with my skin.</w:t>
+        <w:t xml:space="preserve">“I am with the Republic,” Seius said, which was what men said when they meant </w:t>
+      </w:r>
+      <w:r>
+        <w:rPr>
+          <w:i/>
+        </w:rPr>
+        <w:t>I am with my skin</w:t>
+      </w:r>
+      <w:r>
+        <w:rPr/>
+        <w:t>.</w:t>
       </w:r>
     </w:p>
     <w:p>
@@ -3811,7 +3851,17 @@
     <w:p>
       <w:r>
         <w:rPr/>
-        <w:t>Paullus left offended in the expensive way. Hordeonius blotted nothing. He only entered inquiry, political softness, refuse in a hand so neat it looked like virtue, then checked his ring.</w:t>
+        <w:t xml:space="preserve">Paullus left offended in the expensive way. Hordeonius blotted nothing. He only entered </w:t>
+      </w:r>
+      <w:r>
+        <w:rPr>
+          <w:i/>
+        </w:rPr>
+        <w:t>inquiry, political softness, refuse</w:t>
+      </w:r>
+      <w:r>
+        <w:rPr/>
+        <w:t xml:space="preserve"> in a hand so neat it looked like virtue, then checked his ring.</w:t>
       </w:r>
     </w:p>
     <w:p>
@@ -3829,7 +3879,17 @@
     <w:p>
       <w:r>
         <w:rPr/>
-        <w:t>“Then bring me a name that bleeds,” Hordeonius said, already blotting. “Otherwise Visellius pays as written.” He entered soft hours, storm weather without looking up. A consul walking free of a bad morning was the kind of morning he would not underwrite without an invoice. “I sell umbrellas. I do not join the rain.”</w:t>
+        <w:t xml:space="preserve">“Then bring me a name that bleeds,” Hordeonius said, already blotting. “Otherwise Visellius pays as written.” He entered </w:t>
+      </w:r>
+      <w:r>
+        <w:rPr>
+          <w:i/>
+        </w:rPr>
+        <w:t>soft hours, storm weather</w:t>
+      </w:r>
+      <w:r>
+        <w:rPr/>
+        <w:t xml:space="preserve"> without looking up. A consul walking free of a bad morning was the kind of morning he would not underwrite without an invoice. “I sell umbrellas. I do not join the rain.”</w:t>
       </w:r>
     </w:p>
     <w:p>
@@ -3898,7 +3958,17 @@
     <w:p>
       <w:r>
         <w:rPr/>
-        <w:t>He took copies, left the originals for whoever played magistrate this week, and entered Visellius, A.: doubtful with a care that felt like closing a child’s eyes. On the street he heard his own name already mutating into rumour, interest you paid without a contract. Tablets, he noted, could kill as quietly as speeches.</w:t>
+        <w:t xml:space="preserve">He took copies, left the originals for whoever played magistrate this week, and entered </w:t>
+      </w:r>
+      <w:r>
+        <w:rPr>
+          <w:i/>
+        </w:rPr>
+        <w:t>Visellius, A.: doubtful</w:t>
+      </w:r>
+      <w:r>
+        <w:rPr/>
+        <w:t xml:space="preserve"> with a care that felt like closing a child’s eyes. On the street he heard his own name already mutating into rumour, interest you paid without a contract. Tablets, he noted, could kill as quietly as speeches.</w:t>
       </w:r>
     </w:p>
     <w:p>
@@ -4396,7 +4466,7 @@
     <w:p>
       <w:r>
         <w:rPr/>
-        <w:t>The visitor himself, someone Decimus-shaped, or Trebonius-shaped; she never got the face clean, was in the atrium speaking cheerfully about schedules. Cheerful men blended into the walls in this house. He praised the household’s order loud enough for any door-slave to sell later as loyalty. The attendant, waiting with a cloak, answered with the smile attendants wore when masters performed friendship, then, to another cloak, soft enough that stone might miss it:</w:t>
+        <w:t>The visitor himself (someone Decimus-shaped, or Trebonius-shaped; she never got the face clean) was in the atrium speaking cheerfully about schedules. Cheerful men blended into the walls in this house. He praised the household’s order loud enough for any door-slave to sell later as loyalty. The attendant, waiting with a cloak, answered with the smile attendants wore when masters performed friendship, then, to another cloak, soft enough that stone might miss it:</w:t>
       </w:r>
     </w:p>
     <w:p>
@@ -4675,7 +4745,7 @@
     <w:p>
       <w:r>
         <w:rPr/>
-        <w:t>“Bores,” Trebonius said, “also hold consuls while better men invent their knives.” He sipped nothing from an empty hand and went to practice a longer hold. The spare-Antony mercy now had a body attached: Trebonius’s voice as a leash.</w:t>
+        <w:t>“Bores,” Trebonius said, “also hold consuls while better men invent their knives.” He sipped nothing from an empty hand and went to practise a longer hold. The spare-Antony mercy now had a body attached: Trebonius’s voice as a leash.</w:t>
       </w:r>
     </w:p>
     <w:p>
@@ -5327,7 +5397,7 @@
     <w:p>
       <w:r>
         <w:rPr/>
-        <w:t>The Sacra Via was already loud. March mornings in Rome never waited for great men. Shop fronts were opening. Someone argued about fish. Decimus walked through it with the cheer of a man sent to collect a friend for dinner. The dinner was the Senate. The friend was Caesar. Decimus’ heart sat in his throat like a swallowed coin.</w:t>
+        <w:t>The Sacra Via was already loud. March mornings in Rome never waited for great men. Shop fronts were opening. Someone argued about fish. Decimus walked through it with the cheer of a man sent to collect a friend for dinner. The dinner was the Senate. The friend was Caesar. Decimus’s heart sat in his throat like a swallowed coin.</w:t>
       </w:r>
     </w:p>
     <w:p>
@@ -5445,7 +5515,7 @@
     <w:p>
       <w:r>
         <w:rPr/>
-        <w:t>“Enough,” Caesar said, and the room rearranged around the word. His gaze flicked, doors, lists, Decimus’ face, Calpurnia’s knuckles white on wood. “The sacrifices have been sour.”</w:t>
+        <w:t>“Enough,” Caesar said, and the room rearranged around the word. His gaze flicked, doors, lists, Decimus’s face, Calpurnia’s knuckles white on wood. “The sacrifices have been sour.”</w:t>
       </w:r>
     </w:p>
     <w:p>
@@ -5481,7 +5551,17 @@
     <w:p>
       <w:r>
         <w:rPr/>
-        <w:t>He put out his hand, and his chin tipped, half a breath, the old road signal: ditch clear, philosophy later. Calpurnia saw it. Her mouth tightened. She recognised the habit that had always meant he will go with this man. Decimus felt the tip fail under her eyes, too small a betrayal to name, too large to take back, and held the hand open anyway without finishing the joke that used to follow the tip in Spain.</w:t>
+        <w:t xml:space="preserve">He put out his hand, and his chin tipped, half a breath, the old road signal: ditch clear, philosophy later. Calpurnia saw it. Her mouth tightened. She recognised the habit that had always meant </w:t>
+      </w:r>
+      <w:r>
+        <w:rPr>
+          <w:i/>
+        </w:rPr>
+        <w:t>he will go with this man</w:t>
+      </w:r>
+      <w:r>
+        <w:rPr/>
+        <w:t>. Decimus felt the tip fail under her eyes, too small a betrayal to name, too large to take back, and held the hand open anyway without finishing the joke that used to follow the tip in Spain.</w:t>
       </w:r>
     </w:p>
     <w:p>
@@ -5511,7 +5591,7 @@
     <w:p>
       <w:r>
         <w:rPr/>
-        <w:t>Caesar didn’t speak. Decimus filled the air anyway, soft logistics, the chatter of loyalty: which way, how many, Antony would be, Antony would be held. Trebonius’ job. Decimus didn’t say that. He said, “It will be a short session,” and smiled. Shortness was not mercy. It only sounded like it.</w:t>
+        <w:t>Caesar didn’t speak. Decimus filled the air anyway, soft logistics, the chatter of loyalty: which way, how many, Antony would be, Antony would be held. Trebonius’s job. Decimus didn’t say that. He said, “It will be a short session,” and smiled. Shortness was not mercy. It only sounded like it.</w:t>
       </w:r>
     </w:p>
     <w:p>
@@ -5592,7 +5672,7 @@
     <w:p>
       <w:r>
         <w:rPr/>
-        <w:t>Phileros’ lamp bobbed from the vestibule. “If it’s thieves…”</w:t>
+        <w:t>Phileros’s lamp bobbed from the vestibule. “If it’s thieves…”</w:t>
       </w:r>
     </w:p>
     <w:p>
@@ -5640,7 +5720,7 @@
     <w:p>
       <w:r>
         <w:rPr/>
-        <w:t>Against her ribs, under linen, the wax fragment held its few words. Pressed yesterday when a visitor’s attendant had muttered near the peristyle, wrong-ended: friends, spare, stay, danger, something like consul. She hadn’t understood the Senate-shape of it. She understood enough to be afraid of Phileros finding it. Phileros believed door-knowledge was a priesthood, and priesthoods did not share.</w:t>
+        <w:t>Against her ribs, under linen, the wax fragment held its few words. Pressed yesterday when a visitor’s attendant had muttered near the peristyle, wrong-ended: friends, spare, stay, danger, something like consul. She hadn’t understood the Senate shape of it. She understood enough to be afraid of Phileros finding it. Phileros believed door-knowledge was a priesthood, and priesthoods did not share.</w:t>
       </w:r>
     </w:p>
     <w:p>
@@ -5700,7 +5780,7 @@
     <w:p>
       <w:r>
         <w:rPr/>
-        <w:t>What would she hand Caesar? A mutter? Against Decimus’ open hands and the Senate’s hunger for his attendance? Against Calpurnia’s broken weather, already spent?</w:t>
+        <w:t>What would she hand Caesar? A mutter? Against Decimus’s open hands and the Senate’s hunger for his attendance? Against Calpurnia’s broken weather, already spent?</w:t>
       </w:r>
     </w:p>
     <w:p>
@@ -5742,7 +5822,7 @@
     <w:p>
       <w:r>
         <w:rPr/>
-        <w:t>She knew only that her fragment had failed in a vestibule that smelled of onion, and that Decimus’ cheer still hung in the atrium like perfume after a guest has gone.</w:t>
+        <w:t>She knew only that her fragment had failed in a vestibule that smelled of onion, and that Decimus’s cheer still hung in the atrium like perfume after a guest has gone.</w:t>
       </w:r>
     </w:p>
     <w:p>
@@ -5790,7 +5870,7 @@
     <w:p>
       <w:r>
         <w:rPr/>
-        <w:t>“A man from the college. Or a man who knows a man from the college.” Phileros’ shoulders performed helplessness. “They always look insulted if you want them to.”</w:t>
+        <w:t>“A man from the college. Or a man who knows a man from the college.” Phileros’s shoulders performed helplessness. “They always look insulted if you want them to.”</w:t>
       </w:r>
     </w:p>
     <w:p>
@@ -6045,7 +6125,7 @@
     <w:p>
       <w:r>
         <w:rPr/>
-        <w:t>At the portico of Pompey the air changed. Shade, columns, the smell of stone that had watched other men’s ambitions. The Senate sat here while their own house stayed unfinished; Pompey’s statue waited inside. Senators clustered in the false casualness of men who had arrived early on purpose. Decimus saw Casca’s shoulder, Tillius’ mouth already shaped for petition, Cassius too still. Brutus stood carved for a different century.</w:t>
+        <w:t>At the portico of Pompey the air changed. Shade, columns, the smell of stone that had watched other men’s ambitions. The Senate sat here while their own house stayed unfinished; Pompey’s statue waited inside. Senators clustered in the false casualness of men who had arrived early on purpose. Decimus saw Casca’s shoulder, Tillius’s mouth already shaped for petition, Cassius too still. Brutus stood carved for a different century.</w:t>
       </w:r>
     </w:p>
     <w:p>
@@ -6081,7 +6161,7 @@
     <w:p>
       <w:r>
         <w:rPr/>
-        <w:t>Decimus wiped his clean hands on his tunic, once, where no one would see, and went to find Trebonius’ eye.</w:t>
+        <w:t>Decimus wiped his clean hands on his tunic, once, where no one would see, and went to find Trebonius’s eye.</w:t>
       </w:r>
     </w:p>
     <w:p>
@@ -6096,7 +6176,7 @@
     <w:p>
       <w:r>
         <w:rPr/>
-        <w:t>Antony liked the Theatre of Pompey complex the way soldiers liked any place with shade and a crowd to read. Columns made people smaller. Smaller people told the truth faster, or lied worse, either was useful.</w:t>
+        <w:t>Antony liked the Theatre of Pompey complex the way soldiers liked any place with shade and a crowd to read. Columns made people smaller. Smaller people told the truth faster, or lied worse; either was useful.</w:t>
       </w:r>
     </w:p>
     <w:p>
@@ -6126,7 +6206,7 @@
     <w:p>
       <w:r>
         <w:rPr/>
-        <w:t>“It’s a man in my debt who swears he has news from Gaul that won’t keep.” Trebonius’ hand on Antony’s elbow was friendly. Friendly hands steered. Antony allowed himself to be steered a few paces into the portico’s shoulder, where the Senate’s murmur became a wall.</w:t>
+        <w:t>“It’s a man in my debt who swears he has news from Gaul that won’t keep.” Trebonius’s hand on Antony’s elbow was friendly. Friendly hands steered. Antony allowed himself to be steered a few paces into the portico’s shoulder, where the Senate’s murmur became a wall.</w:t>
       </w:r>
     </w:p>
     <w:p>
@@ -6216,7 +6296,7 @@
     <w:p>
       <w:r>
         <w:rPr/>
-        <w:t>Antony’s body understood before his politics did. He shook Trebonius’ hand off without thinking it rude.</w:t>
+        <w:t>Antony’s body understood before his politics did. He shook Trebonius’s hand off without thinking it rude.</w:t>
       </w:r>
     </w:p>
     <w:p>
@@ -6228,7 +6308,7 @@
     <w:p>
       <w:r>
         <w:rPr/>
-        <w:t>Trebonius’ face was still warm. Warm, while the Curia poured men out like a broken jar. Togas, bare heads, eyes too white.</w:t>
+        <w:t>Trebonius’s face was still warm. Warm, while the Curia poured men out like a broken jar. Togas, bare heads, eyes too white.</w:t>
       </w:r>
     </w:p>
     <w:p>
@@ -6294,7 +6374,7 @@
     <w:p>
       <w:r>
         <w:rPr/>
-        <w:t xml:space="preserve">One door. Too many togae. Benches ran along both sides in tiers. Pompey’s statue at the far end of the room, enemy’s face in marble, watching: the most honest piece of furniture in Rome. Caesar came in with that slight forward lean of a man late for his own power, Decimus’ cheer still faintly on him like perfume. He sat. Or half-sat. The golden chair made its small theatre of precedence: the Senate’s own vote, gilt above their benches, saying </w:t>
+        <w:t xml:space="preserve">One door. Too many togas. Benches ran along both sides in tiers. Pompey’s statue at the far end of the room, enemy’s face in marble, watching: the most honest piece of furniture in Rome. Caesar came in with that slight forward lean of a man late for his own power, Decimus’s cheer still faintly on him like perfume. He sat. Or half-sat. The golden chair made its small theatre of precedence: the Senate’s own vote, gilt above their benches, saying </w:t>
       </w:r>
       <w:r>
         <w:rPr>
@@ -6322,13 +6402,13 @@
     <w:p>
       <w:r>
         <w:rPr/>
-        <w:t>Now, Cassius thought, not as prayer. Prayer was Brutus’ department.</w:t>
-      </w:r>
-    </w:p>
-    <w:p>
-      <w:r>
-        <w:rPr/>
-        <w:t>Tillius’ hands found the toga. Pulled.</w:t>
+        <w:t>Now, Cassius thought, not as prayer. Prayer was Brutus’s department.</w:t>
+      </w:r>
+    </w:p>
+    <w:p>
+      <w:r>
+        <w:rPr/>
+        <w:t>Tillius’s hands found the toga. Pulled.</w:t>
       </w:r>
     </w:p>
     <w:p>
@@ -6364,7 +6444,7 @@
     <w:p>
       <w:r>
         <w:rPr/>
-        <w:t>He didn’t see a tyrant in that instant. He saw a body that had walked through Gaul and Alexandria and the stubborn Spanish hills. A body that might yet stand up and make this morning a botched thing. Cassius’ blade went in where flesh allowed it. Heat ran over his knuckles.</w:t>
+        <w:t>He didn’t see a tyrant in that instant. He saw a body that had walked through Gaul and Alexandria and the stubborn Spanish hills. A body that might yet stand up and make this morning a botched thing. Cassius’s blade went in where flesh allowed it. Heat ran over his knuckles.</w:t>
       </w:r>
     </w:p>
     <w:p>
@@ -6382,7 +6462,7 @@
     <w:p>
       <w:r>
         <w:rPr/>
-        <w:t>The plan had been simple, and in the room it was not. There were more than sixty of them, and not all of them knew where to stand. Men struck at Caesar and at each other. A blade opened Brutus’ hand. The conspirators had sworn to be a surgery and they were, for a few breaths, a pack.</w:t>
+        <w:t>The plan had been simple, and in the room it was not. There were more than sixty of them, and not all of them knew where to stand. Men struck at Caesar and at each other. A blade opened Brutus’s hand. The conspirators had sworn to be a surgery and they were, for a few breaths, a pack.</w:t>
       </w:r>
     </w:p>
     <w:p>
@@ -6427,7 +6507,7 @@
     <w:p>
       <w:r>
         <w:rPr/>
-        <w:t>Men he respected shoved. Men he did not respect shoved harder. Caesar’s mouth opened on pain and command at once. Brutus’ ancestors, imagined, arranged on their shelves at home, did not lean in to help. They watched, as masks watch.</w:t>
+        <w:t>Men he respected shoved. Men he did not respect shoved harder. Caesar’s mouth opened on pain and command at once. Brutus’s ancestors, imagined, arranged on their shelves at home, did not lean in to help. They watched, as masks watch.</w:t>
       </w:r>
     </w:p>
     <w:p>
@@ -6529,7 +6609,7 @@
     <w:p>
       <w:r>
         <w:rPr/>
-        <w:t>Cassius’ hand found Brutus’ elbow hard enough to bruise. “Capitol,” Cassius said, practical as salt, station face for anyone still listening.</w:t>
+        <w:t>Cassius’s hand found Brutus’s elbow hard enough to bruise. “Capitol,” Cassius said, practical as salt, station face for anyone still listening.</w:t>
       </w:r>
     </w:p>
     <w:p>
@@ -6742,7 +6822,7 @@
     <w:p>
       <w:r>
         <w:rPr/>
-        <w:t xml:space="preserve">Brutus spoke. He heard himself speak. The words were right (libertas, tyrant, law, ancestors), each one a stone from a good road. He had learned </w:t>
+        <w:t>Brutus spoke. He heard himself speak. The words were right (</w:t>
       </w:r>
       <w:r>
         <w:rPr>
@@ -6752,6 +6832,16 @@
       </w:r>
       <w:r>
         <w:rPr/>
+        <w:t xml:space="preserve">, tyrant, law, ancestors), each one a stone from a good road. He had learned </w:t>
+      </w:r>
+      <w:r>
+        <w:rPr>
+          <w:i/>
+        </w:rPr>
+        <w:t>libertas</w:t>
+      </w:r>
+      <w:r>
+        <w:rPr/>
         <w:t xml:space="preserve"> as a schoolboy, in the same lesson as the first Brutus and the last king. Below, the Forum didn’t become a choir. It became noise with legs. Cheers happened in patches and died. Someone shouted for Caesar. Someone shouted for the dead man’s veterans. Someone shouted for grain. Grain was not a consul.</w:t>
       </w:r>
     </w:p>
@@ -6788,7 +6878,7 @@
     <w:p>
       <w:r>
         <w:rPr/>
-        <w:t>Brutus watched a knot of women shove a knot of men and felt the first cold thought that was not philosophical: we have killed a man the city loved more than it loves our vocabulary. Under it, smaller and worse: I killed a man who forgave me and kept me close. The late hour after the spare returned without asking leave stood beside the Forum noise. Wine gone warm. Ordinary talk. The war treated as a misunderstanding their house could afford. The rock could not make private guilt public enough to share. He wanted, badly, to wait until the Forum rearranged itself into the audience the words deserved. Waiting was the softest cowardice available. It looked like hope.</w:t>
+        <w:t>Brutus watched a knot of women shove a knot of men and felt the first cold thought that was not philosophical: we have killed a man the city loved more than it loves our vocabulary. Under it, smaller and worse: I killed a man who forgave me and kept me close. The late hour after the spare returned without asking leave and stood beside the Forum noise. Wine gone warm. Ordinary talk. The war treated as a misunderstanding their house could afford. The rock could not make private guilt public enough to share. He wanted, badly, to wait until the Forum rearranged itself into the audience the words deserved. Waiting was the softest cowardice available. It looked like hope.</w:t>
       </w:r>
     </w:p>
     <w:p>
@@ -6876,7 +6966,7 @@
     <w:p>
       <w:r>
         <w:rPr/>
-        <w:t>Toward evening the light went copper. The Capitol’s stone held heat. Brutus’ hands smelled of metal no matter how often he washed them in a basin someone provided like a sacrament. He dried them on his toga and still would not look at his own palms. Eyes could not make the spare into something other than blood. He drafted, in his head, the speech he might write down so the day would have a cleaner spine than it deserved. Drafting was another way of not leaving.</w:t>
+        <w:t>Toward evening the light went copper. The Capitol’s stone held heat. Brutus’s hands smelled of metal no matter how often he washed them in a basin someone provided like a sacrament. He dried them on his toga and still would not look at his own palms. Eyes could not make the spare into something other than blood. He drafted, in his head, the speech he might write down so the day would have a cleaner spine than it deserved. Drafting was another way of not leaving.</w:t>
       </w:r>
     </w:p>
     <w:p>
@@ -6939,7 +7029,7 @@
     <w:p>
       <w:r>
         <w:rPr/>
-        <w:t>Lepidus’ men were a fact in the city’s body: the legion on the Tiber island, the only organised soldiers close to Rome. Facts could be marched into the Forum and made into a butcher’s festival. M. Pacuvius (scar through the eyebrow, Antony’s old donative contact) said as much, hopeful as a dog.</w:t>
+        <w:t>Lepidus’s men were a fact in the city’s body: the legion on the Tiber island, the only organised soldiers close to Rome. Facts could be marched into the Forum and made into a butcher’s festival. M. Pacuvius (scar through the eyebrow, Antony’s old donative contact) said as much, hopeful as a dog.</w:t>
       </w:r>
     </w:p>
     <w:p>
@@ -7059,7 +7149,7 @@
     <w:p>
       <w:r>
         <w:rPr/>
-        <w:t>Pacuvius made the face of a man receiving wisdom, chin tip, eyes grateful, the station grin that kept consuls from smelling mutiny. “As you say. Rooms. Doors. Feed them soft.”</w:t>
+        <w:t>Pacuvius made the face of a man receiving wisdom, chin-tip, eyes grateful, the station grin that kept consuls from smelling mutiny. “As you say. Rooms. Doors. Feed them soft.”</w:t>
       </w:r>
     </w:p>
     <w:p>
@@ -7122,7 +7212,7 @@
     <w:p>
       <w:r>
         <w:rPr/>
-        <w:t>Brutus’ people wanted praise and protection. Antony’s people wanted the dictator’s papers to remain law so the city did not tip into a void where every debt could be renegotiated with a knife. Cicero heard both and performed the old trick: show each side the part of its face that could still be called Republic.</w:t>
+        <w:t>Brutus’s people wanted praise and protection. Antony’s people wanted the dictator’s papers to remain law so the city did not tip into a void where every debt could be renegotiated with a knife. Cicero heard both and performed the old trick: show each side the part of its face that could still be called Republic.</w:t>
       </w:r>
     </w:p>
     <w:p>
@@ -7230,7 +7320,37 @@
     <w:p>
       <w:r>
         <w:rPr/>
-        <w:t>Cicero heard enough to file gardens / boy / queen / wound beside amnesty, and Decimus / second line as a debt the dead man still held on the living. He did not enter the corridor argument. Entering would have made him a stall. He preferred rooms that asked for periods. The praise-smile lasted until the temple steps; then it was only a face arranging itself for Atticus.</w:t>
+        <w:t xml:space="preserve">Cicero heard enough to file </w:t>
+      </w:r>
+      <w:r>
+        <w:rPr>
+          <w:i/>
+        </w:rPr>
+        <w:t>gardens / boy / queen / wound</w:t>
+      </w:r>
+      <w:r>
+        <w:rPr/>
+        <w:t xml:space="preserve"> beside </w:t>
+      </w:r>
+      <w:r>
+        <w:rPr>
+          <w:i/>
+        </w:rPr>
+        <w:t>amnesty</w:t>
+      </w:r>
+      <w:r>
+        <w:rPr/>
+        <w:t xml:space="preserve">, and </w:t>
+      </w:r>
+      <w:r>
+        <w:rPr>
+          <w:i/>
+        </w:rPr>
+        <w:t>Decimus / second line</w:t>
+      </w:r>
+      <w:r>
+        <w:rPr/>
+        <w:t xml:space="preserve"> as a debt the dead man still held on the living. He did not enter the corridor argument. Entering would have made him a stall. He preferred rooms that asked for periods. The praise-smile lasted until the temple steps; then it was only a face arranging itself for Atticus.</w:t>
       </w:r>
     </w:p>
     <w:p>
@@ -7308,7 +7428,7 @@
     <w:p>
       <w:r>
         <w:rPr/>
-        <w:t>A junior senator (Seius’ type, though not Seius) laughed too loudly. Sosia, on the next stool, did not. The laugh wanted company; the stall offered rates instead. Hordeonius didn’t join the laugh. Humour was for men who didn’t hold other men’s winters in wax, unless the humour sold a second cup without confessing appetite.</w:t>
+        <w:t>A junior senator (Seius’s type, though not Seius) laughed too loudly. Sosia, on the next stool, did not. The laugh wanted company; the stall offered rates instead. Hordeonius didn’t join the laugh. Humour was for men who didn’t hold other men’s winters in wax, unless the humour sold a second cup without confessing appetite.</w:t>
       </w:r>
     </w:p>
     <w:p>
@@ -7344,7 +7464,7 @@
     <w:p>
       <w:r>
         <w:rPr/>
-        <w:t>He entered prices the way other men entered omens. Up a hair on river-adjacent leases. Down on properties too near Liberators’ doors. A man tried to sell him, quietly, a copy of Visellius’ old debt marks, the ghost of a ledger already closed, hinting Basilus and an Antonian name could still be made to squeal.</w:t>
+        <w:t>He entered prices the way other men entered omens. Up a hair on river-adjacent leases. Down on properties too near Liberators’ doors. A man tried to sell him, quietly, a copy of Visellius’s old debt marks, the ghost of a ledger already closed, hinting Basilus and an Antonian name could still be made to squeal.</w:t>
       </w:r>
     </w:p>
     <w:p>
@@ -7452,13 +7572,13 @@
     <w:p>
       <w:r>
         <w:rPr/>
-        <w:t>“He loved you,” Antony said in Decimus’ general direction though Decimus wasn’t there to receive it. Loved you enough to write you into the will and die on your schedule. Second degree. Second line. The portico joke had grown teeth and ink. The laugh wanted to become a story. Antony swallowed it. Stories would be for the Forum.</w:t>
-      </w:r>
-    </w:p>
-    <w:p>
-      <w:r>
-        <w:rPr/>
-        <w:t>What mattered: the boy. The name. The crowd’s three hundred reasons to remember Caesar as a father instead of a corpse produced by philosophers. Antony priced the boy the way he priced soft cohorts: thin shoes; a careful mother, Caesar’s niece Atia, who kept her son near her and her opinions nearer; a paper son who had never fed a veteran. Useful ink. Not a rival. He filed that price without writing it down.</w:t>
+        <w:t>“He loved you,” Antony said in Decimus’s general direction, though Decimus wasn’t there to receive it. Loved you enough to write you into the will and die on your schedule. Second degree. Second line. The portico joke had grown teeth and ink. The laugh wanted to become a story. Antony swallowed it. Stories would be for the Forum.</w:t>
+      </w:r>
+    </w:p>
+    <w:p>
+      <w:r>
+        <w:rPr/>
+        <w:t>What mattered: the boy. The name. The crowd’s three hundred reasons to remember Caesar as a father instead of a corpse produced by philosophers. Antony priced the boy the way he priced soft cohorts: thin shoes; a careful mother, Caesar’s niece Atia, who kept her son near her and her opinions nearer; a paper-son who had never fed a veteran. Useful ink. Not a rival. He filed that price without writing it down.</w:t>
       </w:r>
     </w:p>
     <w:p>
@@ -7527,7 +7647,7 @@
     <w:p>
       <w:r>
         <w:rPr/>
-        <w:t>Nysa saw, for a blink, Decimus’ open morning face in the Domus atrium. She didn’t have a philosophy for it. She had a stomach.</w:t>
+        <w:t>Nysa saw, for a blink, Decimus’s open morning face in the Domus atrium. She didn’t have a philosophy for it. She had a stomach.</w:t>
       </w:r>
     </w:p>
     <w:p>
@@ -7809,7 +7929,7 @@
     <w:p>
       <w:r>
         <w:rPr/>
-        <w:t>When the crowd surged, she surged or be crushed. Her incomplete wax stabbed her ribs. She kept it. Relics were stupid. She was allowed one stupidity.</w:t>
+        <w:t>When the crowd surged, she surged rather than be crushed. Her incomplete wax stabbed her ribs. She kept it. Relics were stupid. She was allowed one stupidity.</w:t>
       </w:r>
     </w:p>
     <w:p>
@@ -8046,7 +8166,7 @@
     <w:p>
       <w:r>
         <w:rPr/>
-        <w:t>Brutus’ face was pale under soot. “They burned Helvius for a name. If you take Cisalpine now, you take Antony’s hunger with it. Come east with us first. Let the nearer knife wait until the Forum’s heat cools.”</w:t>
+        <w:t>Brutus’s face was pale under soot. “They burned Helvius for a name. If you take Cisalpine now, you take Antony’s hunger with it. Come east with us first. Let the nearer knife wait until the Forum’s heat cools.”</w:t>
       </w:r>
     </w:p>
     <w:p>
@@ -8076,7 +8196,7 @@
     <w:p>
       <w:r>
         <w:rPr/>
-        <w:t>“I am not asking for a blessing.” Decimus clasped Brutus’ forearm once: friend, co-murderer, stranger already arguing about timing. “Do not wait for the Forum to love you. It loved a corpse more.”</w:t>
+        <w:t>“I am not asking for a blessing.” Decimus clasped Brutus’s forearm once: friend, co-murderer, stranger already arguing about timing. “Do not wait for the Forum to love you. It loved a corpse more.”</w:t>
       </w:r>
     </w:p>
     <w:p>
@@ -8088,7 +8208,17 @@
     <w:p>
       <w:r>
         <w:rPr/>
-        <w:t>On the road north, while that smoke thinned behind him into other men’s problems, he sent two letters. One went to Plancus across the Alps, whose letters were always very good and whose legions were always very close to home: courteous, asking for a meeting that smelled like alliance and for twenty wagons of grain if the meeting could not be soon. One went to a man who owed Lepidus a favour, asking only for a safe night’s roof near Mutina’s approaches. Mutina, on the Via Aemilia, was the fortress he had built in his head a year ago, ditches and all. He counted the twenty in his head the way he counted remounts before rain: numbers that kept men fed. Plancus’s reply arrived soft: praise, delay, no date, and a careful line that grain “could not yet be spared from his own columns.” Decimus read yet twice, then looked at the empty stretch of road where wagons should have been and were not. The Lepidus channel returned a messenger who wouldn’t meet his eyes, wouldn’t dismount long enough to take a second tablet back. Decimus held the first letter like a receipt with no goods attached. He folded both silences into the map-case hard enough that the wax edge bit his thumb. Nearer knives, he told himself, were still knives you could see. Friends who would not send grain or a roof had already begun the road that ended without wagons. The will’s second line traveled with him like pitch he could not wipe.</w:t>
+        <w:t xml:space="preserve">On the road north, while that smoke thinned behind him into other men’s problems, he sent two letters. One went to Plancus across the Alps, whose letters were always very good and whose legions were always very close to home: courteous, asking for a meeting that smelled like alliance and for twenty wagons of grain if the meeting could not be soon. One went to a man who owed Lepidus a favour, asking only for a safe night’s roof near Mutina’s approaches. Mutina, on the Via Aemilia, was the fortress he had built in his head a year ago, ditches and all. He counted the twenty in his head the way he counted remounts before rain: numbers that kept men fed. Plancus’s reply arrived soft: praise, delay, no date, and a careful line that grain “could not yet be spared from his own columns.” Decimus read </w:t>
+      </w:r>
+      <w:r>
+        <w:rPr>
+          <w:i/>
+        </w:rPr>
+        <w:t>yet</w:t>
+      </w:r>
+      <w:r>
+        <w:rPr/>
+        <w:t xml:space="preserve"> twice, then looked at the empty stretch of road where wagons should have been and were not. The Lepidus channel returned a messenger who wouldn’t meet his eyes, wouldn’t dismount long enough to take a second tablet back. Decimus held the first letter like a receipt with no goods attached. He folded both silences into the map-case hard enough that the wax edge bit his thumb. Nearer knives, he told himself, were still knives you could see. Friends who would not send grain or a roof had already begun the road that ended without wagons. The will’s second line travelled with him like pitch he could not wipe.</w:t>
       </w:r>
     </w:p>
     <w:p>
@@ -8457,7 +8587,7 @@
     <w:p>
       <w:r>
         <w:rPr/>
-        <w:t>“Off the Apollonia boat at Brundisium. Caesar’s old soldiers walked out on the road to look at him. Now he’s making for his stepfather’s villa on the bay, Philippus’, near Naples.”</w:t>
+        <w:t>“Off the Apollonia boat at Brundisium. Caesar’s old soldiers walked out on the road to look at him. Now he’s making for his stepfather’s villa on the bay, Philippus’s, near Naples.”</w:t>
       </w:r>
     </w:p>
     <w:p>
@@ -8539,7 +8669,7 @@
         <w:rPr>
           <w:i/>
         </w:rPr>
-        <w:t>wine shops already practicing the laugh</w:t>
+        <w:t>wine shops already practising the laugh</w:t>
       </w:r>
       <w:r>
         <w:rPr/>
@@ -8686,7 +8816,7 @@
     <w:p>
       <w:r>
         <w:rPr/>
-        <w:t>Cassius’ letters, from his own house nearer the coast, smelled of ships and contempt. Brutus answered carefully, sentence by sentence. Care might still travel where he could not. At the gate a client offered a purse “for expenses on the road south, if the praetor would only write one introduction.” Brutus returned the purse unopened. “I will not buy quiet with other men’s coin,” he said. The client bowed too low and went.</w:t>
+        <w:t>Cassius’s letters, from his own house nearer the coast, smelled of ships and contempt. Brutus answered carefully, sentence by sentence. Care might still travel where he could not. At the gate a client offered a purse “for expenses on the road south, if the praetor would only write one introduction.” Brutus returned the purse unopened. “I will not buy quiet with other men’s coin,” he said. The client bowed too low and went.</w:t>
       </w:r>
     </w:p>
     <w:p>
@@ -8780,7 +8910,7 @@
     <w:p>
       <w:r>
         <w:rPr/>
-        <w:t>Octavian stood in Philippus’ villa light: sea glare, careful chairs, advice thick as oil. Atia’s fear sat in the room without needing a seat. She had already rearranged the cushions twice. Cushions could not refuse a will. Philippus spoke of safety, of refusal, of not taking a dead man’s quarrel into a living throat. Outside, a gardener clipped something that didn’t need clipping. Noise for courage.</w:t>
+        <w:t>Octavian stood in Philippus’s villa light: sea glare, careful chairs, advice thick as oil. Atia’s fear sat in the room without needing a seat. She had already rearranged the cushions twice. Cushions could not refuse a will. Philippus spoke of safety, of refusal, of not taking a dead man’s quarrel into a living throat. Outside, a gardener clipped something that didn’t need clipping. Noise for courage.</w:t>
       </w:r>
     </w:p>
     <w:p>
@@ -9151,7 +9281,7 @@
     <w:p>
       <w:r>
         <w:rPr/>
-        <w:t>A whisperer tried again to sell him Visellius’ old tablet ghosts, Basilus orbit, an Antonian hand, the Subura stair that still had a rumour attached. He laid a scrap on the stool: names in a February hand, men sounded at the baths before the Ides. Ash could not pay.</w:t>
+        <w:t>A whisperer tried again to sell him Visellius’s old tablet ghosts, Basilus orbit, an Antonian hand, the Subura stair that still had a rumour attached. He laid a scrap on the stool: names in a February hand, men sounded at the baths before the Ides. Ash could not pay.</w:t>
       </w:r>
     </w:p>
     <w:p>
@@ -9163,7 +9293,7 @@
     <w:p>
       <w:r>
         <w:rPr/>
-        <w:t>The whisperer bowed as if receiving a funeral oration. “Of course. Living seals.” His offense waited for the next pillar: “He’ll price a boy’s name and call a murder tablet poetry. Ask him for Basilus and he sells you piety.” Sosia’s mouth twitched, almost audible, then he drank so the twitch would look like thirst.</w:t>
+        <w:t>The whisperer bowed as if receiving a funeral oration. “Of course. Living seals.” His offence waited for the next pillar: “He’ll price a boy’s name and call a murder tablet poetry. Ask him for Basilus and he sells you piety.” Sosia’s mouth twitched, almost audible, then he drank so the twitch would look like thirst.</w:t>
       </w:r>
     </w:p>
     <w:p>
@@ -9181,7 +9311,7 @@
     <w:p>
       <w:r>
         <w:rPr/>
-        <w:t>“Brutus’ sea house,” Sosia said, “a day down the coast. He’s sitting there out of Rome’s reach, and his mother has moved her clerks in after him.”</w:t>
+        <w:t>“Brutus’s sea house,” Sosia said, “a day down the coast. He’s sitting there out of Rome’s reach, and his mother has moved her clerks in after him.”</w:t>
       </w:r>
     </w:p>
     <w:p>
@@ -9531,7 +9661,7 @@
     <w:p>
       <w:r>
         <w:rPr/>
-        <w:t>“Philosophers,” the scar said. “Down at Brutus’s sea-house at Antium, the lot of them, and his mother’s clerks with them. Servilia’s already rewriting paper so her boys don’t have to carry corn like freedmen. You’ll hear it before the Senate does.”</w:t>
+        <w:t>“Philosophers,” the scar said. “Down at Brutus’s sea house at Antium, the lot of them, and his mother’s clerks with them. Servilia’s already rewriting paper so her boys don’t have to carry corn like freedmen. You’ll hear it before the Senate does.”</w:t>
       </w:r>
     </w:p>
     <w:p>
@@ -9580,7 +9710,7 @@
     <w:p>
       <w:r>
         <w:rPr/>
-        <w:t>Brutus asked Cicero to speak as if speech could still be strategy. He had a tablet on his knee with the Senate’s seal broken, and he tapped it once. “Grain buyers,” he said. “Asia for me, Sicily for Cassius. A praetor’s excuse to be out of Rome past ten nights, and a merchant’s errand to dress it.” The room held Porcia’s severity, Tertulla’s stillness, Favonius’ moral cough, and Servilia, who listened the way bankers listened to interest. Servilia had married that daughter to Cassius. One family, both knives; Cicero had always admired the economy. Favonius he remembered barefoot behind Cato in the Forum, copying the old man’s feet, and remembered the story that he had told Brutus last winter a civil war was worse than a king. Nobody had handed him a dagger in March. He had come to Antium anyway, to cough. A steward, Hilarus if Cicero’s memory of names still worked, poured wine that nobody truly tasted.</w:t>
+        <w:t>Brutus asked Cicero to speak as if speech could still be strategy. He had a tablet on his knee with the Senate’s seal broken, and he tapped it once. “Grain buyers,” he said. “Asia for me, Sicily for Cassius. A praetor’s excuse to be out of Rome past ten nights, and a merchant’s errand to dress it.” The room held Porcia’s severity, Tertulla’s stillness, Favonius’s moral cough, and Servilia, who listened the way bankers listened to interest. Servilia had married that daughter to Cassius. One family, both knives; Cicero had always admired the economy. Favonius he remembered barefoot behind Cato in the Forum, copying the old man’s feet, and remembered the story that he had told Brutus last winter that a civil war was worse than a king. Nobody had handed him a dagger in March. He had come to Antium anyway, to cough. A steward, Hilarus if Cicero’s memory of names still worked, poured wine that nobody truly tasted.</w:t>
       </w:r>
     </w:p>
     <w:p>
@@ -9604,7 +9734,7 @@
     <w:p>
       <w:r>
         <w:rPr/>
-        <w:t>Porcia’s mouth tightened at every compromise. Tertulla watched her husband’s empty place. Absence was an argument. Favonius coughed morality into the pauses until the pauses preferred Cassius’ dust to Favonius’ virtue.</w:t>
+        <w:t>Porcia’s mouth tightened at every compromise. Tertulla watched her husband’s empty place. Absence was an argument. Favonius coughed morality into the pauses until the pauses preferred Cassius’s dust to Favonius’s virtue.</w:t>
       </w:r>
     </w:p>
     <w:p>
@@ -9640,7 +9770,7 @@
     <w:p>
       <w:r>
         <w:rPr/>
-        <w:t>Brutus’ face did the old slow collapse into resolve. The Rome-return balloon, Cicero’s prettiest paragraph, died in Brutus’ throat. East became less a choice than a harbour with a direction.</w:t>
+        <w:t>Brutus’s face did the old slow collapse into resolve. The Rome-return balloon, Cicero’s prettiest paragraph, died in Brutus’s throat. East became less a choice than a harbour with a direction.</w:t>
       </w:r>
     </w:p>
     <w:p>
@@ -10077,7 +10207,7 @@
     <w:p>
       <w:r>
         <w:rPr/>
-        <w:t>At mid-morning an envoy came anyway, cloak clean, smile practiced, the sort of man who carried other men’s threats as if they were invitations to dinner. He stood in the command room where the wall map of the Via Aemilia still showed Decimus’s pins as facts. An aide hovered with a wax roll. A levy clerk waited at the door with pay marks still wet. The room wanted to be polite. It was already a siege rehearsal.</w:t>
+        <w:t>At mid-morning an envoy came anyway, cloak clean, smile practised, the sort of man who carried other men’s threats as if they were invitations to dinner. He stood in the command room where the wall map of the Via Aemilia still showed Decimus’s pins as facts. An aide hovered with a wax roll. A levy clerk waited at the door with pay marks still wet. The room wanted to be polite. It was already a siege rehearsal.</w:t>
       </w:r>
     </w:p>
     <w:p>
@@ -10400,7 +10530,7 @@
     <w:p>
       <w:r>
         <w:rPr/>
-        <w:t>Antony had opened a count in public, not a negotiation. Decimus’s throat tightened, the old key turning. He didn't climb down. Climbing down would've looked like confession.</w:t>
+        <w:t>Antony had opened a count in public, not a negotiation. Decimus’s throat tightened, the old key turning. He didn’t climb down. Climbing down would’ve looked like confession.</w:t>
       </w:r>
     </w:p>
     <w:p>
@@ -10484,7 +10614,7 @@
     <w:p>
       <w:r>
         <w:rPr/>
-        <w:t>He walked the walls at night with a cloak that did not keep the Ides out. The deed felt far and stupidly intimate, a debt owed a corpse who had trusted his cheer. An aide offered wine. Decimus refused, then took half a cup anyway. He checked a gate twice and didn't tell anyone why the second check felt like apology. Below, Antony’s fires multiplied. The siege had a face now. The face that had counted his smoke.</w:t>
+        <w:t>He walked the walls at night with a cloak that did not keep the Ides out. The deed felt far and stupidly intimate, a debt owed a corpse who had trusted his cheer. An aide offered wine. Decimus refused, then took half a cup anyway. He checked a gate twice and didn’t tell anyone why the second check felt like apology. Below, Antony’s fires multiplied. The siege had a face now. The face that had counted his smoke.</w:t>
       </w:r>
     </w:p>
     <w:p>
@@ -10533,7 +10663,7 @@
     <w:p>
       <w:r>
         <w:rPr/>
-        <w:t xml:space="preserve">Octavian listened to himself become a tool. When Cicero’s gaze sought approval, he gave a nod calibrated to obedience and nothing else. He didn't think </w:t>
+        <w:t xml:space="preserve">Octavian listened to himself become a tool. When Cicero’s gaze sought approval, he gave a nod calibrated to obedience and nothing else. He didn’t think </w:t>
       </w:r>
       <w:r>
         <w:rPr>
@@ -10565,7 +10695,7 @@
     <w:p>
       <w:r>
         <w:rPr/>
-        <w:t>Afterward a senator clasped his arm and called him the Republic’s luck. Octavian returned the clasp at half strength. Half strength still looked like gratitude if you did not measure. Agrippa’s stillness held until the clasp ended. Only then did he match pace toward the vendor street. A northern courier’s fragments stayed unmerged in Octavian’s hand: Decimus holding, Antony digging, Pacuvius still hungry for storm. Cicero left looking like a man certain he had saved the Republic. Outside, a vendor sold hot food and called no one Caesar. Octavian heard him and didn't correct him.</w:t>
+        <w:t>Afterward a senator clasped his arm and called him the Republic’s luck. Octavian returned the clasp at half strength. Half strength still looked like gratitude if you did not measure. Agrippa’s stillness held until the clasp ended. Only then did he match pace toward the vendor street. A northern courier’s fragments stayed unmerged in Octavian’s hand: Decimus holding, Antony digging, Pacuvius still hungry for storm. Cicero left looking like a man certain he had saved the Republic. Outside, a vendor sold hot food and called no one Caesar. Octavian heard him and didn’t correct him.</w:t>
       </w:r>
     </w:p>
     <w:p>
@@ -10604,13 +10734,13 @@
     <w:p>
       <w:r>
         <w:rPr/>
-        <w:t>Laberius’ world narrowed to mud and which eagle still stood.</w:t>
-      </w:r>
-    </w:p>
-    <w:p>
-      <w:r>
-        <w:rPr/>
-        <w:t>In rooms with clean sandals this would be named success before the mud dried. In the ditch it was screaming. Martians refusing to be held. Someone’s javelin nearly killing him until a voice yelled his century’s joke-name. Antony’s men came out hard. Hard enough that Laberius smelled the old Spanish stubbornness again, the kind that did not care who Rome called consul. Hirtius hit harder when the day turned. Laberius didn't see strategy. He saw a standard tilt. He saw a friend open at the neck. Blood mixed with meltwater and ran pink off the rim of his shield.</w:t>
+        <w:t>Laberius’s world narrowed to mud and which eagle still stood.</w:t>
+      </w:r>
+    </w:p>
+    <w:p>
+      <w:r>
+        <w:rPr/>
+        <w:t>In rooms with clean sandals this would be named success before the mud dried. In the ditch it was screaming. Martians refusing to be held. Someone’s javelin nearly killing him until a voice yelled his century’s joke-name. Antony’s men came out hard. Hard enough that Laberius smelled the old Spanish stubbornness again, the kind that did not care who Rome called consul. Hirtius hit harder when the day turned. Laberius didn’t see strategy. He saw a standard tilt. He saw a friend open at the neck. Blood mixed with meltwater and ran pink off the rim of his shield.</w:t>
       </w:r>
     </w:p>
     <w:p>
@@ -10634,7 +10764,7 @@
     <w:p>
       <w:r>
         <w:rPr/>
-        <w:t>Pay talk lived under the noise like a second drum. Who owed donatives. Which Caesar’s name still fed mouths. Whether Hirtius’ clean reputation meant Rome finally understood mud. Capua still sat in Laberius’s boots as an unpaid date. Forum smoke had taught him the dirt could walk without clerks. Mutina mud taught him it could drown you while walking. A boy from another century asked if they were fighting for the Senate or for bread. Laberius said, “Fight for the man on your left. Capua argues later, if later still has a road.”</w:t>
+        <w:t>Pay talk lived under the noise like a second drum. Who owed donatives. Which Caesar’s name still fed mouths. Whether Hirtius’s clean reputation meant Rome finally understood mud. Capua still sat in Laberius’s boots as an unpaid date. Forum smoke had taught him the dirt could walk without clerks. Mutina mud taught him it could drown you while walking. A boy from another century asked if they were fighting for the Senate or for bread. Laberius said, “Fight for the man on your left. Capua argues later, if later still has a road.”</w:t>
       </w:r>
     </w:p>
     <w:p>
@@ -10652,7 +10782,7 @@
     <w:p>
       <w:r>
         <w:rPr/>
-        <w:t>That was one fact Laberius could keep: Hirtius down, confirmed by a man who had touched him. Pansa’s name still swam in the yell-water, wounded, dying, fine, poisoned, blessed. “They carried him off at Forum Gallorum,” Vibius said. “A week back, that village down the road with a market’s name. Javelin in the side. I saw the litter. I didn’t see inside it.” Laberius didn't promote any Pansa version. Vibius had a litter. Nobody had a shoulder.</w:t>
+        <w:t>That was one fact Laberius could keep: Hirtius down, confirmed by a man who had touched him. Pansa’s name still swam in the yell-water, wounded, dying, fine, poisoned, blessed. “They carried him off at Forum Gallorum,” Vibius said. “A week back, that village down the road with a market’s name. Javelin in the side. I saw the litter. I didn’t see inside it.” Laberius didn’t promote any Pansa version. Vibius had a litter. Nobody had a shoulder.</w:t>
       </w:r>
     </w:p>
     <w:p>
@@ -10664,7 +10794,7 @@
     <w:p>
       <w:r>
         <w:rPr/>
-        <w:t>Water ran into his boots. He had stopped noticing wet hours ago; noticing returned when the fighting thinned and the cold found room. Vibius pointed at Mutina’s wall, still closed. “Town’s still his,” Vibius said, meaning Decimus. Laberius grunted. Walls didn't feed the ditch.</w:t>
+        <w:t>Water ran into his boots. He had stopped noticing wet hours ago; noticing returned when the fighting thinned and the cold found room. Vibius pointed at Mutina’s wall, still closed. “Town’s still his,” Vibius said, meaning Decimus. Laberius grunted. Walls didn’t feed the ditch.</w:t>
       </w:r>
     </w:p>
     <w:p>
@@ -10676,7 +10806,7 @@
     <w:p>
       <w:r>
         <w:rPr/>
-        <w:t>He stacked a shield that was not his. The owner would not need it. Somewhere behind, gallopers already carried “great success” toward Rome. Laberius carried a friend’s boots, left boot split at the heel, still warm somehow. He knew Hirtius was dead. He knew Antony’s near shields had thinned. What Rome would buy with those two facts, he left to the gallopers. He didn't follow their dust.</w:t>
+        <w:t>He stacked a shield that was not his. The owner would not need it. Somewhere behind, gallopers already carried “great success” toward Rome. Laberius carried a friend’s boots, left boot split at the heel, still warm somehow. He knew Hirtius was dead. He knew Antony’s near shields had thinned. What Rome would buy with those two facts, he left to the gallopers. He didn’t follow their dust.</w:t>
       </w:r>
     </w:p>
     <w:p>
@@ -10715,7 +10845,7 @@
     <w:p>
       <w:r>
         <w:rPr/>
-        <w:t xml:space="preserve">He labeled all three </w:t>
+        <w:t xml:space="preserve">He labelled all three </w:t>
       </w:r>
       <w:r>
         <w:rPr>
@@ -10839,7 +10969,7 @@
     <w:p>
       <w:r>
         <w:rPr/>
-        <w:t>Cicero’s praise arrived sweet and late. Decimus read one line of congratulation twice, then folded it into a pack already too light on grain. He wrote one more letter that tried to sound steady, gates held, honour intact. He stopped mid-sentence when his hand cramped. He didn't send a second copy.</w:t>
+        <w:t>Cicero’s praise arrived sweet and late. Decimus read one line of congratulation twice, then folded it into a pack already too light on grain. He wrote one more letter that tried to sound steady, gates held, honour intact. He stopped mid-sentence when his hand cramped. He didn’t send a second copy.</w:t>
       </w:r>
     </w:p>
     <w:p>
@@ -10869,7 +10999,7 @@
     <w:p>
       <w:r>
         <w:rPr/>
-        <w:t>“Let them,” Decimus said. “We take the west fork before dark. The east ford is watched, I smelled horse-lines on the wind this morning. Plancus has crossed. Lepidus’s man returned the tablet. We do not wait for dates that practice absence.”</w:t>
+        <w:t>“Let them,” Decimus said. “We take the west fork before dark. The east ford is watched, I smelled horse-lines on the wind this morning. Plancus has crossed. Lepidus’s man returned the tablet. We do not wait for dates that practise absence.”</w:t>
       </w:r>
     </w:p>
     <w:p>
@@ -10881,7 +11011,7 @@
     <w:p>
       <w:r>
         <w:rPr/>
-        <w:t>Decimus heard the names as doors that had already closed while he counted hinges. “Then we do not invent a fifth name for hope,” he said. The first aide opened his mouth on another complaint. Decimus was already counting remaining waterskins aloud, making the count the argument beside the named absences. At a crossroads shrine someone had left a cheap wreath for “the liberators.” Rain had ruined it. Decimus didn't stop to fix it. He checked his horse’s mouth for sores and found none. The sores were in the map. Every promised friend a thinner line than yesterday.</w:t>
+        <w:t>Decimus heard the names as doors that had already closed while he counted hinges. “Then we do not invent a fifth name for hope,” he said. The first aide opened his mouth on another complaint. Decimus was already counting remaining waterskins aloud, making the count the argument beside the named absences. At a crossroads shrine someone had left a cheap wreath for “the liberators.” Rain had ruined it. Decimus didn’t stop to fix it. He checked his horse’s mouth for sores and found none. The sores were in the map. Every promised friend a thinner line than yesterday.</w:t>
       </w:r>
     </w:p>
     <w:p>
@@ -10893,7 +11023,7 @@
     <w:p>
       <w:r>
         <w:rPr/>
-        <w:t>On the second day the staff was smaller. One man had “gone for water” and not returned. Decimus didn't send a search. Searches taught the road your remaining number.</w:t>
+        <w:t>On the second day the staff was smaller. One man had “gone for water” and not returned. Decimus didn’t send a search. Searches taught the road your remaining number.</w:t>
       </w:r>
     </w:p>
     <w:p>
@@ -10962,7 +11092,7 @@
     <w:p>
       <w:r>
         <w:rPr/>
-        <w:t>Octavian’s throat tightened once, shame or fever, he didn't sort it. He looked at the pay chests, not at Agrippa’s face. “Then we pay before we argue. Men who are owed invent worse stories than senators do.”</w:t>
+        <w:t>Octavian’s throat tightened once, shame or fever; he didn’t sort it. He looked at the pay chests, not at Agrippa’s face. “Then we pay before we argue. Men who are owed invent worse stories than senators do.”</w:t>
       </w:r>
     </w:p>
     <w:p>
@@ -11050,7 +11180,7 @@
     <w:p>
       <w:r>
         <w:rPr/>
-        <w:t>A senator who had voted him an ovation and then forgotten to pay for it called him the gods’ gift and waited for a smile of destiny. Octavian looked at him until the man found something to do with his hands. A soldier shouted the name Caesar as paymaster; Octavian didn't bow to it like a hymn. He let the shout stand because paymaster was a job his hands already understood better than luck.</w:t>
+        <w:t>A senator who had voted him an ovation and then forgotten to pay for it called him the gods’ gift and waited for a smile of destiny. Octavian looked at him until the man found something to do with his hands. A soldier shouted the name Caesar as paymaster; Octavian didn’t bow to it like a hymn. He let the shout stand because paymaster was a job his hands already understood better than luck.</w:t>
       </w:r>
     </w:p>
     <w:p>
@@ -11062,7 +11192,7 @@
     <w:p>
       <w:r>
         <w:rPr/>
-        <w:t>By autumn a courier brought Decimus’s end as three incompatible stories. Ditch. Alps. Lepidus’s smile. Antony’s purse, no purse, a speech, no speech. Octavian kept all three on separate scraps and didn't let the clerks merge them. What the stories shared was enough for the ranks: the last Liberator in Italy was gone, and the north had no one left to hold it but Antony and Lepidus. In the same week a tablet came under two seals pressed side by side in the same wax, Lepidus’s and Antony’s: talk, on the river island below Bononia, between the camps, where no city could listen. Decimus’s absence didn't make him wise. It made Bononia feel caused. The empty north. The men behind him louder.</w:t>
+        <w:t>By autumn a courier brought Decimus’s end as three incompatible stories. Ditch. Alps. Lepidus’s smile. Antony’s purse, no purse, a speech, no speech. Octavian kept all three on separate scraps and didn’t let the clerks merge them. What the stories shared was enough for the ranks: the last Liberator in Italy was gone, and the north had no one left to hold it but Antony and Lepidus. In the same week a tablet came under two seals pressed side by side in the same wax, Lepidus’s and Antony’s: talk, on the river island below Bononia, between the camps, where no city could listen. Decimus’s absence didn’t make him wise. It made Bononia feel caused. The empty north. The men behind him louder.</w:t>
       </w:r>
     </w:p>
     <w:p>
@@ -11224,7 +11354,7 @@
     <w:p>
       <w:r>
         <w:rPr/>
-        <w:t>Antony poured wine that did not taste like celebration. He did not look at Octavian while pouring. Octavian let him not look, and didn't drink deep. Lepidus drank as men drink when they hope the cup will make them smaller than the map. Outside, a horse screamed at nothing. Inside, the lists grew.</w:t>
+        <w:t>Antony poured wine that did not taste like celebration. He did not look at Octavian while pouring. Octavian let him not look, and didn’t drink deep. Lepidus drank as men drink when they hope the cup will make them smaller than the map. Outside, a horse screamed at nothing. Inside, the lists grew.</w:t>
       </w:r>
     </w:p>
     <w:p>
@@ -11248,7 +11378,7 @@
     <w:p>
       <w:r>
         <w:rPr/>
-        <w:t>Seius found his name absent and felt holy relief, then shame at the holiness. He walked past a posted list twice to be sure, eyes watering from more than wind. A neighbour who had once loaned him applause was present in black letters. Seius didn't stop walking. Stopping looked like guilt.</w:t>
+        <w:t>Seius found his name absent and felt holy relief, then shame at the holiness. He walked past a posted list twice to be sure, eyes watering from more than wind. A neighbour who had once loaned him applause was present in black letters. Seius didn’t stop walking. Stopping looked like guilt.</w:t>
       </w:r>
     </w:p>
     <w:p>
@@ -11260,7 +11390,7 @@
     <w:p>
       <w:r>
         <w:rPr/>
-        <w:t>“I do not know that spelling,” Seius said. True enough to keep his door; false enough that Gavius’s mouth flattened. The woman stepped back. Kinship itself felt contagious. Seius bought oil he did not need so his hands would look busy. He congratulated no one. He locked doors and checked the locks twice. Seia Prima asked if honesty still mattered. He said honesty was a peacetime crop. She didn't laugh. “Then harvest carefully,” she said. “Peacetime crops still get taxed when the lists are hungry.” He almost smiled at her, old Seia who audited his atrium smile against paper. He stopped before smiling looked like relief worth posting. In bed he rehearsed congratulations for whoever won the next rumour, and hated the rehearsal even as he perfected it.</w:t>
+        <w:t>“I do not know that spelling,” Seius said. True enough to keep his door; false enough that Gavius’s mouth flattened. The woman stepped back. Kinship itself felt contagious. Seius bought oil he did not need so his hands would look busy. He congratulated no one. He locked doors and checked the locks twice. Seia Prima asked if honesty still mattered. He said honesty was a peacetime crop. She didn’t laugh. “Then harvest carefully,” she said. “Peacetime crops still get taxed when the lists are hungry.” He almost smiled at her, old Seia who audited his atrium smile against paper. He stopped before smiling looked like relief worth posting. In bed he rehearsed congratulations for whoever won the next rumour, and hated the rehearsal even as he perfected it.</w:t>
       </w:r>
     </w:p>
     <w:p>
@@ -11281,7 +11411,7 @@
     <w:p>
       <w:r>
         <w:rPr/>
-        <w:t xml:space="preserve">“I am preserving value,” he informed his empty shelf. The shelf didn't absolve. Sosia looked at him the way he looked at a bad joke. He had not told one. Truth under proscription sounded like a joke whether you meant one or not. He entered </w:t>
+        <w:t xml:space="preserve">“I am preserving value,” he informed his empty shelf. The shelf didn’t absolve. Sosia looked at him the way he looked at a bad joke. He had not told one. Truth under proscription sounded like a joke whether you meant one or not. He entered </w:t>
       </w:r>
       <w:r>
         <w:rPr>
@@ -11291,7 +11421,7 @@
       </w:r>
       <w:r>
         <w:rPr/>
-        <w:t xml:space="preserve"> in a private cipher and hated that honesty still felt like bookkeeping virtue. In the dark he smelled Visellius’ old room for no reason and told himself archaeology was closed.</w:t>
+        <w:t xml:space="preserve"> in a private cipher and hated that honesty still felt like bookkeeping virtue. In the dark he smelled Visellius’s old room for no reason and told himself archaeology was closed.</w:t>
       </w:r>
     </w:p>
     <w:p>
@@ -11376,7 +11506,7 @@
     <w:p>
       <w:r>
         <w:rPr/>
-        <w:t>Proscription had turned his name into a price. A freedman had brought the copy to Tusculum: his own name, and his brother Quintus’s, and the nephew’s, under an edict sealed by three men. One of the three was the boy. He tried to treat the price as a rhetorical problem and failed. Rhetoric needed an audience; hunters weren't one. He catalogued, helplessly, the old skills: period, antithesis, the pause that made juries lean. None of them lengthened a road.</w:t>
+        <w:t>Proscription had turned his name into a price. A freedman had brought the copy to Tusculum: his own name, and his brother Quintus’s, and the nephew’s, under an edict sealed by three men. One of the three was the boy. He tried to treat the price as a rhetorical problem and failed. Rhetoric needed an audience; hunters weren’t one. He catalogued, helplessly, the old skills: period, antithesis, the pause that made juries lean. None of them lengthened a road.</w:t>
       </w:r>
     </w:p>
     <w:p>
@@ -11394,13 +11524,13 @@
     <w:p>
       <w:r>
         <w:rPr/>
-        <w:t>A boy selling fish by the verge stared at the litter. Fame might have been a colour on it. Cicero almost shaped a greeting and then didn't. Greeting belonged to mornings when names weren't prices. He counted the poles’ rhythm and tried to turn it into a period. The period refused to close.</w:t>
-      </w:r>
-    </w:p>
-    <w:p>
-      <w:r>
-        <w:rPr/>
-        <w:t>“Faster,” he told the bearers, then hated the undignified word. Speed wasn't eloquence. Speed was what animals did when the forest closed. He tried a mental period about courage and found only the rhythm of poles on stone. The litter didn't care about antithesis.</w:t>
+        <w:t>A boy selling fish by the verge stared at the litter. Fame might have been a colour on it. Cicero almost shaped a greeting and then didn’t. Greeting belonged to mornings when names weren’t prices. He counted the poles’ rhythm and tried to turn it into a period. The period refused to close.</w:t>
+      </w:r>
+    </w:p>
+    <w:p>
+      <w:r>
+        <w:rPr/>
+        <w:t>“Faster,” he told the bearers, then hated the undignified word. Speed wasn’t eloquence. Speed was what animals did when the forest closed. He tried a mental period about courage and found only the rhythm of poles on stone. The litter didn’t care about antithesis.</w:t>
       </w:r>
     </w:p>
     <w:p>
@@ -11424,7 +11554,7 @@
     <w:p>
       <w:r>
         <w:rPr/>
-        <w:t>He didn't deliver a final Philippic. Rhetoric needed breath and an hour. He had seconds and a neck. He offered them the stillness he had practised in courts when the verdict was already known. He almost shaped a line about the Republic. He let it die unspoken.</w:t>
+        <w:t>He didn’t deliver a final Philippic. Rhetoric needed breath and an hour. He had seconds and a neck. He offered them the stillness he had practised in courts when the verdict was already known. He almost shaped a line about the Republic. He let it die unspoken.</w:t>
       </w:r>
     </w:p>
     <w:p>
@@ -11442,13 +11572,13 @@
     <w:p>
       <w:r>
         <w:rPr/>
-        <w:t>The sea kept sounding like itself. That offended him more than the blades. The surf didn't pause for a verdict.</w:t>
-      </w:r>
-    </w:p>
-    <w:p>
-      <w:r>
-        <w:rPr/>
-        <w:t>His last clear thought was the petty wish that Atticus would understand the silence without needing a courier to explain it. And that the boy wouldn't mistake silence for permission.</w:t>
+        <w:t>The sea kept sounding like itself. That offended him more than the blades. The surf didn’t pause for a verdict.</w:t>
+      </w:r>
+    </w:p>
+    <w:p>
+      <w:r>
+        <w:rPr/>
+        <w:t>His last clear thought was the petty wish that Atticus would understand the silence without needing a courier to explain it. And that the boy wouldn’t mistake silence for permission.</w:t>
       </w:r>
     </w:p>
     <w:p>
@@ -11478,13 +11608,13 @@
     <w:p>
       <w:r>
         <w:rPr/>
-        <w:t>Cassius listened to a city’s elders explain poverty with practiced dignity.</w:t>
-      </w:r>
-    </w:p>
-    <w:p>
-      <w:r>
-        <w:rPr/>
-        <w:t>The hall smelled of oil and fear-sweat dressed as perfume. Outside, harbour noise argued with temple bells. A fly walked the rim of a cup. Elders in a half-circle, interpreters at their shoulders, a young clerk with a face already practising hatred. “Liberty costs,” he said. “Rome’s disease is expensive. You will help cure it.” He didn't raise his voice.</w:t>
+        <w:t>Cassius listened to a city’s elders explain poverty with practised dignity.</w:t>
+      </w:r>
+    </w:p>
+    <w:p>
+      <w:r>
+        <w:rPr/>
+        <w:t>The hall smelled of oil and fear-sweat dressed as perfume. Outside, harbour noise argued with temple bells. A fly walked the rim of a cup. Elders in a half-circle, interpreters at their shoulders, a young clerk with a face already practising hatred. “Liberty costs,” he said. “Rome’s disease is expensive. You will help cure it.” He didn’t raise his voice.</w:t>
       </w:r>
     </w:p>
     <w:p>
@@ -11496,7 +11626,7 @@
     <w:p>
       <w:r>
         <w:rPr/>
-        <w:t>He let silence work after the sentence. Brutus’ tool, borrowed without credit. Silence made elders fill the air with offers, most of them dates that were not dates.</w:t>
+        <w:t>He let silence work after the sentence. Brutus’s tool, borrowed without credit. Silence made elders fill the air with offers, most of them dates that were not dates.</w:t>
       </w:r>
     </w:p>
     <w:p>
@@ -11578,7 +11708,7 @@
     <w:p>
       <w:r>
         <w:rPr/>
-        <w:t xml:space="preserve">Before the audience closed, a courier from the west, dust, salt, a seal cracked by too many hands, brought news that arrived as three incompatible tablets. Mutina won and lost. Consuls dead. Lists in Italy. The boy with fasces, and a court in his consulship that had called the names of every man of March, Cassius’s among them, to empty benches and condemned the benches. Antony still breathing, and the three of them looking east. One tablet named Decimus without poetry: gone, or going, or already a line item in someone else’s revenge. Cassius kept all three and didn't merge them for the hall. Privately the Decimus line cracked something the extraction had been keeping neat. The man who had opened Caesar’s morning with cheer, who had taken the nearer knife and Cisalpine as if a road were still a friendship, now traveled west as rumour ink: lists, fasces, a name that had once been access. Cassius had recruited doors through that access. The west was pricing the door-opener as meat. He didn't halt the silver for a rumour’s sake. He entered </w:t>
+        <w:t xml:space="preserve">Before the audience closed, a courier from the west, dust, salt, a seal cracked by too many hands, brought news that arrived as three incompatible tablets. Mutina won and lost. Consuls dead. Lists in Italy. The boy with fasces, and a court in his consulship that had called the names of every man of March, Cassius’s among them, to empty benches and condemned the benches. Antony still breathing, and the three of them looking east. One tablet named Decimus without poetry: gone, or going, or already a line item in someone else’s revenge. Cassius kept all three and didn’t merge them for the hall. Privately the Decimus line cracked something the extraction had been keeping neat. The man who had opened Caesar’s morning with cheer, who had taken the nearer knife and Cisalpine as if a road were still a friendship, now travelled west as rumour ink: lists, fasces, a name that had once been access. Cassius had recruited doors through that access. The west was pricing the door-opener as meat. He didn’t halt the silver for a rumour’s sake. He entered </w:t>
       </w:r>
       <w:r>
         <w:rPr>
@@ -11598,13 +11728,13 @@
       </w:r>
       <w:r>
         <w:rPr/>
-        <w:t xml:space="preserve"> in the only ledger he trusted, the one behind his eyes. Trebonius had stood in that column since the winter, since Dolabella’s soldiers came into his bedroom at Smyrna before dawn and carried the market-day man’s head out with them. Laodicea had settled Trebonius. Decimus had no Laodicea. He felt the entry as personal debit, not geography. The crack traveled with him anyway.</w:t>
-      </w:r>
-    </w:p>
-    <w:p>
-      <w:r>
-        <w:rPr/>
-        <w:t xml:space="preserve">An officer asked if they were becoming what they killed. Cassius watched the short-weight sack being restacked and said only, “We are becoming paid.” He didn't offer the Forum a prettier noun. He dismissed the elders with a bow that meant </w:t>
+        <w:t xml:space="preserve"> in the only ledger he trusted, the one behind his eyes. Trebonius had stood in that column since the winter, since Dolabella’s soldiers came into his bedroom at Smyrna before dawn and carried the market-day man’s head out with them. Laodicea had settled Trebonius. Decimus had no Laodicea. He felt the entry as personal debit, not geography. The crack travelled with him anyway.</w:t>
+      </w:r>
+    </w:p>
+    <w:p>
+      <w:r>
+        <w:rPr/>
+        <w:t xml:space="preserve">An officer asked if they were becoming what they killed. Cassius watched the short-weight sack being restacked and said only, “We are becoming paid.” He didn’t offer the Forum a prettier noun. He dismissed the elders with a bow that meant </w:t>
       </w:r>
       <w:r>
         <w:rPr>
@@ -11620,7 +11750,7 @@
     <w:p>
       <w:r>
         <w:rPr/>
-        <w:t>On the steps, wind off the harbour tried to steal a paper. Cassius pinned it with a thumb and didn't smile. Escaped papers became other men’s geometry. He preferred his own, even when his own now held Decimus as an open wound in the column.</w:t>
+        <w:t>On the steps, wind off the harbour tried to steal a paper. Cassius pinned it with a thumb and didn’t smile. Escaped papers became other men’s geometry. He preferred his own, even when his own now held Decimus as an open wound in the column.</w:t>
       </w:r>
     </w:p>
     <w:p>
@@ -11691,7 +11821,7 @@
     <w:p>
       <w:r>
         <w:rPr/>
-        <w:t xml:space="preserve">News from Italy had reached the mint tent as gossip: lists, fasces, a boy paid in fear, and Decimus’s name traveling wrong, the nearer knife become a rumour of ending. Brutus didn't ask which version was true. Asking would've required a Forum he no longer owned. The GO night’s clean hands felt suddenly like someone else’s. One honest doubt crossed him: </w:t>
+        <w:t xml:space="preserve">News from Italy had reached the mint tent as gossip: lists, fasces, a boy paid in fear, and Decimus’s name travelling wrong, the nearer knife become a rumour of ending. Brutus didn’t ask which version was true. Asking would’ve required a Forum he no longer owned. The GO night’s clean hands felt suddenly like someone else’s. One honest doubt crossed him: </w:t>
       </w:r>
       <w:r>
         <w:rPr>
@@ -11790,7 +11920,7 @@
     <w:p>
       <w:r>
         <w:rPr/>
-        <w:t>Dust coated his teeth. He spat and pointed and the pointing became cohorts moving, not clean, not parade, but moving. Someone shouted Cassius’ name from a direction that might have been victory or panic. Antony didn't pause to translate the shout. Another came down the line from the north, carried by a rider with no helmet: Brutus’s men were in the boy’s camp, cutting up the tents. The boy had a fever and Agrippa. Let them keep their own camp. Translation was for after the counting, if counting still had owners.</w:t>
+        <w:t>Dust coated his teeth. He spat and pointed and the pointing became cohorts moving, not clean, not parade, but moving. Someone shouted Cassius’s name from a direction that might have been victory or panic. Antony didn’t pause to translate the shout. Another came down the line from the north, carried by a rider with no helmet: Brutus’s men were in the boy’s camp, cutting up the tents. The boy had a fever and Agrippa. Let them keep their own camp. Translation was for after the counting, if counting still had owners.</w:t>
       </w:r>
     </w:p>
     <w:p>
@@ -11817,13 +11947,13 @@
     <w:p>
       <w:r>
         <w:rPr/>
-        <w:t>Dust found every gap in Laberius’ teeth; the eagle staff was the only upright fact he trusted. The young Caesar’s men had been lent to the spades, so it was Antony’s marsh his century stood in this morning. Behind him, from the north, the shouting said the boy’s own camp was gone, tents, mules and Laberius’s spare tunic with it.</w:t>
-      </w:r>
-    </w:p>
-    <w:p>
-      <w:r>
-        <w:rPr/>
-        <w:t>He saw a signal, or thought he did: flags in dust, an eagle dipping toward a ditch that might have been a marsh yesterday. Vibius yelled that Cassius’ side was broken. Someone else yelled the opposite with equal faith and a different god’s name attached. Laberius believed the yell nearest his ear and the ache in his forearms. Plains lied through mouths that needed the story more than the mud did.</w:t>
+        <w:t>Dust found every gap in Laberius’s teeth; the eagle staff was the only upright fact he trusted. The young Caesar’s men had been lent to the spades, so it was Antony’s marsh his century stood in this morning. Behind him, from the north, the shouting said the boy’s own camp was gone, tents, mules and Laberius’s spare tunic with it.</w:t>
+      </w:r>
+    </w:p>
+    <w:p>
+      <w:r>
+        <w:rPr/>
+        <w:t>He saw a signal, or thought he did: flags in dust, an eagle dipping toward a ditch that might have been a marsh yesterday. Vibius yelled that Cassius’s side was broken. Someone else yelled the opposite with equal faith and a different god’s name attached. Laberius believed the yell nearest his ear and the ache in his forearms. Plains lied through mouths that needed the story more than the mud did.</w:t>
       </w:r>
     </w:p>
     <w:p>
@@ -11835,7 +11965,7 @@
     <w:p>
       <w:r>
         <w:rPr/>
-        <w:t>His own eagle still stood. He put his hand on the staff once: wood, sweat, the crack that had been there since Mutina’s ditch. He kept it there while the shouts about Cassius’ hill cancelled each other. He did not know Cassius’ hill. He knew thirst and the next order that might be wrong.</w:t>
+        <w:t>His own eagle still stood. He put his hand on the staff once: wood, sweat, the crack that had been there since Mutina’s ditch. He kept it there while the shouts about Cassius’s hill cancelled each other. He did not know Cassius’s hill. He knew thirst and the next order that might be wrong.</w:t>
       </w:r>
     </w:p>
     <w:p>
@@ -11862,7 +11992,7 @@
     <w:p>
       <w:r>
         <w:rPr/>
-        <w:t xml:space="preserve">Dust made the man’s tongue thick; fear made it thicker. He had lost a sandal somewhere on the climb; one foot bled into the packed dirt of Cassius’ forward post. The map in Cassius’ head hungered for confirmation anyway. The first report said </w:t>
+        <w:t xml:space="preserve">Dust made the man’s tongue thick; fear made it thicker. He had lost a sandal somewhere on the climb; one foot bled into the packed dirt of Cassius’s forward post. The map in Cassius’s head hungered for confirmation anyway. The first report said </w:t>
       </w:r>
       <w:r>
         <w:rPr>
@@ -11872,7 +12002,7 @@
       </w:r>
       <w:r>
         <w:rPr/>
-        <w:t xml:space="preserve"> in a shape that matched Cassius’ worst sketch of the day. Standards gone. Wing broken. Brutus somewhere beyond the marsh and silent. Cassius’s hand found a tablet edge and gripped until the wax remembered his thumb.</w:t>
+        <w:t xml:space="preserve"> in a shape that matched Cassius’s worst sketch of the day. Standards gone. Wing broken. Brutus somewhere beyond the marsh and silent. Cassius’s hand found a tablet edge and gripped until the wax remembered his thumb.</w:t>
       </w:r>
     </w:p>
     <w:p>
@@ -11896,7 +12026,7 @@
     <w:p>
       <w:r>
         <w:rPr/>
-        <w:t>The runner came back empty-mouthed. No second count. Only another man who had heard the first yell secondhand and wanted to be useful by repeating it louder. A friend, attendant, someone with too much loyalty and not enough eyes, tried to amend the first report and only added fog. Brutus’ success, if it existed beyond the lying air, did not fit in either throat.</w:t>
+        <w:t>The runner came back empty-mouthed. No second count. Only another man who had heard the first yell secondhand and wanted to be useful by repeating it louder. A friend, attendant, someone with too much loyalty and not enough eyes, tried to amend the first report and only added fog. Brutus’s success, if it existed beyond the lying air, did not fit in either throat.</w:t>
       </w:r>
     </w:p>
     <w:p>
@@ -11948,7 +12078,7 @@
     <w:p>
       <w:r>
         <w:rPr/>
-        <w:t>He didn't speechify liberty. He didn't correct the map. He treated the incomplete report as closed by belief. He closed the account the only way left.</w:t>
+        <w:t>He didn’t speechify liberty. He didn’t correct the map. He treated the incomplete report as closed by belief. He closed the account the only way left.</w:t>
       </w:r>
     </w:p>
     <w:p>
@@ -12005,7 +12135,7 @@
     <w:p>
       <w:r>
         <w:rPr/>
-        <w:t>He didn't deliver a speech about it. This was weight and breath and mud that took boots the way grief took time.</w:t>
+        <w:t>He didn’t deliver a speech about it. This was weight and breath and mud that took boots the way grief took time.</w:t>
       </w:r>
     </w:p>
     <w:p>
@@ -12104,7 +12234,7 @@
     <w:p>
       <w:r>
         <w:rPr/>
-        <w:t>Fever made the tent canvas pulse. Twenty days ago Brutus’s men had come through this camp and run their swords through the litter he had left an hour before. His doctor had dreamed something and had him carried out into the marsh. Octavian remembered reeds, and lying very still, and being told afterward that it had been prudence. Sweat ran into his eyes and made the map swim. A courier asked for orders. Octavian gave two that mattered: hold the camp ditch; do not chase beyond the markers Agrippa had set. And one that only sounded like command, a sentence about courage he regretted as soon as it left his mouth. He didn't invent himself as genius of the plain. He survived noise. He survived other men’s versions of his usefulness.</w:t>
+        <w:t>Fever made the tent canvas pulse. Twenty days ago Brutus’s men had come through this camp and run their swords through the litter he had left an hour before. His doctor had dreamed something and had him carried out into the marsh. Octavian remembered reeds, and lying very still, and being told afterward that it had been prudence. Sweat ran into his eyes and made the map swim. A courier asked for orders. Octavian gave two that mattered: hold the camp ditch; do not chase beyond the markers Agrippa had set. And one that only sounded like command, a sentence about courage he regretted as soon as it left his mouth. He didn’t invent himself as genius of the plain. He survived noise. He survived other men’s versions of his usefulness.</w:t>
       </w:r>
     </w:p>
     <w:p>
@@ -12132,7 +12262,7 @@
     <w:p>
       <w:r>
         <w:rPr/>
-        <w:t>When someone tried to crown him with the day’s glory in a sentence, Octavian kept breathing and didn't bow. Sweat ran into the corner of his mouth; he swallowed it and asked Agrippa for the next count of the ditch.</w:t>
+        <w:t>When someone tried to crown him with the day’s glory in a sentence, Octavian kept breathing and didn’t bow. Sweat ran into the corner of his mouth; he swallowed it and asked Agrippa for the next count of the ditch.</w:t>
       </w:r>
     </w:p>
     <w:p>
@@ -12144,7 +12274,7 @@
     <w:p>
       <w:r>
         <w:rPr/>
-        <w:t>“They will want farms that belong to someone else,” Octavian said. He didn't dress it. He kept one hand flat on the list of promised acres until the paper stopped fluttering. Paper would not hold the soil still. That was the next war’s seed, held in the same breath as survival. He did not invent a destiny for it. He named the want. He kept breathing.</w:t>
+        <w:t>“They will want farms that belong to someone else,” Octavian said. He didn’t dress it. He kept one hand flat on the list of promised acres until the paper stopped fluttering. Paper would not hold the soil still. That was the next war’s seed, held in the same breath as survival. He did not invent a destiny for it. He named the want. He kept breathing.</w:t>
       </w:r>
     </w:p>
     <w:p>

--- a/exports/Ides_Book1_FULL_Ch01-34.docx
+++ b/exports/Ides_Book1_FULL_Ch01-34.docx
@@ -27,7 +27,7 @@
         <w:br/>
         <w:t>Book 1 reading export · dinner-first opening · ends at Philippi · author-voice (no em dash)</w:t>
         <w:br/>
-        <w:t>Source: Manuscript f395a6b (2026-10-22) · generated 2026-10-22 12:48 UTC from main @ f395a6b · source digest c2bc4ba377269b30 · chapters 1–34</w:t>
+        <w:t>Source: Manuscript 756df13 (2026-10-22) · generated 2026-10-22 13:13 UTC from main @ 756df13 · source digest 51fd5a0093ab158f · chapters 1–34</w:t>
       </w:r>
     </w:p>
     <w:p>
@@ -1557,7 +1557,27 @@
     <w:p>
       <w:r>
         <w:rPr/>
-        <w:t>Before Porcia could press again, a steward brought word that his mother’s messenger waited in the outer court. Servilia. The whole city knew she was the woman Caesar had loved longest; Brutus had spent twenty years not knowing it. Not quite an invitation. A mother’s reminder: pardoned sons still owed dinners they did not choose. Soft chains got priced in women’s rooms first. Men’s masks judged later. Porcia’s mouth tightened. “She sends weather,” Porcia said. “I send refusal. Do not confuse the two.” Brutus heard plant, not summons. Women’s power was already arguing his courtesy while he still held a warm cup.</w:t>
+        <w:t xml:space="preserve">Before Porcia could press again, a steward brought word that his mother’s messenger waited in the outer court. Servilia. The whole city knew she was the woman Caesar had loved longest; Brutus had spent twenty years not knowing it. Not quite an invitation. A mother’s reminder: pardoned sons still owed dinners they did not choose. Soft chains got priced in women’s rooms first. Men’s masks judged later. Porcia’s mouth tightened. “She sends weather,” Porcia said. “I send refusal. Do not confuse the two.” Brutus heard </w:t>
+      </w:r>
+      <w:r>
+        <w:rPr>
+          <w:i/>
+        </w:rPr>
+        <w:t>plant</w:t>
+      </w:r>
+      <w:r>
+        <w:rPr/>
+        <w:t xml:space="preserve">, not </w:t>
+      </w:r>
+      <w:r>
+        <w:rPr>
+          <w:i/>
+        </w:rPr>
+        <w:t>summons</w:t>
+      </w:r>
+      <w:r>
+        <w:rPr/>
+        <w:t>. Women’s power was already arguing his courtesy while he still held a warm cup.</w:t>
       </w:r>
     </w:p>
     <w:p>
@@ -3169,7 +3189,17 @@
     <w:p>
       <w:r>
         <w:rPr/>
-        <w:t>“Then find another tradition,” Brutus said, and heard his own voice go sharp. “I will not be the respectable front for a gang. Caesar spared me. That spare still sits in this house whether we like the masks or not.” He hated how thin “debt” sounded. The man had not only signed a tablet. He had kept a place for him at ordinary tables afterward, hand on his shoulder like kinship that politics had not earned. Killing that hand later would not be surgery in the blood. It would be answering warmth with steel and calling the answer law.</w:t>
+        <w:t xml:space="preserve">“Then find another tradition,” Brutus said, and heard his own voice go sharp. “I will not be the respectable front for a gang. Caesar spared me. That spare still sits in this house whether we like the masks or not.” He hated how thin </w:t>
+      </w:r>
+      <w:r>
+        <w:rPr>
+          <w:i/>
+        </w:rPr>
+        <w:t>debt</w:t>
+      </w:r>
+      <w:r>
+        <w:rPr/>
+        <w:t xml:space="preserve"> sounded. The man had not only signed a tablet. He had kept a place for him at ordinary tables afterward, hand on his shoulder like kinship that politics had not earned. Killing that hand later would not be surgery in the blood. It would be answering warmth with steel and calling the answer law.</w:t>
       </w:r>
     </w:p>
     <w:p>
@@ -4112,7 +4142,17 @@
     <w:p>
       <w:r>
         <w:rPr/>
-        <w:t>Nysa set the basin down more carefully than the water required. When the washerwoman said beware, two kitchen girls glanced at the service door and one checked the bar with her thumb, habit, not theology. Nysa noted which doors got the thumb. Doors that stayed careful meant fewer costs for incomplete messages. Senate and gods could keep their own names.</w:t>
+        <w:t xml:space="preserve">Nysa set the basin down more carefully than the water required. When the washerwoman said </w:t>
+      </w:r>
+      <w:r>
+        <w:rPr>
+          <w:i/>
+        </w:rPr>
+        <w:t>beware</w:t>
+      </w:r>
+      <w:r>
+        <w:rPr/>
+        <w:t>, two kitchen girls glanced at the service door and one checked the bar with her thumb, habit, not theology. Nysa noted which doors got the thumb. Doors that stayed careful meant fewer costs for incomplete messages. Senate and gods could keep their own names.</w:t>
       </w:r>
     </w:p>
     <w:p>
@@ -4478,7 +4518,37 @@
     <w:p>
       <w:r>
         <w:rPr/>
-        <w:t>The words arrived wrong-ended, emphasis on stays or spare or friends: she couldn’t tell which noun owned the verb. The second cloak hissed that the visitor’s small talk was getting expensive. Phileros barked for mats. The attendant shut his mouth so hard Nysa heard teeth, then, once the visitor’s cheerful back had turned toward the tablinum, muttered to the cloak-friend, exit-soft and venom-clear: “Spare, stay, friends, pick a noun before the house does. I’m tired of smiling at schedules that smell like knives.”</w:t>
+        <w:t xml:space="preserve">The words arrived wrong-ended, emphasis on </w:t>
+      </w:r>
+      <w:r>
+        <w:rPr>
+          <w:i/>
+        </w:rPr>
+        <w:t>stays</w:t>
+      </w:r>
+      <w:r>
+        <w:rPr/>
+        <w:t xml:space="preserve"> or </w:t>
+      </w:r>
+      <w:r>
+        <w:rPr>
+          <w:i/>
+        </w:rPr>
+        <w:t>spare</w:t>
+      </w:r>
+      <w:r>
+        <w:rPr/>
+        <w:t xml:space="preserve"> or </w:t>
+      </w:r>
+      <w:r>
+        <w:rPr>
+          <w:i/>
+        </w:rPr>
+        <w:t>friends</w:t>
+      </w:r>
+      <w:r>
+        <w:rPr/>
+        <w:t>: she couldn’t tell which noun owned the verb. The second cloak hissed that the visitor’s small talk was getting expensive. Phileros barked for mats. The attendant shut his mouth so hard Nysa heard teeth, then, once the visitor’s cheerful back had turned toward the tablinum, muttered to the cloak-friend, exit-soft and venom-clear: “Spare, stay, friends, pick a noun before the house does. I’m tired of smiling at schedules that smell like knives.”</w:t>
       </w:r>
     </w:p>
     <w:p>
@@ -4496,7 +4566,37 @@
     <w:p>
       <w:r>
         <w:rPr/>
-        <w:t>She walked on with empty hands and a full head. In the side room she pressed what she had into wax with a stylus that shook once and then obeyed: friends · spare? · stay / danger · consul? Incomplete. Ugly. Misfiled even as she wrote it, she put friends largest because the voice had bitten that word, and consul small because it might have been the thing spared or the thing ignored. Hers either way.</w:t>
+        <w:t xml:space="preserve">She walked on with empty hands and a full head. In the side room she pressed what she had into wax with a stylus that shook once and then obeyed: </w:t>
+      </w:r>
+      <w:r>
+        <w:rPr>
+          <w:i/>
+        </w:rPr>
+        <w:t>friends · spare? · stay / danger · consul?</w:t>
+      </w:r>
+      <w:r>
+        <w:rPr/>
+        <w:t xml:space="preserve"> Incomplete. Ugly. Misfiled even as she wrote it, she put </w:t>
+      </w:r>
+      <w:r>
+        <w:rPr>
+          <w:i/>
+        </w:rPr>
+        <w:t>friends</w:t>
+      </w:r>
+      <w:r>
+        <w:rPr/>
+        <w:t xml:space="preserve"> largest because the voice had bitten that word, and </w:t>
+      </w:r>
+      <w:r>
+        <w:rPr>
+          <w:i/>
+        </w:rPr>
+        <w:t>consul</w:t>
+      </w:r>
+      <w:r>
+        <w:rPr/>
+        <w:t xml:space="preserve"> small because it might have been the thing spared or the thing ignored. Hers either way.</w:t>
       </w:r>
     </w:p>
     <w:p>
@@ -5457,7 +5557,27 @@
     <w:p>
       <w:r>
         <w:rPr/>
-        <w:t>The word king did what it always did in that house. Everyone in the atrium knew what king meant since February. A man who stayed home for a woman’s dream could be called many things. A man who dismissed the Senate by whim could be called only one.</w:t>
+        <w:t xml:space="preserve">The word </w:t>
+      </w:r>
+      <w:r>
+        <w:rPr>
+          <w:i/>
+        </w:rPr>
+        <w:t>king</w:t>
+      </w:r>
+      <w:r>
+        <w:rPr/>
+        <w:t xml:space="preserve"> did what it always did in that house. Everyone in the atrium knew what </w:t>
+      </w:r>
+      <w:r>
+        <w:rPr>
+          <w:i/>
+        </w:rPr>
+        <w:t>king</w:t>
+      </w:r>
+      <w:r>
+        <w:rPr/>
+        <w:t xml:space="preserve"> meant since February. A man who stayed home for a woman’s dream could be called many things. A man who dismissed the Senate by whim could be called only one.</w:t>
       </w:r>
     </w:p>
     <w:p>
@@ -5720,7 +5840,57 @@
     <w:p>
       <w:r>
         <w:rPr/>
-        <w:t>Against her ribs, under linen, the wax fragment held its few words. Pressed yesterday when a visitor’s attendant had muttered near the peristyle, wrong-ended: friends, spare, stay, danger, something like consul. She hadn’t understood the Senate shape of it. She understood enough to be afraid of Phileros finding it. Phileros believed door-knowledge was a priesthood, and priesthoods did not share.</w:t>
+        <w:t xml:space="preserve">Against her ribs, under linen, the wax fragment held its few words. Pressed yesterday when a visitor’s attendant had muttered near the peristyle, wrong-ended: </w:t>
+      </w:r>
+      <w:r>
+        <w:rPr>
+          <w:i/>
+        </w:rPr>
+        <w:t>friends</w:t>
+      </w:r>
+      <w:r>
+        <w:rPr/>
+        <w:t xml:space="preserve">, </w:t>
+      </w:r>
+      <w:r>
+        <w:rPr>
+          <w:i/>
+        </w:rPr>
+        <w:t>spare</w:t>
+      </w:r>
+      <w:r>
+        <w:rPr/>
+        <w:t xml:space="preserve">, </w:t>
+      </w:r>
+      <w:r>
+        <w:rPr>
+          <w:i/>
+        </w:rPr>
+        <w:t>stay</w:t>
+      </w:r>
+      <w:r>
+        <w:rPr/>
+        <w:t xml:space="preserve">, </w:t>
+      </w:r>
+      <w:r>
+        <w:rPr>
+          <w:i/>
+        </w:rPr>
+        <w:t>danger</w:t>
+      </w:r>
+      <w:r>
+        <w:rPr/>
+        <w:t xml:space="preserve">, something like </w:t>
+      </w:r>
+      <w:r>
+        <w:rPr>
+          <w:i/>
+        </w:rPr>
+        <w:t>consul</w:t>
+      </w:r>
+      <w:r>
+        <w:rPr/>
+        <w:t>. She hadn’t understood the Senate shape of it. She understood enough to be afraid of Phileros finding it. Phileros believed door-knowledge was a priesthood, and priesthoods did not share.</w:t>
       </w:r>
     </w:p>
     <w:p>
@@ -6314,7 +6484,77 @@
     <w:p>
       <w:r>
         <w:rPr/>
-        <w:t>“Caesar,” someone yelled, and then the name became a dozen other words: blood, knives, Brutus, liberty, murder, the consul, where is the consul.</w:t>
+        <w:t xml:space="preserve">“Caesar,” someone yelled, and then the name became a dozen other words: </w:t>
+      </w:r>
+      <w:r>
+        <w:rPr>
+          <w:i/>
+        </w:rPr>
+        <w:t>blood</w:t>
+      </w:r>
+      <w:r>
+        <w:rPr/>
+        <w:t xml:space="preserve">, </w:t>
+      </w:r>
+      <w:r>
+        <w:rPr>
+          <w:i/>
+        </w:rPr>
+        <w:t>knives</w:t>
+      </w:r>
+      <w:r>
+        <w:rPr/>
+        <w:t xml:space="preserve">, </w:t>
+      </w:r>
+      <w:r>
+        <w:rPr>
+          <w:i/>
+        </w:rPr>
+        <w:t>Brutus</w:t>
+      </w:r>
+      <w:r>
+        <w:rPr/>
+        <w:t xml:space="preserve">, </w:t>
+      </w:r>
+      <w:r>
+        <w:rPr>
+          <w:i/>
+        </w:rPr>
+        <w:t>liberty</w:t>
+      </w:r>
+      <w:r>
+        <w:rPr/>
+        <w:t xml:space="preserve">, </w:t>
+      </w:r>
+      <w:r>
+        <w:rPr>
+          <w:i/>
+        </w:rPr>
+        <w:t>murder</w:t>
+      </w:r>
+      <w:r>
+        <w:rPr/>
+        <w:t xml:space="preserve">, </w:t>
+      </w:r>
+      <w:r>
+        <w:rPr>
+          <w:i/>
+        </w:rPr>
+        <w:t>the consul</w:t>
+      </w:r>
+      <w:r>
+        <w:rPr/>
+        <w:t xml:space="preserve">, </w:t>
+      </w:r>
+      <w:r>
+        <w:rPr>
+          <w:i/>
+        </w:rPr>
+        <w:t>where is the consul</w:t>
+      </w:r>
+      <w:r>
+        <w:rPr/>
+        <w:t>.</w:t>
       </w:r>
     </w:p>
     <w:p>
@@ -6690,7 +6930,17 @@
     <w:p>
       <w:r>
         <w:rPr/>
-        <w:t>The name Antony snagged. Nysa did not see Antony. She saw a gap where a large man might have been and heard, already, two freedmen inventing the rest.</w:t>
+        <w:t xml:space="preserve">The name </w:t>
+      </w:r>
+      <w:r>
+        <w:rPr>
+          <w:i/>
+        </w:rPr>
+        <w:t>Antony</w:t>
+      </w:r>
+      <w:r>
+        <w:rPr/>
+        <w:t xml:space="preserve"> snagged. Nysa did not see Antony. She saw a gap where a large man might have been and heard, already, two freedmen inventing the rest.</w:t>
       </w:r>
     </w:p>
     <w:p>
@@ -8446,7 +8696,17 @@
     <w:p>
       <w:r>
         <w:rPr/>
-        <w:t>He didn’t say son. The word sat unused behind his teeth: kinship soft, political poison until proven. He stood in Apollonia’s wind and practised breathing until breathing looked like command.</w:t>
+        <w:t xml:space="preserve">He didn’t say </w:t>
+      </w:r>
+      <w:r>
+        <w:rPr>
+          <w:i/>
+        </w:rPr>
+        <w:t>son</w:t>
+      </w:r>
+      <w:r>
+        <w:rPr/>
+        <w:t>. The word sat unused behind his teeth: kinship soft, political poison until proven. He stood in Apollonia’s wind and practised breathing until breathing looked like command.</w:t>
       </w:r>
     </w:p>
     <w:p>
@@ -9432,7 +9692,27 @@
     <w:p>
       <w:r>
         <w:rPr/>
-        <w:t>Dama muttered that the chickens had better taste than the new authority. Nysa did not join the joke loud enough to travel. She let it land as a breath through the nose, enough that Phileros saw he’d been heard. She thought of her burned fragment and touched the empty place in her tunic where it had sat. She hid one blank tablet there out of habit, then put it back on the shelf. Blank wax in the wrong hands had already become someone else’s line item. The incomplete spare/stay splinter was ash. The house’s new seals were not. Danger continued without the old wax.</w:t>
+        <w:t xml:space="preserve">Dama muttered that the chickens had better taste than the new authority. Nysa did not join the joke loud enough to travel. She let it land as a breath through the nose, enough that Phileros saw he’d been heard. She thought of her burned fragment and touched the empty place in her tunic where it had sat. She hid one blank tablet there out of habit, then put it back on the shelf. Blank wax in the wrong hands had already become someone else’s line item. The incomplete </w:t>
+      </w:r>
+      <w:r>
+        <w:rPr>
+          <w:i/>
+        </w:rPr>
+        <w:t>spare</w:t>
+      </w:r>
+      <w:r>
+        <w:rPr/>
+        <w:t>/</w:t>
+      </w:r>
+      <w:r>
+        <w:rPr>
+          <w:i/>
+        </w:rPr>
+        <w:t>stay</w:t>
+      </w:r>
+      <w:r>
+        <w:rPr/>
+        <w:t xml:space="preserve"> splinter was ash. The house’s new seals were not. Danger continued without the old wax.</w:t>
       </w:r>
     </w:p>
     <w:p>
@@ -9880,7 +10160,7 @@
       </w:r>
       <w:r>
         <w:rPr/>
-        <w:t xml:space="preserve"> staying on the deck. He already saw Asia’s taxes rearranging themselves, those fat coast cities across the Aegean that had paid Pompey, then Caesar, and would pay whoever arrived next with ships: cities as ledgers, ledgers as legions. Liberty would need pay. He didn’t say </w:t>
+        <w:t xml:space="preserve"> staying on the deck. Cassius already saw Asia’s taxes rearranging themselves, those fat coast cities across the Aegean that had paid Pompey, then Caesar, and would pay whoever arrived next with ships: cities as ledgers, ledgers as legions. Liberty would need pay. He didn’t say </w:t>
       </w:r>
       <w:r>
         <w:rPr>
@@ -10657,7 +10937,27 @@
     <w:p>
       <w:r>
         <w:rPr/>
-        <w:t>“The young Caesar,” Cicero said, and the name seemed to catch in his throat on the way out, “will march with the consuls and defend the state against Antony’s madness.” The senator muttered adoption and armies in one breath, hoping grammar could make them one animal, then closed his mouth into agreement. Octavian watched Cicero take the closing for virtue’s return.</w:t>
+        <w:t xml:space="preserve">“The young Caesar,” Cicero said, and the name seemed to catch in his throat on the way out, “will march with the consuls and defend the state against Antony’s madness.” The senator muttered </w:t>
+      </w:r>
+      <w:r>
+        <w:rPr>
+          <w:i/>
+        </w:rPr>
+        <w:t>adoption</w:t>
+      </w:r>
+      <w:r>
+        <w:rPr/>
+        <w:t xml:space="preserve"> and </w:t>
+      </w:r>
+      <w:r>
+        <w:rPr>
+          <w:i/>
+        </w:rPr>
+        <w:t>armies</w:t>
+      </w:r>
+      <w:r>
+        <w:rPr/>
+        <w:t xml:space="preserve"> in one breath, hoping grammar could make them one animal, then closed his mouth into agreement. Octavian watched Cicero take the closing for virtue’s return.</w:t>
       </w:r>
     </w:p>
     <w:p>
@@ -11180,7 +11480,17 @@
     <w:p>
       <w:r>
         <w:rPr/>
-        <w:t>A senator who had voted him an ovation and then forgotten to pay for it called him the gods’ gift and waited for a smile of destiny. Octavian looked at him until the man found something to do with his hands. A soldier shouted the name Caesar as paymaster; Octavian didn’t bow to it like a hymn. He let the shout stand because paymaster was a job his hands already understood better than luck.</w:t>
+        <w:t xml:space="preserve">A senator who had voted him an ovation and then forgotten to pay for it called him the gods’ gift and waited for a smile of destiny. Octavian looked at him until the man found something to do with his hands. A soldier shouted the name </w:t>
+      </w:r>
+      <w:r>
+        <w:rPr>
+          <w:i/>
+        </w:rPr>
+        <w:t>Caesar</w:t>
+      </w:r>
+      <w:r>
+        <w:rPr/>
+        <w:t xml:space="preserve"> as paymaster; Octavian didn’t bow to it like a hymn. He let the shout stand because paymaster was a job his hands already understood better than luck.</w:t>
       </w:r>
     </w:p>
     <w:p>
@@ -11614,7 +11924,7 @@
     <w:p>
       <w:r>
         <w:rPr/>
-        <w:t>The hall smelled of oil and fear-sweat dressed as perfume. Outside, harbour noise argued with temple bells. A fly walked the rim of a cup. Elders in a half-circle, interpreters at their shoulders, a young clerk with a face already practising hatred. “Liberty costs,” he said. “Rome’s disease is expensive. You will help cure it.” He didn’t raise his voice.</w:t>
+        <w:t>The hall smelled of oil and fear-sweat dressed as perfume. Outside, harbour noise argued with temple bells. A fly walked the rim of a cup. Elders in a half-circle, interpreters at their shoulders, a young clerk with a face already practising hatred. “Liberty costs,” Cassius said. “Rome’s disease is expensive. You will help cure it.” He didn’t raise his voice.</w:t>
       </w:r>
     </w:p>
     <w:p>

--- a/exports/Ides_Book1_FULL_Ch01-34.docx
+++ b/exports/Ides_Book1_FULL_Ch01-34.docx
@@ -27,7 +27,7 @@
         <w:br/>
         <w:t>Book 1 reading export · dinner-first opening · ends at Philippi · author-voice (no em dash)</w:t>
         <w:br/>
-        <w:t>Source: Manuscript 756df13 (2026-10-22) · generated 2026-10-22 13:13 UTC from main @ 756df13 · source digest 51fd5a0093ab158f · chapters 1–34</w:t>
+        <w:t>Source: Manuscript 5c1ea67 (2026-10-23) · generated 2026-10-23 21:13 UTC from main @ 5c1ea67 · source digest f57481c9536e3443 · chapters 1–34</w:t>
       </w:r>
     </w:p>
     <w:p>
@@ -9468,6 +9468,211 @@
     </w:p>
     <w:p>
       <w:pPr>
+        <w:spacing w:before="200"/>
+      </w:pPr>
+      <w:r>
+        <w:rPr/>
+        <w:t>Pompey’s Gardens</w:t>
+      </w:r>
+    </w:p>
+    <w:p>
+      <w:r>
+        <w:rPr/>
+        <w:t>The praetor who heard him was an Antonius.</w:t>
+      </w:r>
+    </w:p>
+    <w:p>
+      <w:r>
+        <w:rPr/>
+        <w:t>Brutus’s chair had stood empty since April, and wills still had to be heard, so the consul’s younger brother sat in it. Gaius Antonius had the family jaw and less behind it. He looked like a man who had been told the family joke and was waiting for his turn to tell it. Octavian stood below the tribunal in a toga Atia had had brushed twice on the road. Six witnesses stood at his back, Philippus’s choosing, men with good ears and no opinions. Agrippa stood further off by a fruit seller, where a friend could pass for a customer.</w:t>
+      </w:r>
+    </w:p>
+    <w:p>
+      <w:r>
+        <w:rPr/>
+        <w:t>“Gaius Octavius, son of Gaius,” the praetor read, and looked up. “You know the form.”</w:t>
+      </w:r>
+    </w:p>
+    <w:p>
+      <w:r>
+        <w:rPr/>
+        <w:t>“I accept the inheritance of Gaius Julius Caesar,” Octavian said, “and his name with it.”</w:t>
+      </w:r>
+    </w:p>
+    <w:p>
+      <w:r>
+        <w:rPr/>
+        <w:t xml:space="preserve">He had said the sentence on every stage of the Appian Way until the mule-driver could say it with him. He said it now without the road in it. The clerk wrote. A man in the crowd called </w:t>
+      </w:r>
+      <w:r>
+        <w:rPr>
+          <w:i/>
+        </w:rPr>
+        <w:t>Caesar</w:t>
+      </w:r>
+      <w:r>
+        <w:rPr/>
+        <w:t xml:space="preserve"> a little too loud and a second man hushed him, and the hush carried further than the name.</w:t>
+      </w:r>
+    </w:p>
+    <w:p>
+      <w:r>
+        <w:rPr/>
+        <w:t>Gaius Antonius leaned on one elbow, friendly. Octavian had heard that lean described in wine shops; it belonged to the brother. “Mine will want to know you said it clearly.”</w:t>
+      </w:r>
+    </w:p>
+    <w:p>
+      <w:r>
+        <w:rPr/>
+        <w:t>“Tell him I did.”</w:t>
+      </w:r>
+    </w:p>
+    <w:p>
+      <w:r>
+        <w:rPr/>
+        <w:t>“He’ll laugh.”</w:t>
+      </w:r>
+    </w:p>
+    <w:p>
+      <w:r>
+        <w:rPr/>
+        <w:t>“Then he will have heard it,” Octavian said.</w:t>
+      </w:r>
+    </w:p>
+    <w:p>
+      <w:r>
+        <w:rPr/>
+        <w:t>The praetor’s eyes went over the crowd the way a steward’s go over a store-room before the master asks. Octavian watched him count. He noted which faces the man stopped on, and that he stopped on the loud one twice.</w:t>
+      </w:r>
+    </w:p>
+    <w:p>
+      <w:r>
+        <w:rPr/>
+        <w:t>Antony received him three days later in Pompey’s gardens, out past the theatre on the Campus side, and made him wait at the gate long enough for the waiting to say what Antony would not.</w:t>
+      </w:r>
+    </w:p>
+    <w:p>
+      <w:r>
+        <w:rPr/>
+        <w:t>“Pompey’s gardens,” Agrippa said at the gate, looking at the gilded finials. “Pompey’s statue in the Curia. Pompey’s house on the Carinae.” He kicked a pebble off the step. “He collects Pompey.”</w:t>
+      </w:r>
+    </w:p>
+    <w:p>
+      <w:r>
+        <w:rPr/>
+        <w:t>Octavian did not answer. Gate slaves had ears and wanted supper.</w:t>
+      </w:r>
+    </w:p>
+    <w:p>
+      <w:r>
+        <w:rPr/>
+        <w:t>When the gate opened, the consul was lying on a couch in a garden room that smelled of bath oil and cut box, with a dish of early figs and two friends who did not get up. Antony’s hair was still wet. He looked bigger lying down than most men looked standing. He waved the boy toward a stool. Octavian stood.</w:t>
+      </w:r>
+    </w:p>
+    <w:p>
+      <w:r>
+        <w:rPr/>
+        <w:t>“The will leaves three hundred sesterces to every citizen in Rome,” Octavian said. “The heir pays the legacies. The money he left is in the Temple of Ops. I have come for it.”</w:t>
+      </w:r>
+    </w:p>
+    <w:p>
+      <w:r>
+        <w:rPr/>
+        <w:t>Antony ate a fig. He took his time over it, as if the boy might change his mind before he swallowed.</w:t>
+      </w:r>
+    </w:p>
+    <w:p>
+      <w:r>
+        <w:rPr/>
+        <w:t>“The money he left,” he said, “was the state’s money, and the state has spent it. Your great-uncle ran the treasury like a camp chest. Half of what was in it was promised before you were off the boat.” He wiped his fingers on a napkin a slave held out. “And while you were learning Greek at Apollonia, boy, I stood in that Senate the day after the Ides and kept his acts alive. If I had not, they would have thrown him in the Tiber like a dead tyrant, and his will after him, and his name with it. You are standing in my garden on a name I saved. You might call that a legacy.”</w:t>
+      </w:r>
+    </w:p>
+    <w:p>
+      <w:r>
+        <w:rPr/>
+        <w:t>One of the friends laughed. Antony let him.</w:t>
+      </w:r>
+    </w:p>
+    <w:p>
+      <w:r>
+        <w:rPr/>
+        <w:t>Behind the couch a clerk went past on some errand, a cord at his belt with keys on it. Octavian saw the keys and did not look at them twice.</w:t>
+      </w:r>
+    </w:p>
+    <w:p>
+      <w:r>
+        <w:rPr/>
+        <w:t>“Then the people will be paid from my own estate,” he said.</w:t>
+      </w:r>
+    </w:p>
+    <w:p>
+      <w:r>
+        <w:rPr/>
+        <w:t>Antony’s eyebrows went up. He had good eyebrows for it. “With what?”</w:t>
+      </w:r>
+    </w:p>
+    <w:p>
+      <w:r>
+        <w:rPr/>
+        <w:t>“With what is mine.”</w:t>
+      </w:r>
+    </w:p>
+    <w:p>
+      <w:r>
+        <w:rPr/>
+        <w:t>“Your father’s farms at Velitrae?” Antony laughed, generous with it. “Sell them, then. Sell your mother’s jewels. Rome will drink your health for a month and forget the face. Go home to Philippus. He has the right idea. He sat out the whole war and he is the best-fed man in Campania.”</w:t>
+      </w:r>
+    </w:p>
+    <w:p>
+      <w:r>
+        <w:rPr/>
+        <w:t>Octavian found that he was standing with his weight on one hip and a hand loose at his side, as the consul stood when he stood, and he set both feet square again. He did not know how long he had been copying the man. Long enough for the friends to see it, perhaps. He bowed the exact depth owed a consul by a private citizen, no more, and went out past the gate slaves into the evening.</w:t>
+      </w:r>
+    </w:p>
+    <w:p>
+      <w:r>
+        <w:rPr/>
+        <w:t>“That went well,” Agrippa said on the road back, which was the nearest Agrippa came to a joke.</w:t>
+      </w:r>
+    </w:p>
+    <w:p>
+      <w:r>
+        <w:rPr/>
+        <w:t>“It went,” Octavian said. “He told me what he has. A treasury and a laugh. Now I know what I have.”</w:t>
+      </w:r>
+    </w:p>
+    <w:p>
+      <w:r>
+        <w:rPr/>
+        <w:t>At Philippus’s town house that night the lamps burned late. A banker’s freedman sat at the table with tablets: the Velitrae land, a house, a share in a Campanian vineyard that had come down through the Octavii, a list of slaves with their trades beside their names. Atia came in with a box under her arm and set it on the table without a word, and Octavian understood that the box was her jewels and that she had brought them herself so that no slave could be blamed for carrying them.</w:t>
+      </w:r>
+    </w:p>
+    <w:p>
+      <w:r>
+        <w:rPr/>
+        <w:t>Philippus looked at the list the way he had looked at the sea at Puteoli, as a thing that would go on with or without his leave. “You are selling your father’s land,” he said, “to pay a dead man’s promise to strangers.”</w:t>
+      </w:r>
+    </w:p>
+    <w:p>
+      <w:r>
+        <w:rPr/>
+        <w:t>“To every citizen in the city,” Octavian said. “Strangers vote. Strangers stand in the Forum when the consul speaks.” He pushed the box back toward his mother. “Not these. Not yet.”</w:t>
+      </w:r>
+    </w:p>
+    <w:p>
+      <w:r>
+        <w:rPr/>
+        <w:t>Atia did not take it. She left it on the table and went out.</w:t>
+      </w:r>
+    </w:p>
+    <w:p>
+      <w:r>
+        <w:rPr/>
+        <w:t>The freedman held the first sale tablet ready. Octavian took off the ring, warmed the wax over the lamp, and pressed the seal. The pale band on his finger showed for the time it took, and then the ring was back on it.</w:t>
+      </w:r>
+    </w:p>
+    <w:p>
+      <w:pPr>
         <w:spacing w:before="280"/>
       </w:pPr>
       <w:r>
@@ -9724,7 +9929,31 @@
     <w:p>
       <w:r>
         <w:rPr/>
-        <w:t>Before dusk the steward sent her across the Sacra Via with a sealed receipt for Antony’s people, kindness that used her legs. “The Carinae,” he said. “Pompey’s old house. The consul’s now.” In the kitchen they said Antony had bought it at Caesar’s auction and never paid. The door she reached was not Domus. It smelled of different oil and men who borrowed authority. A clerk there took the seal without looking at her face. Then he offered, mild as a gift, that a careful girl might stay attached to the new inventory if she learned the new bow. Nysa gave the bow the atrium had taught and walked back while she still could. She kept her eyes on doors that no longer held her mornings.</w:t>
+        <w:t>Before dusk the steward sent her across the Sacra Via with a sealed receipt for Antony’s people, kindness that used her legs. “The Carinae,” he said. “Pompey’s old house. The consul’s now.” In the kitchen they said Antony had bought it at Caesar’s auction and never paid. The door she reached was not Domus. It smelled of different oil and men who borrowed authority. A clerk there took the seal without looking at her face. Then he offered, mild as a gift, that a careful girl might stay attached to the new inventory if she learned the new bow.</w:t>
+      </w:r>
+    </w:p>
+    <w:p>
+      <w:r>
+        <w:rPr/>
+        <w:t>Nysa looked past him into the atrium. Calpurnia’s women were already chosen for wherever Calpurnia went next, and Nysa was not one of them. The Domus was going to Lepidus’s people with its cupboards. The Subura had rooms, and rooms had rent. The clerk waited the way men wait who have already counted the answer.</w:t>
+      </w:r>
+    </w:p>
+    <w:p>
+      <w:r>
+        <w:rPr/>
+        <w:t>A kitchen girl came through the door behind her with a basket, and Nysa watched her bow to the clerk: shallower than the Domus bow, quicker, the eyes down before the head moved, a bow that took less time because in this house there were more people to give it to. Nysa gave it back to the clerk on the first try.</w:t>
+      </w:r>
+    </w:p>
+    <w:p>
+      <w:r>
+        <w:rPr/>
+        <w:t>He nodded as if a jar had been shelved. “The kitchen,” he said. “Tomorrow, before light. The steward likes to know who carries.”</w:t>
+      </w:r>
+    </w:p>
+    <w:p>
+      <w:r>
+        <w:rPr/>
+        <w:t>She walked back across the Sacra Via for her bundle while the streets were still hers to cross. She did not tell Phileros which bow she had given. He saw it anyway in the morning, when she gave it to him at the gate out of a night’s practice, and he laughed his short laugh, and this time it was not too short.</w:t>
       </w:r>
     </w:p>
     <w:p>
@@ -10104,6 +10333,217 @@
       </w:pPr>
       <w:r>
         <w:rPr/>
+        <w:t>The Hair of the Star</w:t>
+      </w:r>
+    </w:p>
+    <w:p>
+      <w:r>
+        <w:rPr/>
+        <w:t>The steward of the Carinae house wanted numbers, and he wanted them small.</w:t>
+      </w:r>
+    </w:p>
+    <w:p>
+      <w:r>
+        <w:rPr/>
+        <w:t xml:space="preserve">“You count,” he told Nysa on the morning the boy’s games opened, as if counting were a dish she had brought over from the Domus with her bundle. “Calpurnia’s people say you count doors. Count heads. How many shout when his name is called. How many for the dead man. How many for the horses. The consul is not going. The consul will ask me at dinner, and I will not be the man who tells him </w:t>
+      </w:r>
+      <w:r>
+        <w:rPr>
+          <w:i/>
+        </w:rPr>
+        <w:t>a great many</w:t>
+      </w:r>
+      <w:r>
+        <w:rPr/>
+        <w:t>.”</w:t>
+      </w:r>
+    </w:p>
+    <w:p>
+      <w:r>
+        <w:rPr/>
+        <w:t>Three months in that house had taught her its bow and most of its noise. Fulvia’s women counted silver at dawn and nobody in the kitchen pretended to grieve for anyone. Antony came in from the baths shouting for wine and the whole house turned toward the shout the way a field turns toward weather. She had stopped flinching at it in the first month. In the second she had learned which cupboard the steward watered the good wine in.</w:t>
+      </w:r>
+    </w:p>
+    <w:p>
+      <w:r>
+        <w:rPr/>
+        <w:t>He gave her a cloak with no colour in it and a kitchen boy to hold her place on the benches, and she went.</w:t>
+      </w:r>
+    </w:p>
+    <w:p>
+      <w:r>
+        <w:rPr/>
+        <w:t xml:space="preserve">At the entrance Matius’s men were handing out the edict on boards: games for the Victory of Caesar, given by Gaius Caesar his son. A fuller beside her read it aloud for those who could not, and stopped at </w:t>
+      </w:r>
+      <w:r>
+        <w:rPr>
+          <w:i/>
+        </w:rPr>
+        <w:t>son</w:t>
+      </w:r>
+      <w:r>
+        <w:rPr/>
+        <w:t xml:space="preserve"> to see whether anyone would argue. Nobody did. “Matius pays,” someone said behind her. “Caesar’s old friend. The boy hasn’t the money; he sold his farms for the legacy.” “Then who’s paying for the beasts?” “Caesar’s friends. Same as always.”</w:t>
+      </w:r>
+    </w:p>
+    <w:p>
+      <w:r>
+        <w:rPr/>
+        <w:t>Nysa found the boy’s seats before she found the boy. They were the seats with the space beside them.</w:t>
+      </w:r>
+    </w:p>
+    <w:p>
+      <w:r>
+        <w:rPr/>
+        <w:t>A procession came along the track before the first race with Caesar’s gilded chair in it, the one the Senate had voted him, carried shoulder-high under a gold crown. The bearers took short steps under it. Gilt or not, it was heavy, and they carried it like a thing that might still be sat in. They brought it as far as the boy’s row, and three men in good cloaks stepped into the aisle in front of them. One of the three was a tribune; she knew it by the way the others let him speak. He did not raise his voice. The bearers looked toward the boy. The boy did not move.</w:t>
+      </w:r>
+    </w:p>
+    <w:p>
+      <w:r>
+        <w:rPr/>
+        <w:t>The chair went back under its cloth, and the crown with it.</w:t>
+      </w:r>
+    </w:p>
+    <w:p>
+      <w:r>
+        <w:rPr/>
+        <w:t>The noise that came off the benches then was not a cheer. It came from low in the crowd, from the cheap rows, and it went on after the chair had gone. Nysa began to count it. Rows, then tens in a row, then the rows behind that she could see from her place, the way she had counted guests at the Domus when Calpurnia wanted to know whether the bread would last. By the time the first chariots came round she had a number. She did not like it, and so she counted again.</w:t>
+      </w:r>
+    </w:p>
+    <w:p>
+      <w:r>
+        <w:rPr/>
+        <w:t xml:space="preserve">The boy himself she saw only as a shape: pale, very still, in the place where his father would have sat, with a man beside him who stood when the boy did not. When the herald called </w:t>
+      </w:r>
+      <w:r>
+        <w:rPr>
+          <w:i/>
+        </w:rPr>
+        <w:t>Gaius Caesar</w:t>
+      </w:r>
+      <w:r>
+        <w:rPr/>
+        <w:t>, the cheap rows stood. The good rows looked at one another first and then some of them stood.</w:t>
+      </w:r>
+    </w:p>
+    <w:p>
+      <w:r>
+        <w:rPr/>
+        <w:t>On the fourth day, an hour before sunset, the star came.</w:t>
+      </w:r>
+    </w:p>
+    <w:p>
+      <w:r>
+        <w:rPr/>
+        <w:t>She was on the street outside, buying a cup of water for the kitchen boy, when the people around her stopped talking and turned north. Low over the roofs there was a star where no star should be at that hour, bright, with a tail of light behind it like hair blown back from a running face. A veteran with one ear beside the water-seller put his cup down. “He watches,” he said, not loud.</w:t>
+      </w:r>
+    </w:p>
+    <w:p>
+      <w:r>
+        <w:rPr/>
+        <w:t>“It’s his soul,” a woman said. “Going up. They burned him and he’s going up.”</w:t>
+      </w:r>
+    </w:p>
+    <w:p>
+      <w:r>
+        <w:rPr/>
+        <w:t>“Comets mean kings die,” said a Greek with a basket of figs. “Ask anyone in Alexandria.”</w:t>
+      </w:r>
+    </w:p>
+    <w:p>
+      <w:r>
+        <w:rPr/>
+        <w:t>“It means weather,” said the water-seller, who wanted his cup back.</w:t>
+      </w:r>
+    </w:p>
+    <w:p>
+      <w:r>
+        <w:rPr/>
+        <w:t>Someone further along was explaining it to a crowd, and Nysa heard, “They say the hair of the star means…” and then a cheer went up from inside the walls and drowned the rest. She never learned what the hair meant. She thought about it afterward, scrubbing pans, and decided she had been better off without the end of the sentence.</w:t>
+      </w:r>
+    </w:p>
+    <w:p>
+      <w:r>
+        <w:rPr/>
+        <w:t>It came back every evening for seven evenings, at the same hour, in the same part of the sky. By the third evening the boy’s people had a song about it. By the fifth the song had a verse about the chair.</w:t>
+      </w:r>
+    </w:p>
+    <w:p>
+      <w:r>
+        <w:rPr/>
+        <w:t>At the end of the games the steward found her in the scullery. “Well?”</w:t>
+      </w:r>
+    </w:p>
+    <w:p>
+      <w:r>
+        <w:rPr/>
+        <w:t xml:space="preserve">She thought of the number she had counted twice. She thought of his face when he said </w:t>
+      </w:r>
+      <w:r>
+        <w:rPr>
+          <w:i/>
+        </w:rPr>
+        <w:t>a great many</w:t>
+      </w:r>
+      <w:r>
+        <w:rPr/>
+        <w:t>. She thought of the Domus, where the people who carried bad numbers into a room were the ones the room remembered afterwards.</w:t>
+      </w:r>
+    </w:p>
+    <w:p>
+      <w:r>
+        <w:rPr/>
+        <w:t>“Some thousands,” she said. “The cheap rows, mostly. Fewer than turned out for the fullers’ guild at a funeral. The rest shouted for the horses.”</w:t>
+      </w:r>
+    </w:p>
+    <w:p>
+      <w:r>
+        <w:rPr/>
+        <w:t>He let his breath go. “And the star?”</w:t>
+      </w:r>
+    </w:p>
+    <w:p>
+      <w:r>
+        <w:rPr/>
+        <w:t>“Weather,” she said. “The water-seller said.”</w:t>
+      </w:r>
+    </w:p>
+    <w:p>
+      <w:r>
+        <w:rPr/>
+        <w:t>That night, through the wall of the dining room, she heard the steward tell it, and heard Antony laugh. It was a big laugh, the kind he gave at dinner when the wine was good. She stood in the dark passage with a jug and listened to her own number go round the table and come back larger as a joke.</w:t>
+      </w:r>
+    </w:p>
+    <w:p>
+      <w:r>
+        <w:rPr/>
+        <w:t>Later, when the kitchen was dark, one of Fulvia’s women came down with a lamp and stood in the scullery door. She was the one who counted silver at dawn. She did not sit.</w:t>
+      </w:r>
+    </w:p>
+    <w:p>
+      <w:r>
+        <w:rPr/>
+        <w:t>“How many,” she said, “really?”</w:t>
+      </w:r>
+    </w:p>
+    <w:p>
+      <w:r>
+        <w:rPr/>
+        <w:t>Nysa looked at the lamp and not at the woman. Then she told her the true number, the one she had counted twice.</w:t>
+      </w:r>
+    </w:p>
+    <w:p>
+      <w:r>
+        <w:rPr/>
+        <w:t>The woman nodded once, as if it matched something she already had, and took the lamp back up the stair. Nysa stood in the dark kitchen a while. It was the first time anyone in that house had asked her for the true one.</w:t>
+      </w:r>
+    </w:p>
+    <w:p>
+      <w:pPr>
+        <w:spacing w:before="200"/>
+      </w:pPr>
+      <w:r>
+        <w:rPr/>
         <w:t>East</w:t>
       </w:r>
     </w:p>
@@ -10469,6 +10909,479 @@
       </w:pPr>
       <w:r>
         <w:rPr/>
+        <w:t>A Hundred Apiece</w:t>
+      </w:r>
+    </w:p>
+    <w:p>
+      <w:r>
+        <w:rPr/>
+        <w:t>The legions came off the ships from Macedonia looking for a consul, and Antony gave them one.</w:t>
+      </w:r>
+    </w:p>
+    <w:p>
+      <w:r>
+        <w:rPr/>
+        <w:t>He stood on a platform of planks on the harbour ground at Brundisium with the sea behind him and four legions in front, the Martian, the Fourth, the Second, the Thirty-fifth, and the old excitement went up through his legs the way it always did before a crowd of soldiers. These were Caesar’s men, raised for Parthia, the best-drilled legions in the world. He had drunk with half their centurions in Gaul. He knew how to stand in front of them. Shoulders loose, voice from the belly. Give them a joke first.</w:t>
+      </w:r>
+    </w:p>
+    <w:p>
+      <w:r>
+        <w:rPr/>
+        <w:t>He gave them the joke. A few laughed. Then he gave them the money.</w:t>
+      </w:r>
+    </w:p>
+    <w:p>
+      <w:r>
+        <w:rPr/>
+        <w:t>“A hundred denarii a man,” he said, “as a gift from your consul, on the day you land.”</w:t>
+      </w:r>
+    </w:p>
+    <w:p>
+      <w:r>
+        <w:rPr/>
+        <w:t>He heard the laugh begin at the back. It was not the laugh he had asked for. It went forward through the ranks the way fire goes along a dry hedge, and the front ranks did not stop it. Somebody near the Martian eagle called out a number. Antony did not hear the number. He heard the shape of it, and that it was larger than his.</w:t>
+      </w:r>
+    </w:p>
+    <w:p>
+      <w:r>
+        <w:rPr/>
+        <w:t>He knew then that the boy’s men had been in the camp before him. He had seen the leaflets on the quay that morning, scraps of papyrus trodden into the wet, and had stepped on them.</w:t>
+      </w:r>
+    </w:p>
+    <w:p>
+      <w:r>
+        <w:rPr/>
+        <w:t>“Who said that?” he said.</w:t>
+      </w:r>
+    </w:p>
+    <w:p>
+      <w:r>
+        <w:rPr/>
+        <w:t>Nobody said who.</w:t>
+      </w:r>
+    </w:p>
+    <w:p>
+      <w:r>
+        <w:rPr/>
+        <w:t>“Tribunes,” Antony said, not loud now, and the tribunes came to the foot of the planks. “I want the names of the men who were talking in your camps before I landed. The ones with money in their mouths. You know them. Bring me the lists.”</w:t>
+      </w:r>
+    </w:p>
+    <w:p>
+      <w:r>
+        <w:rPr/>
+        <w:t>By evening there were lists. He did not read them. He had the names of the centurions on them written on sherds and put into a helmet, because a consul could not kill four legions and could not let one laugh go unpaid either. In his host’s house, in the colonnade off the courtyard, the men whose sherds came out of the helmet were brought in one at a time.</w:t>
+      </w:r>
+    </w:p>
+    <w:p>
+      <w:r>
+        <w:rPr/>
+        <w:t>Fulvia sat beside him. She had asked to. He had not refused her; he did not refuse her much, and tonight he wanted someone in the colonnade who would not look away first. The soldiers doing the work did it quickly, because he had told them quickly. The sound was not loud. A grunt, a scuff on the paving, a weight going down. The second time it was the same. After that he stopped hearing the differences between them.</w:t>
+      </w:r>
+    </w:p>
+    <w:p>
+      <w:r>
+        <w:rPr/>
+        <w:t>At some point he looked at his wife. There was a fleck of red high on her cheekbone, under the eye. She had not moved her head and she did not move it now. She did not wipe it away while the next man was brought in, or the one after.</w:t>
+      </w:r>
+    </w:p>
+    <w:p>
+      <w:r>
+        <w:rPr/>
+        <w:t>When it was over the courtyard smelled of the sea and of the other thing. A slave brought a basin. Fulvia dipped two fingers and touched them to her cheek, without hurry, and looked at the water afterward.</w:t>
+      </w:r>
+    </w:p>
+    <w:p>
+      <w:r>
+        <w:rPr/>
+        <w:t>“Tomorrow they will take your hundred,” she said, “and not laugh.”</w:t>
+      </w:r>
+    </w:p>
+    <w:p>
+      <w:r>
+        <w:rPr/>
+        <w:t>“That’s what I want.”</w:t>
+      </w:r>
+    </w:p>
+    <w:p>
+      <w:r>
+        <w:rPr/>
+        <w:t>“Is it?” She dried her fingers on the slave’s cloth. “A man who laughs at your money still thinks you have money. A man who takes it in silence is counting the other offer. The boy said five hundred. They know the sum. Now they also know you kill for less.”</w:t>
+      </w:r>
+    </w:p>
+    <w:p>
+      <w:r>
+        <w:rPr/>
+        <w:t>Antony drank. The wine did nothing he asked of it. “The boy has some farms,” he said, “and the loan of Matius’s strongbox. I have four legions.”</w:t>
+      </w:r>
+    </w:p>
+    <w:p>
+      <w:r>
+        <w:rPr/>
+        <w:t>“You have four legions on a beach,” Fulvia said. “March them to Rome before they finish counting.”</w:t>
+      </w:r>
+    </w:p>
+    <w:p>
+      <w:r>
+        <w:rPr/>
+        <w:t>In the morning the ranks filed past the pay-tables and took the hundred apiece. They took it without a word. Antony stood on the planks and watched them do it and could not find the joke for it. Along the quay the boy’s leaflets lay where they had lain the day before, wet through. No one had picked them up. No one had needed to. A tribune of the Martians came to report the camp quiet and stayed a breath too long, looking at the colonnade.</w:t>
+      </w:r>
+    </w:p>
+    <w:p>
+      <w:r>
+        <w:rPr/>
+        <w:t>“They’re saying a name in the Fourth,” he said. “Not yours, consul.”</w:t>
+      </w:r>
+    </w:p>
+    <w:p>
+      <w:r>
+        <w:rPr/>
+        <w:t>“Let them say it on the march,” Antony said. “Marching is a cure for most opinions.”</w:t>
+      </w:r>
+    </w:p>
+    <w:p>
+      <w:pPr>
+        <w:spacing w:before="200"/>
+      </w:pPr>
+      <w:r>
+        <w:rPr/>
+        <w:t>Five Hundred</w:t>
+      </w:r>
+    </w:p>
+    <w:p>
+      <w:r>
+        <w:rPr/>
+        <w:t>The boy came to Casilinum himself, which nobody had expected.</w:t>
+      </w:r>
+    </w:p>
+    <w:p>
+      <w:r>
+        <w:rPr/>
+        <w:t>Laberius had walked over from the colony because Vibius said there would be money and Vibius was usually right about money and wrong about everything else. The square by the Volturnus bridge was full of men who had been told the same thing. Some had come on mules. One had come on a crutch. The boy stood on the steps of a temple with a cloak too warm for the day, thinner than his name, with a big young man at his shoulder who did the looking for both of them.</w:t>
+      </w:r>
+    </w:p>
+    <w:p>
+      <w:r>
+        <w:rPr/>
+        <w:t xml:space="preserve">He made a short speech. It was a bad speech. He said </w:t>
+      </w:r>
+      <w:r>
+        <w:rPr>
+          <w:i/>
+        </w:rPr>
+        <w:t>my father</w:t>
+      </w:r>
+      <w:r>
+        <w:rPr/>
+        <w:t xml:space="preserve"> four times, and </w:t>
+      </w:r>
+      <w:r>
+        <w:rPr>
+          <w:i/>
+        </w:rPr>
+        <w:t>what is owed</w:t>
+      </w:r>
+      <w:r>
+        <w:rPr/>
+        <w:t xml:space="preserve"> twice, and he did not tell a single joke. The men listened the way men listen to a paymaster, which is to say for the number.</w:t>
+      </w:r>
+    </w:p>
+    <w:p>
+      <w:r>
+        <w:rPr/>
+        <w:t>“Five hundred denarii,” the boy said. “To every man who enrols. Now, at the tables. More when the work is done.”</w:t>
+      </w:r>
+    </w:p>
+    <w:p>
+      <w:r>
+        <w:rPr/>
+        <w:t>Nobody laughed. A noise went round the square that Laberius had heard twice in his life, both times on the morning of a donative, and the man on the crutch said “Five hundred” to himself as if the words had a taste.</w:t>
+      </w:r>
+    </w:p>
+    <w:p>
+      <w:r>
+        <w:rPr/>
+        <w:t xml:space="preserve">The scar-lipped veteran from the colony forum in the spring was standing three men along. He caught Laberius’s eye and lifted his chin. </w:t>
+      </w:r>
+      <w:r>
+        <w:rPr>
+          <w:i/>
+        </w:rPr>
+        <w:t>The shadow learned.</w:t>
+      </w:r>
+      <w:r>
+        <w:rPr/>
+        <w:t xml:space="preserve"> He did not need to say it.</w:t>
+      </w:r>
+    </w:p>
+    <w:p>
+      <w:r>
+        <w:rPr/>
+        <w:t>“Five hundred’s a number,” Laberius said to Vibius. “Brundisium will have heard it. Antony will say six.”</w:t>
+      </w:r>
+    </w:p>
+    <w:p>
+      <w:r>
+        <w:rPr/>
+        <w:t>“Antony said one,” Vibius said. “Ask the sailors.”</w:t>
+      </w:r>
+    </w:p>
+    <w:p>
+      <w:r>
+        <w:rPr/>
+        <w:t>There were three pay-tables under an awning by the bridge, and a clerk at each with the colony rolls open in front of him, the surveyor’s rolls, the ones with the plots marked in a neat hand. Laberius had not seen those rolls since a surveyor had read his name from one at Munda’s end and tied his twine. He had thought they lived in a cupboard in Rome where the dead man’s clerks kept them.</w:t>
+      </w:r>
+    </w:p>
+    <w:p>
+      <w:r>
+        <w:rPr/>
+        <w:t>The clerk at the middle table was a freedman with ink on his thumb and a cough. “Name.”</w:t>
+      </w:r>
+    </w:p>
+    <w:p>
+      <w:r>
+        <w:rPr/>
+        <w:t>“Sextus Laberius Cordus. Spain. Munda.”</w:t>
+      </w:r>
+    </w:p>
+    <w:p>
+      <w:r>
+        <w:rPr/>
+        <w:t>The clerk ran his thumb down a column, turned a leaf, ran it down again. “Laberius. Colony plot by Capua, fourth line from the Volturnus road, marked after Munda.” He looked up. “Twine, it says. Not stones yet.”</w:t>
+      </w:r>
+    </w:p>
+    <w:p>
+      <w:r>
+        <w:rPr/>
+        <w:t>“Twine,” Laberius said. “Still.”</w:t>
+      </w:r>
+    </w:p>
+    <w:p>
+      <w:r>
+        <w:rPr/>
+        <w:t>“The stones are a matter for after,” the clerk said, not unkindly. He had said it before that morning, many times. “The coin is now.” He wrote the day on a tablet, the fifth before the Ides of October, and Laberius’s name beside it, and pushed the tablet across for his mark.</w:t>
+      </w:r>
+    </w:p>
+    <w:p>
+      <w:r>
+        <w:rPr/>
+        <w:t>Laberius looked at the date. He looked at the column where his name sat in someone else’s neat hand, his row of twine, the road, Munda. The boy had not bought his land; the clerk had said as much. But the boy’s people had gone into the dead man’s cupboards and come out with the rolls, and carried them down the Appian Way to a bridge on the Volturnus, so that a clerk with a cough could find a man’s twine with his thumb. Antony’s man in the spring had offered wine and a road. This one knew where the dirt was.</w:t>
+      </w:r>
+    </w:p>
+    <w:p>
+      <w:r>
+        <w:rPr/>
+        <w:t>He made his mark.</w:t>
+      </w:r>
+    </w:p>
+    <w:p>
+      <w:r>
+        <w:rPr/>
+        <w:t>The bag the clerk counted out to him weighed about what a full water-skin weighed on the march. He felt it pull on his belt. Vibius, at the next table, was laughing for no reason with a bag in each hand, one of them borrowed off a man who had not enrolled.</w:t>
+      </w:r>
+    </w:p>
+    <w:p>
+      <w:r>
+        <w:rPr/>
+        <w:t>On the walk back over the bridge the scar-lipped veteran fell in beside him.</w:t>
+      </w:r>
+    </w:p>
+    <w:p>
+      <w:r>
+        <w:rPr/>
+        <w:t>“Feeds us now, the shadow,” the veteran said.</w:t>
+      </w:r>
+    </w:p>
+    <w:p>
+      <w:r>
+        <w:rPr/>
+        <w:t>“Pays us,” Laberius said. “It isn’t the same.”</w:t>
+      </w:r>
+    </w:p>
+    <w:p>
+      <w:r>
+        <w:rPr/>
+        <w:t>“Tastes the same.”</w:t>
+      </w:r>
+    </w:p>
+    <w:p>
+      <w:r>
+        <w:rPr/>
+        <w:t>“Ask me when he wants something for it,” Laberius said. The twine near Capua had not moved, and would not move tonight, and he knew it. He held the bag against his hip with one hand all the way home anyway.</w:t>
+      </w:r>
+    </w:p>
+    <w:p>
+      <w:pPr>
+        <w:spacing w:before="200"/>
+      </w:pPr>
+      <w:r>
+        <w:rPr/>
+        <w:t>The Statue</w:t>
+      </w:r>
+    </w:p>
+    <w:p>
+      <w:r>
+        <w:rPr/>
+        <w:t>He came into Rome with three thousand men and found the Forum smaller than he remembered.</w:t>
+      </w:r>
+    </w:p>
+    <w:p>
+      <w:r>
+        <w:rPr/>
+        <w:t>They held the Temple of Castor and its steps, which was the nearest thing in the Forum to a fort, and the men who had taken his five hundred stood about on the steps and in the street below with their swords on, looking at the city as if it might owe them something too. Octavian had written to Cicero every day for a week: come to Rome, stand beside me, the Senate listens to you. Cicero had written back from the coast with advice and without himself. Today he was still on the coast.</w:t>
+      </w:r>
+    </w:p>
+    <w:p>
+      <w:r>
+        <w:rPr/>
+        <w:t>The tribune Cannutius spoke first. He spoke against Antony well and at length, because he had nothing to lose by it and enjoyed the sound. Then he called Gaius Caesar to the front of the steps.</w:t>
+      </w:r>
+    </w:p>
+    <w:p>
+      <w:r>
+        <w:rPr/>
+        <w:t>Octavian had written the speech three times. He gave it the fourth way, shorter. He spoke of his father’s murder and his father’s friends, of the money Antony would not give the people and he had given them himself, of the consul who had killed Caesar’s centurions at Brundisium for laughing. Below him the veterans listened in a way he could not read. They had listened at Casilinum for the number. He did not know what they were listening for now.</w:t>
+      </w:r>
+    </w:p>
+    <w:p>
+      <w:r>
+        <w:rPr/>
+        <w:t>At the end, as he had planned, he turned to the bronze statue of Caesar that stood by the temple and lifted his right hand to it.</w:t>
+      </w:r>
+    </w:p>
+    <w:p>
+      <w:r>
+        <w:rPr/>
+        <w:t>“As I hope to attain my father’s honours,” he said, “I swear…”</w:t>
+      </w:r>
+    </w:p>
+    <w:p>
+      <w:r>
+        <w:rPr/>
+        <w:t>He heard the noise change before he finished. It came from the veterans, and it was not a cheer.</w:t>
+      </w:r>
+    </w:p>
+    <w:p>
+      <w:r>
+        <w:rPr/>
+        <w:t>“We came to guard you,” a man called from the street. Octavian knew the face a moment later: a scar through the lip, one of the Casilinum men. “From him. Not to kill him. He was Caesar’s too.”</w:t>
+      </w:r>
+    </w:p>
+    <w:p>
+      <w:r>
+        <w:rPr/>
+        <w:t xml:space="preserve">Others took it up. </w:t>
+      </w:r>
+      <w:r>
+        <w:rPr>
+          <w:i/>
+        </w:rPr>
+        <w:t>Caesar’s too.</w:t>
+      </w:r>
+      <w:r>
+        <w:rPr/>
+        <w:t xml:space="preserve"> </w:t>
+      </w:r>
+      <w:r>
+        <w:rPr>
+          <w:i/>
+        </w:rPr>
+        <w:t>We didn’t enrol to fight the consul.</w:t>
+      </w:r>
+      <w:r>
+        <w:rPr/>
+        <w:t xml:space="preserve"> A man near the steps took off his helmet and held it under his arm like a man leaving a dinner.</w:t>
+      </w:r>
+    </w:p>
+    <w:p>
+      <w:r>
+        <w:rPr/>
+        <w:t>Octavian finished the oath, because there was nothing to be done with half an oath. Then he stood and watched his army decide.</w:t>
+      </w:r>
+    </w:p>
+    <w:p>
+      <w:r>
+        <w:rPr/>
+        <w:t>By dark a third of them had gone. By the next morning it was more. They went in twos and threes, in the direction of their colonies, some of them still with his five hundred in their belts. He let them go. He could not have stopped them without asking the rest to stop them, and he did not know what the rest would do.</w:t>
+      </w:r>
+    </w:p>
+    <w:p>
+      <w:r>
+        <w:rPr/>
+        <w:t>A veteran by the temple steps did not go. He was an ordinary man, broad, quiet, with Campanian dust still on his boots, and he stood with his back to a column and counted the men who were leaving as they went past him, his lips moving. When he caught Octavian looking at him he stopped counting and did not explain.</w:t>
+      </w:r>
+    </w:p>
+    <w:p>
+      <w:r>
+        <w:rPr/>
+        <w:t>“Antony will be in the city in a fortnight,” Agrippa said that night. “With four legions.”</w:t>
+      </w:r>
+    </w:p>
+    <w:p>
+      <w:r>
+        <w:rPr/>
+        <w:t>“Then we will not be in it,” Octavian said.</w:t>
+      </w:r>
+    </w:p>
+    <w:p>
+      <w:r>
+        <w:rPr/>
+        <w:t>They went north into Etruria, to Arretium, where Maecenas’s family had money and houses and the winter came early. Octavian drilled what he had left on frozen ground and wrote to Cicero again, more carefully. He did not mention the oath, or the helmet. He had learned at the Temple of Castor that veterans would take his money to stand near Antony and would not take it to kill him. He did not yet know what he had that would change their minds.</w:t>
+      </w:r>
+    </w:p>
+    <w:p>
+      <w:r>
+        <w:rPr/>
+        <w:t>Toward the end of the month a rider came up the road from the south, one of Agrippa’s, with frost in his beard.</w:t>
+      </w:r>
+    </w:p>
+    <w:p>
+      <w:r>
+        <w:rPr/>
+        <w:t>“Alba Fucens,” he said. “The Martian legion. They shut the gates on Antony and shot at him from the walls. They’ve declared for you.”</w:t>
+      </w:r>
+    </w:p>
+    <w:p>
+      <w:r>
+        <w:rPr/>
+        <w:t>Octavian put the tablet down.</w:t>
+      </w:r>
+    </w:p>
+    <w:p>
+      <w:r>
+        <w:rPr/>
+        <w:t>“And the Fourth,” the rider said. “Two days after. Antony came to the walls with money in his hand and talked about Brundisium as if they’d forgotten it. They hadn’t.”</w:t>
+      </w:r>
+    </w:p>
+    <w:p>
+      <w:r>
+        <w:rPr/>
+        <w:t>Agrippa let out a breath that was almost a laugh. Octavian did not laugh. He sat down at the table, because his knees wanted him to, and kept his hands flat on it until they were still.</w:t>
+      </w:r>
+    </w:p>
+    <w:p>
+      <w:r>
+        <w:rPr/>
+        <w:t>“Pay them,” he said. “What I promised. Then the same again.”</w:t>
+      </w:r>
+    </w:p>
+    <w:p>
+      <w:r>
+        <w:rPr/>
+        <w:t>“With what?” Agrippa said.</w:t>
+      </w:r>
+    </w:p>
+    <w:p>
+      <w:r>
+        <w:rPr/>
+        <w:t>Octavian did not answer that. He took a clean tablet and began a letter to Cicero, the shortest he had written him. This time he knew he would have an answer.</w:t>
+      </w:r>
+    </w:p>
+    <w:p>
+      <w:pPr>
+        <w:spacing w:before="200"/>
+      </w:pPr>
+      <w:r>
+        <w:rPr/>
         <w:t>Cisalpine</w:t>
       </w:r>
     </w:p>
@@ -10655,7 +11568,7 @@
     <w:p>
       <w:r>
         <w:rPr/>
-        <w:t>The sentence did not need an answer. A rider came up the Via Aemilia from Ariminum with his horse lathered to the girth: Antony had left Rome with the Macedonian legions behind him and was on the road north. Not hurrying. That was worse.</w:t>
+        <w:t>The sentence did not need an answer. A rider came up the Via Aemilia from Ariminum with his horse lathered to the girth: Antony had left Rome with what the boy had left him of the Macedonian legions and was on the road north. Not hurrying. That was worse.</w:t>
       </w:r>
     </w:p>
     <w:p>
@@ -11758,7 +12671,7 @@
     <w:p>
       <w:r>
         <w:rPr/>
-        <w:t>Phileros drank less now; fear sobered some men and ruined others. He asked Nysa if the Domus still had a mistress worth fearing. She said fear had moved house. She kept her eyes down and her feet moving. Survival was an unprinted decree. In a side court she found a broken seal stamp and left it; broken seals let new law pretend to be old. She passed a posted list without reading every name. Reading every name invited your own onto the wood. She still felt the ink like heat. She did not look for Calpurnia’s old corridors of dread. Those corridors had been sold with the seals.</w:t>
+        <w:t>Phileros drank less now; fear sobered some men and ruined others. He came to the Carinae kitchen door, where Nysa had carried for Antony’s steward since the spring before last, and asked her if the Domus still had a mistress worth fearing. She said fear had moved house. She kept her eyes down and her feet moving. Survival was an unprinted decree. In a side court she found a broken seal stamp and left it; broken seals let new law pretend to be old. She passed a posted list without reading every name. Reading every name invited your own onto the wood. She still felt the ink like heat. She did not look for Calpurnia’s old corridors of dread. Those corridors had been sold with the seals.</w:t>
       </w:r>
     </w:p>
     <w:p>

--- a/exports/Ides_Book1_FULL_Ch01-34.docx
+++ b/exports/Ides_Book1_FULL_Ch01-34.docx
@@ -17,7 +17,7 @@
     <w:p>
       <w:r>
         <w:rPr/>
-        <w:t>THIS FILE CONTAINS ALL 34 CHAPTERS · OPENS WITH CHAPTER 1</w:t>
+        <w:t>THIS FILE CONTAINS THE PROLOGUE AND ALL 34 CHAPTERS · OPENS WITH THE PROLOGUE</w:t>
       </w:r>
     </w:p>
     <w:p>
@@ -25,9 +25,9 @@
         <w:rPr/>
         <w:t>Prose export for reading · metadata stripped</w:t>
         <w:br/>
-        <w:t>Book 1 reading export · dinner-first opening · ends at Philippi · author-voice (no em dash)</w:t>
+        <w:t>Book 1 reading export · Utica prologue, then Ch 1 dinner · ends at Philippi · author-voice (no em dash)</w:t>
         <w:br/>
-        <w:t>Source: Manuscript 5c1ea67 (2026-10-23) · generated 2026-10-23 21:13 UTC from main @ 5c1ea67 · source digest f57481c9536e3443 · chapters 1–34</w:t>
+        <w:t>Source: Manuscript a25fdce (2026-10-23) · generated 2026-10-23 21:17 UTC from main @ a25fdce · source digest c45cb7e5df99c08c · prologue and chapters 1–34</w:t>
       </w:r>
     </w:p>
     <w:p>
@@ -37,6 +37,216 @@
       </w:r>
     </w:p>
     <w:p/>
+    <w:p>
+      <w:pPr>
+        <w:spacing w:before="280"/>
+      </w:pPr>
+      <w:r>
+        <w:rPr/>
+        <w:t>Prologue</w:t>
+      </w:r>
+    </w:p>
+    <w:p>
+      <w:r>
+        <w:rPr/>
+        <w:t>Utica</w:t>
+      </w:r>
+    </w:p>
+    <w:p>
+      <w:pPr>
+        <w:spacing w:before="200"/>
+      </w:pPr>
+      <w:r>
+        <w:rPr/>
+        <w:t>The Physician</w:t>
+      </w:r>
+    </w:p>
+    <w:p>
+      <w:r>
+        <w:rPr/>
+        <w:t>They sent for Cleanthes because of the hand.</w:t>
+      </w:r>
+    </w:p>
+    <w:p>
+      <w:r>
+        <w:rPr/>
+        <w:t>It was the right hand, and it was swollen across the knuckles to the shape of a small loaf, and the skin over the second knuckle had split. Cato held it out to him on the couch the way a man holds out a tablet for sealing, without interest. A lamp stood on the stand beside him and a book lay open under it, a roll of good papyrus, wound most of the way to the end.</w:t>
+      </w:r>
+    </w:p>
+    <w:p>
+      <w:r>
+        <w:rPr/>
+        <w:t>“A slave’s teeth,” Cato said. “He would not bring me my sword. I struck him.”</w:t>
+      </w:r>
+    </w:p>
+    <w:p>
+      <w:r>
+        <w:rPr/>
+        <w:t>Cleanthes knew which slave. He had passed him in the court with his mouth full of blood and a boy holding a cloth to it. He did not say so. He cleaned the split with wine, felt each finger for a break and found none, and began to bind the hand in linen, firmly, so that it would not swell further in the night.</w:t>
+      </w:r>
+    </w:p>
+    <w:p>
+      <w:r>
+        <w:rPr/>
+        <w:t>“Not too tight,” Cato said. “I shall want it.”</w:t>
+      </w:r>
+    </w:p>
+    <w:p>
+      <w:r>
+        <w:rPr/>
+        <w:t>Cleanthes kept his eyes on the linen.</w:t>
+      </w:r>
+    </w:p>
+    <w:p>
+      <w:r>
+        <w:rPr/>
+        <w:t>All day the harbour had been full of shouting. Since the news of the battle had come from Thapsus, Cato had done nothing but put other men on ships: senators, knights, the young men of good family who had come to Africa to fight for the Republic and would now have to go home and explain themselves. He had stood on the mole in the wind and counted them aboard, and argued with captains about the price, and lent money to men who had none. Caesar was two days off, or one. The people of Utica, who had never wanted any of these Romans in the first place, had begun to speak of mercy in the market as if mercy were a ship that would call for them too.</w:t>
+      </w:r>
+    </w:p>
+    <w:p>
+      <w:r>
+        <w:rPr/>
+        <w:t>At dinner, Cleanthes had heard from the kitchen, Cato had argued philosophy with his guests, louder than was his custom. The question was whether only the good man is free. A Peripatetic called Demetrius had taken the other side, as Peripatetics did, and Cato had shouted him down. Afterwards he had walked with his friends, given his orders for the night watch, and embraced his son and each friend more warmly than usual, and gone to his room. In the room he had found his sword gone from the head of the bed, where it always hung. His son had taken it.</w:t>
+      </w:r>
+    </w:p>
+    <w:p>
+      <w:r>
+        <w:rPr/>
+        <w:t>That was when he had called for it and struck the slave.</w:t>
+      </w:r>
+    </w:p>
+    <w:p>
+      <w:r>
+        <w:rPr/>
+        <w:t>Now the son stood in the doorway with his friends behind him, a young man of twenty-odd with his father’s nose and none of his calm, weeping openly. Cato looked at him over the physician’s head.</w:t>
+      </w:r>
+    </w:p>
+    <w:p>
+      <w:r>
+        <w:rPr/>
+        <w:t>“When was I judged out of my mind?” he said. “Has anyone come in to show me where I am wrong? No. You take my weapon. You would tie my hands next, I suppose, and keep me for Caesar like a present.”</w:t>
+      </w:r>
+    </w:p>
+    <w:p>
+      <w:r>
+        <w:rPr/>
+        <w:t>“Father…”</w:t>
+      </w:r>
+    </w:p>
+    <w:p>
+      <w:r>
+        <w:rPr/>
+        <w:t>“I do not need a sword to die. I can hold my breath. I can beat my head against a wall. Go.”</w:t>
+      </w:r>
+    </w:p>
+    <w:p>
+      <w:r>
+        <w:rPr/>
+        <w:t>They went. A little later a small boy came in with the sword and set it against the couch, not looking at anyone, and went out again. Cato drew it a hand’s breadth, looked at the edge, and slid it home.</w:t>
+      </w:r>
+    </w:p>
+    <w:p>
+      <w:r>
+        <w:rPr/>
+        <w:t>“Now I am my own master,” he said, to no one Cleanthes could see.</w:t>
+      </w:r>
+    </w:p>
+    <w:p>
+      <w:r>
+        <w:rPr/>
+        <w:t>He tied off the linen. Cato flexed the fingers once and winced, and took up the book again. Cleanthes had seen the title on the tag: Plato, on the soul. Socrates in prison, talking with his friends until the hemlock came. Cato read it as men read a contract, close, going back over a passage he had already passed. He had been through it once before dinner, the kitchen said. He was more than halfway through it again.</w:t>
+      </w:r>
+    </w:p>
+    <w:p>
+      <w:r>
+        <w:rPr/>
+        <w:t>Cleanthes went out and lay down on a mat in the passage. He did not sleep. Toward midnight he heard Cato snoring, deep and even, the snore of a man who has finished his work for the day, and he lay in the dark and listened to it and did not know what to think.</w:t>
+      </w:r>
+    </w:p>
+    <w:p>
+      <w:r>
+        <w:rPr/>
+        <w:t>Before the first birds Cato sent the freedman Butas down to the harbour to see whether all the ships were away. Butas came back with the sky going grey. The ships were gone, he said, all but one; the sea was rough; a wind had got up from the north. Cato groaned aloud at that, for the men at sea, and sent Butas back down to see whether anyone had been forced to put in again and needed help. Cleanthes heard him say it. He heard the concern in it, real concern, and that was the thing he could not afterward explain to anyone: the man had sent Butas out of the room for the sake of strangers on the water.</w:t>
+      </w:r>
+    </w:p>
+    <w:p>
+      <w:r>
+        <w:rPr/>
+        <w:t>Butas went. The house was quiet. A bird began in the courtyard, and then another.</w:t>
+      </w:r>
+    </w:p>
+    <w:p>
+      <w:r>
+        <w:rPr/>
+        <w:t>Then there was a sound from the room like a heavy sack falling, and after it a clatter of small things on the floor, many small things, and somebody in the passage screamed.</w:t>
+      </w:r>
+    </w:p>
+    <w:p>
+      <w:r>
+        <w:rPr/>
+        <w:t>Cleanthes was through the door before the scream ended. The couch was empty. Cato lay on the floor beside it in the lamp’s last light, on his side, with blood all down the front of his tunic and spreading on the tiles. The counting-board that stood by the couch had gone over with him, and its little ivory counters were everywhere, in the blood, under the couch, against Cleanthes’ foot. The sword lay a pace off. The bound hand had not had the strength to drive it home. The blow had gone in under the breast, and wide, and the belly was open, and Cleanthes could see what no physician wants to see in a living man, the bowel come out through the wound.</w:t>
+      </w:r>
+    </w:p>
+    <w:p>
+      <w:r>
+        <w:rPr/>
+        <w:t>He was alive. His eyes were open.</w:t>
+      </w:r>
+    </w:p>
+    <w:p>
+      <w:r>
+        <w:rPr/>
+        <w:t>The son was there, and the friends, and the household, all shouting. Cleanthes shouted louder than any of them for water and linen and a needle and gut, and for someone to hold the lamp still. Cato’s eyes were open but not seeing. That was a mercy, and Cleanthes used it. He knelt in the counters and the blood and looked. The bowel was not cut. He had expected it to be cut, and it was not; the bound hand had spared it. With clean hands and wine and great care he eased it back into the belly, a little at a time, while a slave held the lamp and wept and the lamp shook. Then he closed the wound and began to sew.</w:t>
+      </w:r>
+    </w:p>
+    <w:p>
+      <w:r>
+        <w:rPr/>
+        <w:t>He sewed well. He had been taught in Cos by a man who had been taught by men who had been taught by Hippocrates’ own pupils, and he was proud of his hands, and in the worst hours of that war he had never been prouder of them than now. Small stitches, close together, each knot drawn down firm. The bleeding slowed. Someone behind him began to pray. He tied the last knot, and sat back on his heels, and wiped his hands, and looked up at the son to tell him that his father might live.</w:t>
+      </w:r>
+    </w:p>
+    <w:p>
+      <w:r>
+        <w:rPr/>
+        <w:t>Cato was looking at him.</w:t>
+      </w:r>
+    </w:p>
+    <w:p>
+      <w:r>
+        <w:rPr/>
+        <w:t>The eyes were seeing now. They went from Cleanthes to the stitches and back, and something in the face changed, and Cleanthes had time to understand it and no time to move. Cato pushed him away with the bound hand, hard enough to put him on his back among the counters. Then he put both hands into the wound Cleanthes had closed and tore it open.</w:t>
+      </w:r>
+    </w:p>
+    <w:p>
+      <w:r>
+        <w:rPr/>
+        <w:t>The son caught at his arms. The friends caught at his arms. It was too late, and Cleanthes knew it was too late, because he had seen what the hands did and where they went. Cato did not cry out. He made a sound of effort, as a man does lifting something heavy, and his hands came out of himself red to the wrist, and he lay back on the tiles, and after a little while he died.</w:t>
+      </w:r>
+    </w:p>
+    <w:p>
+      <w:r>
+        <w:rPr/>
+        <w:t>He was forty-eight. Cleanthes heard someone say so later, as if it were an argument.</w:t>
+      </w:r>
+    </w:p>
+    <w:p>
+      <w:r>
+        <w:rPr/>
+        <w:t>By full light the whole town knew. People came to the door and stood in the street, Uticans who had never loved him, and wept. By the middle of the morning a rider came in from the south road with dust on him to say that Caesar’s horse were on the road, near, and that Caesar himself was not far behind, and was saying already that he meant to spare the town, and the son, and anyone who asked.</w:t>
+      </w:r>
+    </w:p>
+    <w:p>
+      <w:r>
+        <w:rPr/>
+        <w:t>Cleanthes sat in the court and washed the needle in a bowl of water until the water was pink and then clear. He had sewn well. That had been the trouble. He had given the man back his life without asking him, and the man would not take it from him either.</w:t>
+      </w:r>
+    </w:p>
+    <w:p>
+      <w:r>
+        <w:rPr/>
+        <w:t>Somebody had gathered the ivory counters and set them in a dish on the step, sticky still, all mixed together, so that there was no telling what sum they had been keeping. Caesar, the rider said, would be in Utica by evening, and he would want to know who had sewn him.</w:t>
+      </w:r>
+    </w:p>
     <w:p>
       <w:pPr>
         <w:spacing w:before="360"/>
@@ -74,6 +284,12 @@
       <w:r>
         <w:rPr/>
         <w:t>Cassius smiled with his teeth and counted who received what: commands, lands, praise.</w:t>
+      </w:r>
+    </w:p>
+    <w:p>
+      <w:r>
+        <w:rPr/>
+        <w:t>He had come for one thing. Caesar was going to Spain before the winter to finish Pompey’s sons, and the host was one of the men who drew up the names for his staff. A pardoned man who rode on the next campaign stopped being a pardoned man and became an officer again. Cassius had written to the host twice. Tonight he meant to hear the answer in the host’s voice, and he had decided on the way over that he would not ask.</w:t>
       </w:r>
     </w:p>
     <w:p>
@@ -125,19 +341,25 @@
     <w:p>
       <w:r>
         <w:rPr/>
-        <w:t>A lesser guest leaned too far toward the host’s couch while the toast was still warm. “If your house still remembers my brother’s petition…” he began, loud enough for the wrong ears.</w:t>
-      </w:r>
-    </w:p>
-    <w:p>
-      <w:r>
-        <w:rPr/>
-        <w:t>The host did not look at him. He looked at the wine, then at Sextilius, then past the petitioner. Sextilius’s laugh arrived a beat late and aimed at nothing. Cassius almost answered for him. He reached for bread instead.</w:t>
-      </w:r>
-    </w:p>
-    <w:p>
-      <w:r>
-        <w:rPr/>
-        <w:t>A servant leaned in with the jug. The petitioner swallowed the rest of his sentence with the pour. Someone talked about rain. Someone else about cousins. A mule that had thrown a clerk. Ordinary noise, the kind a table makes to cover a hole in itself.</w:t>
+        <w:t>“They say the Spanish roads are bad in winter,” Cassius said, to the fish.</w:t>
+      </w:r>
+    </w:p>
+    <w:p>
+      <w:r>
+        <w:rPr/>
+        <w:t>“Sextilius will tell us,” said the host. “He goes out with Caesar’s staff at the month’s end.” He lifted his cup toward the next couch. “To Spain, and a short war.”</w:t>
+      </w:r>
+    </w:p>
+    <w:p>
+      <w:r>
+        <w:rPr/>
+        <w:t>Sextilius lifted his own and laughed, exactly on the beat, the laugh of a man who had been told before dinner. The table drank. Cassius drank with it. He found that he had a piece of bread in his hand and did not remember taking it.</w:t>
+      </w:r>
+    </w:p>
+    <w:p>
+      <w:r>
+        <w:rPr/>
+        <w:t>So that was the answer, and it had come in the host’s voice after all, and he had not asked. A servant leaned in with the jug. Someone talked about rain. Someone else about cousins. A mule that had thrown a clerk. Ordinary noise, the kind a table makes to cover a hole in itself.</w:t>
       </w:r>
     </w:p>
     <w:p>
@@ -331,13 +553,19 @@
     <w:p>
       <w:r>
         <w:rPr/>
-        <w:t>“Nobody here owns a seal worth the wax,” said Aebutius, and the laugh went round again.</w:t>
-      </w:r>
-    </w:p>
-    <w:p>
-      <w:r>
-        <w:rPr/>
-        <w:t>The petitioner tried a smaller ask, only an introduction, a name in the right ear. The host’s shoulder was already turned toward better amusement. By the fruit course Cassius’s rib still knew the difference between the favour that shone and the one that had not.</w:t>
+        <w:t>“Nobody here owns a seal worth the wax,” said Aebutius, and the laugh went round again. He pointed a grape at Cassius. “Our friend is an Epicurean now, did you know? Gods who take no interest in us. Pleasure in moderation. It must save a fortune on sacrifices.”</w:t>
+      </w:r>
+    </w:p>
+    <w:p>
+      <w:r>
+        <w:rPr/>
+        <w:t>“It saves on gratitude,” Cassius said.</w:t>
+      </w:r>
+    </w:p>
+    <w:p>
+      <w:r>
+        <w:rPr/>
+        <w:t>That got a better laugh than he wanted. By the fruit course Sextilius had been toasted twice more for Spain, and Cassius’s rib still knew the difference between the favour that shone and the one that had not.</w:t>
       </w:r>
     </w:p>
     <w:p>
@@ -349,7 +577,7 @@
     <w:p>
       <w:r>
         <w:rPr/>
-        <w:t>Sextilius barked a laugh that wanted company. The host’s eyes narrowed a fraction. The petitioner laughed too, glad to be included in any sound, then looked sorry he had. Tettius laughed loudest, having understood none of it, which made him the only honest man at the table.</w:t>
+        <w:t>Sextilius barked a laugh that wanted company. The host’s eyes narrowed a fraction. Tettius laughed loudest, having understood none of it, which made him the only honest man at the table.</w:t>
       </w:r>
     </w:p>
     <w:p>
@@ -367,7 +595,7 @@
     <w:p>
       <w:r>
         <w:rPr/>
-        <w:t>“He feeds you forgiveness and keeps the favour for men who laugh on cue,” Sextilius said the moment the threshold lamp was behind them. “I laughed. I am not proud. I am employed.”</w:t>
+        <w:t>“He feeds you forgiveness and keeps Spain for men who laugh on cue,” Sextilius said the moment the threshold lamp was behind them. “I laughed. I am not proud. I am employed.”</w:t>
       </w:r>
     </w:p>
     <w:p>
@@ -433,7 +661,25 @@
     <w:p>
       <w:r>
         <w:rPr/>
-        <w:t>Cassius did not answer. He kept the queen talk, and the child, and Sextilius’s silence-on-land, with the names that had smiled wrong. Beneath them, unasked, went a fourth thing: a man who would not owe. He did not yet know which pocket it belonged in. Through the door-slaves’ gap, the petitioner was still smiling at nothing.</w:t>
+        <w:t>Cassius did not answer.</w:t>
+      </w:r>
+    </w:p>
+    <w:p>
+      <w:r>
+        <w:rPr/>
+        <w:t>At home he did not go to bed. He had a lamp lit and wrote to Cicero, because Cicero would enjoy the dinner and could be trusted to tell no one but Atticus. He wrote about the fish, and the country cousin, and an Epicurean’s view of gratitude, and made it light. Then, without having meant to, he wrote about Spain: that if it had to be one master or another, he would rather keep the old and clement one than try a new and cruel one.</w:t>
+      </w:r>
+    </w:p>
+    <w:p>
+      <w:r>
+        <w:rPr/>
+        <w:t>He read the sentence back. It was true. It sounded like a man thanking his chain. He scraped it off the wax with the flat of the stylus, and sat a while, and wrote it again word for word, because it was still true.</w:t>
+      </w:r>
+    </w:p>
+    <w:p>
+      <w:r>
+        <w:rPr/>
+        <w:t>Then he sat with the lamp and thought about a man at Utica who had been offered the same terms, and had not written anything at all.</w:t>
       </w:r>
     </w:p>
     <w:p>

--- a/exports/Ides_Book1_FULL_Ch01-34.docx
+++ b/exports/Ides_Book1_FULL_Ch01-34.docx
@@ -27,7 +27,7 @@
         <w:br/>
         <w:t>Book 1 reading export · Utica prologue, then Ch 1 dinner · ends at Philippi · author-voice (no em dash)</w:t>
         <w:br/>
-        <w:t>Source: Manuscript a25fdce (2026-10-23) · generated 2026-10-23 21:17 UTC from main @ a25fdce · source digest c45cb7e5df99c08c · prologue and chapters 1–34</w:t>
+        <w:t>Source: Manuscript 4606975 (2026-10-23) · generated 2026-10-23 21:30 UTC from main @ 4606975 · source digest 9f9f65f3fef5499b · prologue and chapters 1–34</w:t>
       </w:r>
     </w:p>
     <w:p>
@@ -1206,6 +1206,12 @@
     <w:p>
       <w:r>
         <w:rPr/>
+        <w:t>“You’re old Seius’s nephew,” Naevius added, still not moving his lips. “The grain man. My father ate cheap bread off your uncle the year the city went hungry. Every old client in this line remembers it. None of them will give you a nod for it.”</w:t>
+      </w:r>
+    </w:p>
+    <w:p>
+      <w:r>
+        <w:rPr/>
         <w:t>Naevius went up first. The patron said his name, warmly, and the nod travelled the whole distance. Naevius took it, bowed to the exact height, and came back past Seius with a face like a closed shop. “Thirty years,” he whispered. “The nod is a muscle. Yours will grow.”</w:t>
       </w:r>
     </w:p>
@@ -1242,7 +1248,7 @@
     <w:p>
       <w:r>
         <w:rPr/>
-        <w:t>Outside, in the lane’s cold, the middleman who smelled of Hordeonius’s wax waited with the patience of a professional accident. Seius had already borrowed for the toga and for a jar of oil good enough to be seen carrying. Now, it appeared, he would borrow for the borrowing. The sum was small enough to feel temporary and large enough to change what dinners Seius could refuse.</w:t>
+        <w:t>Outside, in the lane’s cold, the middleman who smelled of Hordeonius’s wax waited with the patience of a professional accident. Seius had already borrowed for the canvass: the whitened toga for the aedile elections, the small gifts a candidate is seen to give, a jar of oil good enough to be seen carrying. Now, it appeared, he would borrow for the borrowing. The sum was small enough to feel temporary and large enough to change what dinners Seius could refuse.</w:t>
       </w:r>
     </w:p>
     <w:p>
@@ -1338,7 +1344,7 @@
     <w:p>
       <w:r>
         <w:rPr/>
-        <w:t>Seius handed her the invented warmth first, then the true sum. She weighed both without raising her voice. “Then we dine as if the nod were meat,” she said, and turned back inside before the lane could hear her correct him. The middleman’s wax had followed him home; Seia Prima set an extra cup anyway and did not drink from it.</w:t>
+        <w:t>Seius handed her the invented warmth first, then the true sum. She weighed both without raising her voice. She was old Seius’s eldest, born to the name she had married back into, and her father had sold Rome its grain at a loss for a whole year and still had men nodding to him in the street for it, thirty years on. She had married his nephew to have that nod in the house again. “Then we dine as if the nod were meat,” she said, and turned back inside before the lane could hear her correct him. The middleman’s wax had followed him home; Seia Prima set an extra cup anyway and did not drink from it.</w:t>
       </w:r>
     </w:p>
     <w:p>
@@ -3922,7 +3928,7 @@
     <w:p>
       <w:r>
         <w:rPr/>
-        <w:t>He owed Hordeonius’s wax for the toga, for the oil, for the smile, and a man in his position did not have the leisure to be principled. He had come to the baths for the hot room and a little quiet. He had not come for this.</w:t>
+        <w:t>He owed Hordeonius’s wax for the canvass, for the toga, for the oil, for the smile, and a man in his position did not have the leisure to be principled. He had come to the baths for the hot room and a little quiet. He had not come for this.</w:t>
       </w:r>
     </w:p>
     <w:p>

--- a/exports/Ides_Book1_FULL_Ch01-34.docx
+++ b/exports/Ides_Book1_FULL_Ch01-34.docx
@@ -27,7 +27,7 @@
         <w:br/>
         <w:t>Book 1 reading export · Utica prologue, then Ch 1 dinner · ends at Philippi · author-voice (no em dash)</w:t>
         <w:br/>
-        <w:t>Source: Manuscript 4606975 (2026-10-23) · generated 2026-10-23 21:30 UTC from main @ 4606975 · source digest 9f9f65f3fef5499b · prologue and chapters 1–34</w:t>
+        <w:t>Source: Manuscript 649dd1b (2026-10-23) · generated 2026-10-23 21:30 UTC from main @ 649dd1b · source digest b516fd2681cf3e53 · prologue and chapters 1–34</w:t>
       </w:r>
     </w:p>
     <w:p>
@@ -1344,7 +1344,7 @@
     <w:p>
       <w:r>
         <w:rPr/>
-        <w:t>Seius handed her the invented warmth first, then the true sum. She weighed both without raising her voice. She was old Seius’s eldest, born to the name she had married back into, and her father had sold Rome its grain at a loss for a whole year and still had men nodding to him in the street for it, thirty years on. She had married his nephew to have that nod in the house again. “Then we dine as if the nod were meat,” she said, and turned back inside before the lane could hear her correct him. The middleman’s wax had followed him home; Seia Prima set an extra cup anyway and did not drink from it.</w:t>
+        <w:t>Seius handed her the invented warmth first, then the true sum. She weighed both without raising her voice. “My father sold this city its grain at a loss for a whole year,” she said, “and thirty years on men still nod to him in the street. I was born a Seia and married one, so that nod would stay in the house. Tonight we dine as if yours were meat.” She turned back inside before the lane could hear her correct him. The middleman’s wax had followed him home; Seia Prima set an extra cup anyway and did not drink from it.</w:t>
       </w:r>
     </w:p>
     <w:p>

--- a/exports/Ides_Book1_FULL_Ch01-34.docx
+++ b/exports/Ides_Book1_FULL_Ch01-34.docx
@@ -27,7 +27,7 @@
         <w:br/>
         <w:t>Book 1 reading export · Utica prologue, then Ch 1 dinner · ends at Philippi · author-voice (no em dash)</w:t>
         <w:br/>
-        <w:t>Source: Manuscript 649dd1b (2026-10-23) · generated 2026-10-23 21:30 UTC from main @ 649dd1b · source digest b516fd2681cf3e53 · prologue and chapters 1–34</w:t>
+        <w:t>Source: Manuscript 2b2cd99 (2026-10-23) · generated 2026-10-23 21:59 UTC from main @ 2b2cd99 · source digest 846ab3353d3808fa · prologue and chapters 1–34</w:t>
       </w:r>
     </w:p>
     <w:p>
@@ -741,7 +741,7 @@
       </w:r>
       <w:r>
         <w:rPr/>
-        <w:t>, the line under it: the town behind the field, where Cato would not run and would not beg, sat up all night with a book, and closed his own account by hand. Caesar had been on the road with a pardon. That was the joke the Forum could not stop telling. Cato had died to avoid being forgiven.</w:t>
+        <w:t>, the line under it. Caesar had been on the road with a pardon. That was the joke the Forum could not stop telling. Cato had died to avoid being forgiven.</w:t>
       </w:r>
     </w:p>
     <w:p>
@@ -1134,7 +1134,7 @@
     <w:p>
       <w:r>
         <w:rPr/>
-        <w:t>She reported the early clients at the Domus smile, and the banker by the steps. She did not report the land spit. Carrying it upstairs made her the girl who brought politics in with the jars. Across the river, Phileros had muttered, a foreign household was learning Roman hours. She left that unsaid too. None of her oil. Parade noise still pressed the walls. Closed Africa had not closed the counting.</w:t>
+        <w:t>She reported the early clients at the Domus smile, and the banker by the steps. She did not report the land spit. Carrying it upstairs made her the girl who brought politics in with the jars. Across the river, Phileros had muttered, a foreign household was learning Roman hours. She left that unsaid too. None of her oil. Parade noise still pressed the walls.</w:t>
       </w:r>
     </w:p>
     <w:p>
@@ -1809,27 +1809,7 @@
     <w:p>
       <w:r>
         <w:rPr/>
-        <w:t xml:space="preserve">Before Porcia could press again, a steward brought word that his mother’s messenger waited in the outer court. Servilia. The whole city knew she was the woman Caesar had loved longest; Brutus had spent twenty years not knowing it. Not quite an invitation. A mother’s reminder: pardoned sons still owed dinners they did not choose. Soft chains got priced in women’s rooms first. Men’s masks judged later. Porcia’s mouth tightened. “She sends weather,” Porcia said. “I send refusal. Do not confuse the two.” Brutus heard </w:t>
-      </w:r>
-      <w:r>
-        <w:rPr>
-          <w:i/>
-        </w:rPr>
-        <w:t>plant</w:t>
-      </w:r>
-      <w:r>
-        <w:rPr/>
-        <w:t xml:space="preserve">, not </w:t>
-      </w:r>
-      <w:r>
-        <w:rPr>
-          <w:i/>
-        </w:rPr>
-        <w:t>summons</w:t>
-      </w:r>
-      <w:r>
-        <w:rPr/>
-        <w:t>. Women’s power was already arguing his courtesy while he still held a warm cup.</w:t>
+        <w:t>Before Porcia could press again, a steward brought word that his mother’s messenger waited in the outer court. Servilia. The whole city knew she was the woman Caesar had loved longest; Brutus had spent twenty years not knowing it. Not quite an invitation. A mother’s reminder: pardoned sons still owed dinners they did not choose. Soft chains got priced in women’s rooms first. Men’s masks judged later. Porcia’s mouth tightened. “She sends weather,” Porcia said. “I send refusal. Do not confuse the two.”</w:t>
       </w:r>
     </w:p>
     <w:p>
@@ -2177,7 +2157,7 @@
     <w:p>
       <w:r>
         <w:rPr/>
-        <w:t>“A Greek town with Italy’s heel for a view,” Agrippa had said from the boat rail, and that was description enough. Caesar had not chosen it for him. Over the hills in Macedonia the army was gathering, and the officers who came down to the coast said the numbers the way other men said prayers: sixteen legions, ten thousand horse, the best of what Spain and Africa had left alive. Then Parthia, beyond Syria. Crassus and his legions destroyed there nearly ten years ago, Crassus’s eagles still hanging in some Parthian temple. Whoever brought the eagles home, the officers said, would be remembered longer than the man who had only won the war at home, and then they glanced to see whether the boy had heard.</w:t>
+        <w:t>“A Greek town with Italy’s heel for a view,” Agrippa had said from the boat rail, and that was description enough. Caesar had not chosen it for him. Over the hills in Macedonia the army was gathering, and the officers who came down to the coast said the numbers the way other men said prayers: sixteen legions, ten thousand horse, the best of what Spain and Africa had left alive. Then Parthia, beyond Syria, where Crassus’s eagles still hung in some temple. Whoever brought the eagles home, the officers said, would be remembered longer than the man who had only won the war at home, and then they glanced to see whether the boy had heard.</w:t>
       </w:r>
     </w:p>
     <w:p>
@@ -2327,7 +2307,7 @@
     <w:p>
       <w:r>
         <w:rPr/>
-        <w:t>Before sleep they shared a heel of bread Agrippa had bullied from a cook who respected fists more than kin names. No officers. No Parthia sticks in dust. Just the ordinary theft of calories and Agrippa’s rule spoken twice without theatre: no shadows between them. Octavian practised a thank-you and discarded it. He bumped Agrippa’s shoulder back, clumsy, almost play, and lay down sore, young, and unfinished, exactly as far from Senate heat as the sea allowed. He didn’t dream of crowns. He dreamed of the reserved place offered to the wrong chest, then of missing a drill step and being laughed at by men whose names he needed. Both dreams felt like the same inventory.</w:t>
+        <w:t>Before sleep they shared a heel of bread Agrippa had bullied from a cook who respected fists more than kin names. No officers. No Parthia sticks in dust. Just the ordinary theft of calories and Agrippa’s rule spoken twice without theatre: no shadows between them. Octavian practised a thank-you and discarded it. He bumped Agrippa’s shoulder back, clumsy, almost play, and lay down sore, young, and unfinished, exactly as far from Senate heat as the sea allowed. He didn’t dream of crowns. He dreamed of the reserved place offered to the wrong chest, then of missing a drill step and being laughed at by men whose names he needed.</w:t>
       </w:r>
     </w:p>
     <w:p>
@@ -2431,7 +2411,7 @@
     <w:p>
       <w:r>
         <w:rPr/>
-        <w:t xml:space="preserve">Cicero’s smile held. Holding was his craft. He was the best speaker Rome had produced in a generation and had spent the last three years learning what a speaker was worth when the only audience that mattered had stopped needing speeches. Caesar had pardoned him with a courtesy that left no mark and no way to answer it. In private he dissected: </w:t>
+        <w:t xml:space="preserve">Cicero’s smile held. Holding was his craft. He had spent the last three years learning what the best speaker in Rome was worth when the only audience that mattered had stopped needing speeches. Caesar had pardoned him with a courtesy that left no mark and no way to answer it. In private he dissected: </w:t>
       </w:r>
       <w:r>
         <w:rPr>
@@ -2441,7 +2421,7 @@
       </w:r>
       <w:r>
         <w:rPr/>
-        <w:t xml:space="preserve"> was what kings borrowed from temples, not a republican word. In public he complied, spoke carefully, saved his knives for wax and for Atticus, who had been reading the sentences Cicero could not say aloud for thirty years, usually from Athens, where a banker with a taste for philosophy could wait out an unpleasant Rome. He drafted a sentence about the city’s appetite for extraordinary medicine, then softened it until it could travel without getting him killed by courtesy.</w:t>
+        <w:t xml:space="preserve"> was what kings borrowed from temples, not a republican word. In public he complied, spoke carefully, saved his knives for wax and for Atticus, who had been reading the sentences Cicero could not say aloud for thirty years. He drafted a sentence about the city’s appetite for extraordinary medicine, then softened it until it could travel without getting him killed by courtesy.</w:t>
       </w:r>
     </w:p>
     <w:p>
@@ -2670,7 +2650,7 @@
     <w:p>
       <w:r>
         <w:rPr/>
-        <w:t>He felt the market’s mood thicken. Thick markets made people invent virtues. Virtues, priced wrongly, became recruitment talk before anyone admitted the word. Forever at the doorway. Dead calendars at the stall. Eastern crates counting months. Same unfinished arithmetic, three faces.</w:t>
+        <w:t>He felt the market’s mood thicken. Thick markets made people invent virtues. Virtues, priced wrongly, became recruitment talk before anyone admitted the word. Forever at the doorway. Dead calendars at the stall. Eastern crates counting months.</w:t>
       </w:r>
     </w:p>
     <w:p>
@@ -3583,7 +3563,7 @@
     <w:p>
       <w:r>
         <w:rPr/>
-        <w:t>Cassius and Brutus found him on the Sacra Via, the Sacred Way, where processions walked and the noise of a hundred stalls could drown a dangerous sentence. Cassius spoke first; Brutus stood half a step back, the brand already tired of being used.</w:t>
+        <w:t>Cassius and Brutus found him on the Sacra Via, where processions walked and the noise of a hundred stalls could drown a dangerous sentence. Cassius spoke first; Brutus stood half a step back, the brand already tired of being used.</w:t>
       </w:r>
     </w:p>
     <w:p>
@@ -4569,19 +4549,7 @@
     <w:p>
       <w:r>
         <w:rPr/>
-        <w:t>“Then he may read my tablet in the room,” Cicero said, and sealed nothing that committed his body to anyone’s test balloon.</w:t>
-      </w:r>
-    </w:p>
-    <w:p>
-      <w:r>
-        <w:rPr/>
-        <w:t>The courier tried once more, almost kindly. “He said the talk is already in kitchens. Tablets. Beware. Same weather, cheaper cups.”</w:t>
-      </w:r>
-    </w:p>
-    <w:p>
-      <w:r>
-        <w:rPr/>
-        <w:t>Cicero’s mouth twitched, almost a smile, almost a bruise. “Then the kitchens are better informed than half the Senate. Tell him I remain occupied.”</w:t>
+        <w:t>“Then he may read my tablet in the room,” Cicero said.</w:t>
       </w:r>
     </w:p>
     <w:p>
@@ -4737,7 +4705,7 @@
     <w:p>
       <w:r>
         <w:rPr/>
-        <w:t>She didn’t have Senate words. She had body words, the ache behind the eyes, the taste of metal before dawn, the Domus Publica’s public smile on the Sacra Via looking like a painted lie about safety. She stopped pretending the dread was private. Privacy was a luxury the pontifex maximus’s wife didn’t keep. Even the bed belonged to the office: the chief priest’s house, lent with the calendar and the rites, and the city hung whispers on its curtains. Spurinna’s professional caution, Decimus’s open hand, the staff’s sudden piety: she stacked them beside the lesser nightmares and found the stack heavier than any one omen.</w:t>
+        <w:t>She didn’t have Senate words. She had body words, the ache behind the eyes, the taste of metal before dawn, the Domus Publica’s public smile on the Sacra Via looking like a painted lie about safety. She stopped pretending the dread was private. Privacy was a luxury the pontifex maximus’s wife didn’t keep. Even the bed belonged to the office, and the city hung whispers on its curtains. Spurinna’s professional caution, Decimus’s open hand, the staff’s sudden piety: she stacked them beside the lesser nightmares and found the stack heavier than any one omen.</w:t>
       </w:r>
     </w:p>
     <w:p>
@@ -4902,7 +4870,7 @@
     <w:p>
       <w:r>
         <w:rPr/>
-        <w:t>She went. The near-catch sat hotter than the muttered words. She had meant to leave the splinter somewhere safer before night, under a loose tile, behind a water jar, and Phileros’s basket had stolen the minute. Delayed handoff. Hunted feeling. In the court she passed Pallas again and neither named Calpurnia’s morning pauses. Naming made pauses into evidence. Medullina, if Nysa saw her in the Subura later, would want a trade. Nysa would give birds and chickens. Not this. The fragment was still only a splinter, mercy or trap depending on which word you stressed, and it hadn’t yet grown legs as street rumour. It had only almost become a door-search. The attendant’s muttered truth stuck beside it: schedules that smelled like knives. Cheer in the atrium; truth in the cloak-space.</w:t>
+        <w:t>She went. The near-catch sat hotter than the muttered words. She had meant to leave the splinter somewhere safer before night, under a loose tile, behind a water jar, and Phileros’s basket had stolen the minute. In the court she passed Pallas again and neither named Calpurnia’s morning pauses. Naming made pauses into evidence. Medullina, if Nysa saw her in the Subura later, would want a trade. Nysa would give birds and chickens. Not this. The fragment was still only a splinter, mercy or trap depending on which word you stressed, and it hadn’t yet grown legs as street rumour. It had only almost become a door-search. The attendant’s muttered truth stuck beside it: schedules that smelled like knives. Cheer in the atrium; truth in the cloak-space.</w:t>
       </w:r>
     </w:p>
     <w:p>
@@ -4971,7 +4939,7 @@
     <w:p>
       <w:r>
         <w:rPr/>
-        <w:t>If someone had handed him a clean list of knives, he might have read it. Nobody did. Weather does not arrive as a list.</w:t>
+        <w:t>If someone had handed him a clean list of knives, he might have read it. Nobody did.</w:t>
       </w:r>
     </w:p>
     <w:p>
@@ -5097,7 +5065,7 @@
     <w:p>
       <w:r>
         <w:rPr/>
-        <w:t>“Bores,” Trebonius said, “also hold consuls while better men invent their knives.” He sipped nothing from an empty hand and went to practise a longer hold. The spare-Antony mercy now had a body attached: Trebonius’s voice as a leash.</w:t>
+        <w:t>“Bores,” Trebonius said, “also hold consuls while better men invent their knives.” He sipped nothing from an empty hand and went to practise a longer hold.</w:t>
       </w:r>
     </w:p>
     <w:p>
@@ -5376,7 +5344,7 @@
     <w:p>
       <w:r>
         <w:rPr/>
-        <w:t>Not inventory. Choice. The word tasted like metal and unpaid interest.</w:t>
+        <w:t>The word tasted like metal and unpaid interest.</w:t>
       </w:r>
     </w:p>
     <w:p>
@@ -5791,7 +5759,7 @@
     <w:p>
       <w:r>
         <w:rPr/>
-        <w:t>Behind Phileros, Nysa stood with empty hands and a too-straight back, the posture of someone who had almost done something and been stopped. Phileros hissed without looking at her. “Mats. Not mornings.” Nysa did not move. The hiss became a third presence in the vestibule: key-holder, girl, and the fetch who needed the house to pretend this was ordinary.</w:t>
+        <w:t>Behind Phileros, Nysa stood with empty hands and a too-straight back, the posture of someone who had almost done something and been stopped. Phileros hissed without looking at her. “Mats. Not mornings.” Nysa did not move.</w:t>
       </w:r>
     </w:p>
     <w:p>
@@ -7822,37 +7790,7 @@
     <w:p>
       <w:r>
         <w:rPr/>
-        <w:t xml:space="preserve">Cicero heard enough to file </w:t>
-      </w:r>
-      <w:r>
-        <w:rPr>
-          <w:i/>
-        </w:rPr>
-        <w:t>gardens / boy / queen / wound</w:t>
-      </w:r>
-      <w:r>
-        <w:rPr/>
-        <w:t xml:space="preserve"> beside </w:t>
-      </w:r>
-      <w:r>
-        <w:rPr>
-          <w:i/>
-        </w:rPr>
-        <w:t>amnesty</w:t>
-      </w:r>
-      <w:r>
-        <w:rPr/>
-        <w:t xml:space="preserve">, and </w:t>
-      </w:r>
-      <w:r>
-        <w:rPr>
-          <w:i/>
-        </w:rPr>
-        <w:t>Decimus / second line</w:t>
-      </w:r>
-      <w:r>
-        <w:rPr/>
-        <w:t xml:space="preserve"> as a debt the dead man still held on the living. He did not enter the corridor argument. Entering would have made him a stall. He preferred rooms that asked for periods. The praise-smile lasted until the temple steps; then it was only a face arranging itself for Atticus.</w:t>
+        <w:t>Cicero heard enough. He did not enter the corridor argument. Entering would have made him a stall. He preferred rooms that asked for periods. The praise-smile lasted until the temple steps; then it was only a face arranging itself for Atticus.</w:t>
       </w:r>
     </w:p>
     <w:p>
@@ -8488,7 +8426,7 @@
     <w:p>
       <w:r>
         <w:rPr/>
-        <w:t>“I am Helvius,” the man said. “Helvius Cinna. I write poems. I was his friend, I came to mourn him. The other one is Cornelius, the praetor, his dead wife’s brother, who threw off his robe and called him tyrant from the Rostra. I am Helvius, not Cornelius, I am…”</w:t>
+        <w:t>“I am Helvius,” the man said. “Helvius Cinna. I write poems. I was his friend, I came to mourn him. I am Helvius, not Cornelius, I am…”</w:t>
       </w:r>
     </w:p>
     <w:p>
@@ -9143,7 +9081,7 @@
       </w:r>
       <w:r>
         <w:rPr/>
-        <w:t>. Same-room collision beat letter-stack. He could watch which mouth sweat.</w:t>
+        <w:t>. He could watch which mouth sweat.</w:t>
       </w:r>
     </w:p>
     <w:p>
@@ -10010,13 +9948,13 @@
     <w:p>
       <w:r>
         <w:rPr/>
-        <w:t>The whisperer bowed as if receiving a funeral oration. “Of course. Living seals.” His offence waited for the next pillar: “He’ll price a boy’s name and call a murder tablet poetry. Ask him for Basilus and he sells you piety.” Sosia’s mouth twitched, almost audible, then he drank so the twitch would look like thirst.</w:t>
-      </w:r>
-    </w:p>
-    <w:p>
-      <w:r>
-        <w:rPr/>
-        <w:t>The Puteoli man and Sosia argued the next question in the same breath, same stool-space: collision, not correspondence. “Young Caesar” changed land risk, the Puteoli man insisted. Sosia said only veterans changed land risk. A third voice from two stalls down asked whether Servilia’s people were already rewriting clauses in Antium talk, and whether old eagle men would take the boy’s pay or spit it back as wine-shop joke.</w:t>
+        <w:t>The whisperer bowed as if receiving a funeral oration. “Of course. Living seals.” Sosia’s mouth twitched, then he drank so the twitch would look like thirst.</w:t>
+      </w:r>
+    </w:p>
+    <w:p>
+      <w:r>
+        <w:rPr/>
+        <w:t>The Puteoli man and Sosia argued the next question in the same breath. “Young Caesar” changed land risk, the Puteoli man insisted. Sosia said only veterans changed land risk. A third voice from two stalls down asked whether Servilia’s people were already rewriting clauses in Antium talk, and whether old eagle men would take the boy’s pay or spit it back as wine-shop joke.</w:t>
       </w:r>
     </w:p>
     <w:p>
@@ -10888,17 +10826,7 @@
       </w:r>
       <w:r>
         <w:rPr/>
-        <w:t xml:space="preserve"> and not known whether to laugh. “Collecting means cities pay. Cities paying means we eat. Fleeing means we starve and call it philosophy. Tell your senators that when they stamp receipts.” One boy grinned. The other looked at Brutus’s courtesy like a second religion. Cassius heard the mate’s verdict as witness, not mutiny. </w:t>
-      </w:r>
-      <w:r>
-        <w:rPr>
-          <w:i/>
-        </w:rPr>
-        <w:t>Collecting</w:t>
-      </w:r>
-      <w:r>
-        <w:rPr/>
-        <w:t xml:space="preserve"> now had deck mouths attached. Not only a factor’s smile.</w:t>
+        <w:t xml:space="preserve"> and not known whether to laugh. “Collecting means cities pay. Cities paying means we eat. Fleeing means we starve and call it philosophy. Tell your senators that when they stamp receipts.” One boy grinned. The other looked at Brutus’s courtesy like a second religion.</w:t>
       </w:r>
     </w:p>
     <w:p>
@@ -11081,7 +11009,1541 @@
     <w:p>
       <w:r>
         <w:rPr/>
-        <w:t xml:space="preserve">Octavian, still not </w:t>
+        <w:t>Octavian could be a sword pointed at Antony. Swords didn’t need to be loved. They needed to be aimed. He drafted a period about Antony’s appetite and another about the state’s dignity. Then he joined them like carpentry.</w:t>
+      </w:r>
+    </w:p>
+    <w:p>
+      <w:r>
+        <w:rPr/>
+        <w:t>A courier waited with copies for men who would pretend they had not asked for copies. Cicero sealed the packets with a satisfaction that felt like courage and sent them into the city’s hungry mouths.</w:t>
+      </w:r>
+    </w:p>
+    <w:p>
+      <w:r>
+        <w:rPr/>
+        <w:t>One packet came back before dusk.</w:t>
+      </w:r>
+    </w:p>
+    <w:p>
+      <w:r>
+        <w:rPr/>
+        <w:t>The seal was broken. The wax had been thumb-smeared and pressed again badly: an insult, not a forgery. Across the top margin someone had scored a short line with a knife-point, deep enough to scar the wood beneath. No sentence. Only the mark. A smear of something that might have been wine or might have been worse.</w:t>
+      </w:r>
+    </w:p>
+    <w:p>
+      <w:r>
+        <w:rPr/>
+        <w:t>The friend, still in the atrium, went pale. “That is not literary criticism.”</w:t>
+      </w:r>
+    </w:p>
+    <w:p>
+      <w:r>
+        <w:rPr/>
+        <w:t>Cicero held the scarred tablet until his fingers stopped pretending to be steady. He thought of Atticus, of audiences, of the Capitol’s first day enlarged by memory. Then he ordered fresh copies. “Circulate it wider,” he said. “If they can mark one, let them learn there are many.”</w:t>
+      </w:r>
+    </w:p>
+    <w:p>
+      <w:r>
+        <w:rPr/>
+        <w:t>He slept poorly and woke eager. Eager men wrote faster than wise ones. He noticed the difference and wrote anyway.</w:t>
+      </w:r>
+    </w:p>
+    <w:p>
+      <w:pPr>
+        <w:spacing w:before="280"/>
+      </w:pPr>
+      <w:r>
+        <w:rPr/>
+        <w:t>Chapter 26</w:t>
+      </w:r>
+    </w:p>
+    <w:p>
+      <w:r>
+        <w:rPr/>
+        <w:t>Provinces and Shadows</w:t>
+      </w:r>
+    </w:p>
+    <w:p>
+      <w:pPr>
+        <w:spacing w:before="200"/>
+      </w:pPr>
+      <w:r>
+        <w:rPr/>
+        <w:t>A Hundred Apiece</w:t>
+      </w:r>
+    </w:p>
+    <w:p>
+      <w:r>
+        <w:rPr/>
+        <w:t>The legions came off the ships from Macedonia looking for a consul, and Antony gave them one.</w:t>
+      </w:r>
+    </w:p>
+    <w:p>
+      <w:r>
+        <w:rPr/>
+        <w:t>He stood on a platform of planks on the harbour ground at Brundisium with the sea behind him and four legions in front, the Martian, the Fourth, the Second, the Thirty-fifth, and the old excitement went up through his legs the way it always did before a crowd of soldiers. These were Caesar’s men, raised for Parthia, the best-drilled legions in the world. He had drunk with half their centurions in Gaul. He knew how to stand in front of them. Shoulders loose, voice from the belly. Give them a joke first.</w:t>
+      </w:r>
+    </w:p>
+    <w:p>
+      <w:r>
+        <w:rPr/>
+        <w:t>He gave them the joke. A few laughed. Then he gave them the money.</w:t>
+      </w:r>
+    </w:p>
+    <w:p>
+      <w:r>
+        <w:rPr/>
+        <w:t>“A hundred denarii a man,” he said, “as a gift from your consul, on the day you land.”</w:t>
+      </w:r>
+    </w:p>
+    <w:p>
+      <w:r>
+        <w:rPr/>
+        <w:t>He heard the laugh begin at the back. It was not the laugh he had asked for. It went forward through the ranks the way fire goes along a dry hedge, and the front ranks did not stop it. Somebody near the Martian eagle called out a number. Antony did not hear the number. He heard the shape of it, and that it was larger than his.</w:t>
+      </w:r>
+    </w:p>
+    <w:p>
+      <w:r>
+        <w:rPr/>
+        <w:t>He knew then that the boy’s men had been in the camp before him. He had seen the leaflets on the quay that morning, scraps of papyrus trodden into the wet, and had stepped on them.</w:t>
+      </w:r>
+    </w:p>
+    <w:p>
+      <w:r>
+        <w:rPr/>
+        <w:t>“Who said that?” he said.</w:t>
+      </w:r>
+    </w:p>
+    <w:p>
+      <w:r>
+        <w:rPr/>
+        <w:t>Nobody said who.</w:t>
+      </w:r>
+    </w:p>
+    <w:p>
+      <w:r>
+        <w:rPr/>
+        <w:t>“Tribunes,” Antony said, not loud now, and the tribunes came to the foot of the planks. “I want the names of the men who were talking in your camps before I landed. The ones with money in their mouths. You know them. Bring me the lists.”</w:t>
+      </w:r>
+    </w:p>
+    <w:p>
+      <w:r>
+        <w:rPr/>
+        <w:t>By evening there were lists. He did not read them. He had the names of the centurions on them written on sherds and put into a helmet, because a consul could not kill four legions and could not let one laugh go unpaid either. In his host’s house, in the colonnade off the courtyard, the men whose sherds came out of the helmet were brought in one at a time.</w:t>
+      </w:r>
+    </w:p>
+    <w:p>
+      <w:r>
+        <w:rPr/>
+        <w:t>Fulvia sat beside him. She had asked to. He had not refused her; he did not refuse her much, and tonight he wanted someone in the colonnade who would not look away first. The soldiers doing the work did it quickly, because he had told them quickly. The sound was not loud. A grunt, a scuff on the paving, a weight going down. The second time it was the same. After that he stopped hearing the differences between them.</w:t>
+      </w:r>
+    </w:p>
+    <w:p>
+      <w:r>
+        <w:rPr/>
+        <w:t>At some point he looked at his wife. There was a fleck of red high on her cheekbone, under the eye. She had not moved her head and she did not move it now. She did not wipe it away while the next man was brought in, or the one after.</w:t>
+      </w:r>
+    </w:p>
+    <w:p>
+      <w:r>
+        <w:rPr/>
+        <w:t>When it was over the courtyard smelled of the sea and of the other thing. A slave brought a basin. Fulvia dipped two fingers and touched them to her cheek, without hurry, and looked at the water afterward.</w:t>
+      </w:r>
+    </w:p>
+    <w:p>
+      <w:r>
+        <w:rPr/>
+        <w:t>“Tomorrow they will take your hundred,” she said, “and not laugh.”</w:t>
+      </w:r>
+    </w:p>
+    <w:p>
+      <w:r>
+        <w:rPr/>
+        <w:t>“That’s what I want.”</w:t>
+      </w:r>
+    </w:p>
+    <w:p>
+      <w:r>
+        <w:rPr/>
+        <w:t>“Is it?” She dried her fingers on the slave’s cloth. “A man who laughs at your money still thinks you have money. A man who takes it in silence is counting the other offer. The boy said five hundred. They know the sum. Now they also know you kill for less.”</w:t>
+      </w:r>
+    </w:p>
+    <w:p>
+      <w:r>
+        <w:rPr/>
+        <w:t>Antony drank. The wine did nothing he asked of it. “The boy has some farms,” he said, “and the loan of Matius’s strongbox. I have four legions.”</w:t>
+      </w:r>
+    </w:p>
+    <w:p>
+      <w:r>
+        <w:rPr/>
+        <w:t>“You have four legions on a beach,” Fulvia said. “March them to Rome before they finish counting.”</w:t>
+      </w:r>
+    </w:p>
+    <w:p>
+      <w:r>
+        <w:rPr/>
+        <w:t>In the morning the ranks filed past the pay-tables and took the hundred apiece. They took it without a word. Antony stood on the planks and watched them do it and could not find the joke for it. Along the quay the boy’s leaflets lay where they had lain the day before, wet through. No one had picked them up. No one had needed to. A tribune of the Martians came to report the camp quiet and stayed a breath too long, looking at the colonnade.</w:t>
+      </w:r>
+    </w:p>
+    <w:p>
+      <w:r>
+        <w:rPr/>
+        <w:t>“They’re saying a name in the Fourth,” he said. “Not yours, consul.”</w:t>
+      </w:r>
+    </w:p>
+    <w:p>
+      <w:r>
+        <w:rPr/>
+        <w:t>“Let them say it on the march,” Antony said. “Marching is a cure for most opinions.”</w:t>
+      </w:r>
+    </w:p>
+    <w:p>
+      <w:pPr>
+        <w:spacing w:before="200"/>
+      </w:pPr>
+      <w:r>
+        <w:rPr/>
+        <w:t>Five Hundred</w:t>
+      </w:r>
+    </w:p>
+    <w:p>
+      <w:r>
+        <w:rPr/>
+        <w:t>The boy came to Casilinum himself, which nobody had expected.</w:t>
+      </w:r>
+    </w:p>
+    <w:p>
+      <w:r>
+        <w:rPr/>
+        <w:t>Laberius had walked over from the colony because Vibius said there would be money and Vibius was usually right about money and wrong about everything else. The square by the Volturnus bridge was full of men who had been told the same thing. Some had come on mules. One had come on a crutch. The boy stood on the steps of a temple with a cloak too warm for the day, thinner than his name, with a big young man at his shoulder who did the looking for both of them.</w:t>
+      </w:r>
+    </w:p>
+    <w:p>
+      <w:r>
+        <w:rPr/>
+        <w:t xml:space="preserve">He made a short speech. It was a bad speech. He said </w:t>
+      </w:r>
+      <w:r>
+        <w:rPr>
+          <w:i/>
+        </w:rPr>
+        <w:t>my father</w:t>
+      </w:r>
+      <w:r>
+        <w:rPr/>
+        <w:t xml:space="preserve"> four times, and </w:t>
+      </w:r>
+      <w:r>
+        <w:rPr>
+          <w:i/>
+        </w:rPr>
+        <w:t>what is owed</w:t>
+      </w:r>
+      <w:r>
+        <w:rPr/>
+        <w:t xml:space="preserve"> twice, and he did not tell a single joke. The men listened the way men listen to a paymaster, which is to say for the number.</w:t>
+      </w:r>
+    </w:p>
+    <w:p>
+      <w:r>
+        <w:rPr/>
+        <w:t>“Five hundred denarii,” the boy said. “To every man who enrols. Now, at the tables. More when the work is done.”</w:t>
+      </w:r>
+    </w:p>
+    <w:p>
+      <w:r>
+        <w:rPr/>
+        <w:t>Nobody laughed. A noise went round the square that Laberius had heard twice in his life, both times on the morning of a donative, and the man on the crutch said “Five hundred” to himself as if the words had a taste.</w:t>
+      </w:r>
+    </w:p>
+    <w:p>
+      <w:r>
+        <w:rPr/>
+        <w:t xml:space="preserve">The scar-lipped veteran from the colony forum in the spring was standing three men along. He caught Laberius’s eye and lifted his chin. </w:t>
+      </w:r>
+      <w:r>
+        <w:rPr>
+          <w:i/>
+        </w:rPr>
+        <w:t>The shadow learned.</w:t>
+      </w:r>
+      <w:r>
+        <w:rPr/>
+        <w:t xml:space="preserve"> He did not need to say it.</w:t>
+      </w:r>
+    </w:p>
+    <w:p>
+      <w:r>
+        <w:rPr/>
+        <w:t>“Five hundred’s a number,” Laberius said to Vibius. “Brundisium will have heard it. Antony will say six.”</w:t>
+      </w:r>
+    </w:p>
+    <w:p>
+      <w:r>
+        <w:rPr/>
+        <w:t>“Antony said one,” Vibius said. “Ask the sailors.”</w:t>
+      </w:r>
+    </w:p>
+    <w:p>
+      <w:r>
+        <w:rPr/>
+        <w:t>There were three pay-tables under an awning by the bridge, and a clerk at each with the colony rolls open in front of him, the surveyor’s rolls, the ones with the plots marked in a neat hand. Laberius had not seen those rolls since a surveyor had read his name from one at Munda’s end and tied his twine. He had thought they lived in a cupboard in Rome where the dead man’s clerks kept them.</w:t>
+      </w:r>
+    </w:p>
+    <w:p>
+      <w:r>
+        <w:rPr/>
+        <w:t>The clerk at the middle table was a freedman with ink on his thumb and a cough. “Name.”</w:t>
+      </w:r>
+    </w:p>
+    <w:p>
+      <w:r>
+        <w:rPr/>
+        <w:t>“Sextus Laberius Cordus. Spain. Munda.”</w:t>
+      </w:r>
+    </w:p>
+    <w:p>
+      <w:r>
+        <w:rPr/>
+        <w:t>The clerk ran his thumb down a column, turned a leaf, ran it down again. “Laberius. Colony plot by Capua, fourth line from the Volturnus road, marked after Munda.” He looked up. “Twine, it says. Not stones yet.”</w:t>
+      </w:r>
+    </w:p>
+    <w:p>
+      <w:r>
+        <w:rPr/>
+        <w:t>“Twine,” Laberius said. “Still.”</w:t>
+      </w:r>
+    </w:p>
+    <w:p>
+      <w:r>
+        <w:rPr/>
+        <w:t>“The stones are a matter for after,” the clerk said, not unkindly. He had said it before that morning, many times. “The coin is now.” He wrote the day on a tablet, the fifth before the Ides of October, and Laberius’s name beside it, and pushed the tablet across for his mark.</w:t>
+      </w:r>
+    </w:p>
+    <w:p>
+      <w:r>
+        <w:rPr/>
+        <w:t>Laberius looked at the date. He looked at the column where his name sat in someone else’s neat hand, his row of twine, the road, Munda. The boy had not bought his land; the clerk had said as much. But the boy’s people had gone into the dead man’s cupboards and come out with the rolls, and carried them down the Appian Way to a bridge on the Volturnus, so that a clerk with a cough could find a man’s twine with his thumb. Antony’s man in the spring had offered wine and a road. This one knew where the dirt was.</w:t>
+      </w:r>
+    </w:p>
+    <w:p>
+      <w:r>
+        <w:rPr/>
+        <w:t>He made his mark.</w:t>
+      </w:r>
+    </w:p>
+    <w:p>
+      <w:r>
+        <w:rPr/>
+        <w:t>The bag the clerk counted out to him weighed about what a full water-skin weighed on the march. He felt it pull on his belt. Vibius, at the next table, was laughing for no reason with a bag in each hand, one of them borrowed off a man who had not enrolled.</w:t>
+      </w:r>
+    </w:p>
+    <w:p>
+      <w:r>
+        <w:rPr/>
+        <w:t>On the walk back over the bridge the scar-lipped veteran fell in beside him.</w:t>
+      </w:r>
+    </w:p>
+    <w:p>
+      <w:r>
+        <w:rPr/>
+        <w:t>“Feeds us now, the shadow,” the veteran said.</w:t>
+      </w:r>
+    </w:p>
+    <w:p>
+      <w:r>
+        <w:rPr/>
+        <w:t>“Pays us,” Laberius said. “It isn’t the same.”</w:t>
+      </w:r>
+    </w:p>
+    <w:p>
+      <w:r>
+        <w:rPr/>
+        <w:t>“Tastes the same.”</w:t>
+      </w:r>
+    </w:p>
+    <w:p>
+      <w:r>
+        <w:rPr/>
+        <w:t>“Ask me when he wants something for it,” Laberius said. The twine near Capua had not moved, and would not move tonight, and he knew it. He held the bag against his hip with one hand all the way home anyway.</w:t>
+      </w:r>
+    </w:p>
+    <w:p>
+      <w:pPr>
+        <w:spacing w:before="200"/>
+      </w:pPr>
+      <w:r>
+        <w:rPr/>
+        <w:t>The Statue</w:t>
+      </w:r>
+    </w:p>
+    <w:p>
+      <w:r>
+        <w:rPr/>
+        <w:t>He came into Rome with three thousand men and found the Forum smaller than he remembered.</w:t>
+      </w:r>
+    </w:p>
+    <w:p>
+      <w:r>
+        <w:rPr/>
+        <w:t>They held the Temple of Castor and its steps, which was the nearest thing in the Forum to a fort, and the men who had taken his five hundred stood about on the steps and in the street below with their swords on, looking at the city as if it might owe them something too. Octavian had written to Cicero every day for a week: come to Rome, stand beside me, the Senate listens to you. Cicero had written back from the coast with advice and without himself. Today he was still on the coast.</w:t>
+      </w:r>
+    </w:p>
+    <w:p>
+      <w:r>
+        <w:rPr/>
+        <w:t>The tribune Cannutius spoke first. He spoke against Antony well and at length, because he had nothing to lose by it and enjoyed the sound. Then he called Gaius Caesar to the front of the steps.</w:t>
+      </w:r>
+    </w:p>
+    <w:p>
+      <w:r>
+        <w:rPr/>
+        <w:t>Octavian had written the speech three times. He gave it the fourth way, shorter. He spoke of his father’s murder and his father’s friends, of the money Antony would not give the people and he had given them himself, of the consul who had killed Caesar’s centurions at Brundisium for laughing. Below him the veterans listened in a way he could not read. They had listened at Casilinum for the number. He did not know what they were listening for now.</w:t>
+      </w:r>
+    </w:p>
+    <w:p>
+      <w:r>
+        <w:rPr/>
+        <w:t>At the end, as he had planned, he turned to the bronze statue of Caesar that stood by the temple and lifted his right hand to it.</w:t>
+      </w:r>
+    </w:p>
+    <w:p>
+      <w:r>
+        <w:rPr/>
+        <w:t>“As I hope to attain my father’s honours,” he said, “I swear…”</w:t>
+      </w:r>
+    </w:p>
+    <w:p>
+      <w:r>
+        <w:rPr/>
+        <w:t>He heard the noise change before he finished. It came from the veterans, and it was not a cheer.</w:t>
+      </w:r>
+    </w:p>
+    <w:p>
+      <w:r>
+        <w:rPr/>
+        <w:t>“We came to guard you,” a man called from the street. Octavian knew the face a moment later: a scar through the lip, one of the Casilinum men. “From him. Not to kill him. He was Caesar’s too.”</w:t>
+      </w:r>
+    </w:p>
+    <w:p>
+      <w:r>
+        <w:rPr/>
+        <w:t xml:space="preserve">Others took it up. </w:t>
+      </w:r>
+      <w:r>
+        <w:rPr>
+          <w:i/>
+        </w:rPr>
+        <w:t>Caesar’s too.</w:t>
+      </w:r>
+      <w:r>
+        <w:rPr/>
+        <w:t xml:space="preserve"> </w:t>
+      </w:r>
+      <w:r>
+        <w:rPr>
+          <w:i/>
+        </w:rPr>
+        <w:t>We didn’t enrol to fight the consul.</w:t>
+      </w:r>
+      <w:r>
+        <w:rPr/>
+        <w:t xml:space="preserve"> A man near the steps took off his helmet and held it under his arm like a man leaving a dinner.</w:t>
+      </w:r>
+    </w:p>
+    <w:p>
+      <w:r>
+        <w:rPr/>
+        <w:t>Octavian finished the oath, because there was nothing to be done with half an oath. Then he stood and watched his army decide.</w:t>
+      </w:r>
+    </w:p>
+    <w:p>
+      <w:r>
+        <w:rPr/>
+        <w:t>By dark a third of them had gone. By the next morning it was more. They went in twos and threes, in the direction of their colonies, some of them still with his five hundred in their belts. He let them go. He could not have stopped them without asking the rest to stop them, and he did not know what the rest would do.</w:t>
+      </w:r>
+    </w:p>
+    <w:p>
+      <w:r>
+        <w:rPr/>
+        <w:t>A veteran by the temple steps did not go. He was an ordinary man, broad, quiet, with Campanian dust still on his boots, and he stood with his back to a column and counted the men who were leaving as they went past him, his lips moving. When he caught Octavian looking at him he stopped counting and did not explain.</w:t>
+      </w:r>
+    </w:p>
+    <w:p>
+      <w:r>
+        <w:rPr/>
+        <w:t>“Antony will be in the city in a fortnight,” Agrippa said that night. “With four legions.”</w:t>
+      </w:r>
+    </w:p>
+    <w:p>
+      <w:r>
+        <w:rPr/>
+        <w:t>“Then we will not be in it,” Octavian said.</w:t>
+      </w:r>
+    </w:p>
+    <w:p>
+      <w:r>
+        <w:rPr/>
+        <w:t>They went north into Etruria, to Arretium, where Maecenas’s family had money and houses and the winter came early. Octavian drilled what he had left on frozen ground and wrote to Cicero again, more carefully. He did not mention the oath, or the helmet. He had learned at the Temple of Castor that veterans would take his money to stand near Antony and would not take it to kill him. He did not yet know what he had that would change their minds.</w:t>
+      </w:r>
+    </w:p>
+    <w:p>
+      <w:r>
+        <w:rPr/>
+        <w:t>Toward the end of the month a rider came up the road from the south, one of Agrippa’s, with frost in his beard.</w:t>
+      </w:r>
+    </w:p>
+    <w:p>
+      <w:r>
+        <w:rPr/>
+        <w:t>“Alba Fucens,” he said. “The Martian legion. They shut the gates on Antony and shot at him from the walls. They’ve declared for you.”</w:t>
+      </w:r>
+    </w:p>
+    <w:p>
+      <w:r>
+        <w:rPr/>
+        <w:t>Octavian put the tablet down.</w:t>
+      </w:r>
+    </w:p>
+    <w:p>
+      <w:r>
+        <w:rPr/>
+        <w:t>“And the Fourth,” the rider said. “Two days after. Antony came to the walls with money in his hand and talked about Brundisium as if they’d forgotten it. They hadn’t.”</w:t>
+      </w:r>
+    </w:p>
+    <w:p>
+      <w:r>
+        <w:rPr/>
+        <w:t>Agrippa let out a breath that was almost a laugh. Octavian did not laugh. He sat down at the table, because his knees wanted him to, and kept his hands flat on it until they were still.</w:t>
+      </w:r>
+    </w:p>
+    <w:p>
+      <w:r>
+        <w:rPr/>
+        <w:t>“Pay them,” he said. “What I promised. Then the same again.”</w:t>
+      </w:r>
+    </w:p>
+    <w:p>
+      <w:r>
+        <w:rPr/>
+        <w:t>“With what?” Agrippa said.</w:t>
+      </w:r>
+    </w:p>
+    <w:p>
+      <w:r>
+        <w:rPr/>
+        <w:t>Octavian did not answer that. He took a clean tablet and began a letter to Cicero, the shortest he had written him. This time he knew he would have an answer.</w:t>
+      </w:r>
+    </w:p>
+    <w:p>
+      <w:pPr>
+        <w:spacing w:before="200"/>
+      </w:pPr>
+      <w:r>
+        <w:rPr/>
+        <w:t>Cisalpine</w:t>
+      </w:r>
+    </w:p>
+    <w:p>
+      <w:r>
+        <w:rPr/>
+        <w:t>Decimus read Antony’s pressure in dispatches before he heard it in hoofbeats.</w:t>
+      </w:r>
+    </w:p>
+    <w:p>
+      <w:r>
+        <w:rPr/>
+        <w:t>The tablets arrived with seals that looked like courtesy and read like a hand on a throat. One letter offered friendship in the same sentence as a deadline. Decimus set that letter under a stone so it couldn’t blow into the yard and become gossip.</w:t>
+      </w:r>
+    </w:p>
+    <w:p>
+      <w:r>
+        <w:rPr/>
+        <w:t>At mid-morning an envoy came anyway, cloak clean, smile practised, the sort of man who carried other men’s threats as if they were invitations to dinner. He stood in the command room where the wall map of the Via Aemilia still showed Decimus’s pins as facts. An aide hovered with a wax roll. A levy clerk waited at the door with pay marks still wet. The room wanted to be polite. It was already a siege rehearsal.</w:t>
+      </w:r>
+    </w:p>
+    <w:p>
+      <w:r>
+        <w:rPr/>
+        <w:t>“The consul asks only what the law already leans toward,” the envoy said. “Hand him Cisalpine in good order. Keep your honour. Keep your skin. Rome will find you another usefulness.”</w:t>
+      </w:r>
+    </w:p>
+    <w:p>
+      <w:r>
+        <w:rPr/>
+        <w:t>“Rome found me this one,” Decimus said. He didn’t offer a chair. Chairs made threats look like visits.</w:t>
+      </w:r>
+    </w:p>
+    <w:p>
+      <w:r>
+        <w:rPr/>
+        <w:t>“He will call it a swap,” the envoy went on, mild. “You will call it wisdom. The Senate will call it clarification, when clarification arrives.”</w:t>
+      </w:r>
+    </w:p>
+    <w:p>
+      <w:r>
+        <w:rPr/>
+        <w:t>Decimus knew the swap because it had been done to him while he was on the road, by an assembly full of Antony’s veterans. The Senate had never voted it back.</w:t>
+      </w:r>
+    </w:p>
+    <w:p>
+      <w:r>
+        <w:rPr/>
+        <w:t xml:space="preserve">Decimus heard the gap in that sentence: </w:t>
+      </w:r>
+      <w:r>
+        <w:rPr>
+          <w:i/>
+        </w:rPr>
+        <w:t>when</w:t>
+      </w:r>
+      <w:r>
+        <w:rPr/>
+        <w:t>. Clarification that might never leave the stable. “Tell him I call it mine until the Senate says otherwise, or until he brings enough men to rename facts. He can call the renaming breakfast if he likes.”</w:t>
+      </w:r>
+    </w:p>
+    <w:p>
+      <w:r>
+        <w:rPr/>
+        <w:t>The envoy’s eyes flicked once to the levy roll on the table: names, marks for pay, a smudge where someone’s thumb had been nervous. “Your men still love Caesar’s pay more than your legality. My principal has a longer memory for that love than you do.”</w:t>
+      </w:r>
+    </w:p>
+    <w:p>
+      <w:r>
+        <w:rPr/>
+        <w:t>That was the first true thing said. Decimus felt it land under the sternum where the Ides still sat like a key he couldn’t return. “Get out,” he said. “If you return with an army, return with an army. Do not return with grammar.”</w:t>
+      </w:r>
+    </w:p>
+    <w:p>
+      <w:r>
+        <w:rPr/>
+        <w:t>The envoy paused at the threshold long enough for the room to hear the complaint under the courtesy: “He will remember the refusal more than the wit.” Then he left.</w:t>
+      </w:r>
+    </w:p>
+    <w:p>
+      <w:r>
+        <w:rPr/>
+        <w:t>After the man was gone, Decimus walked the gates. Hinges took oil.</w:t>
+      </w:r>
+    </w:p>
+    <w:p>
+      <w:r>
+        <w:rPr/>
+        <w:t>In the yard he found the levy spokesman, an older miles with a Caesarian scar and a mouth that had learned to ask for bread without kneeling. “We heard the cloak,” the man said. “If Antony comes, do we fight men who still drink to the name we buried with?”</w:t>
+      </w:r>
+    </w:p>
+    <w:p>
+      <w:r>
+        <w:rPr/>
+        <w:t>“You fight the men who try to take the road,” Decimus said.</w:t>
+      </w:r>
+    </w:p>
+    <w:p>
+      <w:r>
+        <w:rPr/>
+        <w:t>“And pay?”</w:t>
+      </w:r>
+    </w:p>
+    <w:p>
+      <w:r>
+        <w:rPr/>
+        <w:t>Decimus looked at the chest. Coin still rattled when the lid shifted, but shallowly, honest about the bottom. He ordered a partial donative for the gate cohorts, coin he’d meant to hold for spring, and watched the spokesman’s shoulders drop half an inch.</w:t>
+      </w:r>
+    </w:p>
+    <w:p>
+      <w:r>
+        <w:rPr/>
+        <w:t>The spokesman weighed the purse with his eyes, not his hands. “Partial,” he said. “That’s a word that tastes like next week’s apology.”</w:t>
+      </w:r>
+    </w:p>
+    <w:p>
+      <w:r>
+        <w:rPr/>
+        <w:t>Decimus almost grinned, the old cheer that had opened mornings, and stopped it before it became a performance. “Then taste it and still hold the hinge. Next week’s apology is still coin I have to find.” The spokesman barked once, short, surprised, and the yard heard it as weather, not mutiny. Decimus scheduled the rest of the pay talk for morning.</w:t>
+      </w:r>
+    </w:p>
+    <w:p>
+      <w:r>
+        <w:rPr/>
+        <w:t>He wrote to Cicero with the stiff pride of a man who still believed praise from Rome was supply, and knew privately that praise was thinner than grain. The same week he wrote Plancus again, shorter, less perfume, asking for two cohorts’ worth of grain and a date, any date, for a meeting on the road.</w:t>
+      </w:r>
+    </w:p>
+    <w:p>
+      <w:r>
+        <w:rPr/>
+        <w:t xml:space="preserve">The answer did not arrive alone. A courier who had eaten at Plancus’s table stood in the yard with mud on one boot and perfume still clinging to the other, Plancus’s weather made flesh. “He admires your hinges,” the man said, practising the pretty line. “He understands Antony’s appetite. His own theatre is unsettled. Grain and cohorts cannot be spared.” Decimus waited for a date. The courier’s eyes found the gate-hinge instead. “He told me to say </w:t>
+      </w:r>
+      <w:r>
+        <w:rPr>
+          <w:i/>
+        </w:rPr>
+        <w:t>yet</w:t>
+      </w:r>
+      <w:r>
+        <w:rPr/>
+        <w:t xml:space="preserve">, if you pressed. </w:t>
+      </w:r>
+      <w:r>
+        <w:rPr>
+          <w:i/>
+        </w:rPr>
+        <w:t>Yet</w:t>
+      </w:r>
+      <w:r>
+        <w:rPr/>
+        <w:t xml:space="preserve"> is not a day on a road.” Decimus dismissed the man before admiration could invent another perfume. The Lepidus channel he had seeded on the road north, a roof near Mutina’s approaches, a messenger who would not meet his eyes, still returned nothing. He did not send a second tablet to ask why.</w:t>
+      </w:r>
+    </w:p>
+    <w:p>
+      <w:r>
+        <w:rPr/>
+        <w:t>The aide asked anyway, one finger holding open the empty slot in the letter-case. “Lepidus has more legions over the mountains than Plancus has. One word from him and Antony has friends at his back as well as a wall in front.”</w:t>
+      </w:r>
+    </w:p>
+    <w:p>
+      <w:r>
+        <w:rPr/>
+        <w:t>“One word from Lepidus goes to whoever is standing nearest when he has to say it,” Decimus said. “Pray it’s us.” He did not pray. He sent the aide to count the grain.</w:t>
+      </w:r>
+    </w:p>
+    <w:p>
+      <w:r>
+        <w:rPr/>
+        <w:t>A southern courier arrived near dusk with dust on his cloak and a packet that smelled of harbour pitch. The queen was home in Alexandria, boy and all, months gone from Caesar’s gardens, and her people were calling it continuity to anyone who asked, not flight. The courier said it like marketplace weather. Decimus did not chase the rumour across the sea. He had hinges. He had Antony’s hunger. He set the packet under the stone with Antony’s courtesy-threats. What the queen meant to do with Egypt was Egypt’s business until it had ships in his harbour.</w:t>
+      </w:r>
+    </w:p>
+    <w:p>
+      <w:r>
+        <w:rPr/>
+        <w:t>Cicero’s latest letter, opened on the same stone, carried a margin note in Cicero’s own hand, unease, not fact. Sextus still held, or seemed to hold, the western sea’s knife; do not invent a Republic that ignores fleets. A second report under the note claimed Sextus finished. Cicero had kept both coals. Decimus kept the contradiction as one more unfinished edge on a board already loud with Antony. He almost smiled at philosophers discovering docks. The smile died when he remembered his own thinning chest.</w:t>
+      </w:r>
+    </w:p>
+    <w:p>
+      <w:r>
+        <w:rPr/>
+        <w:t>A different courier asked whether to answer Antony’s latest written “request” with softness. Decimus chose a sentence that sounded like law and felt like a door barred from inside.</w:t>
+      </w:r>
+    </w:p>
+    <w:p>
+      <w:r>
+        <w:rPr/>
+        <w:t>The sentence did not need an answer. A rider came up the Via Aemilia from Ariminum with his horse lathered to the girth: Antony had left Rome with what the boy had left him of the Macedonian legions and was on the road north. Not hurrying. That was worse.</w:t>
+      </w:r>
+    </w:p>
+    <w:p>
+      <w:r>
+        <w:rPr/>
+        <w:t>Decimus did not wait to be caught on the open plain. He took his legions into Mutina, because Mutina had walls, a granary, and the road running past its gate. In the yard, while carts were loading, the levy spokesman asked what came next.</w:t>
+      </w:r>
+    </w:p>
+    <w:p>
+      <w:r>
+        <w:rPr/>
+        <w:t>“He comes up the road,” Decimus said. “He can’t march on into Gaul with a town full of legions at his back, so he stops. He digs ditches round us and waits for us to eat the last ox. We wait for an army from Rome to come and break his ring. Whoever’s count runs out first loses.”</w:t>
+      </w:r>
+    </w:p>
+    <w:p>
+      <w:r>
+        <w:rPr/>
+        <w:t>“Which army?” the spokesman said. “Rome’s busy writing.”</w:t>
+      </w:r>
+    </w:p>
+    <w:p>
+      <w:r>
+        <w:rPr/>
+        <w:t>“Next year’s,” Decimus said. “On the Kalends the consulship leaves Antony’s hands. Caesar named the next two before he died. Aulus Hirtius, who writes better than he rides and has been sick since spring. Gaius Vibius Pansa, who governed provinces for Caesar and can get farm boys into armour faster than most men get senators into a vote. Letters can’t raise legions. Consuls can, and lead them. Those two are the only swords the Senate owns.”</w:t>
+      </w:r>
+    </w:p>
+    <w:p>
+      <w:r>
+        <w:rPr/>
+        <w:t>“Hirtius and Pansa.” The spokesman worked it through aloud. “Caesar’s men. Coming to get Caesar’s…” He stopped. “Coming to get you out.”</w:t>
+      </w:r>
+    </w:p>
+    <w:p>
+      <w:r>
+        <w:rPr/>
+        <w:t>“Yes.” Decimus did not help him finish the first sentence. It would only be funny if they arrived.</w:t>
+      </w:r>
+    </w:p>
+    <w:p>
+      <w:r>
+        <w:rPr/>
+        <w:t xml:space="preserve">Inside Mutina he had the draught oxen killed and salted in the granary yard, every beast that could pull a cart, because a shut town had no use for carts and a great deal of use for meat. The butchers worked on past dark by torchlight. Brine and blood ran together in the gutter. The spokesman watched with his arms folded and did not say </w:t>
+      </w:r>
+      <w:r>
+        <w:rPr>
+          <w:i/>
+        </w:rPr>
+        <w:t>partial</w:t>
+      </w:r>
+      <w:r>
+        <w:rPr/>
+        <w:t>.</w:t>
+      </w:r>
+    </w:p>
+    <w:p>
+      <w:r>
+        <w:rPr/>
+        <w:t>Later he walked Mutina’s wall-walk and tasted snow early. The key in his chest cut both ways. It had opened Caesar’s morning. It might yet open his own throat. He checked a hinge twice and didn’t tell the sentry why.</w:t>
+      </w:r>
+    </w:p>
+    <w:p>
+      <w:pPr>
+        <w:spacing w:before="280"/>
+      </w:pPr>
+      <w:r>
+        <w:rPr/>
+        <w:t>Chapter 27</w:t>
+      </w:r>
+    </w:p>
+    <w:p>
+      <w:r>
+        <w:rPr/>
+        <w:t>Mutina Begins</w:t>
+      </w:r>
+    </w:p>
+    <w:p>
+      <w:pPr>
+        <w:spacing w:before="200"/>
+      </w:pPr>
+      <w:r>
+        <w:rPr/>
+        <w:t>Walls</w:t>
+      </w:r>
+    </w:p>
+    <w:p>
+      <w:pPr>
+        <w:spacing w:before="200"/>
+      </w:pPr>
+      <w:r>
+        <w:rPr/>
+        <w:t>Between the lines</w:t>
+      </w:r>
+    </w:p>
+    <w:p>
+      <w:r>
+        <w:rPr/>
+        <w:t>They met where the ditch stank of melt and horse and the kind of truce that lasted only as long as both sides wanted a witness.</w:t>
+      </w:r>
+    </w:p>
+    <w:p>
+      <w:r>
+        <w:rPr/>
+        <w:t>Snow threatened without committing. A herald’s voice cracked on a title. Someone on Antony’s side laughed and was glared quiet. Pacuvius waited two spear-lengths back with the patience of a man who preferred storm to grammar. On Decimus’s side an aide held a tablet of Antony’s demands that had already been refused twice in writing.</w:t>
+      </w:r>
+    </w:p>
+    <w:p>
+      <w:r>
+        <w:rPr/>
+        <w:t xml:space="preserve">Antony came on foot the last stretch, body first, cloak open enough to show he was not hiding a sword he intended to use </w:t>
+      </w:r>
+      <w:r>
+        <w:rPr>
+          <w:i/>
+        </w:rPr>
+        <w:t>yet</w:t>
+      </w:r>
+      <w:r>
+        <w:rPr/>
+        <w:t>. Decimus came with clean hands and dirty boots, the old habit of looking like the honest party. Cheer might still open a morning. It might not.</w:t>
+      </w:r>
+    </w:p>
+    <w:p>
+      <w:r>
+        <w:rPr/>
+        <w:t>“Last talk,” Antony said, not loud. Loud was for walls. “Yield Mutina. Keep your skin. I take the province the consul needs. You take a road south that isn’t a grave.”</w:t>
+      </w:r>
+    </w:p>
+    <w:p>
+      <w:r>
+        <w:rPr/>
+        <w:t>“I hold a legal command,” Decimus said. “The Senate…”</w:t>
+      </w:r>
+    </w:p>
+    <w:p>
+      <w:r>
+        <w:rPr/>
+        <w:t>“The Senate writes music,” Antony said. “I write pay. Your grain weeks are shorter than your letters to Cicero admit. I have counted your smoke. Cooking smoke, not forge smoke. You are eating carefully. Careful men surrender while they can still walk.”</w:t>
+      </w:r>
+    </w:p>
+    <w:p>
+      <w:r>
+        <w:rPr/>
+        <w:t>Decimus felt the hit. He had not known Antony’s count was that close. He kept his face officer-flat. “Hirtius will come.”</w:t>
+      </w:r>
+    </w:p>
+    <w:p>
+      <w:r>
+        <w:rPr/>
+        <w:t>“Hirtius will come when he can sit a horse,” Antony said. “Pansa will come when he has taught enough farm boys which end of a pilum goes forward. Neither of them is consul until the Kalends, and neither of them is here. Until then you have hinges and hope, and hope won’t fill a granary.” He glanced once at Mutina’s wall. “You killed a man who trusted your cheer. Do not ask me to trust your legality.”</w:t>
+      </w:r>
+    </w:p>
+    <w:p>
+      <w:r>
+        <w:rPr/>
+        <w:t>Decimus’s throat tightened, the old key turning. He didn’t climb down. Climbing down would’ve looked like confession.</w:t>
+      </w:r>
+    </w:p>
+    <w:p>
+      <w:r>
+        <w:rPr/>
+        <w:t>“No,” Decimus said. “Not for breakfast. Not for your count of my smoke.”</w:t>
+      </w:r>
+    </w:p>
+    <w:p>
+      <w:r>
+        <w:rPr/>
+        <w:t>Antony’s mouth did something almost like a smile. “Then we introduce you to winter.”</w:t>
+      </w:r>
+    </w:p>
+    <w:p>
+      <w:r>
+        <w:rPr/>
+        <w:t>They parted without clasping. The truce ended when the first boot left the ditch mud. Behind Decimus, the aide whispered, “He bluffed the grain.”</w:t>
+      </w:r>
+    </w:p>
+    <w:p>
+      <w:r>
+        <w:rPr/>
+        <w:t>“He might have,” Decimus said. “I cannot un-eat what we have already not eaten.” The aide’s mouth twitched. “At least he didn’t offer you a chair. Chairs make threats look like visits.” Decimus almost laughed, then didn’t.</w:t>
+      </w:r>
+    </w:p>
+    <w:p>
+      <w:r>
+        <w:rPr/>
+        <w:t>That night a courier brought Plancus’s newest courtesy, dated after a thaw that had not begun. Decimus set it under the same stone as Antony’s old threats.</w:t>
+      </w:r>
+    </w:p>
+    <w:p>
+      <w:pPr>
+        <w:spacing w:before="200"/>
+      </w:pPr>
+      <w:r>
+        <w:rPr/>
+        <w:t>Antony</w:t>
+      </w:r>
+    </w:p>
+    <w:p>
+      <w:r>
+        <w:rPr/>
+        <w:t>He rode back smelling snow and horse and impatience. Pacuvius wanted storm now. Antony held the storm one more day, not mercy, timing. Timing kept soldiers paid long enough to hate the right wall.</w:t>
+      </w:r>
+    </w:p>
+    <w:p>
+      <w:r>
+        <w:rPr/>
+        <w:t>A scout reported smoke from the town’s edge, cooking, not surrender. Antony nodded. “He thinks a province is a personality,” he told Pacuvius. “Let him eat posture.”</w:t>
+      </w:r>
+    </w:p>
+    <w:p>
+      <w:pPr>
+        <w:spacing w:before="200"/>
+      </w:pPr>
+      <w:r>
+        <w:rPr/>
+        <w:t>Decimus</w:t>
+      </w:r>
+    </w:p>
+    <w:p>
+      <w:r>
+        <w:rPr/>
+        <w:t>He watched the lines tighten and wrote fewer letters that pretended optimism.</w:t>
+      </w:r>
+    </w:p>
+    <w:p>
+      <w:r>
+        <w:rPr/>
+        <w:t>“Hirtius will come,” the aide said again, needing it.</w:t>
+      </w:r>
+    </w:p>
+    <w:p>
+      <w:r>
+        <w:rPr/>
+        <w:t>“After the Kalends,” Decimus said. “Him and Pansa both. Until then we eat salt ox and count hinges.”</w:t>
+      </w:r>
+    </w:p>
+    <w:p>
+      <w:r>
+        <w:rPr/>
+        <w:t>He walked the walls at night with a cloak that did not keep the Ides out. The deed felt far and stupidly intimate, a debt owed a corpse who had trusted his cheer. An aide offered wine. Decimus refused, then took half a cup anyway. Below, Antony’s fires multiplied.</w:t>
+      </w:r>
+    </w:p>
+    <w:p>
+      <w:pPr>
+        <w:spacing w:before="200"/>
+      </w:pPr>
+      <w:r>
+        <w:rPr/>
+        <w:t>The Senate’s Sword</w:t>
+      </w:r>
+    </w:p>
+    <w:p>
+      <w:r>
+        <w:rPr/>
+        <w:t>Cicero argued Octavian into usefulness the way he argued clauses into laws. A sweating senator on the end bench, near the doors, feared Antony more than boys. Octavian stood on the threshold among the men who listened through the open doors: not a senator, so not inside, and present enough to be aimed.</w:t>
+      </w:r>
+    </w:p>
+    <w:p>
+      <w:r>
+        <w:rPr/>
+        <w:t>The consuls’ chairs had new men in them. Antony’s year was over; Antony was in a ditch outside Mutina. Hirtius sat wrapped too warmly, the spring’s sickness still in his cheekbones. Octavian had read his last book of the Gallic war at Apollonia and privately thought it better than the dead man’s. Pansa sat beside him, broad and plain, a list of recruits and pay open on his knee before the auspices were cold. Cicero called them the Senate’s swords. Cicero wanted a third blade to go with them.</w:t>
+      </w:r>
+    </w:p>
+    <w:p>
+      <w:r>
+        <w:rPr/>
+        <w:t xml:space="preserve">Cicero read the motion in his court voice. Thanks to the Martian legion and the Fourth, “who left the consul Antony and came over to the Senate and to Gaius Caesar.” Thanks to the veterans “whom Gaius Caesar raised at his own cost.” And for Gaius Caesar himself a praetor’s command and a seat among the fathers, so that the legions he already had would at last belong to a law. Octavian heard </w:t>
+      </w:r>
+      <w:r>
+        <w:rPr>
+          <w:i/>
+        </w:rPr>
+        <w:t>at his own cost</w:t>
+      </w:r>
+      <w:r>
+        <w:rPr/>
+        <w:t xml:space="preserve"> and thought of the actual cost: five hundred denarii a man through the Campanian colonies in the autumn, Philippus’s face when the chests went out, Antony at Brundisium offering his own soldiers a hundred apiece and hearing the ranks laugh. The Senate was thanking him for a crime it had decided to need.</w:t>
+      </w:r>
+    </w:p>
+    <w:p>
+      <w:r>
+        <w:rPr/>
+        <w:t xml:space="preserve">“The young Caesar,” Cicero said, and the name seemed to catch in his throat on the way out, “will march with the consuls and defend the state against Antony’s madness.” The senator muttered </w:t>
+      </w:r>
+      <w:r>
+        <w:rPr>
+          <w:i/>
+        </w:rPr>
+        <w:t>adoption</w:t>
+      </w:r>
+      <w:r>
+        <w:rPr/>
+        <w:t xml:space="preserve"> and </w:t>
+      </w:r>
+      <w:r>
+        <w:rPr>
+          <w:i/>
+        </w:rPr>
+        <w:t>armies</w:t>
+      </w:r>
+      <w:r>
+        <w:rPr/>
+        <w:t xml:space="preserve"> in one breath, hoping grammar could make them one animal, then closed his mouth into agreement. Octavian watched Cicero take the closing for virtue’s return.</w:t>
+      </w:r>
+    </w:p>
+    <w:p>
+      <w:r>
+        <w:rPr/>
+        <w:t xml:space="preserve">Octavian listened to himself become a tool. When Cicero’s gaze sought approval, he gave a nod calibrated to obedience and nothing else. He didn’t think </w:t>
+      </w:r>
+      <w:r>
+        <w:rPr>
+          <w:i/>
+        </w:rPr>
+        <w:t>empire</w:t>
+      </w:r>
+      <w:r>
+        <w:rPr/>
+        <w:t xml:space="preserve">. He thought </w:t>
+      </w:r>
+      <w:r>
+        <w:rPr>
+          <w:i/>
+        </w:rPr>
+        <w:t>survive the week without looking grateful for their fear.</w:t>
+      </w:r>
+      <w:r>
+        <w:rPr/>
+        <w:t xml:space="preserve"> A clerk miswrote his age. He corrected the number and left the tone alone. Hirtius looked at him once, the look of a man who had copied out Caesar’s sentences for years and now found the name signed in a boy’s hand. Octavian held the look until Hirtius let it go. Pansa did not look up. He was counting.</w:t>
+      </w:r>
+    </w:p>
+    <w:p>
+      <w:r>
+        <w:rPr/>
+        <w:t>Agrippa stood where the Curia fringe still smelled of wet wool and ambition. Close enough to hear Pacuvius’s name travel in a courier’s mutter, Antony’s storm-man still pricing timing at Mutina. Far enough that senators could pretend the boy arrived alone. A sweating senator wanted Octavian to smile gratitude. Agrippa did not move. Octavian kept his own nod thin.</w:t>
+      </w:r>
+    </w:p>
+    <w:p>
+      <w:r>
+        <w:rPr/>
+        <w:t>Afterward a senator clasped his arm and called him the Republic’s luck. Octavian returned the clasp at half strength. Half strength still looked like gratitude if you did not measure. Agrippa’s stillness held until the clasp ended. Only then did he match pace toward the vendor street. A northern courier’s fragments stayed unmerged in Octavian’s hand: Decimus holding, Antony digging, Pacuvius still hungry for storm. Cicero left looking like a man certain he had saved the Republic. Outside, a vendor sold hot food and called no one Caesar. Octavian heard him and didn’t correct him.</w:t>
+      </w:r>
+    </w:p>
+    <w:p>
+      <w:pPr>
+        <w:spacing w:before="360"/>
+      </w:pPr>
+      <w:r>
+        <w:rPr/>
+        <w:t>Act 5: Mutina to Philippi</w:t>
+      </w:r>
+    </w:p>
+    <w:p>
+      <w:pPr>
+        <w:spacing w:before="280"/>
+      </w:pPr>
+      <w:r>
+        <w:rPr/>
+        <w:t>Chapter 28</w:t>
+      </w:r>
+    </w:p>
+    <w:p>
+      <w:r>
+        <w:rPr/>
+        <w:t>Mutina Field</w:t>
+      </w:r>
+    </w:p>
+    <w:p>
+      <w:pPr>
+        <w:spacing w:before="200"/>
+      </w:pPr>
+      <w:r>
+        <w:rPr/>
+        <w:t>Mud</w:t>
+      </w:r>
+    </w:p>
+    <w:p>
+      <w:r>
+        <w:rPr/>
+        <w:t>Laberius’s world narrowed to mud and which eagle still stood.</w:t>
+      </w:r>
+    </w:p>
+    <w:p>
+      <w:r>
+        <w:rPr/>
+        <w:t>In rooms with clean sandals this would be named success before the mud dried. In the ditch it was screaming. Martians refusing to be held. Someone’s javelin nearly killing him until a voice yelled his century’s joke-name. Antony’s men came out hard. Hard enough that Laberius smelled the old Spanish stubbornness again, the kind that did not care who Rome called consul. Hirtius hit harder when the day turned. Laberius didn’t see strategy. He saw a standard tilt. He saw a friend open at the neck. Blood mixed with meltwater and ran pink off the rim of his shield.</w:t>
+      </w:r>
+    </w:p>
+    <w:p>
+      <w:r>
+        <w:rPr/>
+        <w:t>Vibius spat black grit. “Win,” he said. “Then count.”</w:t>
+      </w:r>
+    </w:p>
+    <w:p>
+      <w:r>
+        <w:rPr/>
+        <w:t>“Count what?” said the man behind them. “Five hundred from the boy at Capua to stand in this.”</w:t>
+      </w:r>
+    </w:p>
+    <w:p>
+      <w:r>
+        <w:rPr/>
+        <w:t>“Five hundred beats Antony’s hundred,” Vibius said. Laberius had taken the boy’s coin in the end, in the autumn, when the shadow with a seal learned to feed men. It had bought his boots for the young Caesar’s ranks and this ditch. It had not moved the twine.</w:t>
+      </w:r>
+    </w:p>
+    <w:p>
+      <w:r>
+        <w:rPr/>
+        <w:t>Pay talk lived under the noise like a second drum. Who owed donatives. Which Caesar’s name still fed mouths. Whether Hirtius’s clean reputation meant Rome finally understood mud. Capua still sat in Laberius’s boots as an unpaid date. A boy from another century asked if they were fighting for the Senate or for bread. Laberius said, “Fight for the man on your left. Capua argues later, if later still has a road.”</w:t>
+      </w:r>
+    </w:p>
+    <w:p>
+      <w:r>
+        <w:rPr/>
+        <w:t>Between assaults, when the yelling thinned and the cold found room, Vibius and two men from the contubernium talked dirt the way other men talked gods. “Capua was a date when the paymaster breathed,” Vibius said, voice flat. Mud did not buy jokes. “Now Capua is only what we stand in.” The second man wiped pink melt from his shield rim. “Still wants a road, if we live.” Laberius did not finish the thought aloud. Finishing would have made Capua a speech. He kept his century from becoming a gap. When a signal dipped wrong in the wet air, he held the line anyway. Signals lied as often as clerks.</w:t>
+      </w:r>
+    </w:p>
+    <w:p>
+      <w:r>
+        <w:rPr/>
+        <w:t>Yell-rumours arrived before facts. Someone claimed a consul down. Someone claimed both. Someone claimed a victory large enough to make the ditch look like a lie. Laberius believed the ache in his forearms and nothing else. Until mid-afternoon, when a staff officer he recognised from Hirtius’s tent came past on a blown horse, cloak dark with more than rain, and said to a tribune three paces from Laberius’s ear: “The consul Hirtius is dead. I held his shoulder. Do not invent a better story.”</w:t>
+      </w:r>
+    </w:p>
+    <w:p>
+      <w:r>
+        <w:rPr/>
+        <w:t>That was one fact Laberius could keep: Hirtius down, confirmed by a man who had touched him. Pansa’s name still swam in the yell-water, wounded, dying, fine, poisoned, blessed. “They carried him off at Forum Gallorum,” Vibius said. “A week back. Javelin in the side. I saw the litter. I didn’t see inside it.” Laberius didn’t promote any Pansa version. Vibius had a litter. Nobody had a shoulder.</w:t>
+      </w:r>
+    </w:p>
+    <w:p>
+      <w:r>
+        <w:rPr/>
+        <w:t>Near dusk Antony’s near line pulled back toward the higher ground. Not a rout Laberius could swear to. Only a thinning of shields where shields had been thick. He saw that with his own eyes. A wounded Antonian left behind tried to crawl and was finished by someone Laberius did not know. Finishing was not glory either. Withdrawal or regroup: clerks would decide later. Laberius decided only that his century still had an eagle. And a gap where a friend had been.</w:t>
+      </w:r>
+    </w:p>
+    <w:p>
+      <w:r>
+        <w:rPr/>
+        <w:t>Water ran into his boots. He had stopped noticing wet hours ago; noticing returned when the fighting thinned and the cold found room. Vibius pointed at Mutina’s wall, still closed. “Town’s still his,” Vibius said, meaning Decimus. Laberius grunted. Walls didn’t feed the ditch.</w:t>
+      </w:r>
+    </w:p>
+    <w:p>
+      <w:r>
+        <w:rPr/>
+        <w:t>A mule train stuck in the same ditch as the dead. Drivers cursed gods and officers with equal accuracy. Laberius helped push because pushing was orders you could obey without understanding Senate talk. One mule went down and stayed down; they cut the traces and left it.</w:t>
+      </w:r>
+    </w:p>
+    <w:p>
+      <w:r>
+        <w:rPr/>
+        <w:t>He stacked a shield that was not his. The owner would not need it. Somewhere behind, gallopers already carried “great success” toward Rome. Laberius carried a friend’s boots, left boot split at the heel, still warm somehow. He knew Hirtius was dead. He knew Antony’s near shields had thinned. What Rome would buy with those two facts, he left to the gallopers. He didn’t follow their dust.</w:t>
+      </w:r>
+    </w:p>
+    <w:p>
+      <w:pPr>
+        <w:spacing w:before="200"/>
+      </w:pPr>
+      <w:r>
+        <w:rPr/>
+        <w:t>Poison Talk</w:t>
+      </w:r>
+    </w:p>
+    <w:p>
+      <w:r>
+        <w:rPr/>
+        <w:t>Hordeonius recorded three explanations for Pansa’s death before the man had finished dying:</w:t>
+      </w:r>
+    </w:p>
+    <w:p>
+      <w:r>
+        <w:rPr/>
+        <w:t>1. Battlefield medicine</w:t>
+      </w:r>
+    </w:p>
+    <w:p>
+      <w:r>
+        <w:rPr/>
+        <w:t>2. Antony’s smear</w:t>
+      </w:r>
+    </w:p>
+    <w:p>
+      <w:r>
+        <w:rPr/>
+        <w:t>3. The boy’s friends prefer fewer consuls</w:t>
+      </w:r>
+    </w:p>
+    <w:p>
+      <w:r>
+        <w:rPr/>
+        <w:t xml:space="preserve">He labelled all three </w:t>
+      </w:r>
+      <w:r>
+        <w:rPr>
+          <w:i/>
+        </w:rPr>
+        <w:t>Rumour</w:t>
+      </w:r>
+      <w:r>
+        <w:rPr/>
+        <w:t xml:space="preserve"> in Greek abbreviation, because Latin made gossip look like evidence. A client wanted to buy the third as fact, wanted a price on conspiracy that would make his dinner clever. Sosia sat on the next stool with a cup; a runner from camp hovered with ink still wet.</w:t>
+      </w:r>
+    </w:p>
+    <w:p>
+      <w:r>
+        <w:rPr/>
+        <w:t>Hordeonius refused the sale and charged for the refusal.</w:t>
+      </w:r>
+    </w:p>
+    <w:p>
+      <w:r>
+        <w:rPr/>
+        <w:t>“Do not sell poison as fact,” he told the man, gentle as a father closing a child’s eyes. “I keep seals. Seals are not dinner cleverness. Pay for the refusal if you want a clean margin.”</w:t>
+      </w:r>
+    </w:p>
+    <w:p>
+      <w:r>
+        <w:rPr/>
+        <w:t>The client bowed, grateful as a man receiving virtue. “Clean margins. Of course. Wisdom.”</w:t>
+      </w:r>
+    </w:p>
+    <w:p>
+      <w:r>
+        <w:rPr/>
+        <w:t>Sosia tipped his cup toward Hordeonius without drinking. “Only you could make refusing a sale sound like a temple tax.”</w:t>
+      </w:r>
+    </w:p>
+    <w:p>
+      <w:r>
+        <w:rPr/>
+        <w:t>Hordeonius did not smile. “Silence clears. Cleverness does not.”</w:t>
+      </w:r>
+    </w:p>
+    <w:p>
+      <w:r>
+        <w:rPr/>
+        <w:t xml:space="preserve">Sosia muttered, after, that dead consuls moved land prices either way. A letter from camp arrived with three different inks and one shared panic. Hirtius down as fact in one hand. Pansa still a menu of causes in another. Hordeonius priced land by the panic without crowning a cause and entered </w:t>
+      </w:r>
+      <w:r>
+        <w:rPr>
+          <w:i/>
+        </w:rPr>
+        <w:t>Pansa: cause open</w:t>
+      </w:r>
+      <w:r>
+        <w:rPr/>
+        <w:t>.</w:t>
+      </w:r>
+    </w:p>
+    <w:p>
+      <w:r>
+        <w:rPr/>
+        <w:t xml:space="preserve">A second client asked whether to short land near Mutina. Hordeonius took a fee for advising against it and wrote the fee under </w:t>
+      </w:r>
+      <w:r>
+        <w:rPr>
+          <w:i/>
+        </w:rPr>
+        <w:t>prudence</w:t>
+      </w:r>
+      <w:r>
+        <w:rPr/>
+        <w:t>. Sleep would argue with him later. For now the market argued louder.</w:t>
+      </w:r>
+    </w:p>
+    <w:p>
+      <w:pPr>
+        <w:spacing w:before="280"/>
+      </w:pPr>
+      <w:r>
+        <w:rPr/>
+        <w:t>Chapter 29</w:t>
+      </w:r>
+    </w:p>
+    <w:p>
+      <w:r>
+        <w:rPr/>
+        <w:t>Isolation and Fasces</w:t>
+      </w:r>
+    </w:p>
+    <w:p>
+      <w:pPr>
+        <w:spacing w:before="200"/>
+      </w:pPr>
+      <w:r>
+        <w:rPr/>
+        <w:t>Allies Evaporate</w:t>
+      </w:r>
+    </w:p>
+    <w:p>
+      <w:r>
+        <w:rPr/>
+        <w:t>Decimus left Mutina after the relief had made the wall honest again. Hirtius’s dirt still drying on the road. Antony thinned but not finished. The town’s hinges finally someone else’s problem for a morning. At the first milestone past the gate he waited half that morning for Plancus’s promised meeting-mark. No cohorts. No date. Only dust that refused to become wagons. Near noon a rider from the Lepidus channel he had seeded after the funeral handed back Decimus’s latest wax unopened. Same averted eyes as the messenger who would not take a return tablet on the road north in March. “The meeting near the approaches cannot yet be kept,” the man said, practising courtesy. “My principal sends goodwill.” Goodwill without a roof. Decimus kept the returned tablet.</w:t>
+      </w:r>
+    </w:p>
+    <w:p>
+      <w:r>
+        <w:rPr/>
+        <w:t>He looked for a destination mark on the itinerary and found only blank margin where a meeting date should have been. He rubbed the blank with his thumb until the wax warmed and still showed nothing. Antony, bleeding but unbroken, was already sliding toward friends Decimus could not buy.</w:t>
+      </w:r>
+    </w:p>
+    <w:p>
+      <w:r>
+        <w:rPr/>
+        <w:t>Cicero’s praise arrived sweet and late. Decimus read one line of congratulation twice, then folded it into a pack already too light on grain. He wrote one more letter that tried to sound steady, gates held, honour intact. He stopped mid-sentence when his hand cramped. He didn’t send a second copy.</w:t>
+      </w:r>
+    </w:p>
+    <w:p>
+      <w:r>
+        <w:rPr/>
+        <w:t>Plancus came after all, in June, when Antony had already walked into Lepidus’s camp. He brought legions and compliments and pitched beside Decimus under the Alps at Cularo, and for a summer the two armies ate the same valley bare and wrote the same letters to Rome asking for the boy to be sent north. The boy did not come. In August letters began arriving for Plancus from Pollio in Spain, under seals Decimus was not shown. In September Plancus took his legions over to Antony with the same apologetic face he had worn arriving, and Decimus’s own recruits, raw and unpaid, began walking off by the hundred.</w:t>
+      </w:r>
+    </w:p>
+    <w:p>
+      <w:r>
+        <w:rPr/>
+        <w:t>Then he rode with dwindling staff into country that did not care who freed the Republic. Rain made the road a trough. An aide counted purses and got a number that made him quiet. Another counted betrayals and got a higher number. A third asked whether they should wait for Cassius from the East.</w:t>
+      </w:r>
+    </w:p>
+    <w:p>
+      <w:r>
+        <w:rPr/>
+        <w:t>“Wait here and the road learns our number,” Decimus said.</w:t>
+      </w:r>
+    </w:p>
+    <w:p>
+      <w:r>
+        <w:rPr/>
+        <w:t>“They will say I did not pursue,” the first aide muttered.</w:t>
+      </w:r>
+    </w:p>
+    <w:p>
+      <w:r>
+        <w:rPr/>
+        <w:t>“Let them,” Decimus said. “We take the west fork before dark. The east ford is watched, I smelled horse-lines on the wind this morning. Plancus has crossed. Lepidus’s man returned the tablet. We do not wait for dates that practise absence.”</w:t>
+      </w:r>
+    </w:p>
+    <w:p>
+      <w:r>
+        <w:rPr/>
+        <w:t>The second aide, older, tablet-hand still inked from Mutina’s last courtesy copy, spoke the count Decimus had been avoiding as a list of people. “Plancus: gone to Antony. Lepidus: promised meeting, messenger who would not take a return tablet, twice, and in May his legions let Antony walk into their camp. Waded the river to embrace him, and Lepidus writes the Senate that his soldiers did it. The boy: will not share a road with the man who held Caesar’s door, and said so where his centurions could hear. Three names, and not one wagon among them.”</w:t>
+      </w:r>
+    </w:p>
+    <w:p>
+      <w:r>
+        <w:rPr/>
+        <w:t>Decimus heard the names as doors that had already closed while he counted hinges. “Then we do not invent a fifth name for hope,” he said. The first aide opened his mouth on another complaint. Decimus was already counting remaining waterskins aloud, making the count the argument beside the named absences. At a crossroads shrine someone had left a cheap wreath for “the liberators.” Rain had ruined it. Decimus didn’t stop to fix it. He checked his horse’s mouth for sores and found none.</w:t>
+      </w:r>
+    </w:p>
+    <w:p>
+      <w:r>
+        <w:rPr/>
+        <w:t>They slept once in a barn that smelled of wet hay and someone else’s fear. In the dark Decimus thought, briefly, without speech, of Caesar’s atrium and the cheer he had worn like a clean cloak on a March morning. Trust had been the key. He put the thought away the way he put away a broken strap: later, if later existed.</w:t>
+      </w:r>
+    </w:p>
+    <w:p>
+      <w:r>
+        <w:rPr/>
+        <w:t>On the second day the staff was smaller. One man had “gone for water” and not returned. Decimus didn’t send a search. Searches taught the road your remaining number.</w:t>
+      </w:r>
+    </w:p>
+    <w:p>
+      <w:r>
+        <w:rPr/>
+        <w:t>Near a river ford the map promised a contact who could pass them toward the mountains and, beyond rumour, toward Cassius. The contact was three men with ordinary faces and a mule. One smiled too quickly. Decimus’s remaining aide whispered, “Lepidus’s smile.”</w:t>
+      </w:r>
+    </w:p>
+    <w:p>
+      <w:r>
+        <w:rPr/>
+        <w:t>“Or anybody’s price,” Decimus said.</w:t>
+      </w:r>
+    </w:p>
+    <w:p>
+      <w:r>
+        <w:rPr/>
+        <w:t>He still dismounted. Refusing the ford meant the open road behind, where Antony’s friends were thicker. He kept his hands visible. Appearances, even here.</w:t>
+      </w:r>
+    </w:p>
+    <w:p>
+      <w:r>
+        <w:rPr/>
+        <w:t>They asked for his name. They already knew it. He gave it because lying would have bought minutes instead of miles. A purse changed hands: not his purse. Someone else’s coin for his head. He counted the pieces by glint before the knives moved, enough metal for a short road and a long silence.</w:t>
+      </w:r>
+    </w:p>
+    <w:p>
+      <w:r>
+        <w:rPr/>
+        <w:t>There was no speech. He went for the horse. A hand caught his cloak. Mud took his knee. The ditch at the ford’s edge was shallow and ordinary: meltwater, a broken rein, the smell of wet wool.</w:t>
+      </w:r>
+    </w:p>
+    <w:p>
+      <w:r>
+        <w:rPr/>
+        <w:t>If he thought of Caesar’s laugh one last time, the thought stayed inside.</w:t>
+      </w:r>
+    </w:p>
+    <w:p>
+      <w:pPr>
+        <w:spacing w:before="200"/>
+      </w:pPr>
+      <w:r>
+        <w:rPr/>
+        <w:t>Consul</w:t>
+      </w:r>
+    </w:p>
+    <w:p>
+      <w:r>
+        <w:rPr/>
+        <w:t>Octavian entered the politics of force with hands that still remembered shaking in Apollonia.</w:t>
+      </w:r>
+    </w:p>
+    <w:p>
+      <w:r>
+        <w:rPr/>
+        <w:t>A courier brought the Senate’s thanks for Mutina, and the thanks were not for him. The fathers had voted Decimus a triumph and handed him the dead consuls’ legions, the Martians among them, to chase Antony up the road. Octavian was to be thanked and left behind. He read the decree once and gave it to Agrippa, who read it twice.</w:t>
+      </w:r>
+    </w:p>
+    <w:p>
+      <w:r>
+        <w:rPr/>
+        <w:t>“They will say you let Antony get away,” Agrippa said.</w:t>
+      </w:r>
+    </w:p>
+    <w:p>
+      <w:r>
+        <w:rPr/>
+        <w:t>Octavian’s throat tightened once, shame or fever; he didn’t sort it. He looked at the pay chests, not at Agrippa’s face. “Then we pay before we argue. Men who are owed invent worse stories than senators do.”</w:t>
+      </w:r>
+    </w:p>
+    <w:p>
+      <w:r>
+        <w:rPr/>
+        <w:t>He had the clerks open the nearest chest where Agrippa could see the count. Late thanks; complete coin. The order of those facts was the lesson he was learning with his hands. When a tribune started a sentence about the Senate’s honours, Octavian cut him with a nod toward the queue of soldiers. “Honours after the line is fed.”</w:t>
+      </w:r>
+    </w:p>
+    <w:p>
+      <w:r>
+        <w:rPr/>
+        <w:t xml:space="preserve">The vacuum arrived as named pressure, not triumph. Both consuls were dead, Hirtius in the ditch at Mutina and Pansa of his wound a day after, and their chairs stood empty. A centurion from the Martians said it first, loud enough for the pay line: “They want us under the man who held Caesar’s door. Who feeds us now, old men with tablets, or Caesar’s name?” A tribune seconded without looking at Octavian’s face: the men would not march for an assassin on praise that arrived late and sweet. Agrippa translated the noise into one sentence Octavian could keep. The ranks wanted a consul who was </w:t>
+      </w:r>
+      <w:r>
+        <w:rPr>
+          <w:i/>
+        </w:rPr>
+        <w:t>theirs</w:t>
+      </w:r>
+      <w:r>
+        <w:rPr/>
+        <w:t>: paymaster, name, a face young enough to insult the old seats. Two chairs were empty.</w:t>
+      </w:r>
+    </w:p>
+    <w:p>
+      <w:r>
+        <w:rPr/>
+        <w:t xml:space="preserve">Senate pressure arrived in a different mouth. A senior voice, careful with consonants, told Octavian that with both consuls dead the House had no one in the chairs to point at and call the year settled. Decimus was a Liberator with a triumph and a thinning army, not a consul. Antony was over the Alps with Lepidus’s legions. They needed a miracle that obeyed. They needed it before Antony’s friends finished renaming the map. The same voice reminded him, as if reminding were a kindness, that the law asked forty-two years for a consul’s chair and he had nineteen. Octavian had already sent centurions to the Curia with the ranks’ request in writing. One came back and told the pay line what he had said on the steps when the fathers talked about age. He had put his hand on his sword. </w:t>
+      </w:r>
+      <w:r>
+        <w:rPr>
+          <w:i/>
+        </w:rPr>
+        <w:t>If you will not make him consul, this will.</w:t>
+      </w:r>
+      <w:r>
+        <w:rPr/>
+        <w:t xml:space="preserve"> Octavian offered them a nineteen-year-old with Caesar’s name and enough armed insistence to make elections look like a toll you paid at the gate. Not because destiny asked. Because two empty chairs had shortened every polite road.</w:t>
+      </w:r>
+    </w:p>
+    <w:p>
+      <w:r>
+        <w:rPr/>
+        <w:t xml:space="preserve">He felt sick after the first hard bargain, stomach, not omen. A taste of metal rose; he swallowed it and kept his fingers on the chest lid until the shake stopped. Publicly he accepted the fasces like owed homework. Twelve lictors shouldered the bound rods and walked ahead of him, and men stepped out of the street for the rods before they looked to see whose face came behind. A herald stumbled over </w:t>
+      </w:r>
+      <w:r>
+        <w:rPr>
+          <w:i/>
+        </w:rPr>
+        <w:t>consul</w:t>
+      </w:r>
+      <w:r>
+        <w:rPr/>
+        <w:t xml:space="preserve"> and </w:t>
+      </w:r>
+      <w:r>
+        <w:rPr>
+          <w:i/>
+        </w:rPr>
+        <w:t>nineteen</w:t>
+      </w:r>
+      <w:r>
+        <w:rPr/>
+        <w:t xml:space="preserve"> in the same breath, as if the two words had never met. Octavian let him find his way to the end.</w:t>
+      </w:r>
+    </w:p>
+    <w:p>
+      <w:r>
+        <w:rPr/>
+        <w:t>“They will hate this,” Agrippa said.</w:t>
+      </w:r>
+    </w:p>
+    <w:p>
+      <w:r>
+        <w:rPr/>
+        <w:t>Octavian wiped sweat from his upper lip with the back of his hand, ugly, visible, unfinished. “They hated the knives more. Let them hate a boy who pays after the line eats.”</w:t>
+      </w:r>
+    </w:p>
+    <w:p>
+      <w:r>
+        <w:rPr/>
+        <w:t>Agrippa’s mouth twitched, almost the old Apollonia play, then not. “Homework with fasces. Only you could make a consulship sound like a debt you intend to clear before bedtime.” Octavian did not smile. Smiling would have spoiled the pay line. He let the twitch count as the joke landing and kept his fingers on the chest.</w:t>
+      </w:r>
+    </w:p>
+    <w:p>
+      <w:r>
+        <w:rPr/>
+        <w:t xml:space="preserve">A senator who had voted him an ovation and then forgotten to pay for it called him the gods’ gift and waited for a smile of destiny. Octavian looked at him until the man found something to do with his hands. A soldier shouted the name </w:t>
       </w:r>
       <w:r>
         <w:rPr>
@@ -11091,1775 +12553,225 @@
       </w:r>
       <w:r>
         <w:rPr/>
-        <w:t xml:space="preserve"> in Cicero’s private mouth, and </w:t>
+        <w:t xml:space="preserve"> as paymaster; Octavian didn’t bow to it like a hymn. He let the shout stand because paymaster was a job his hands already understood better than luck.</w:t>
+      </w:r>
+    </w:p>
+    <w:p>
+      <w:r>
+        <w:rPr/>
+        <w:t>By autumn a courier brought Decimus’s end as three incompatible stories. Ditch. Alps. Lepidus’s smile. Antony’s purse, no purse, a speech, no speech. Octavian did not ask which was true. What the stories shared was enough for the ranks: the last Liberator in Italy was gone, and the north had no one left to hold it but Antony and Lepidus. In the same week a tablet came under two seals pressed side by side in the same wax, Lepidus’s and Antony’s: talk, on the river island below Bononia, between the camps, where no city could listen.</w:t>
+      </w:r>
+    </w:p>
+    <w:p>
+      <w:pPr>
+        <w:spacing w:before="280"/>
+      </w:pPr>
+      <w:r>
+        <w:rPr/>
+        <w:t>Chapter 30</w:t>
+      </w:r>
+    </w:p>
+    <w:p>
+      <w:r>
+        <w:rPr/>
+        <w:t>Lists</w:t>
+      </w:r>
+    </w:p>
+    <w:p>
+      <w:pPr>
+        <w:spacing w:before="200"/>
+      </w:pPr>
+      <w:r>
+        <w:rPr/>
+        <w:t>Bononia</w:t>
+      </w:r>
+    </w:p>
+    <w:p>
+      <w:r>
+        <w:rPr/>
+        <w:t>They met because none could kill the other two cheaply.</w:t>
+      </w:r>
+    </w:p>
+    <w:p>
+      <w:r>
+        <w:rPr/>
+        <w:t>The island sat low in the river below Bononia, a gravel tongue with a tent on it and two camps on the banks watching each other’s fires. Lepidus crossed first over the plank bridge and walked the island with his own eyes before he waved the other two across. On the sand each man let the others’ people pat him down for blades. Nobody pretended it was ceremony.</w:t>
+      </w:r>
+    </w:p>
+    <w:p>
+      <w:r>
+        <w:rPr/>
+        <w:t>Antony brought soldier gravity and a hunger that still smelled like Ops unlocked. He looked across the table at the Campania squeak grown into a man who could force a bargain, and whatever joke he had kept since spring did not come out. Octavian had brought the name, and a cold that still cracked sometimes when a room laughed wrong. He felt it crack now, and seal, like wax under a thumb. Lepidus brought the useful talent of being present when maps were drawn, and of surviving other men’s sentences without becoming their subject. He also brought the legions that had waded the river to Antony in the spring, which was why he had a chair. A table held bread nobody ate. Appetite had moved to paper.</w:t>
+      </w:r>
+    </w:p>
+    <w:p>
+      <w:r>
+        <w:rPr/>
+        <w:t>Lepidus wanted the law first, because Lepidus always wanted the law first. “A tribune carries it in Rome,” he said. “Three men for setting the state in order. Five years. A consul’s power for each of us, and no veto over any of it.”</w:t>
+      </w:r>
+    </w:p>
+    <w:p>
+      <w:r>
+        <w:rPr/>
+        <w:t>“Triumvirs,” Antony said, tasting it. “In Rome a board of three counts copper at the mint and minds the jail.”</w:t>
+      </w:r>
+    </w:p>
+    <w:p>
+      <w:r>
+        <w:rPr/>
+        <w:t>“Then this one minds both,” Octavian said.</w:t>
+      </w:r>
+    </w:p>
+    <w:p>
+      <w:r>
+        <w:rPr/>
+        <w:t>Nobody laughed. Antony laid his palm on the tablet where the money should have been. Forty-odd legions wanted paying, and the colonies Caesar had promised them were still surveyor’s stakes. “Sulla did this,” Lepidus said quietly, as if the dead could be asked for a precedent.</w:t>
+      </w:r>
+    </w:p>
+    <w:p>
+      <w:r>
+        <w:rPr/>
+        <w:t>“Sulla posted names,” Antony said. “That is all a list is. Names, heads, and a sale, and the sale pays the legions.”</w:t>
+      </w:r>
+    </w:p>
+    <w:p>
+      <w:r>
+        <w:rPr/>
+        <w:t>Victim lists began like shopping. A name, then a joke, then silence when the joke hit someone each man still half-liked. A guard outside coughed. Conversation became rain and cousins for three breaths. Then it returned to blood accounting. Paper took names faster than mouths could soften them.</w:t>
+      </w:r>
+    </w:p>
+    <w:p>
+      <w:r>
+        <w:rPr/>
+        <w:t>Antony’s stylus paused on a lesser enemy first, a man who had borrowed money and returned sermons. Easy. The stylus moved. Then it paused again on a blank that was not blank in anyone’s throat.</w:t>
+      </w:r>
+    </w:p>
+    <w:p>
+      <w:r>
+        <w:rPr/>
+        <w:t>“Cicero,” Antony said. He did not look up. Looking would have made it a request.</w:t>
+      </w:r>
+    </w:p>
+    <w:p>
+      <w:r>
+        <w:rPr/>
+        <w:t>Lepidus looked at his hands. Hands could not abstain. Octavian kept his face from moving enough to save anyone. For a breath he counted the cost of sparing Cicero: Antony’s favourite wound still open, the lists thinner when the next Kalends asked for blood.</w:t>
+      </w:r>
+    </w:p>
+    <w:p>
+      <w:r>
+        <w:rPr/>
+        <w:t>Antony’s finger stayed on the blank. “Say it,” he said, not loud. “Or strike a smaller name in his place. I have lesser enemies enough. Choose.”</w:t>
+      </w:r>
+    </w:p>
+    <w:p>
+      <w:r>
+        <w:rPr/>
+        <w:t>A lesser name sat two lines up, a man Octavian half-owed from Apollonia’s edge. Useful. Not loved. Killable without rearranging the map. Striking that name instead would buy a night of quieter conscience and leave Antony’s wound open. Octavian felt the cheaper exit in his hands: the stylus, the wax, the easy swap.</w:t>
+      </w:r>
+    </w:p>
+    <w:p>
+      <w:r>
+        <w:rPr/>
+        <w:t>Saving the orator would have cost a different war, one with Antony still armed and the coalition already smelling of unfinished business. Octavian kept that cost. Then he spent it aloud.</w:t>
+      </w:r>
+    </w:p>
+    <w:p>
+      <w:r>
+        <w:rPr/>
+        <w:t>“Cicero stays,” he said. Voice thin, audible, irreversible. He did not dress it as law. He set his seal ring on the tablet’s edge, metal clicking wood, so the assent had a body in the room, not only silence. “We do not trade him for a quieter cousin.”</w:t>
+      </w:r>
+    </w:p>
+    <w:p>
+      <w:r>
+        <w:rPr/>
+        <w:t>Lepidus cleared his throat. “He still has friends who write.”</w:t>
+      </w:r>
+    </w:p>
+    <w:p>
+      <w:r>
+        <w:rPr/>
+        <w:t>“Then they can write his epitaph,” Antony said. “Or they can join him.”</w:t>
+      </w:r>
+    </w:p>
+    <w:p>
+      <w:r>
+        <w:rPr/>
+        <w:t>Who had first thought the name did not matter on the wood. The name stood because Octavian had said it stood, and no one struck it out.</w:t>
+      </w:r>
+    </w:p>
+    <w:p>
+      <w:r>
+        <w:rPr/>
+        <w:t>“We buy the war with this,” Antony said, tapping the tablet beside the ring.</w:t>
+      </w:r>
+    </w:p>
+    <w:p>
+      <w:r>
+        <w:rPr/>
+        <w:t>“The war buys us,” Octavian answered, too soft to be a quip, too true to unsay. He took the ring back. The click leaving wood was quieter than the click arriving.</w:t>
+      </w:r>
+    </w:p>
+    <w:p>
+      <w:r>
+        <w:rPr/>
+        <w:t>They swapped one quieter enemy in a whisper: a man each of them half-owed and half-hated, traded so that no single list would look like one man’s revenge. The whisper would become three contradictory stories by morning. They sealed what could be sealed.</w:t>
+      </w:r>
+    </w:p>
+    <w:p>
+      <w:r>
+        <w:rPr/>
+        <w:t>Antony poured wine that did not taste like celebration. He did not look at Octavian while pouring. Octavian let him not look, and didn’t drink deep. Lepidus drank as men drink when they hope the cup will make them smaller than the map. Outside, a horse screamed at nothing. Inside, the lists grew.</w:t>
+      </w:r>
+    </w:p>
+    <w:p>
+      <w:pPr>
+        <w:spacing w:before="200"/>
+      </w:pPr>
+      <w:r>
+        <w:rPr/>
+        <w:t>Proscription Economy</w:t>
+      </w:r>
+    </w:p>
+    <w:p>
+      <w:pPr>
+        <w:spacing w:before="200"/>
+      </w:pPr>
+      <w:r>
+        <w:rPr/>
+        <w:t>F2: Seius</w:t>
+      </w:r>
+    </w:p>
+    <w:p>
+      <w:r>
+        <w:rPr/>
+        <w:t xml:space="preserve">Seius found his name absent and felt holy relief, then shame at the holiness. He walked past a posted list twice to be sure, eyes watering from more than wind. Above the names the clerk’s square letters ran: </w:t>
       </w:r>
       <w:r>
         <w:rPr>
           <w:i/>
         </w:rPr>
-        <w:t>young Caesar</w:t>
-      </w:r>
-      <w:r>
-        <w:rPr/>
-        <w:t xml:space="preserve"> in his public one when the Curia needed a handle, could be a sword pointed at Antony. Swords didn’t need to be loved. They needed to be aimed. He drafted a period about Antony’s appetite and another about the state’s dignity. Then he joined them like carpentry.</w:t>
-      </w:r>
-    </w:p>
-    <w:p>
-      <w:r>
-        <w:rPr/>
-        <w:t>A courier waited with copies for men who would pretend they had not asked for copies. Cicero sealed the packets with a satisfaction that felt like courage and sent them into the city’s hungry mouths.</w:t>
-      </w:r>
-    </w:p>
-    <w:p>
-      <w:r>
-        <w:rPr/>
-        <w:t>One packet came back before dusk.</w:t>
-      </w:r>
-    </w:p>
-    <w:p>
-      <w:r>
-        <w:rPr/>
-        <w:t>The seal was broken. The wax had been thumb-smeared and pressed again badly: an insult, not a forgery. Across the top margin someone had scored a short line with a knife-point, deep enough to scar the wood beneath. No sentence. Only the mark. A smear of something that might have been wine or might have been worse.</w:t>
-      </w:r>
-    </w:p>
-    <w:p>
-      <w:r>
-        <w:rPr/>
-        <w:t>The friend, still in the atrium, went pale. “That is not literary criticism.”</w:t>
-      </w:r>
-    </w:p>
-    <w:p>
-      <w:r>
-        <w:rPr/>
-        <w:t>Cicero held the scarred tablet until his fingers stopped pretending to be steady. He thought of Atticus, of audiences, of the Capitol’s first day enlarged by memory. Then he ordered fresh copies. “Circulate it wider,” he said. “If they can mark one, let them learn there are many.”</w:t>
-      </w:r>
-    </w:p>
-    <w:p>
-      <w:r>
-        <w:rPr/>
-        <w:t>He slept poorly and woke eager. Eager men wrote faster than wise ones. He noticed the difference and wrote anyway. The knife-scar sat as applause he refused to name fear.</w:t>
-      </w:r>
-    </w:p>
-    <w:p>
-      <w:pPr>
-        <w:spacing w:before="280"/>
-      </w:pPr>
-      <w:r>
-        <w:rPr/>
-        <w:t>Chapter 26</w:t>
-      </w:r>
-    </w:p>
-    <w:p>
-      <w:r>
-        <w:rPr/>
-        <w:t>Provinces and Shadows</w:t>
-      </w:r>
-    </w:p>
-    <w:p>
-      <w:pPr>
-        <w:spacing w:before="200"/>
-      </w:pPr>
-      <w:r>
-        <w:rPr/>
-        <w:t>A Hundred Apiece</w:t>
-      </w:r>
-    </w:p>
-    <w:p>
-      <w:r>
-        <w:rPr/>
-        <w:t>The legions came off the ships from Macedonia looking for a consul, and Antony gave them one.</w:t>
-      </w:r>
-    </w:p>
-    <w:p>
-      <w:r>
-        <w:rPr/>
-        <w:t>He stood on a platform of planks on the harbour ground at Brundisium with the sea behind him and four legions in front, the Martian, the Fourth, the Second, the Thirty-fifth, and the old excitement went up through his legs the way it always did before a crowd of soldiers. These were Caesar’s men, raised for Parthia, the best-drilled legions in the world. He had drunk with half their centurions in Gaul. He knew how to stand in front of them. Shoulders loose, voice from the belly. Give them a joke first.</w:t>
-      </w:r>
-    </w:p>
-    <w:p>
-      <w:r>
-        <w:rPr/>
-        <w:t>He gave them the joke. A few laughed. Then he gave them the money.</w:t>
-      </w:r>
-    </w:p>
-    <w:p>
-      <w:r>
-        <w:rPr/>
-        <w:t>“A hundred denarii a man,” he said, “as a gift from your consul, on the day you land.”</w:t>
-      </w:r>
-    </w:p>
-    <w:p>
-      <w:r>
-        <w:rPr/>
-        <w:t>He heard the laugh begin at the back. It was not the laugh he had asked for. It went forward through the ranks the way fire goes along a dry hedge, and the front ranks did not stop it. Somebody near the Martian eagle called out a number. Antony did not hear the number. He heard the shape of it, and that it was larger than his.</w:t>
-      </w:r>
-    </w:p>
-    <w:p>
-      <w:r>
-        <w:rPr/>
-        <w:t>He knew then that the boy’s men had been in the camp before him. He had seen the leaflets on the quay that morning, scraps of papyrus trodden into the wet, and had stepped on them.</w:t>
-      </w:r>
-    </w:p>
-    <w:p>
-      <w:r>
-        <w:rPr/>
-        <w:t>“Who said that?” he said.</w:t>
-      </w:r>
-    </w:p>
-    <w:p>
-      <w:r>
-        <w:rPr/>
-        <w:t>Nobody said who.</w:t>
-      </w:r>
-    </w:p>
-    <w:p>
-      <w:r>
-        <w:rPr/>
-        <w:t>“Tribunes,” Antony said, not loud now, and the tribunes came to the foot of the planks. “I want the names of the men who were talking in your camps before I landed. The ones with money in their mouths. You know them. Bring me the lists.”</w:t>
-      </w:r>
-    </w:p>
-    <w:p>
-      <w:r>
-        <w:rPr/>
-        <w:t>By evening there were lists. He did not read them. He had the names of the centurions on them written on sherds and put into a helmet, because a consul could not kill four legions and could not let one laugh go unpaid either. In his host’s house, in the colonnade off the courtyard, the men whose sherds came out of the helmet were brought in one at a time.</w:t>
-      </w:r>
-    </w:p>
-    <w:p>
-      <w:r>
-        <w:rPr/>
-        <w:t>Fulvia sat beside him. She had asked to. He had not refused her; he did not refuse her much, and tonight he wanted someone in the colonnade who would not look away first. The soldiers doing the work did it quickly, because he had told them quickly. The sound was not loud. A grunt, a scuff on the paving, a weight going down. The second time it was the same. After that he stopped hearing the differences between them.</w:t>
-      </w:r>
-    </w:p>
-    <w:p>
-      <w:r>
-        <w:rPr/>
-        <w:t>At some point he looked at his wife. There was a fleck of red high on her cheekbone, under the eye. She had not moved her head and she did not move it now. She did not wipe it away while the next man was brought in, or the one after.</w:t>
-      </w:r>
-    </w:p>
-    <w:p>
-      <w:r>
-        <w:rPr/>
-        <w:t>When it was over the courtyard smelled of the sea and of the other thing. A slave brought a basin. Fulvia dipped two fingers and touched them to her cheek, without hurry, and looked at the water afterward.</w:t>
-      </w:r>
-    </w:p>
-    <w:p>
-      <w:r>
-        <w:rPr/>
-        <w:t>“Tomorrow they will take your hundred,” she said, “and not laugh.”</w:t>
-      </w:r>
-    </w:p>
-    <w:p>
-      <w:r>
-        <w:rPr/>
-        <w:t>“That’s what I want.”</w:t>
-      </w:r>
-    </w:p>
-    <w:p>
-      <w:r>
-        <w:rPr/>
-        <w:t>“Is it?” She dried her fingers on the slave’s cloth. “A man who laughs at your money still thinks you have money. A man who takes it in silence is counting the other offer. The boy said five hundred. They know the sum. Now they also know you kill for less.”</w:t>
-      </w:r>
-    </w:p>
-    <w:p>
-      <w:r>
-        <w:rPr/>
-        <w:t>Antony drank. The wine did nothing he asked of it. “The boy has some farms,” he said, “and the loan of Matius’s strongbox. I have four legions.”</w:t>
-      </w:r>
-    </w:p>
-    <w:p>
-      <w:r>
-        <w:rPr/>
-        <w:t>“You have four legions on a beach,” Fulvia said. “March them to Rome before they finish counting.”</w:t>
-      </w:r>
-    </w:p>
-    <w:p>
-      <w:r>
-        <w:rPr/>
-        <w:t>In the morning the ranks filed past the pay-tables and took the hundred apiece. They took it without a word. Antony stood on the planks and watched them do it and could not find the joke for it. Along the quay the boy’s leaflets lay where they had lain the day before, wet through. No one had picked them up. No one had needed to. A tribune of the Martians came to report the camp quiet and stayed a breath too long, looking at the colonnade.</w:t>
-      </w:r>
-    </w:p>
-    <w:p>
-      <w:r>
-        <w:rPr/>
-        <w:t>“They’re saying a name in the Fourth,” he said. “Not yours, consul.”</w:t>
-      </w:r>
-    </w:p>
-    <w:p>
-      <w:r>
-        <w:rPr/>
-        <w:t>“Let them say it on the march,” Antony said. “Marching is a cure for most opinions.”</w:t>
-      </w:r>
-    </w:p>
-    <w:p>
-      <w:pPr>
-        <w:spacing w:before="200"/>
-      </w:pPr>
-      <w:r>
-        <w:rPr/>
-        <w:t>Five Hundred</w:t>
-      </w:r>
-    </w:p>
-    <w:p>
-      <w:r>
-        <w:rPr/>
-        <w:t>The boy came to Casilinum himself, which nobody had expected.</w:t>
-      </w:r>
-    </w:p>
-    <w:p>
-      <w:r>
-        <w:rPr/>
-        <w:t>Laberius had walked over from the colony because Vibius said there would be money and Vibius was usually right about money and wrong about everything else. The square by the Volturnus bridge was full of men who had been told the same thing. Some had come on mules. One had come on a crutch. The boy stood on the steps of a temple with a cloak too warm for the day, thinner than his name, with a big young man at his shoulder who did the looking for both of them.</w:t>
-      </w:r>
-    </w:p>
-    <w:p>
-      <w:r>
-        <w:rPr/>
-        <w:t xml:space="preserve">He made a short speech. It was a bad speech. He said </w:t>
+        <w:t>whoever brings the head… from the treasury… if a slave, his freedom…</w:t>
+      </w:r>
+      <w:r>
+        <w:rPr/>
+        <w:t xml:space="preserve"> and lower, </w:t>
       </w:r>
       <w:r>
         <w:rPr>
           <w:i/>
         </w:rPr>
-        <w:t>my father</w:t>
-      </w:r>
-      <w:r>
-        <w:rPr/>
-        <w:t xml:space="preserve"> four times, and </w:t>
-      </w:r>
-      <w:r>
-        <w:rPr>
-          <w:i/>
-        </w:rPr>
-        <w:t>what is owed</w:t>
-      </w:r>
-      <w:r>
-        <w:rPr/>
-        <w:t xml:space="preserve"> twice, and he did not tell a single joke. The men listened the way men listen to a paymaster, which is to say for the number.</w:t>
-      </w:r>
-    </w:p>
-    <w:p>
-      <w:r>
-        <w:rPr/>
-        <w:t>“Five hundred denarii,” the boy said. “To every man who enrols. Now, at the tables. More when the work is done.”</w:t>
-      </w:r>
-    </w:p>
-    <w:p>
-      <w:r>
-        <w:rPr/>
-        <w:t>Nobody laughed. A noise went round the square that Laberius had heard twice in his life, both times on the morning of a donative, and the man on the crutch said “Five hundred” to himself as if the words had a taste.</w:t>
-      </w:r>
-    </w:p>
-    <w:p>
-      <w:r>
-        <w:rPr/>
-        <w:t xml:space="preserve">The scar-lipped veteran from the colony forum in the spring was standing three men along. He caught Laberius’s eye and lifted his chin. </w:t>
-      </w:r>
-      <w:r>
-        <w:rPr>
-          <w:i/>
-        </w:rPr>
-        <w:t>The shadow learned.</w:t>
-      </w:r>
-      <w:r>
-        <w:rPr/>
-        <w:t xml:space="preserve"> He did not need to say it.</w:t>
-      </w:r>
-    </w:p>
-    <w:p>
-      <w:r>
-        <w:rPr/>
-        <w:t>“Five hundred’s a number,” Laberius said to Vibius. “Brundisium will have heard it. Antony will say six.”</w:t>
-      </w:r>
-    </w:p>
-    <w:p>
-      <w:r>
-        <w:rPr/>
-        <w:t>“Antony said one,” Vibius said. “Ask the sailors.”</w:t>
-      </w:r>
-    </w:p>
-    <w:p>
-      <w:r>
-        <w:rPr/>
-        <w:t>There were three pay-tables under an awning by the bridge, and a clerk at each with the colony rolls open in front of him, the surveyor’s rolls, the ones with the plots marked in a neat hand. Laberius had not seen those rolls since a surveyor had read his name from one at Munda’s end and tied his twine. He had thought they lived in a cupboard in Rome where the dead man’s clerks kept them.</w:t>
-      </w:r>
-    </w:p>
-    <w:p>
-      <w:r>
-        <w:rPr/>
-        <w:t>The clerk at the middle table was a freedman with ink on his thumb and a cough. “Name.”</w:t>
-      </w:r>
-    </w:p>
-    <w:p>
-      <w:r>
-        <w:rPr/>
-        <w:t>“Sextus Laberius Cordus. Spain. Munda.”</w:t>
-      </w:r>
-    </w:p>
-    <w:p>
-      <w:r>
-        <w:rPr/>
-        <w:t>The clerk ran his thumb down a column, turned a leaf, ran it down again. “Laberius. Colony plot by Capua, fourth line from the Volturnus road, marked after Munda.” He looked up. “Twine, it says. Not stones yet.”</w:t>
-      </w:r>
-    </w:p>
-    <w:p>
-      <w:r>
-        <w:rPr/>
-        <w:t>“Twine,” Laberius said. “Still.”</w:t>
-      </w:r>
-    </w:p>
-    <w:p>
-      <w:r>
-        <w:rPr/>
-        <w:t>“The stones are a matter for after,” the clerk said, not unkindly. He had said it before that morning, many times. “The coin is now.” He wrote the day on a tablet, the fifth before the Ides of October, and Laberius’s name beside it, and pushed the tablet across for his mark.</w:t>
-      </w:r>
-    </w:p>
-    <w:p>
-      <w:r>
-        <w:rPr/>
-        <w:t>Laberius looked at the date. He looked at the column where his name sat in someone else’s neat hand, his row of twine, the road, Munda. The boy had not bought his land; the clerk had said as much. But the boy’s people had gone into the dead man’s cupboards and come out with the rolls, and carried them down the Appian Way to a bridge on the Volturnus, so that a clerk with a cough could find a man’s twine with his thumb. Antony’s man in the spring had offered wine and a road. This one knew where the dirt was.</w:t>
-      </w:r>
-    </w:p>
-    <w:p>
-      <w:r>
-        <w:rPr/>
-        <w:t>He made his mark.</w:t>
-      </w:r>
-    </w:p>
-    <w:p>
-      <w:r>
-        <w:rPr/>
-        <w:t>The bag the clerk counted out to him weighed about what a full water-skin weighed on the march. He felt it pull on his belt. Vibius, at the next table, was laughing for no reason with a bag in each hand, one of them borrowed off a man who had not enrolled.</w:t>
-      </w:r>
-    </w:p>
-    <w:p>
-      <w:r>
-        <w:rPr/>
-        <w:t>On the walk back over the bridge the scar-lipped veteran fell in beside him.</w:t>
-      </w:r>
-    </w:p>
-    <w:p>
-      <w:r>
-        <w:rPr/>
-        <w:t>“Feeds us now, the shadow,” the veteran said.</w:t>
-      </w:r>
-    </w:p>
-    <w:p>
-      <w:r>
-        <w:rPr/>
-        <w:t>“Pays us,” Laberius said. “It isn’t the same.”</w:t>
-      </w:r>
-    </w:p>
-    <w:p>
-      <w:r>
-        <w:rPr/>
-        <w:t>“Tastes the same.”</w:t>
-      </w:r>
-    </w:p>
-    <w:p>
-      <w:r>
-        <w:rPr/>
-        <w:t>“Ask me when he wants something for it,” Laberius said. The twine near Capua had not moved, and would not move tonight, and he knew it. He held the bag against his hip with one hand all the way home anyway.</w:t>
-      </w:r>
-    </w:p>
-    <w:p>
-      <w:pPr>
-        <w:spacing w:before="200"/>
-      </w:pPr>
-      <w:r>
-        <w:rPr/>
-        <w:t>The Statue</w:t>
-      </w:r>
-    </w:p>
-    <w:p>
-      <w:r>
-        <w:rPr/>
-        <w:t>He came into Rome with three thousand men and found the Forum smaller than he remembered.</w:t>
-      </w:r>
-    </w:p>
-    <w:p>
-      <w:r>
-        <w:rPr/>
-        <w:t>They held the Temple of Castor and its steps, which was the nearest thing in the Forum to a fort, and the men who had taken his five hundred stood about on the steps and in the street below with their swords on, looking at the city as if it might owe them something too. Octavian had written to Cicero every day for a week: come to Rome, stand beside me, the Senate listens to you. Cicero had written back from the coast with advice and without himself. Today he was still on the coast.</w:t>
-      </w:r>
-    </w:p>
-    <w:p>
-      <w:r>
-        <w:rPr/>
-        <w:t>The tribune Cannutius spoke first. He spoke against Antony well and at length, because he had nothing to lose by it and enjoyed the sound. Then he called Gaius Caesar to the front of the steps.</w:t>
-      </w:r>
-    </w:p>
-    <w:p>
-      <w:r>
-        <w:rPr/>
-        <w:t>Octavian had written the speech three times. He gave it the fourth way, shorter. He spoke of his father’s murder and his father’s friends, of the money Antony would not give the people and he had given them himself, of the consul who had killed Caesar’s centurions at Brundisium for laughing. Below him the veterans listened in a way he could not read. They had listened at Casilinum for the number. He did not know what they were listening for now.</w:t>
-      </w:r>
-    </w:p>
-    <w:p>
-      <w:r>
-        <w:rPr/>
-        <w:t>At the end, as he had planned, he turned to the bronze statue of Caesar that stood by the temple and lifted his right hand to it.</w:t>
-      </w:r>
-    </w:p>
-    <w:p>
-      <w:r>
-        <w:rPr/>
-        <w:t>“As I hope to attain my father’s honours,” he said, “I swear…”</w:t>
-      </w:r>
-    </w:p>
-    <w:p>
-      <w:r>
-        <w:rPr/>
-        <w:t>He heard the noise change before he finished. It came from the veterans, and it was not a cheer.</w:t>
-      </w:r>
-    </w:p>
-    <w:p>
-      <w:r>
-        <w:rPr/>
-        <w:t>“We came to guard you,” a man called from the street. Octavian knew the face a moment later: a scar through the lip, one of the Casilinum men. “From him. Not to kill him. He was Caesar’s too.”</w:t>
-      </w:r>
-    </w:p>
-    <w:p>
-      <w:r>
-        <w:rPr/>
-        <w:t xml:space="preserve">Others took it up. </w:t>
-      </w:r>
-      <w:r>
-        <w:rPr>
-          <w:i/>
-        </w:rPr>
-        <w:t>Caesar’s too.</w:t>
-      </w:r>
-      <w:r>
-        <w:rPr/>
-        <w:t xml:space="preserve"> </w:t>
-      </w:r>
-      <w:r>
-        <w:rPr>
-          <w:i/>
-        </w:rPr>
-        <w:t>We didn’t enrol to fight the consul.</w:t>
-      </w:r>
-      <w:r>
-        <w:rPr/>
-        <w:t xml:space="preserve"> A man near the steps took off his helmet and held it under his arm like a man leaving a dinner.</w:t>
-      </w:r>
-    </w:p>
-    <w:p>
-      <w:r>
-        <w:rPr/>
-        <w:t>Octavian finished the oath, because there was nothing to be done with half an oath. Then he stood and watched his army decide.</w:t>
-      </w:r>
-    </w:p>
-    <w:p>
-      <w:r>
-        <w:rPr/>
-        <w:t>By dark a third of them had gone. By the next morning it was more. They went in twos and threes, in the direction of their colonies, some of them still with his five hundred in their belts. He let them go. He could not have stopped them without asking the rest to stop them, and he did not know what the rest would do.</w:t>
-      </w:r>
-    </w:p>
-    <w:p>
-      <w:r>
-        <w:rPr/>
-        <w:t>A veteran by the temple steps did not go. He was an ordinary man, broad, quiet, with Campanian dust still on his boots, and he stood with his back to a column and counted the men who were leaving as they went past him, his lips moving. When he caught Octavian looking at him he stopped counting and did not explain.</w:t>
-      </w:r>
-    </w:p>
-    <w:p>
-      <w:r>
-        <w:rPr/>
-        <w:t>“Antony will be in the city in a fortnight,” Agrippa said that night. “With four legions.”</w:t>
-      </w:r>
-    </w:p>
-    <w:p>
-      <w:r>
-        <w:rPr/>
-        <w:t>“Then we will not be in it,” Octavian said.</w:t>
-      </w:r>
-    </w:p>
-    <w:p>
-      <w:r>
-        <w:rPr/>
-        <w:t>They went north into Etruria, to Arretium, where Maecenas’s family had money and houses and the winter came early. Octavian drilled what he had left on frozen ground and wrote to Cicero again, more carefully. He did not mention the oath, or the helmet. He had learned at the Temple of Castor that veterans would take his money to stand near Antony and would not take it to kill him. He did not yet know what he had that would change their minds.</w:t>
-      </w:r>
-    </w:p>
-    <w:p>
-      <w:r>
-        <w:rPr/>
-        <w:t>Toward the end of the month a rider came up the road from the south, one of Agrippa’s, with frost in his beard.</w:t>
-      </w:r>
-    </w:p>
-    <w:p>
-      <w:r>
-        <w:rPr/>
-        <w:t>“Alba Fucens,” he said. “The Martian legion. They shut the gates on Antony and shot at him from the walls. They’ve declared for you.”</w:t>
-      </w:r>
-    </w:p>
-    <w:p>
-      <w:r>
-        <w:rPr/>
-        <w:t>Octavian put the tablet down.</w:t>
-      </w:r>
-    </w:p>
-    <w:p>
-      <w:r>
-        <w:rPr/>
-        <w:t>“And the Fourth,” the rider said. “Two days after. Antony came to the walls with money in his hand and talked about Brundisium as if they’d forgotten it. They hadn’t.”</w:t>
-      </w:r>
-    </w:p>
-    <w:p>
-      <w:r>
-        <w:rPr/>
-        <w:t>Agrippa let out a breath that was almost a laugh. Octavian did not laugh. He sat down at the table, because his knees wanted him to, and kept his hands flat on it until they were still.</w:t>
-      </w:r>
-    </w:p>
-    <w:p>
-      <w:r>
-        <w:rPr/>
-        <w:t>“Pay them,” he said. “What I promised. Then the same again.”</w:t>
-      </w:r>
-    </w:p>
-    <w:p>
-      <w:r>
-        <w:rPr/>
-        <w:t>“With what?” Agrippa said.</w:t>
-      </w:r>
-    </w:p>
-    <w:p>
-      <w:r>
-        <w:rPr/>
-        <w:t>Octavian did not answer that. He took a clean tablet and began a letter to Cicero, the shortest he had written him. This time he knew he would have an answer.</w:t>
-      </w:r>
-    </w:p>
-    <w:p>
-      <w:pPr>
-        <w:spacing w:before="200"/>
-      </w:pPr>
-      <w:r>
-        <w:rPr/>
-        <w:t>Cisalpine</w:t>
-      </w:r>
-    </w:p>
-    <w:p>
-      <w:r>
-        <w:rPr/>
-        <w:t>Decimus read Antony’s pressure in dispatches before he heard it in hoofbeats.</w:t>
-      </w:r>
-    </w:p>
-    <w:p>
-      <w:r>
-        <w:rPr/>
-        <w:t>The tablets arrived with seals that looked like courtesy and read like a hand on a throat. One letter offered friendship in the same sentence as a deadline. Decimus set that letter under a stone so it couldn’t blow into the yard and become gossip.</w:t>
-      </w:r>
-    </w:p>
-    <w:p>
-      <w:r>
-        <w:rPr/>
-        <w:t>At mid-morning an envoy came anyway, cloak clean, smile practised, the sort of man who carried other men’s threats as if they were invitations to dinner. He stood in the command room where the wall map of the Via Aemilia still showed Decimus’s pins as facts. An aide hovered with a wax roll. A levy clerk waited at the door with pay marks still wet. The room wanted to be polite. It was already a siege rehearsal.</w:t>
-      </w:r>
-    </w:p>
-    <w:p>
-      <w:r>
-        <w:rPr/>
-        <w:t>“The consul asks only what the law already leans toward,” the envoy said. “Hand him Cisalpine in good order. Keep your honour. Keep your skin. Rome will find you another usefulness.”</w:t>
-      </w:r>
-    </w:p>
-    <w:p>
-      <w:r>
-        <w:rPr/>
-        <w:t>“Rome found me this one,” Decimus said. He didn’t offer a chair. Chairs made threats look like visits.</w:t>
-      </w:r>
-    </w:p>
-    <w:p>
-      <w:r>
-        <w:rPr/>
-        <w:t>“He will call it a swap,” the envoy went on, mild. “You will call it wisdom. The Senate will call it clarification, when clarification arrives.”</w:t>
-      </w:r>
-    </w:p>
-    <w:p>
-      <w:r>
-        <w:rPr/>
-        <w:t>Decimus knew the swap because it had been done to him while he was on the road. In early summer Antony had walked a law through an assembly crowded with his veterans: Cisalpine to Antony for five years, and the Macedonian legions brought home across the sea to go with him. Decimus held the province on Caesar’s grant. The Senate had never voted to take it from him. It had never voted to keep it for him either, and he had stopped waiting for that letter.</w:t>
-      </w:r>
-    </w:p>
-    <w:p>
-      <w:r>
-        <w:rPr/>
-        <w:t xml:space="preserve">Decimus heard the gap in that sentence: </w:t>
-      </w:r>
-      <w:r>
-        <w:rPr>
-          <w:i/>
-        </w:rPr>
-        <w:t>when</w:t>
-      </w:r>
-      <w:r>
-        <w:rPr/>
-        <w:t>. Clarification that might never leave the stable. “Tell him I call it mine until the Senate says otherwise, or until he brings enough men to rename facts. He can call the renaming breakfast if he likes.”</w:t>
-      </w:r>
-    </w:p>
-    <w:p>
-      <w:r>
-        <w:rPr/>
-        <w:t>The envoy’s eyes flicked once to the levy roll on the table: names, marks for pay, a smudge where someone’s thumb had been nervous. “Your men still love Caesar’s pay more than your legality. My principal has a longer memory for that love than you do.”</w:t>
-      </w:r>
-    </w:p>
-    <w:p>
-      <w:r>
-        <w:rPr/>
-        <w:t>That was the first true thing said. Decimus felt it land under the sternum where the Ides still sat like a key he couldn’t return. “Get out,” he said. “If you return with an army, return with an army. Do not return with grammar.”</w:t>
-      </w:r>
-    </w:p>
-    <w:p>
-      <w:r>
-        <w:rPr/>
-        <w:t>The envoy paused at the threshold long enough for the room to hear the complaint under the courtesy: “He will remember the refusal more than the wit.” Then he left.</w:t>
-      </w:r>
-    </w:p>
-    <w:p>
-      <w:r>
-        <w:rPr/>
-        <w:t>After the man was gone, Decimus walked the gates. Hinges took oil. Oil was easier than ideology. Ideology had not kept his street from burning in March.</w:t>
-      </w:r>
-    </w:p>
-    <w:p>
-      <w:r>
-        <w:rPr/>
-        <w:t>In the yard he found the levy spokesman, an older miles with a Caesarian scar and a mouth that had learned to ask for bread without kneeling. “We heard the cloak,” the man said. “If Antony comes, do we fight men who still drink to the name we buried with?”</w:t>
-      </w:r>
-    </w:p>
-    <w:p>
-      <w:r>
-        <w:rPr/>
-        <w:t>“You fight the men who try to take the road,” Decimus said.</w:t>
-      </w:r>
-    </w:p>
-    <w:p>
-      <w:r>
-        <w:rPr/>
-        <w:t>“And pay?”</w:t>
-      </w:r>
-    </w:p>
-    <w:p>
-      <w:r>
-        <w:rPr/>
-        <w:t>Decimus looked at the chest. Coin still rattled when the lid shifted, but shallowly, honest about the bottom. He ordered a partial donative for the gate cohorts, coin he’d meant to hold for spring, and watched the spokesman’s shoulders drop half an inch. Loyalty bought today might still open a gate tomorrow.</w:t>
-      </w:r>
-    </w:p>
-    <w:p>
-      <w:r>
-        <w:rPr/>
-        <w:t>The spokesman weighed the purse with his eyes, not his hands. “Partial,” he said. “That’s a word that tastes like next week’s apology.”</w:t>
-      </w:r>
-    </w:p>
-    <w:p>
-      <w:r>
-        <w:rPr/>
-        <w:t>Decimus almost grinned, the old cheer that had opened mornings, and stopped it before it became a performance. “Then taste it and still hold the hinge. Next week’s apology is still coin I have to find.” The spokesman barked once, short, surprised, and the yard heard it as weather, not mutiny. Decimus scheduled the rest of the pay talk for morning. He hated that mornings now had prices.</w:t>
-      </w:r>
-    </w:p>
-    <w:p>
-      <w:r>
-        <w:rPr/>
-        <w:t>He wrote to Cicero with the stiff pride of a man who still believed praise from Rome was supply, and knew privately that praise was thinner than grain. The same week he wrote Plancus again, shorter, less perfume, asking for two cohorts’ worth of grain and a date, any date, for a meeting on the road.</w:t>
-      </w:r>
-    </w:p>
-    <w:p>
-      <w:r>
-        <w:rPr/>
-        <w:t xml:space="preserve">The answer did not arrive alone. A courier who had eaten at Plancus’s table stood in the yard with mud on one boot and perfume still clinging to the other, Plancus’s weather made flesh. “He admires your hinges,” the man said, practising the pretty line. “He understands Antony’s appetite. His own theatre is unsettled. Grain and cohorts cannot be spared.” Decimus waited for a date. The courier’s eyes found the gate-hinge instead. “He told me to say </w:t>
-      </w:r>
-      <w:r>
-        <w:rPr>
-          <w:i/>
-        </w:rPr>
-        <w:t>yet</w:t>
-      </w:r>
-      <w:r>
-        <w:rPr/>
-        <w:t xml:space="preserve">, if you pressed. </w:t>
-      </w:r>
-      <w:r>
-        <w:rPr>
-          <w:i/>
-        </w:rPr>
-        <w:t>Yet</w:t>
-      </w:r>
-      <w:r>
-        <w:rPr/>
-        <w:t xml:space="preserve"> is not a day on a road.” Soft refusal with a human face stacked the same height as Antony’s hard threats on the table. Decimus dismissed the man before admiration could invent another perfume. The Lepidus channel he had seeded on the road north, a roof near Mutina’s approaches, a messenger who would not meet his eyes, still returned nothing. He did not send a second tablet to ask why.</w:t>
-      </w:r>
-    </w:p>
-    <w:p>
-      <w:r>
-        <w:rPr/>
-        <w:t>The aide asked anyway, one finger holding open the empty slot in the letter-case. “Lepidus has more legions over the mountains than Plancus has. The whole coast from the Alps to Spain, and the chief priest’s robe on top of it. One word from him and Antony has friends at his back as well as a wall in front.”</w:t>
-      </w:r>
-    </w:p>
-    <w:p>
-      <w:r>
-        <w:rPr/>
-        <w:t>“One word from Lepidus goes to whoever is standing nearest when he has to say it,” Decimus said. “Pray it’s us.” He did not pray. He sent the aide to count the grain.</w:t>
-      </w:r>
-    </w:p>
-    <w:p>
-      <w:r>
-        <w:rPr/>
-        <w:t>A southern courier arrived near dusk with dust on his cloak and a packet that smelled of harbour pitch. The queen was home in Alexandria, boy and all, months gone from Caesar’s gardens, and her people were calling it continuity to anyone who asked, not flight. The courier said it like marketplace weather. Decimus did not chase the rumour across the sea. He had hinges. He had Antony’s hunger. A queen on salt water was confirmation that one fuse had left Italy without needing his map to light it. He set the packet under the stone with Antony’s courtesy-threats. What the queen meant to do with Egypt was Egypt’s business until it had ships in his harbour.</w:t>
-      </w:r>
-    </w:p>
-    <w:p>
-      <w:r>
-        <w:rPr/>
-        <w:t>Cicero’s latest letter, opened on the same stone, carried a margin note in Cicero’s own hand, unease, not fact. Sextus still held, or seemed to hold, the western sea’s knife; do not invent a Republic that ignores fleets. A second report under the note claimed Sextus finished. Cicero had kept both coals. Decimus kept the contradiction as one more unfinished edge on a board already loud with Antony. He almost smiled at philosophers discovering docks. The smile died when he remembered his own thinning chest.</w:t>
-      </w:r>
-    </w:p>
-    <w:p>
-      <w:r>
-        <w:rPr/>
-        <w:t>A different courier asked whether to answer Antony’s latest written “request” with softness. Decimus chose a sentence that sounded like law and felt like a door barred from inside.</w:t>
-      </w:r>
-    </w:p>
-    <w:p>
-      <w:r>
-        <w:rPr/>
-        <w:t>The sentence did not need an answer. A rider came up the Via Aemilia from Ariminum with his horse lathered to the girth: Antony had left Rome with what the boy had left him of the Macedonian legions and was on the road north. Not hurrying. That was worse.</w:t>
-      </w:r>
-    </w:p>
-    <w:p>
-      <w:r>
-        <w:rPr/>
-        <w:t>Decimus did not wait to be caught on the open plain. He took his legions into Mutina, because Mutina had walls, a granary, and the road running past its gate. In the yard, while carts were loading, the levy spokesman asked what came next.</w:t>
-      </w:r>
-    </w:p>
-    <w:p>
-      <w:r>
-        <w:rPr/>
-        <w:t>“He comes up the road,” Decimus said. “He can’t march on into Gaul with a town full of legions at his back, so he stops. He digs ditches round us and waits for us to eat the last ox. We wait for an army from Rome to come and break his ring. Whoever’s count runs out first loses.”</w:t>
-      </w:r>
-    </w:p>
-    <w:p>
-      <w:r>
-        <w:rPr/>
-        <w:t>“Which army?” the spokesman said. “Rome’s busy writing.”</w:t>
-      </w:r>
-    </w:p>
-    <w:p>
-      <w:r>
-        <w:rPr/>
-        <w:t>“Next year’s,” Decimus said. “On the Kalends the consulship leaves Antony’s hands. Caesar named the next two before he died. Aulus Hirtius, who writes better than he rides and has been sick since spring. Gaius Vibius Pansa, who governed provinces for Caesar and can get farm boys into armour faster than most men get senators into a vote. Letters can’t raise legions. Consuls can, and lead them. Those two are the only swords the Senate owns.”</w:t>
-      </w:r>
-    </w:p>
-    <w:p>
-      <w:r>
-        <w:rPr/>
-        <w:t>“Hirtius and Pansa.” The spokesman worked it through aloud. “Caesar’s men. Coming to get Caesar’s…” He stopped. “Coming to get you out.”</w:t>
-      </w:r>
-    </w:p>
-    <w:p>
-      <w:r>
-        <w:rPr/>
-        <w:t>“Yes.” Decimus did not help him finish the first sentence. It would only be funny if they arrived.</w:t>
-      </w:r>
-    </w:p>
-    <w:p>
-      <w:r>
-        <w:rPr/>
-        <w:t xml:space="preserve">Inside Mutina he had the draught oxen killed and salted in the granary yard, every beast that could pull a cart, because a shut town had no use for carts and a great deal of use for meat. The butchers worked on past dark by torchlight. Brine and blood ran together in the gutter. The spokesman watched with his arms folded and did not say </w:t>
-      </w:r>
-      <w:r>
-        <w:rPr>
-          <w:i/>
-        </w:rPr>
-        <w:t>partial</w:t>
-      </w:r>
-      <w:r>
-        <w:rPr/>
-        <w:t>.</w:t>
-      </w:r>
-    </w:p>
-    <w:p>
-      <w:r>
-        <w:rPr/>
-        <w:t>Later he walked Mutina’s wall-walk and tasted snow early. The key in his chest cut both ways. It had opened Caesar’s morning. It might yet open his own throat. He checked a hinge twice and didn’t tell the sentry why.</w:t>
-      </w:r>
-    </w:p>
-    <w:p>
-      <w:pPr>
-        <w:spacing w:before="280"/>
-      </w:pPr>
-      <w:r>
-        <w:rPr/>
-        <w:t>Chapter 27</w:t>
-      </w:r>
-    </w:p>
-    <w:p>
-      <w:r>
-        <w:rPr/>
-        <w:t>Mutina Begins</w:t>
-      </w:r>
-    </w:p>
-    <w:p>
-      <w:pPr>
-        <w:spacing w:before="200"/>
-      </w:pPr>
-      <w:r>
-        <w:rPr/>
-        <w:t>Walls</w:t>
-      </w:r>
-    </w:p>
-    <w:p>
-      <w:pPr>
-        <w:spacing w:before="200"/>
-      </w:pPr>
-      <w:r>
-        <w:rPr/>
-        <w:t>Between the lines</w:t>
-      </w:r>
-    </w:p>
-    <w:p>
-      <w:r>
-        <w:rPr/>
-        <w:t>They met where the ditch stank of melt and horse and the kind of truce that lasted only as long as both sides wanted a witness.</w:t>
-      </w:r>
-    </w:p>
-    <w:p>
-      <w:r>
-        <w:rPr/>
-        <w:t>Snow threatened without committing. A herald’s voice cracked on a title. Someone on Antony’s side laughed and was glared quiet. Pacuvius waited two spear-lengths back with the patience of a man who preferred storm to grammar. On Decimus’s side an aide held a tablet of Antony’s demands that had already been refused twice in writing.</w:t>
-      </w:r>
-    </w:p>
-    <w:p>
-      <w:r>
-        <w:rPr/>
-        <w:t xml:space="preserve">Antony came on foot the last stretch, body first, cloak open enough to show he was not hiding a sword he intended to use </w:t>
-      </w:r>
-      <w:r>
-        <w:rPr>
-          <w:i/>
-        </w:rPr>
-        <w:t>yet</w:t>
-      </w:r>
-      <w:r>
-        <w:rPr/>
-        <w:t>. Decimus came with clean hands and dirty boots, the old habit of looking like the honest party. Cheer might still open a morning. It might not.</w:t>
-      </w:r>
-    </w:p>
-    <w:p>
-      <w:r>
-        <w:rPr/>
-        <w:t>“Last talk,” Antony said, not loud. Loud was for walls. “Yield Mutina. Keep your skin. I take the province the consul needs. You take a road south that isn’t a grave.”</w:t>
-      </w:r>
-    </w:p>
-    <w:p>
-      <w:r>
-        <w:rPr/>
-        <w:t>“I hold a legal command,” Decimus said. “The Senate…”</w:t>
-      </w:r>
-    </w:p>
-    <w:p>
-      <w:r>
-        <w:rPr/>
-        <w:t>“The Senate writes music,” Antony said. “I write pay. Your grain weeks are shorter than your letters to Cicero admit. I have counted your smoke. Cooking smoke, not forge smoke. You are eating carefully. Careful men surrender while they can still walk.”</w:t>
-      </w:r>
-    </w:p>
-    <w:p>
-      <w:r>
-        <w:rPr/>
-        <w:t>Decimus felt the hit. He had not known Antony’s count was that close. He kept his face officer-flat. “Hirtius will come.”</w:t>
-      </w:r>
-    </w:p>
-    <w:p>
-      <w:r>
-        <w:rPr/>
-        <w:t>“Hirtius will come when he can sit a horse,” Antony said. “Pansa will come when he has taught enough farm boys which end of a pilum goes forward. Neither of them is consul until the Kalends, and neither of them is here. Until then you have hinges and hope, and hope won’t fill a granary.” He glanced once at Mutina’s wall. “You killed a man who trusted your cheer. Do not ask me to trust your legality.”</w:t>
-      </w:r>
-    </w:p>
-    <w:p>
-      <w:r>
-        <w:rPr/>
-        <w:t>Antony had opened a count in public, not a negotiation. Decimus’s throat tightened, the old key turning. He didn’t climb down. Climbing down would’ve looked like confession.</w:t>
-      </w:r>
-    </w:p>
-    <w:p>
-      <w:r>
-        <w:rPr/>
-        <w:t>“No,” Decimus said. “Not for breakfast. Not for your count of my smoke.”</w:t>
-      </w:r>
-    </w:p>
-    <w:p>
-      <w:r>
-        <w:rPr/>
-        <w:t>Antony’s mouth did something almost like a smile. “Then we introduce you to winter.”</w:t>
-      </w:r>
-    </w:p>
-    <w:p>
-      <w:r>
-        <w:rPr/>
-        <w:t>They parted without clasping. The truce ended when the first boot left the ditch mud. Behind Decimus, the aide whispered, “He bluffed the grain.”</w:t>
-      </w:r>
-    </w:p>
-    <w:p>
-      <w:r>
-        <w:rPr/>
-        <w:t>“He might have,” Decimus said. “I cannot un-eat what we have already not eaten.” The aide’s mouth twitched. “At least he didn’t offer you a chair. Chairs make threats look like visits.” Decimus almost laughed, then didn’t. Laughing in a ditch after refusing winter was how men became other men’s stories.</w:t>
-      </w:r>
-    </w:p>
-    <w:p>
-      <w:r>
-        <w:rPr/>
-        <w:t>That night a courier brought Plancus’s newest courtesy: admiration for Mutina’s hinges, regret that his own columns were “not yet free to join,” a promise dated after a thaw that had not begun. Decimus set the tablet under the same stone as Antony’s old threats. Plancus’s courtesy weighed like another empty sack. The smoke count was already short.</w:t>
-      </w:r>
-    </w:p>
-    <w:p>
-      <w:pPr>
-        <w:spacing w:before="200"/>
-      </w:pPr>
-      <w:r>
-        <w:rPr/>
-        <w:t>Antony</w:t>
-      </w:r>
-    </w:p>
-    <w:p>
-      <w:r>
-        <w:rPr/>
-        <w:t>He rode back smelling snow and horse and impatience. Pacuvius wanted storm now. Antony held the storm one more day, not mercy, timing. Timing kept soldiers paid long enough to hate the right wall.</w:t>
-      </w:r>
-    </w:p>
-    <w:p>
-      <w:r>
-        <w:rPr/>
-        <w:t>A scout reported smoke from the town’s edge, cooking, not surrender. Antony nodded. “He thinks a province is a personality,” he told Pacuvius. “Let him eat posture.”</w:t>
-      </w:r>
-    </w:p>
-    <w:p>
-      <w:pPr>
-        <w:spacing w:before="200"/>
-      </w:pPr>
-      <w:r>
-        <w:rPr/>
-        <w:t>Decimus</w:t>
-      </w:r>
-    </w:p>
-    <w:p>
-      <w:r>
-        <w:rPr/>
-        <w:t>He watched the lines tighten and wrote fewer letters that pretended optimism.</w:t>
-      </w:r>
-    </w:p>
-    <w:p>
-      <w:r>
-        <w:rPr/>
-        <w:t>“Hirtius will come,” the aide said again, needing it.</w:t>
-      </w:r>
-    </w:p>
-    <w:p>
-      <w:r>
-        <w:rPr/>
-        <w:t>“After the Kalends,” Decimus said. “Him and Pansa both. Until then we eat salt ox and count hinges.”</w:t>
-      </w:r>
-    </w:p>
-    <w:p>
-      <w:r>
-        <w:rPr/>
-        <w:t>He walked the walls at night with a cloak that did not keep the Ides out. The deed felt far and stupidly intimate, a debt owed a corpse who had trusted his cheer. An aide offered wine. Decimus refused, then took half a cup anyway. He checked a gate twice and didn’t tell anyone why the second check felt like apology. Below, Antony’s fires multiplied. The siege had a face now. The face that had counted his smoke.</w:t>
-      </w:r>
-    </w:p>
-    <w:p>
-      <w:pPr>
-        <w:spacing w:before="200"/>
-      </w:pPr>
-      <w:r>
-        <w:rPr/>
-        <w:t>The Senate’s Sword</w:t>
-      </w:r>
-    </w:p>
-    <w:p>
-      <w:r>
-        <w:rPr/>
-        <w:t>Cicero argued Octavian into usefulness the way he argued clauses into laws. A sweating senator on the end bench, near the doors, feared Antony more than boys. Octavian stood on the threshold among the men who listened through the open doors: not a senator, so not inside, and present enough to be aimed.</w:t>
-      </w:r>
-    </w:p>
-    <w:p>
-      <w:r>
-        <w:rPr/>
-        <w:t>The consuls’ chairs had new men in them. Antony’s year was over; Antony was in a ditch outside Mutina. Hirtius sat wrapped too warmly, the spring’s sickness still in his cheekbones. Octavian had read his last book of the Gallic war at Apollonia and privately thought it better than the dead man’s. Pansa sat beside him, broad and plain, a list of recruits and pay open on his knee before the auspices were cold. Both had been Caesar’s men. Caesar had named both to this year himself. Cicero called them the Senate’s swords. Octavian counted it plainer from the doorway: the only two men in the room with the right to raise legions and lead them, and the fathers meant to send them north to break the ring around Decimus. Cicero wanted a third blade to go with them.</w:t>
-      </w:r>
-    </w:p>
-    <w:p>
-      <w:r>
-        <w:rPr/>
-        <w:t xml:space="preserve">Cicero read the motion in his court voice. Thanks to the Martian legion and the Fourth, “who left the consul Antony and came over to the Senate and to Gaius Caesar.” Thanks to the veterans “whom Gaius Caesar raised at his own cost.” And for Gaius Caesar himself a praetor’s command and a seat among the fathers, so that the legions he already had would at last belong to a law. Octavian heard </w:t>
-      </w:r>
-      <w:r>
-        <w:rPr>
-          <w:i/>
-        </w:rPr>
-        <w:t>at his own cost</w:t>
-      </w:r>
-      <w:r>
-        <w:rPr/>
-        <w:t xml:space="preserve"> and thought of the actual cost: five hundred denarii a man through the Campanian colonies in the autumn, Philippus’s face when the chests went out, Antony at Brundisium offering his own soldiers a hundred apiece and hearing the ranks laugh. The Senate was thanking him for a crime it had decided to need.</w:t>
-      </w:r>
-    </w:p>
-    <w:p>
-      <w:r>
-        <w:rPr/>
-        <w:t xml:space="preserve">“The young Caesar,” Cicero said, and the name seemed to catch in his throat on the way out, “will march with the consuls and defend the state against Antony’s madness.” The senator muttered </w:t>
-      </w:r>
-      <w:r>
-        <w:rPr>
-          <w:i/>
-        </w:rPr>
-        <w:t>adoption</w:t>
-      </w:r>
-      <w:r>
-        <w:rPr/>
-        <w:t xml:space="preserve"> and </w:t>
-      </w:r>
-      <w:r>
-        <w:rPr>
-          <w:i/>
-        </w:rPr>
-        <w:t>armies</w:t>
-      </w:r>
-      <w:r>
-        <w:rPr/>
-        <w:t xml:space="preserve"> in one breath, hoping grammar could make them one animal, then closed his mouth into agreement. Octavian watched Cicero take the closing for virtue’s return.</w:t>
-      </w:r>
-    </w:p>
-    <w:p>
-      <w:r>
-        <w:rPr/>
-        <w:t xml:space="preserve">Octavian listened to himself become a tool. When Cicero’s gaze sought approval, he gave a nod calibrated to obedience and nothing else. He didn’t think </w:t>
-      </w:r>
-      <w:r>
-        <w:rPr>
-          <w:i/>
-        </w:rPr>
-        <w:t>empire</w:t>
-      </w:r>
-      <w:r>
-        <w:rPr/>
-        <w:t xml:space="preserve">. He thought </w:t>
-      </w:r>
-      <w:r>
-        <w:rPr>
-          <w:i/>
-        </w:rPr>
-        <w:t>survive the week without looking grateful for their fear.</w:t>
-      </w:r>
-      <w:r>
-        <w:rPr/>
-        <w:t xml:space="preserve"> A clerk miswrote his age. He corrected the number and left the tone alone. Hirtius looked at him once, the look of a man who had copied out Caesar’s sentences for years and now found the name signed in a boy’s hand. Octavian held the look until Hirtius let it go. Pansa did not look up. He was counting.</w:t>
-      </w:r>
-    </w:p>
-    <w:p>
-      <w:r>
-        <w:rPr/>
-        <w:t>Agrippa stood where the Curia fringe still smelled of wet wool and ambition. Close enough to hear Pacuvius’s name travel in a courier’s mutter, Antony’s storm-man still pricing timing at Mutina. Far enough that senators could pretend the boy arrived alone. A sweating senator wanted Octavian to smile gratitude. Agrippa did not move. Stillness was the cost: if he filled the silence, they would aim him next. Octavian felt the stillness as a withheld hand, Apollonia’s old inventory without the bread joke, and kept his own nod thin.</w:t>
-      </w:r>
-    </w:p>
-    <w:p>
-      <w:r>
-        <w:rPr/>
-        <w:t>Afterward a senator clasped his arm and called him the Republic’s luck. Octavian returned the clasp at half strength. Half strength still looked like gratitude if you did not measure. Agrippa’s stillness held until the clasp ended. Only then did he match pace toward the vendor street. A northern courier’s fragments stayed unmerged in Octavian’s hand: Decimus holding, Antony digging, Pacuvius still hungry for storm. Cicero left looking like a man certain he had saved the Republic. Outside, a vendor sold hot food and called no one Caesar. Octavian heard him and didn’t correct him.</w:t>
-      </w:r>
-    </w:p>
-    <w:p>
-      <w:pPr>
-        <w:spacing w:before="360"/>
-      </w:pPr>
-      <w:r>
-        <w:rPr/>
-        <w:t>Act 5: Mutina to Philippi</w:t>
-      </w:r>
-    </w:p>
-    <w:p>
-      <w:pPr>
-        <w:spacing w:before="280"/>
-      </w:pPr>
-      <w:r>
-        <w:rPr/>
-        <w:t>Chapter 28</w:t>
-      </w:r>
-    </w:p>
-    <w:p>
-      <w:r>
-        <w:rPr/>
-        <w:t>Mutina Field</w:t>
-      </w:r>
-    </w:p>
-    <w:p>
-      <w:pPr>
-        <w:spacing w:before="200"/>
-      </w:pPr>
-      <w:r>
-        <w:rPr/>
-        <w:t>Mud</w:t>
-      </w:r>
-    </w:p>
-    <w:p>
-      <w:r>
-        <w:rPr/>
-        <w:t>Laberius’s world narrowed to mud and which eagle still stood.</w:t>
-      </w:r>
-    </w:p>
-    <w:p>
-      <w:r>
-        <w:rPr/>
-        <w:t>In rooms with clean sandals this would be named success before the mud dried. In the ditch it was screaming. Martians refusing to be held. Someone’s javelin nearly killing him until a voice yelled his century’s joke-name. Antony’s men came out hard. Hard enough that Laberius smelled the old Spanish stubbornness again, the kind that did not care who Rome called consul. Hirtius hit harder when the day turned. Laberius didn’t see strategy. He saw a standard tilt. He saw a friend open at the neck. Blood mixed with meltwater and ran pink off the rim of his shield.</w:t>
-      </w:r>
-    </w:p>
-    <w:p>
-      <w:r>
-        <w:rPr/>
-        <w:t>Vibius spat black grit. “Win,” he said. “Then count.”</w:t>
-      </w:r>
-    </w:p>
-    <w:p>
-      <w:r>
-        <w:rPr/>
-        <w:t>“Count what?” said the man behind them. “Five hundred from the boy at Capua to stand in this.”</w:t>
-      </w:r>
-    </w:p>
-    <w:p>
-      <w:r>
-        <w:rPr/>
-        <w:t>“Five hundred beats Antony’s hundred,” Vibius said. Laberius had taken the boy’s coin in the end, in the autumn, when the shadow with a seal learned to feed men. It had bought his boots for the young Caesar’s ranks and this ditch. It had not moved the twine.</w:t>
-      </w:r>
-    </w:p>
-    <w:p>
-      <w:r>
-        <w:rPr/>
-        <w:t>Pay talk lived under the noise like a second drum. Who owed donatives. Which Caesar’s name still fed mouths. Whether Hirtius’s clean reputation meant Rome finally understood mud. Capua still sat in Laberius’s boots as an unpaid date. Forum smoke had taught him the dirt could walk without clerks. Mutina mud taught him it could drown you while walking. A boy from another century asked if they were fighting for the Senate or for bread. Laberius said, “Fight for the man on your left. Capua argues later, if later still has a road.”</w:t>
-      </w:r>
-    </w:p>
-    <w:p>
-      <w:r>
-        <w:rPr/>
-        <w:t>Between assaults, when the yelling thinned and the cold found room, Vibius and two men from the contubernium talked dirt the way other men talked gods. “Capua was a date when the paymaster breathed,” Vibius said, voice flat. Mud did not buy jokes. “Now Capua is only what we stand in.” The second man wiped pink melt from his shield rim. “Still wants a road, if we live.” Laberius did not finish the thought aloud. Finishing would have made Capua a speech. He kept his century from becoming a gap. When a signal dipped wrong in the wet air, he held the line anyway. Signals lied as often as clerks.</w:t>
-      </w:r>
-    </w:p>
-    <w:p>
-      <w:r>
-        <w:rPr/>
-        <w:t>Yell-rumours arrived before facts. Someone claimed a consul down. Someone claimed both. Someone claimed a victory large enough to make the ditch look like a lie. Laberius believed the ache in his forearms and nothing else. Until mid-afternoon, when a staff officer he recognised from Hirtius’s tent came past on a blown horse, cloak dark with more than rain, and said to a tribune three paces from Laberius’s ear: “The consul Hirtius is dead. I held his shoulder. Do not invent a better story.”</w:t>
-      </w:r>
-    </w:p>
-    <w:p>
-      <w:r>
-        <w:rPr/>
-        <w:t>That was one fact Laberius could keep: Hirtius down, confirmed by a man who had touched him. Pansa’s name still swam in the yell-water, wounded, dying, fine, poisoned, blessed. “They carried him off at Forum Gallorum,” Vibius said. “A week back, that village down the road with a market’s name. Javelin in the side. I saw the litter. I didn’t see inside it.” Laberius didn’t promote any Pansa version. Vibius had a litter. Nobody had a shoulder.</w:t>
-      </w:r>
-    </w:p>
-    <w:p>
-      <w:r>
-        <w:rPr/>
-        <w:t>Near dusk Antony’s near line pulled back toward the higher ground. Not a rout Laberius could swear to. Only a thinning of shields where shields had been thick. He saw that with his own eyes. A wounded Antonian left behind tried to crawl and was finished by someone Laberius did not know. Finishing was not glory either. Withdrawal or regroup: clerks would decide later. Laberius decided only that his century still had an eagle. And a gap where a friend had been.</w:t>
-      </w:r>
-    </w:p>
-    <w:p>
-      <w:r>
-        <w:rPr/>
-        <w:t>Water ran into his boots. He had stopped noticing wet hours ago; noticing returned when the fighting thinned and the cold found room. Vibius pointed at Mutina’s wall, still closed. “Town’s still his,” Vibius said, meaning Decimus. Laberius grunted. Walls didn’t feed the ditch.</w:t>
-      </w:r>
-    </w:p>
-    <w:p>
-      <w:r>
-        <w:rPr/>
-        <w:t>A mule train stuck in the same ditch as the dead. Drivers cursed gods and officers with equal accuracy. Laberius helped push because pushing was orders you could obey without understanding Senate talk. One mule went down and stayed down; they cut the traces and left it. Leaving was becoming the day’s other habit.</w:t>
-      </w:r>
-    </w:p>
-    <w:p>
-      <w:r>
-        <w:rPr/>
-        <w:t>He stacked a shield that was not his. The owner would not need it. Somewhere behind, gallopers already carried “great success” toward Rome. Laberius carried a friend’s boots, left boot split at the heel, still warm somehow. He knew Hirtius was dead. He knew Antony’s near shields had thinned. What Rome would buy with those two facts, he left to the gallopers. He didn’t follow their dust.</w:t>
-      </w:r>
-    </w:p>
-    <w:p>
-      <w:pPr>
-        <w:spacing w:before="200"/>
-      </w:pPr>
-      <w:r>
-        <w:rPr/>
-        <w:t>Poison Talk</w:t>
-      </w:r>
-    </w:p>
-    <w:p>
-      <w:r>
-        <w:rPr/>
-        <w:t>Hordeonius recorded three explanations for Pansa’s death before the man had finished dying:</w:t>
-      </w:r>
-    </w:p>
-    <w:p>
-      <w:r>
-        <w:rPr/>
-        <w:t>1. Battlefield medicine</w:t>
-      </w:r>
-    </w:p>
-    <w:p>
-      <w:r>
-        <w:rPr/>
-        <w:t>2. Antony’s smear</w:t>
-      </w:r>
-    </w:p>
-    <w:p>
-      <w:r>
-        <w:rPr/>
-        <w:t>3. The boy’s friends prefer fewer consuls</w:t>
-      </w:r>
-    </w:p>
-    <w:p>
-      <w:r>
-        <w:rPr/>
-        <w:t xml:space="preserve">He labelled all three </w:t>
-      </w:r>
-      <w:r>
-        <w:rPr>
-          <w:i/>
-        </w:rPr>
-        <w:t>Rumour</w:t>
-      </w:r>
-      <w:r>
-        <w:rPr/>
-        <w:t xml:space="preserve"> in Greek abbreviation, because Latin made gossip look like evidence. A client wanted to buy the third as fact, wanted a price on conspiracy that would make his dinner clever. Sosia sat on the next stool with a cup; a runner from camp hovered with ink still wet.</w:t>
-      </w:r>
-    </w:p>
-    <w:p>
-      <w:r>
-        <w:rPr/>
-        <w:t>Hordeonius refused the sale and charged for the refusal.</w:t>
-      </w:r>
-    </w:p>
-    <w:p>
-      <w:r>
-        <w:rPr/>
-        <w:t>“Do not sell poison as fact,” he told the man, gentle as a father closing a child’s eyes. “I keep seals. Seals are not dinner cleverness. Pay for the refusal if you want a clean margin.”</w:t>
-      </w:r>
-    </w:p>
-    <w:p>
-      <w:r>
-        <w:rPr/>
-        <w:t>The client bowed, grateful as a man receiving virtue. “Clean margins. Of course. Wisdom.” Past the first pillar, loud enough to carry back to the stool, he told the runner: “He’ll bill you for not gossiping and call it piety. Ask him for poison and he sells you a sermon with interest.”</w:t>
-      </w:r>
-    </w:p>
-    <w:p>
-      <w:r>
-        <w:rPr/>
-        <w:t>Sosia tipped his cup toward Hordeonius without drinking. “Only you could make refusing a sale sound like a temple tax.”</w:t>
-      </w:r>
-    </w:p>
-    <w:p>
-      <w:r>
-        <w:rPr/>
-        <w:t>Hordeonius did not smile. “Silence clears. Cleverness does not.”</w:t>
-      </w:r>
-    </w:p>
-    <w:p>
-      <w:r>
-        <w:rPr/>
-        <w:t xml:space="preserve">Sosia muttered, after, that dead consuls moved land prices either way. A letter from camp arrived with three different inks and one shared panic. Hirtius down as fact in one hand. Pansa still a menu of causes in another. Hordeonius priced land by the panic without crowning a cause and entered </w:t>
-      </w:r>
-      <w:r>
-        <w:rPr>
-          <w:i/>
-        </w:rPr>
-        <w:t>Pansa: cause open</w:t>
-      </w:r>
-      <w:r>
-        <w:rPr/>
-        <w:t>. The poison talk lived. The ledger did not.</w:t>
-      </w:r>
-    </w:p>
-    <w:p>
-      <w:r>
-        <w:rPr/>
-        <w:t xml:space="preserve">A second client asked whether to short land near Mutina. Hordeonius took a fee for advising against it and wrote the fee under </w:t>
-      </w:r>
-      <w:r>
-        <w:rPr>
-          <w:i/>
-        </w:rPr>
-        <w:t>prudence</w:t>
-      </w:r>
-      <w:r>
-        <w:rPr/>
-        <w:t>. Sleep would argue with him later. For now the market argued louder.</w:t>
-      </w:r>
-    </w:p>
-    <w:p>
-      <w:pPr>
-        <w:spacing w:before="280"/>
-      </w:pPr>
-      <w:r>
-        <w:rPr/>
-        <w:t>Chapter 29</w:t>
-      </w:r>
-    </w:p>
-    <w:p>
-      <w:r>
-        <w:rPr/>
-        <w:t>Isolation and Fasces</w:t>
-      </w:r>
-    </w:p>
-    <w:p>
-      <w:pPr>
-        <w:spacing w:before="200"/>
-      </w:pPr>
-      <w:r>
-        <w:rPr/>
-        <w:t>Allies Evaporate</w:t>
-      </w:r>
-    </w:p>
-    <w:p>
-      <w:r>
-        <w:rPr/>
-        <w:t xml:space="preserve">Decimus left Mutina after the relief had made the wall honest again. Hirtius’s dirt still drying on the road. Antony thinned but not finished. The town’s hinges finally someone else’s problem for a morning. At the first milestone past the gate he waited half that morning for Plancus’s promised meeting-mark. No cohorts. No date. Only dust that refused to become wagons. Near noon a rider from the Lepidus channel he had seeded after the funeral handed back Decimus’s latest wax unopened. Same averted eyes as the messenger who would not take a return tablet on the road north in March. “The meeting near the approaches cannot yet be kept,” the man said, practising courtesy. “My principal sends goodwill.” Goodwill without a roof. Decimus kept the returned tablet. He did not invent a fourth meaning for </w:t>
-      </w:r>
-      <w:r>
-        <w:rPr>
-          <w:i/>
-        </w:rPr>
-        <w:t>yet</w:t>
-      </w:r>
-      <w:r>
-        <w:rPr/>
-        <w:t>.</w:t>
-      </w:r>
-    </w:p>
-    <w:p>
-      <w:r>
-        <w:rPr/>
-        <w:t>He looked for a destination mark on the itinerary and found only blank margin where a meeting date should have been. He rubbed the blank with his thumb until the wax warmed and still showed nothing. Antony, bleeding but unbroken, was already sliding toward friends Decimus could not buy.</w:t>
-      </w:r>
-    </w:p>
-    <w:p>
-      <w:r>
-        <w:rPr/>
-        <w:t>Cicero’s praise arrived sweet and late. Decimus read one line of congratulation twice, then folded it into a pack already too light on grain. He wrote one more letter that tried to sound steady, gates held, honour intact. He stopped mid-sentence when his hand cramped. He didn’t send a second copy.</w:t>
-      </w:r>
-    </w:p>
-    <w:p>
-      <w:r>
-        <w:rPr/>
-        <w:t>Plancus came after all, in June, when Antony had already walked into Lepidus’s camp. He brought legions and compliments and pitched beside Decimus under the Alps at Cularo, and for a summer the two armies ate the same valley bare and wrote the same letters to Rome asking for the boy to be sent north. The boy did not come. In August letters began arriving for Plancus from Pollio in Spain, under seals Decimus was not shown. In September Plancus took his legions over to Antony with the same apologetic face he had worn arriving, and Decimus’s own recruits, raw and unpaid, began walking off by the hundred.</w:t>
-      </w:r>
-    </w:p>
-    <w:p>
-      <w:r>
-        <w:rPr/>
-        <w:t>Then he rode with dwindling staff into country that did not care who freed the Republic. Rain made the road a trough. An aide counted purses and got a number that made him quiet. Another counted betrayals and got a higher number. A third asked whether they should wait for Cassius from the East.</w:t>
-      </w:r>
-    </w:p>
-    <w:p>
-      <w:r>
-        <w:rPr/>
-        <w:t>“Wait here and the road learns our number,” Decimus said.</w:t>
-      </w:r>
-    </w:p>
-    <w:p>
-      <w:r>
-        <w:rPr/>
-        <w:t>“They will say I did not pursue,” the first aide muttered.</w:t>
-      </w:r>
-    </w:p>
-    <w:p>
-      <w:r>
-        <w:rPr/>
-        <w:t>“Let them,” Decimus said. “We take the west fork before dark. The east ford is watched, I smelled horse-lines on the wind this morning. Plancus has crossed. Lepidus’s man returned the tablet. We do not wait for dates that practise absence.”</w:t>
-      </w:r>
-    </w:p>
-    <w:p>
-      <w:r>
-        <w:rPr/>
-        <w:t>The second aide, older, tablet-hand still inked from Mutina’s last courtesy copy, spoke the count Decimus had been avoiding as a list of people. “Plancus: came in June, ate our valley all summer, crossed to Antony with Pollio the week before last. Lepidus: promised meeting, messenger who would not take a return tablet, twice, and in May his legions let Antony walk into their camp. Waded the river to embrace him, and Lepidus writes the Senate that his soldiers did it. The boy: will not share a road with the man who held Caesar’s door, and said so where his centurions could hear. Pacuvius’s orbit: Antony’s storm still eating roads we needed soft. Four names, and not one wagon among them. That is the betrayal number, not weather.”</w:t>
-      </w:r>
-    </w:p>
-    <w:p>
-      <w:r>
-        <w:rPr/>
-        <w:t>Decimus heard the names as doors that had already closed while he counted hinges. “Then we do not invent a fifth name for hope,” he said. The first aide opened his mouth on another complaint. Decimus was already counting remaining waterskins aloud, making the count the argument beside the named absences. At a crossroads shrine someone had left a cheap wreath for “the liberators.” Rain had ruined it. Decimus didn’t stop to fix it. He checked his horse’s mouth for sores and found none. The sores were in the map. Every promised friend a thinner line than yesterday.</w:t>
-      </w:r>
-    </w:p>
-    <w:p>
-      <w:r>
-        <w:rPr/>
-        <w:t>They slept once in a barn that smelled of wet hay and someone else’s fear. In the dark Decimus thought, briefly, without speech, of Caesar’s atrium and the cheer he had worn like a clean cloak on a March morning. Trust had been the key. He put the thought away the way he put away a broken strap: later, if later existed.</w:t>
-      </w:r>
-    </w:p>
-    <w:p>
-      <w:r>
-        <w:rPr/>
-        <w:t>On the second day the staff was smaller. One man had “gone for water” and not returned. Decimus didn’t send a search. Searches taught the road your remaining number.</w:t>
-      </w:r>
-    </w:p>
-    <w:p>
-      <w:r>
-        <w:rPr/>
-        <w:t>Near a river ford the map promised a contact who could pass them toward the mountains and, beyond rumour, toward Cassius. The contact was three men with ordinary faces and a mule. One smiled too quickly. Decimus’s remaining aide whispered, “Lepidus’s smile.”</w:t>
-      </w:r>
-    </w:p>
-    <w:p>
-      <w:r>
-        <w:rPr/>
-        <w:t>“Or anybody’s price,” Decimus said.</w:t>
-      </w:r>
-    </w:p>
-    <w:p>
-      <w:r>
-        <w:rPr/>
-        <w:t>He still dismounted. Refusing the ford meant the open road behind, where Antony’s friends were thicker. He kept his hands visible. Appearances, even here.</w:t>
-      </w:r>
-    </w:p>
-    <w:p>
-      <w:r>
-        <w:rPr/>
-        <w:t>They asked for his name. They already knew it. He gave it because lying would have bought minutes instead of miles. A purse changed hands: not his purse. Someone else’s coin for his head. He counted the pieces by glint before the knives moved, enough metal for a short road and a long silence.</w:t>
-      </w:r>
-    </w:p>
-    <w:p>
-      <w:r>
-        <w:rPr/>
-        <w:t>There was no speech. He went for the horse. A hand caught his cloak. Mud took his knee. The ditch at the ford’s edge was shallow and ordinary: meltwater, a broken rein, the smell of wet wool.</w:t>
-      </w:r>
-    </w:p>
-    <w:p>
-      <w:r>
-        <w:rPr/>
-        <w:t>If he thought of Caesar’s laugh one last time, the thought stayed inside. Pain was brief and specific.</w:t>
-      </w:r>
-    </w:p>
-    <w:p>
-      <w:pPr>
-        <w:spacing w:before="200"/>
-      </w:pPr>
-      <w:r>
-        <w:rPr/>
-        <w:t>Consul</w:t>
-      </w:r>
-    </w:p>
-    <w:p>
-      <w:r>
-        <w:rPr/>
-        <w:t>Octavian entered the politics of force with hands that still remembered shaking in Apollonia.</w:t>
-      </w:r>
-    </w:p>
-    <w:p>
-      <w:r>
-        <w:rPr/>
-        <w:t>A courier brought the Senate’s thanks for Mutina, and the thanks were not for him. The fathers had voted Decimus a triumph and handed him the dead consuls’ legions, the Martians among them, to chase Antony up the road. Octavian was to be thanked and left behind. He read the decree once and gave it to Agrippa, who read it twice.</w:t>
-      </w:r>
-    </w:p>
-    <w:p>
-      <w:r>
-        <w:rPr/>
-        <w:t>“They will say you let Antony get away,” Agrippa said.</w:t>
-      </w:r>
-    </w:p>
-    <w:p>
-      <w:r>
-        <w:rPr/>
-        <w:t>Octavian’s throat tightened once, shame or fever; he didn’t sort it. He looked at the pay chests, not at Agrippa’s face. “Then we pay before we argue. Men who are owed invent worse stories than senators do.”</w:t>
-      </w:r>
-    </w:p>
-    <w:p>
-      <w:r>
-        <w:rPr/>
-        <w:t>He had the clerks open the nearest chest where Agrippa could see the count. Late thanks; complete coin. The order of those facts was the lesson he was learning with his hands. When a tribune started a sentence about the Senate’s honours, Octavian cut him with a nod toward the queue of soldiers. “Honours after the line is fed.”</w:t>
-      </w:r>
-    </w:p>
-    <w:p>
-      <w:r>
-        <w:rPr/>
-        <w:t xml:space="preserve">The vacuum arrived as named pressure, not triumph. Both consuls were dead, Hirtius in the ditch at Mutina and Pansa of his wound a day after, and their chairs stood empty. A centurion from the Martians said it first, loud enough for the pay line: “They want us under the man who held Caesar’s door. Who feeds us now, old men with tablets, or Caesar’s name?” A tribune seconded without looking at Octavian’s face: the men would not march for an assassin on praise that arrived late and sweet. Agrippa translated the noise into one sentence Octavian could keep. The ranks wanted a consul who was </w:t>
-      </w:r>
-      <w:r>
-        <w:rPr>
-          <w:i/>
-        </w:rPr>
-        <w:t>theirs</w:t>
-      </w:r>
-      <w:r>
-        <w:rPr/>
-        <w:t>: paymaster, name, a face young enough to insult the old seats. Two chairs were empty.</w:t>
-      </w:r>
-    </w:p>
-    <w:p>
-      <w:r>
-        <w:rPr/>
-        <w:t xml:space="preserve">Senate pressure arrived in a different mouth. A senior voice, careful with consonants, told Octavian that with both consuls dead the House had no one in the chairs to point at and call the year settled. Decimus was a Liberator with a triumph and a thinning army, not a consul. Antony was over the Alps with Lepidus’s legions. They needed a miracle that obeyed. They needed it before Antony’s friends finished renaming the map. The same voice reminded him, as if reminding were a kindness, that the law asked forty-two years for a consul’s chair and he had nineteen. Octavian had already sent centurions to the Curia with the ranks’ request in writing. One came back and told the pay line what he had said on the steps when the fathers talked about age. He had put his hand on his sword. </w:t>
-      </w:r>
-      <w:r>
-        <w:rPr>
-          <w:i/>
-        </w:rPr>
-        <w:t>If you will not make him consul, this will.</w:t>
-      </w:r>
-      <w:r>
-        <w:rPr/>
-        <w:t xml:space="preserve"> Octavian offered them a nineteen-year-old with Caesar’s name and enough armed insistence to make elections look like a toll you paid at the gate. Not because destiny asked. Because two empty chairs had shortened every polite road. Agrippa’s silence beside him was heavier than speeches. Apollodorus adjusted cloaks. Cloth did not bargain.</w:t>
-      </w:r>
-    </w:p>
-    <w:p>
-      <w:r>
-        <w:rPr/>
-        <w:t xml:space="preserve">He felt sick after the first hard bargain, stomach, not omen. A taste of metal rose; he swallowed it and kept his fingers on the chest lid until the shake stopped. Publicly he accepted the fasces like owed homework. Twelve lictors shouldered the bound rods and walked ahead of him, and men stepped out of the street for the rods before they looked to see whose face came behind. A herald stumbled over </w:t>
-      </w:r>
-      <w:r>
-        <w:rPr>
-          <w:i/>
-        </w:rPr>
-        <w:t>consul</w:t>
-      </w:r>
-      <w:r>
-        <w:rPr/>
-        <w:t xml:space="preserve"> and </w:t>
-      </w:r>
-      <w:r>
-        <w:rPr>
-          <w:i/>
-        </w:rPr>
-        <w:t>nineteen</w:t>
-      </w:r>
-      <w:r>
-        <w:rPr/>
-        <w:t xml:space="preserve"> in the same breath, as if the two words had never met. Octavian let him find his way to the end.</w:t>
-      </w:r>
-    </w:p>
-    <w:p>
-      <w:r>
-        <w:rPr/>
-        <w:t>“They will hate this,” Agrippa said.</w:t>
-      </w:r>
-    </w:p>
-    <w:p>
-      <w:r>
-        <w:rPr/>
-        <w:t>Octavian wiped sweat from his upper lip with the back of his hand, ugly, visible, unfinished. “They hated the knives more. Let them hate a boy who pays after the line eats.”</w:t>
-      </w:r>
-    </w:p>
-    <w:p>
-      <w:r>
-        <w:rPr/>
-        <w:t>Agrippa’s mouth twitched, almost the old Apollonia play, then not. “Homework with fasces. Only you could make a consulship sound like a debt you intend to clear before bedtime.” Octavian did not smile. Smiling would have spoiled the pay line. He let the twitch count as the joke landing and kept his fingers on the chest.</w:t>
-      </w:r>
-    </w:p>
-    <w:p>
-      <w:r>
-        <w:rPr/>
-        <w:t xml:space="preserve">A senator who had voted him an ovation and then forgotten to pay for it called him the gods’ gift and waited for a smile of destiny. Octavian looked at him until the man found something to do with his hands. A soldier shouted the name </w:t>
-      </w:r>
-      <w:r>
-        <w:rPr>
-          <w:i/>
-        </w:rPr>
-        <w:t>Caesar</w:t>
-      </w:r>
-      <w:r>
-        <w:rPr/>
-        <w:t xml:space="preserve"> as paymaster; Octavian didn’t bow to it like a hymn. He let the shout stand because paymaster was a job his hands already understood better than luck.</w:t>
-      </w:r>
-    </w:p>
-    <w:p>
-      <w:r>
-        <w:rPr/>
-        <w:t>Still not serene. Still learning where ruthlessness lived in the body, usually behind the teeth, not in a speech about forever.</w:t>
-      </w:r>
-    </w:p>
-    <w:p>
-      <w:r>
-        <w:rPr/>
-        <w:t>By autumn a courier brought Decimus’s end as three incompatible stories. Ditch. Alps. Lepidus’s smile. Antony’s purse, no purse, a speech, no speech. Octavian kept all three on separate scraps and didn’t let the clerks merge them. What the stories shared was enough for the ranks: the last Liberator in Italy was gone, and the north had no one left to hold it but Antony and Lepidus. In the same week a tablet came under two seals pressed side by side in the same wax, Lepidus’s and Antony’s: talk, on the river island below Bononia, between the camps, where no city could listen. Decimus’s absence didn’t make him wise. It made Bononia feel caused. The empty north. The men behind him louder.</w:t>
-      </w:r>
-    </w:p>
-    <w:p>
-      <w:pPr>
-        <w:spacing w:before="280"/>
-      </w:pPr>
-      <w:r>
-        <w:rPr/>
-        <w:t>Chapter 30</w:t>
-      </w:r>
-    </w:p>
-    <w:p>
-      <w:r>
-        <w:rPr/>
-        <w:t>Lists</w:t>
-      </w:r>
-    </w:p>
-    <w:p>
-      <w:pPr>
-        <w:spacing w:before="200"/>
-      </w:pPr>
-      <w:r>
-        <w:rPr/>
-        <w:t>Bononia</w:t>
-      </w:r>
-    </w:p>
-    <w:p>
-      <w:r>
-        <w:rPr/>
-        <w:t>They met because none could kill the other two cheaply.</w:t>
-      </w:r>
-    </w:p>
-    <w:p>
-      <w:r>
-        <w:rPr/>
-        <w:t>The island sat low in the river below Bononia, a gravel tongue with a tent on it and two camps on the banks watching each other’s fires. Lepidus crossed first over the plank bridge and walked the island with his own eyes before he waved the other two across. On the sand each man let the others’ people pat him down for blades. Nobody pretended it was ceremony.</w:t>
-      </w:r>
-    </w:p>
-    <w:p>
-      <w:r>
-        <w:rPr/>
-        <w:t>Antony brought soldier gravity and a hunger that still smelled like Ops unlocked. He looked across the table at the Campania squeak grown into a man who could force a bargain, and whatever joke he had kept since spring did not come out. Octavian had brought the name, and a cold that still cracked sometimes when a room laughed wrong. He felt it crack now, and seal, like wax under a thumb. Lepidus brought the useful talent of being present when maps were drawn, and of surviving other men’s sentences without becoming their subject. He also brought the legions that had waded the river to Antony in the spring, which was why he had a chair. A table held bread nobody ate. Appetite had moved to paper.</w:t>
-      </w:r>
-    </w:p>
-    <w:p>
-      <w:r>
-        <w:rPr/>
-        <w:t>Lepidus wanted the law first, because Lepidus always wanted the law first. “A tribune carries it in Rome,” he said. “Three men for setting the state in order. Five years. A consul’s power for each of us, and no veto over any of it.”</w:t>
-      </w:r>
-    </w:p>
-    <w:p>
-      <w:r>
-        <w:rPr/>
-        <w:t>“Triumvirs,” Antony said, tasting it. “In Rome a board of three counts copper at the mint and minds the jail.”</w:t>
-      </w:r>
-    </w:p>
-    <w:p>
-      <w:r>
-        <w:rPr/>
-        <w:t>“Then this one minds both,” Octavian said.</w:t>
-      </w:r>
-    </w:p>
-    <w:p>
-      <w:r>
-        <w:rPr/>
-        <w:t>Nobody laughed. Antony laid his palm on the tablet where the money should have been. Forty-odd legions wanted paying, and the colonies Caesar had promised them were still surveyor’s stakes. “Sulla did this,” Lepidus said quietly, as if the dead could be asked for a precedent.</w:t>
-      </w:r>
-    </w:p>
-    <w:p>
-      <w:r>
-        <w:rPr/>
-        <w:t>“Sulla posted names,” Antony said. “Any man may kill one of the men on the board and bring in the head for silver from the treasury. A slave who does it walks free. The dead man’s house and land go to auction, and the auction pays the legions. That is all a list is. Names, heads, and a sale.”</w:t>
-      </w:r>
-    </w:p>
-    <w:p>
-      <w:r>
-        <w:rPr/>
-        <w:t>Victim lists began like shopping. A name, then a joke, then silence when the joke hit someone each man still half-liked. A guard outside coughed. Conversation became rain and cousins for three breaths. Then it returned to blood accounting. Paper took names faster than mouths could soften them.</w:t>
-      </w:r>
-    </w:p>
-    <w:p>
-      <w:r>
-        <w:rPr/>
-        <w:t>Antony’s stylus paused on a lesser enemy first, a man who had borrowed money and returned sermons. Easy. The stylus moved. Then it paused again on a blank that was not blank in anyone’s throat.</w:t>
-      </w:r>
-    </w:p>
-    <w:p>
-      <w:r>
-        <w:rPr/>
-        <w:t>“Cicero,” Antony said. He did not look up. Looking would have made it a request.</w:t>
-      </w:r>
-    </w:p>
-    <w:p>
-      <w:r>
-        <w:rPr/>
-        <w:t>Lepidus looked at his hands. Hands could not abstain. Octavian kept his face from moving enough to save anyone. For a breath he counted the cost of sparing Cicero: Antony’s favourite wound still open, the lists thinner when the next Kalends asked for blood.</w:t>
-      </w:r>
-    </w:p>
-    <w:p>
-      <w:r>
-        <w:rPr/>
-        <w:t>Antony’s finger stayed on the blank. “Say it,” he said, not loud. “Or strike a smaller name in his place. I have lesser enemies enough. Choose.”</w:t>
-      </w:r>
-    </w:p>
-    <w:p>
-      <w:r>
-        <w:rPr/>
-        <w:t>A lesser name sat two lines up, a man Octavian half-owed from Apollonia’s edge. Useful. Not loved. Killable without rearranging the map. Striking that name instead would buy a night of quieter conscience and leave Antony’s wound open. Octavian felt the cheaper exit in his hands: the stylus, the wax, the easy swap.</w:t>
-      </w:r>
-    </w:p>
-    <w:p>
-      <w:r>
-        <w:rPr/>
-        <w:t>Saving the orator would have cost a different war, one with Antony still armed and the coalition already smelling of unfinished business. Octavian kept that cost. Then he spent it aloud.</w:t>
-      </w:r>
-    </w:p>
-    <w:p>
-      <w:r>
-        <w:rPr/>
-        <w:t>“Cicero stays,” he said. Voice thin, audible, irreversible. He did not dress it as law. He set his seal ring on the tablet’s edge, metal clicking wood, so the assent had a body in the room, not only silence. “We do not trade him for a quieter cousin.”</w:t>
-      </w:r>
-    </w:p>
-    <w:p>
-      <w:r>
-        <w:rPr/>
-        <w:t>Lepidus cleared his throat. “He still has friends who write.”</w:t>
-      </w:r>
-    </w:p>
-    <w:p>
-      <w:r>
-        <w:rPr/>
-        <w:t>“Then they can write his epitaph,” Antony said. “Or they can join him.”</w:t>
-      </w:r>
-    </w:p>
-    <w:p>
-      <w:r>
-        <w:rPr/>
-        <w:t>Who had first thought the name did not matter on the wood. The name stood because Octavian had said it stood, and no one struck it out.</w:t>
-      </w:r>
-    </w:p>
-    <w:p>
-      <w:r>
-        <w:rPr/>
-        <w:t>“We buy the war with this,” Antony said, tapping the tablet beside the ring.</w:t>
-      </w:r>
-    </w:p>
-    <w:p>
-      <w:r>
-        <w:rPr/>
-        <w:t>“The war buys us,” Octavian answered, too soft to be a quip, too true to unsay. He took the ring back. The click leaving wood was quieter than the click arriving.</w:t>
-      </w:r>
-    </w:p>
-    <w:p>
-      <w:r>
-        <w:rPr/>
-        <w:t>They swapped one quieter enemy in a whisper: a man each of them half-owed and half-hated, traded so that no single list would look like one man’s revenge. The whisper would become three contradictory stories by morning. They sealed what could be sealed. Seals did not wash.</w:t>
-      </w:r>
-    </w:p>
-    <w:p>
-      <w:r>
-        <w:rPr/>
-        <w:t>Antony poured wine that did not taste like celebration. He did not look at Octavian while pouring. Octavian let him not look, and didn’t drink deep. Lepidus drank as men drink when they hope the cup will make them smaller than the map. Outside, a horse screamed at nothing. Inside, the lists grew.</w:t>
-      </w:r>
-    </w:p>
-    <w:p>
-      <w:pPr>
-        <w:spacing w:before="200"/>
-      </w:pPr>
-      <w:r>
-        <w:rPr/>
-        <w:t>Proscription Economy</w:t>
-      </w:r>
-    </w:p>
-    <w:p>
-      <w:pPr>
-        <w:spacing w:before="200"/>
-      </w:pPr>
-      <w:r>
-        <w:rPr/>
-        <w:t>F2: Seius</w:t>
-      </w:r>
-    </w:p>
-    <w:p>
-      <w:r>
-        <w:rPr/>
-        <w:t>Seius found his name absent and felt holy relief, then shame at the holiness. He walked past a posted list twice to be sure, eyes watering from more than wind. A neighbour who had once loaned him applause was present in black letters. Seius didn’t stop walking. Stopping looked like guilt.</w:t>
-      </w:r>
-    </w:p>
-    <w:p>
-      <w:r>
-        <w:rPr/>
-        <w:t>At the corner Gavius from the next block, petition-tablet man, dinner-circuit memory, stood under the same wood with a woman who had borrowed Seius’s mule last Kalends. “There,” Gavius said, finger on a cognomen that was almost Seius’s cousin’s, almost a stranger’s, wrong by one letter if you wanted it wrong. “Is that your house’s blood?” The woman looked at Seius. Expectation closed like the old petition trap. Seius heard his own flinch from the baths and the dinner return as street weather. A name collision that wanted him to claim or deny kinship with ink that killed.</w:t>
+        <w:t>the goods to be sold</w:t>
+      </w:r>
+      <w:r>
+        <w:rPr/>
+        <w:t>. A neighbour who had once loaned him applause was present in black letters. Seius didn’t stop walking. Stopping looked like guilt.</w:t>
+      </w:r>
+    </w:p>
+    <w:p>
+      <w:r>
+        <w:rPr/>
+        <w:t>At the corner Gavius from the next block, petition-tablet man, dinner-circuit memory, stood under the same wood with a woman who had borrowed Seius’s mule last Kalends. “There,” Gavius said, finger on a cognomen that was almost Seius’s cousin’s, almost a stranger’s, wrong by one letter if you wanted it wrong. “Is that your house’s blood?” The woman looked at Seius. Expectation closed like the old petition trap.</w:t>
       </w:r>
     </w:p>
     <w:p>
@@ -12923,7 +12835,7 @@
     <w:p>
       <w:r>
         <w:rPr/>
-        <w:t>Phileros drank less now; fear sobered some men and ruined others. He came to the Carinae kitchen door, where Nysa had carried for Antony’s steward since the spring before last, and asked her if the Domus still had a mistress worth fearing. She said fear had moved house. She kept her eyes down and her feet moving. Survival was an unprinted decree. In a side court she found a broken seal stamp and left it; broken seals let new law pretend to be old. She passed a posted list without reading every name. Reading every name invited your own onto the wood. She still felt the ink like heat. She did not look for Calpurnia’s old corridors of dread. Those corridors had been sold with the seals.</w:t>
+        <w:t>Phileros drank less now; fear sobered some men and ruined others. He came to the Carinae kitchen door, where Nysa had carried for Antony’s steward since the spring before last, and asked her if the Domus still had a mistress worth fearing. She said fear had moved house. She kept her eyes down and her feet moving. In a side court she found a broken seal stamp and left it; broken seals let new law pretend to be old. She passed a posted list without reading every name. Reading every name invited your own onto the wood. She still felt the ink like heat. She did not look for Calpurnia’s old corridors of dread. Those corridors had been sold with the seals.</w:t>
       </w:r>
     </w:p>
     <w:p>
@@ -12987,7 +12899,7 @@
     <w:p>
       <w:r>
         <w:rPr/>
-        <w:t>Atticus lived in his head as audience. So did the Capitol’s first day after the knives, enlarged by memory into courage. So did the boy he had aimed at Antony and called statecraft. The boy had learned. Antony had remembered. Somewhere between them, lists had become the Republic’s new literature. Brutus’s polite exile at Lanuvium felt, suddenly, like a kinder country. A cage with a view. Not a price with a blade.</w:t>
+        <w:t>Atticus lived in his head as audience. So did the Capitol’s first day after the knives, enlarged by memory into courage. So did the boy he had aimed at Antony and called statecraft. The boy had learned. Antony had remembered. Brutus’s polite exile at Lanuvium felt, suddenly, like a kinder country. A cage with a view.</w:t>
       </w:r>
     </w:p>
     <w:p>
@@ -13005,7 +12917,7 @@
     <w:p>
       <w:r>
         <w:rPr/>
-        <w:t>“Faster,” he told the bearers, then hated the undignified word. Speed wasn’t eloquence. Speed was what animals did when the forest closed. He tried a mental period about courage and found only the rhythm of poles on stone. The litter didn’t care about antithesis.</w:t>
+        <w:t>“Faster,” he told the bearers, then hated the undignified word. Speed wasn’t eloquence. Speed was what animals did when the forest closed.</w:t>
       </w:r>
     </w:p>
     <w:p>
@@ -13147,7 +13059,7 @@
       </w:r>
       <w:r>
         <w:rPr/>
-        <w:t>. Softening did not soften the silver leaving. A chest lid knocked; Cassius noted the hinge and did not flinch. Publicly he was mathematics in a cuirass. The recruitment engine turned tax engine without changing the face that had once counted dinner slight and dinner power.</w:t>
+        <w:t>. Softening did not soften the silver leaving. A chest lid knocked; Cassius noted the hinge and did not flinch. Publicly he was mathematics in a cuirass.</w:t>
       </w:r>
     </w:p>
     <w:p>
@@ -13183,7 +13095,13 @@
     <w:p>
       <w:r>
         <w:rPr/>
-        <w:t xml:space="preserve">Before the audience closed, a courier from the west, dust, salt, a seal cracked by too many hands, brought news that arrived as three incompatible tablets. Mutina won and lost. Consuls dead. Lists in Italy. The boy with fasces, and a court in his consulship that had called the names of every man of March, Cassius’s among them, to empty benches and condemned the benches. Antony still breathing, and the three of them looking east. One tablet named Decimus without poetry: gone, or going, or already a line item in someone else’s revenge. Cassius kept all three and didn’t merge them for the hall. Privately the Decimus line cracked something the extraction had been keeping neat. The man who had opened Caesar’s morning with cheer, who had taken the nearer knife and Cisalpine as if a road were still a friendship, now travelled west as rumour ink: lists, fasces, a name that had once been access. Cassius had recruited doors through that access. The west was pricing the door-opener as meat. He didn’t halt the silver for a rumour’s sake. He entered </w:t>
+        <w:t>Before the audience closed, a courier from the west came in, dust, salt, a seal cracked by too many hands, with three tablets that did not agree. Mutina won and lost. Consuls dead. Lists in Italy. The boy with fasces, and a court in his consulship that had called the names of every man of March, Cassius’s among them, to empty benches and condemned the benches. Antony still breathing, and the three of them looking east. One tablet named Decimus without poetry: gone, or going.</w:t>
+      </w:r>
+    </w:p>
+    <w:p>
+      <w:r>
+        <w:rPr/>
+        <w:t xml:space="preserve">Cassius read none of it aloud to the hall. He didn’t halt the silver for a rumour’s sake. But the Decimus line cracked something the extraction had been keeping neat. The man had opened Caesar’s morning with cheer and taken the nearer knife and Cisalpine as if a road were still a friendship, and Cassius had recruited doors through him. He entered </w:t>
       </w:r>
       <w:r>
         <w:rPr>
@@ -13193,17 +13111,7 @@
       </w:r>
       <w:r>
         <w:rPr/>
-        <w:t xml:space="preserve"> beside </w:t>
-      </w:r>
-      <w:r>
-        <w:rPr>
-          <w:i/>
-        </w:rPr>
-        <w:t>lists: Italy</w:t>
-      </w:r>
-      <w:r>
-        <w:rPr/>
-        <w:t xml:space="preserve"> in the only ledger he trusted, the one behind his eyes. Trebonius had stood in that column since the winter, since Dolabella’s soldiers came into his bedroom at Smyrna before dawn and carried the market-day man’s head out with them. Laodicea had settled Trebonius. Decimus had no Laodicea. He felt the entry as personal debit, not geography. The crack travelled with him anyway.</w:t>
+        <w:t xml:space="preserve"> in the only ledger he trusted, the one behind his eyes, under Trebonius, who had stood in that column since the winter, since Dolabella’s soldiers came into his bedroom at Smyrna before dawn and carried the market-day man’s head out with them. Laodicea had settled Trebonius. Decimus had no Laodicea.</w:t>
       </w:r>
     </w:p>
     <w:p>
@@ -13328,7 +13236,285 @@
     <w:p>
       <w:r>
         <w:rPr/>
-        <w:t xml:space="preserve">Cassius, somewhere else on the same war, would call this necessity, and would, Brutus guessed, already be entering west names as debits. Brutus called it necessity too, and hated that their mouths agreed while their sleep did not. Sleep, unlike coinage, still refused to clear. In the dark he held the warm coin until it cooled, then put it away. Putting away did not stop a crack from spreading. Decimus. Lists. </w:t>
+        <w:t>Cassius, somewhere else on the same war, would call this necessity, and would, Brutus guessed, already be entering west names as debits. Brutus called it necessity too, and hated that their mouths agreed while their sleep did not. Sleep, unlike coinage, still refused to clear. In the dark he held the warm coin until it cooled, then put it away.</w:t>
+      </w:r>
+    </w:p>
+    <w:p>
+      <w:pPr>
+        <w:spacing w:before="280"/>
+      </w:pPr>
+      <w:r>
+        <w:rPr/>
+        <w:t>Chapter 33</w:t>
+      </w:r>
+    </w:p>
+    <w:p>
+      <w:r>
+        <w:rPr/>
+        <w:t>Philippi I</w:t>
+      </w:r>
+    </w:p>
+    <w:p>
+      <w:pPr>
+        <w:spacing w:before="200"/>
+      </w:pPr>
+      <w:r>
+        <w:rPr/>
+        <w:t>Dust</w:t>
+      </w:r>
+    </w:p>
+    <w:p>
+      <w:pPr>
+        <w:spacing w:before="200"/>
+      </w:pPr>
+      <w:r>
+        <w:rPr/>
+        <w:t>Antony</w:t>
+      </w:r>
+    </w:p>
+    <w:p>
+      <w:r>
+        <w:rPr/>
+        <w:t>Antony liked the plain’s honesty: kill or be rearranged. Marshes and hills broke sightlines; he liked that too, when it broke the other man’s map.</w:t>
+      </w:r>
+    </w:p>
+    <w:p>
+      <w:r>
+        <w:rPr/>
+        <w:t>They had sat down on two hills astride the road west, Brutus on the northern one, Cassius on the southern above the marsh, with the sea behind them bringing grain every morning. Antony had the plain and bread for less than a month. So he had given his men spades. For ten nights they had cut a causeway through the reeds toward Cassius’s flank, as quiet as men can be up to the thigh in water. This morning Cassius had seen it, and Antony had stopped being quiet.</w:t>
+      </w:r>
+    </w:p>
+    <w:p>
+      <w:r>
+        <w:rPr/>
+        <w:t>He rode the near wing until the dust made faces into guesses. “Weight left,” he told a tribune, hand chopping air. “Do not chase the pretty gap. Fill it. Timing, not poetry.” The tribune’s mouth opened on a question; Antony was already past him. Omens were for the tents. On the field he trusted weight and the sound of men who still obeyed.</w:t>
+      </w:r>
+    </w:p>
+    <w:p>
+      <w:r>
+        <w:rPr/>
+        <w:t>Dust coated his teeth. He spat and pointed and the pointing became cohorts moving, not clean, not parade, but moving. Someone shouted Cassius’s name from a direction that might have been victory or panic. Antony didn’t pause to translate the shout. Another came down the line from the north, carried by a rider with no helmet: Brutus’s men were in the boy’s camp, cutting up the tents. The boy had a fever and Agrippa. Let them keep their own camp. Translation was for after the counting, if counting still had owners.</w:t>
+      </w:r>
+    </w:p>
+    <w:p>
+      <w:r>
+        <w:rPr/>
+        <w:t>A standard dipped, rose, dipped again in the marsh glare. Antony cursed once, short, practical, and sent a second line into the dip before the dip became a story.</w:t>
+      </w:r>
+    </w:p>
+    <w:p>
+      <w:r>
+        <w:rPr/>
+        <w:t>He did not think of Italian acres. Acres were for clerks after dust. For one breath a courier’s report from weeks ago surfaced anyway. Solvent men sleeping badly on neighbours’ soil. Auction quarrels nobody settled. Antony shoved it under the next order. Italy would complain. Italy always complained. The plain was louder.</w:t>
+      </w:r>
+    </w:p>
+    <w:p>
+      <w:pPr>
+        <w:spacing w:before="200"/>
+      </w:pPr>
+      <w:r>
+        <w:rPr/>
+        <w:t>F3: Laberius</w:t>
+      </w:r>
+    </w:p>
+    <w:p>
+      <w:r>
+        <w:rPr/>
+        <w:t>Dust found every gap in Laberius’s teeth; the eagle staff was the only upright fact he trusted. The young Caesar’s men had been lent to the spades, so it was Antony’s marsh his century stood in this morning. Behind him, from the north, the shouting said the boy’s own camp was gone, tents, mules and Laberius’s spare tunic with it.</w:t>
+      </w:r>
+    </w:p>
+    <w:p>
+      <w:r>
+        <w:rPr/>
+        <w:t>He saw a signal, or thought he did: flags in dust, an eagle dipping toward a ditch that might have been a marsh yesterday. Vibius yelled that Cassius’s side was broken. Someone else yelled the opposite with equal faith and a different god’s name attached. Laberius believed the yell nearest his ear and the ache in his forearms. Plains lied through mouths that needed the story more than the mud did.</w:t>
+      </w:r>
+    </w:p>
+    <w:p>
+      <w:r>
+        <w:rPr/>
+        <w:t>He kept his century’s shield-line from becoming a rumour of its own. A javelin stuck in dirt near his foot; he left it. Trophies mid-fight got men killed decorated.</w:t>
+      </w:r>
+    </w:p>
+    <w:p>
+      <w:r>
+        <w:rPr/>
+        <w:t>His own eagle still stood. He put his hand on the staff once: wood, sweat, the crack that had been there since Mutina’s ditch. He kept it there while the shouts about Cassius’s hill cancelled each other. He did not know Cassius’s hill. He knew thirst and the next order that might be wrong.</w:t>
+      </w:r>
+    </w:p>
+    <w:p>
+      <w:r>
+        <w:rPr/>
+        <w:t>Pay would come later, if later existed: farms promised by dead men and living boys. For now the staff fit in a hand. That was enough for the dust.</w:t>
+      </w:r>
+    </w:p>
+    <w:p>
+      <w:pPr>
+        <w:spacing w:before="200"/>
+      </w:pPr>
+      <w:r>
+        <w:rPr/>
+        <w:t>Mistaken Loss</w:t>
+      </w:r>
+    </w:p>
+    <w:p>
+      <w:r>
+        <w:rPr/>
+        <w:t>The messenger’s mouth was wrong before the words were.</w:t>
+      </w:r>
+    </w:p>
+    <w:p>
+      <w:r>
+        <w:rPr/>
+        <w:t xml:space="preserve">Dust made the man’s tongue thick; fear made it thicker. He had lost a sandal somewhere on the climb; one foot bled into the packed dirt of Cassius’s forward post. The map in Cassius’s head hungered for confirmation anyway. The first report said </w:t>
+      </w:r>
+      <w:r>
+        <w:rPr>
+          <w:i/>
+        </w:rPr>
+        <w:t>lost</w:t>
+      </w:r>
+      <w:r>
+        <w:rPr/>
+        <w:t xml:space="preserve"> in a shape that matched Cassius’s worst sketch of the day. Standards gone. Wing broken. Brutus somewhere beyond the marsh and silent. Cassius’s hand found a tablet edge and gripped until the wax remembered his thumb.</w:t>
+      </w:r>
+    </w:p>
+    <w:p>
+      <w:r>
+        <w:rPr/>
+        <w:t>“Say it again,” Cassius said. “Slower. Names. Directions. Which standard.”</w:t>
+      </w:r>
+    </w:p>
+    <w:p>
+      <w:r>
+        <w:rPr/>
+        <w:t>The messenger tried. Names arrived missing: a century mark without a cognomen, a hill that might have been the left ditch. Directions softened into gestures at dust. A standard might have fallen or only dipped. Cassius made him point at the wax sketch of the sector. The finger landed between two lines and stayed there, trembling.</w:t>
+      </w:r>
+    </w:p>
+    <w:p>
+      <w:r>
+        <w:rPr/>
+        <w:t>Cassius sent a runner down the reverse slope for a second count: cohort numbers, eagle sightings, anything with a body attached. He checked the water jars himself while he waited. Half full. He moved a shield that did not need moving. Do the next countable thing while the uncountable arrives.</w:t>
+      </w:r>
+    </w:p>
+    <w:p>
+      <w:r>
+        <w:rPr/>
+        <w:t>The runner came back empty-mouthed. No second count. Only another man who had heard the first yell secondhand and wanted to be useful by repeating it louder. A friend, attendant, someone with too much loyalty and not enough eyes, tried to amend the first report and only added fog. Brutus’s success, if it existed beyond the lying air, did not fit in either throat.</w:t>
+      </w:r>
+    </w:p>
+    <w:p>
+      <w:r>
+        <w:rPr/>
+        <w:t xml:space="preserve">“Brutus,” Cassius said. One clarifying question about the sector. The answer came as a shrug wearing words: </w:t>
+      </w:r>
+      <w:r>
+        <w:rPr>
+          <w:i/>
+        </w:rPr>
+        <w:t>no word; marsh between; dust.</w:t>
+      </w:r>
+    </w:p>
+    <w:p>
+      <w:r>
+        <w:rPr/>
+        <w:t>Cassius, who had trusted numbers, trusted a broken number because broken numbers still looked like numbers if you needed them enough to hate delay. Incomplete had always been his enemy in other men’s mouths. Now it lived in his own ears. He looked once toward the dust where Brutus might still be winning and saw only glare, nothing he could count, nothing he could punish.</w:t>
+      </w:r>
+    </w:p>
+    <w:p>
+      <w:r>
+        <w:rPr/>
+        <w:t>He almost waited. Waiting was the mathematician’s virtue. Waiting here meant listening to more mouths invent geometry. He felt the old contempt for delay rise and catch on something softer: hope, or the habit of correcting clerks before they ruined a sum. For three breaths he held both. The incomplete report as a sum that would not clear. And the possibility that Brutus was still rearranging the other half of the plain without him.</w:t>
+      </w:r>
+    </w:p>
+    <w:p>
+      <w:r>
+        <w:rPr/>
+        <w:t>The softer thing lost.</w:t>
+      </w:r>
+    </w:p>
+    <w:p>
+      <w:r>
+        <w:rPr/>
+        <w:t xml:space="preserve">He dismissed the messengers with a bow that meant </w:t>
+      </w:r>
+      <w:r>
+        <w:rPr>
+          <w:i/>
+        </w:rPr>
+        <w:t>done</w:t>
+      </w:r>
+      <w:r>
+        <w:rPr/>
+        <w:t>. With only two men left near him, whose faces already disagreed about everything except the steel, he called Pindarus over. He had kept the freedman at his elbow since Carrhae, since the desert where he had watched what the Parthians did with Crassus’s head, for this one errand. Pindarus held the blade where Cassius set it. Cassius made the end himself rather than wait for the plain to invent a worse one.</w:t>
+      </w:r>
+    </w:p>
+    <w:p>
+      <w:r>
+        <w:rPr/>
+        <w:t>He didn’t speechify liberty. He didn’t correct the map. He treated the incomplete report as closed by belief. He closed the account the only way left.</w:t>
+      </w:r>
+    </w:p>
+    <w:p>
+      <w:pPr>
+        <w:spacing w:before="280"/>
+      </w:pPr>
+      <w:r>
+        <w:rPr/>
+        <w:t>Chapter 34</w:t>
+      </w:r>
+    </w:p>
+    <w:p>
+      <w:r>
+        <w:rPr/>
+        <w:t>Philippi II and Hooks</w:t>
+      </w:r>
+    </w:p>
+    <w:p>
+      <w:pPr>
+        <w:spacing w:before="200"/>
+      </w:pPr>
+      <w:r>
+        <w:rPr/>
+        <w:t>Second Day</w:t>
+      </w:r>
+    </w:p>
+    <w:p>
+      <w:pPr>
+        <w:spacing w:before="200"/>
+      </w:pPr>
+      <w:r>
+        <w:rPr/>
+        <w:t>Brutus</w:t>
+      </w:r>
+    </w:p>
+    <w:p>
+      <w:r>
+        <w:rPr/>
+        <w:t>Brutus pressed two fingers under his ribs where the reports had lodged and found no relief there.</w:t>
+      </w:r>
+    </w:p>
+    <w:p>
+      <w:r>
+        <w:rPr/>
+        <w:t>He had the versions in incompatible shapes. Cassius broken. Cassius mistaken. Cassius ended by his own hand on a lie the plain told. It did not matter which. What they shared was enough: Cassius was gone. The weight of that sat in the body first, breath short, ribs tight, the old courtesy habit wanting a sentence that would arrange grief into something useful. He had no sentence. He had a line that still needed bodies.</w:t>
+      </w:r>
+    </w:p>
+    <w:p>
+      <w:r>
+        <w:rPr/>
+        <w:t>Twenty days since the first fight. He had sent Cassius’s body across the strait to Thasos by night, so the camp would not have to watch it burn and count what was left. Then he had sat on his hill and let the other side go hungry. The sea fed him; the plain fed no one. It had been a good plan and his officers could not bear it. Men slipped across to Antony’s fires after dark, and the ones who stayed called waiting cowardice to his face, in Cassius’s words, as if they had inherited them. This morning he had given them their battle.</w:t>
+      </w:r>
+    </w:p>
+    <w:p>
+      <w:r>
+        <w:rPr/>
+        <w:t>He didn’t deliver a speech about it. This was weight and breath and mud that took boots the way grief took time.</w:t>
+      </w:r>
+    </w:p>
+    <w:p>
+      <w:r>
+        <w:rPr/>
+        <w:t xml:space="preserve">He fought like a man hoping philosophy could stiffen a shield-wall. For a while it did. Faces that had minted </w:t>
       </w:r>
       <w:r>
         <w:rPr>
@@ -13338,285 +13524,19 @@
       </w:r>
       <w:r>
         <w:rPr/>
-        <w:t xml:space="preserve"> heat. The same crack under different Latin.</w:t>
-      </w:r>
-    </w:p>
-    <w:p>
-      <w:pPr>
-        <w:spacing w:before="280"/>
-      </w:pPr>
-      <w:r>
-        <w:rPr/>
-        <w:t>Chapter 33</w:t>
-      </w:r>
-    </w:p>
-    <w:p>
-      <w:r>
-        <w:rPr/>
-        <w:t>Philippi I</w:t>
-      </w:r>
-    </w:p>
-    <w:p>
-      <w:pPr>
-        <w:spacing w:before="200"/>
-      </w:pPr>
-      <w:r>
-        <w:rPr/>
-        <w:t>Dust</w:t>
-      </w:r>
-    </w:p>
-    <w:p>
-      <w:pPr>
-        <w:spacing w:before="200"/>
-      </w:pPr>
-      <w:r>
-        <w:rPr/>
-        <w:t>Antony</w:t>
-      </w:r>
-    </w:p>
-    <w:p>
-      <w:r>
-        <w:rPr/>
-        <w:t>Antony liked the plain’s honesty: kill or be rearranged. Marshes and hills broke sightlines; he liked that too, when it broke the other man’s map.</w:t>
-      </w:r>
-    </w:p>
-    <w:p>
-      <w:r>
-        <w:rPr/>
-        <w:t>They had sat down on two hills astride the road west, Brutus on the northern one, Cassius on the southern above the marsh, with the sea behind them bringing grain every morning. Antony had the plain and bread for less than a month. So he had given his men spades. For ten nights they had cut a causeway through the reeds toward Cassius’s flank, as quiet as men can be up to the thigh in water. This morning Cassius had seen it, and Antony had stopped being quiet.</w:t>
-      </w:r>
-    </w:p>
-    <w:p>
-      <w:r>
-        <w:rPr/>
-        <w:t>He rode the near wing until the dust made faces into guesses. “Weight left,” he told a tribune, hand chopping air. “Do not chase the pretty gap. Fill it. Timing, not poetry.” The tribune’s mouth opened on a question; Antony was already past him. Omens were for the tents. On the field he trusted weight and the sound of men who still obeyed.</w:t>
-      </w:r>
-    </w:p>
-    <w:p>
-      <w:r>
-        <w:rPr/>
-        <w:t>Dust coated his teeth. He spat and pointed and the pointing became cohorts moving, not clean, not parade, but moving. Someone shouted Cassius’s name from a direction that might have been victory or panic. Antony didn’t pause to translate the shout. Another came down the line from the north, carried by a rider with no helmet: Brutus’s men were in the boy’s camp, cutting up the tents. The boy had a fever and Agrippa. Let them keep their own camp. Translation was for after the counting, if counting still had owners.</w:t>
-      </w:r>
-    </w:p>
-    <w:p>
-      <w:r>
-        <w:rPr/>
-        <w:t>A standard dipped, rose, dipped again in the marsh glare. Antony cursed once, short, practical, and sent a second line into the dip before the dip became a story.</w:t>
-      </w:r>
-    </w:p>
-    <w:p>
-      <w:r>
-        <w:rPr/>
-        <w:t>He did not think of Italian acres. Acres were for clerks after dust. For one breath a courier’s report from weeks ago surfaced anyway. Solvent men sleeping badly on neighbours’ soil. Auction quarrels nobody settled. Antony shoved it under the next order. Italy would complain. Italy always complained. The plain was louder.</w:t>
-      </w:r>
-    </w:p>
-    <w:p>
-      <w:pPr>
-        <w:spacing w:before="200"/>
-      </w:pPr>
-      <w:r>
-        <w:rPr/>
-        <w:t>F3: Laberius</w:t>
-      </w:r>
-    </w:p>
-    <w:p>
-      <w:r>
-        <w:rPr/>
-        <w:t>Dust found every gap in Laberius’s teeth; the eagle staff was the only upright fact he trusted. The young Caesar’s men had been lent to the spades, so it was Antony’s marsh his century stood in this morning. Behind him, from the north, the shouting said the boy’s own camp was gone, tents, mules and Laberius’s spare tunic with it.</w:t>
-      </w:r>
-    </w:p>
-    <w:p>
-      <w:r>
-        <w:rPr/>
-        <w:t>He saw a signal, or thought he did: flags in dust, an eagle dipping toward a ditch that might have been a marsh yesterday. Vibius yelled that Cassius’s side was broken. Someone else yelled the opposite with equal faith and a different god’s name attached. Laberius believed the yell nearest his ear and the ache in his forearms. Plains lied through mouths that needed the story more than the mud did.</w:t>
-      </w:r>
-    </w:p>
-    <w:p>
-      <w:r>
-        <w:rPr/>
-        <w:t>He kept his century’s shield-line from becoming a rumour of its own. A javelin stuck in dirt near his foot; he left it. Trophies mid-fight got men killed decorated.</w:t>
-      </w:r>
-    </w:p>
-    <w:p>
-      <w:r>
-        <w:rPr/>
-        <w:t>His own eagle still stood. He put his hand on the staff once: wood, sweat, the crack that had been there since Mutina’s ditch. He kept it there while the shouts about Cassius’s hill cancelled each other. He did not know Cassius’s hill. He knew thirst and the next order that might be wrong.</w:t>
-      </w:r>
-    </w:p>
-    <w:p>
-      <w:r>
-        <w:rPr/>
-        <w:t>Pay would come later, if later existed: farms promised by dead men and living boys. For now the staff fit in a hand. That was enough for the dust.</w:t>
-      </w:r>
-    </w:p>
-    <w:p>
-      <w:pPr>
-        <w:spacing w:before="200"/>
-      </w:pPr>
-      <w:r>
-        <w:rPr/>
-        <w:t>Mistaken Loss</w:t>
-      </w:r>
-    </w:p>
-    <w:p>
-      <w:r>
-        <w:rPr/>
-        <w:t>The messenger’s mouth was wrong before the words were.</w:t>
-      </w:r>
-    </w:p>
-    <w:p>
-      <w:r>
-        <w:rPr/>
-        <w:t xml:space="preserve">Dust made the man’s tongue thick; fear made it thicker. He had lost a sandal somewhere on the climb; one foot bled into the packed dirt of Cassius’s forward post. The map in Cassius’s head hungered for confirmation anyway. The first report said </w:t>
-      </w:r>
-      <w:r>
-        <w:rPr>
-          <w:i/>
-        </w:rPr>
-        <w:t>lost</w:t>
-      </w:r>
-      <w:r>
-        <w:rPr/>
-        <w:t xml:space="preserve"> in a shape that matched Cassius’s worst sketch of the day. Standards gone. Wing broken. Brutus somewhere beyond the marsh and silent. Cassius’s hand found a tablet edge and gripped until the wax remembered his thumb.</w:t>
-      </w:r>
-    </w:p>
-    <w:p>
-      <w:r>
-        <w:rPr/>
-        <w:t>“Say it again,” Cassius said. “Slower. Names. Directions. Which standard.”</w:t>
-      </w:r>
-    </w:p>
-    <w:p>
-      <w:r>
-        <w:rPr/>
-        <w:t>The messenger tried. Names arrived missing: a century mark without a cognomen, a hill that might have been the left ditch. Directions softened into gestures at dust. A standard might have fallen or only dipped. Cassius made him point at the wax sketch of the sector. The finger landed between two lines and stayed there, trembling. The map itself had fog.</w:t>
-      </w:r>
-    </w:p>
-    <w:p>
-      <w:r>
-        <w:rPr/>
-        <w:t>Cassius sent a runner down the reverse slope for a second count: cohort numbers, eagle sightings, anything with a body attached. He checked the water jars himself while he waited. Half full. He moved a shield that did not need moving. Do the next countable thing while the uncountable arrives.</w:t>
-      </w:r>
-    </w:p>
-    <w:p>
-      <w:r>
-        <w:rPr/>
-        <w:t>The runner came back empty-mouthed. No second count. Only another man who had heard the first yell secondhand and wanted to be useful by repeating it louder. A friend, attendant, someone with too much loyalty and not enough eyes, tried to amend the first report and only added fog. Brutus’s success, if it existed beyond the lying air, did not fit in either throat.</w:t>
-      </w:r>
-    </w:p>
-    <w:p>
-      <w:r>
-        <w:rPr/>
-        <w:t xml:space="preserve">“Brutus,” Cassius said. One clarifying question about the sector. The answer came as a shrug wearing words: </w:t>
-      </w:r>
-      <w:r>
-        <w:rPr>
-          <w:i/>
-        </w:rPr>
-        <w:t>no word; marsh between; dust.</w:t>
-      </w:r>
-    </w:p>
-    <w:p>
-      <w:r>
-        <w:rPr/>
-        <w:t>Cassius, who had trusted numbers, trusted a broken number because broken numbers still looked like numbers if you needed them enough to hate delay. Incomplete had always been his enemy in other men’s mouths. Now it lived in his own ears. He looked once toward the dust where Brutus might still be winning and saw only glare, nothing he could count, nothing he could punish.</w:t>
-      </w:r>
-    </w:p>
-    <w:p>
-      <w:r>
-        <w:rPr/>
-        <w:t>He almost waited. Waiting was the mathematician’s virtue. Waiting here meant listening to more mouths invent geometry. He felt the old contempt for delay rise and catch on something softer: hope, or the habit of correcting clerks before they ruined a sum. For three breaths he held both. The incomplete report as a sum that would not clear. And the possibility that Brutus was still rearranging the other half of the plain without him.</w:t>
-      </w:r>
-    </w:p>
-    <w:p>
-      <w:r>
-        <w:rPr/>
-        <w:t>The softer thing lost.</w:t>
-      </w:r>
-    </w:p>
-    <w:p>
-      <w:r>
-        <w:rPr/>
-        <w:t xml:space="preserve">He dismissed the messengers with a bow that meant </w:t>
-      </w:r>
-      <w:r>
-        <w:rPr>
-          <w:i/>
-        </w:rPr>
-        <w:t>done</w:t>
-      </w:r>
-      <w:r>
-        <w:rPr/>
-        <w:t>. With only two men left near him, whose faces already disagreed about everything except the steel, he called Pindarus over. He had kept the freedman at his elbow since Carrhae, since the desert where he had watched what the Parthians did with Crassus’s head, for this one errand. Pindarus held the blade where Cassius set it. Cassius made the end himself rather than wait for the plain to invent a worse one.</w:t>
-      </w:r>
-    </w:p>
-    <w:p>
-      <w:r>
-        <w:rPr/>
-        <w:t>He didn’t speechify liberty. He didn’t correct the map. He treated the incomplete report as closed by belief. He closed the account the only way left.</w:t>
-      </w:r>
-    </w:p>
-    <w:p>
-      <w:pPr>
-        <w:spacing w:before="280"/>
-      </w:pPr>
-      <w:r>
-        <w:rPr/>
-        <w:t>Chapter 34</w:t>
-      </w:r>
-    </w:p>
-    <w:p>
-      <w:r>
-        <w:rPr/>
-        <w:t>Philippi II and Hooks</w:t>
-      </w:r>
-    </w:p>
-    <w:p>
-      <w:pPr>
-        <w:spacing w:before="200"/>
-      </w:pPr>
-      <w:r>
-        <w:rPr/>
-        <w:t>Second Day</w:t>
-      </w:r>
-    </w:p>
-    <w:p>
-      <w:pPr>
-        <w:spacing w:before="200"/>
-      </w:pPr>
-      <w:r>
-        <w:rPr/>
-        <w:t>Brutus</w:t>
-      </w:r>
-    </w:p>
-    <w:p>
-      <w:r>
-        <w:rPr/>
-        <w:t>Brutus pressed two fingers under his ribs where the reports had lodged and found no relief there.</w:t>
-      </w:r>
-    </w:p>
-    <w:p>
-      <w:r>
-        <w:rPr/>
-        <w:t>He had the versions in incompatible shapes. Cassius broken. Cassius mistaken. Cassius ended by his own hand on a lie the plain told. Brutus kept all three without choosing. What they shared was enough: Cassius was gone. The weight of that sat in the body first, breath short, ribs tight, the old courtesy habit wanting a sentence that would arrange grief into something useful. He had no sentence. He had a line that still needed bodies.</w:t>
-      </w:r>
-    </w:p>
-    <w:p>
-      <w:r>
-        <w:rPr/>
-        <w:t>Twenty days since the first fight. He had sent Cassius’s body across the strait to Thasos by night, so the camp would not have to watch it burn and count what was left. Then he had sat on his hill and let the other side go hungry. The sea fed him; the plain fed no one. It had been a good plan and his officers could not bear it. Men slipped across to Antony’s fires after dark, and the ones who stayed called waiting cowardice to his face, in Cassius’s words, as if they had inherited them. This morning he had given them their battle.</w:t>
-      </w:r>
-    </w:p>
-    <w:p>
-      <w:r>
-        <w:rPr/>
-        <w:t>He didn’t deliver a speech about it. This was weight and breath and mud that took boots the way grief took time.</w:t>
-      </w:r>
-    </w:p>
-    <w:p>
-      <w:r>
-        <w:rPr/>
-        <w:t xml:space="preserve">He fought like a man hoping philosophy could stiffen a shield-wall. For a while it did. Faces that had minted </w:t>
+        <w:t xml:space="preserve"> with him held because holding was what they still knew how to do. He moved among them with the old etiquette of a man who still believed posture mattered: nod, correct a gap, refuse the luxury of sitting when the men stood. Mud took his boots. Dust took his mouth. He tasted metal and did not ask whether it was blood or only fear. An aide offered water. Brutus took it, swallowed wrong, coughed once, ugly, human, and went back to the gap.</w:t>
+      </w:r>
+    </w:p>
+    <w:p>
+      <w:r>
+        <w:rPr/>
+        <w:t>Then mud and numbers undid the stiffening. He saw men who wanted tomorrow’s grain more than yesterday’s brand. Both kinds broke when the plain insisted. An officer, face known from the minting days, caught his sleeve and begged him to pull back to a cleaner hill. The cleaner hill was visible. Higher ground. Fresher air. A place where the day might be lost slower and with more witnesses who could later invent dignity.</w:t>
+      </w:r>
+    </w:p>
+    <w:p>
+      <w:r>
+        <w:rPr/>
+        <w:t xml:space="preserve">Brutus looked at it. The cost of taking it was clear in the body. Abandon the knot that still held. Leave the men who still answered </w:t>
       </w:r>
       <w:r>
         <w:rPr>
@@ -13626,19 +13546,37 @@
       </w:r>
       <w:r>
         <w:rPr/>
-        <w:t xml:space="preserve"> with him held because holding was what they still knew how to do. He moved among them with the old etiquette of a man who still believed posture mattered: nod, correct a gap, refuse the luxury of sitting when the men stood. Mud took his boots. Dust took his mouth. He tasted metal and did not ask whether it was blood or only fear. An aide offered water. Brutus took it, swallowed wrong, coughed once, ugly, human, and went back to the gap.</w:t>
-      </w:r>
-    </w:p>
-    <w:p>
-      <w:r>
-        <w:rPr/>
-        <w:t>Then mud and numbers undid the stiffening. He saw men who wanted tomorrow’s grain more than yesterday’s brand. Both kinds broke when the plain insisted. An officer, face known from the minting days, caught his sleeve and begged him to pull back to a cleaner hill. The cleaner hill was visible. Higher ground. Fresher air. A place where the day might be lost slower and with more witnesses who could later invent dignity.</w:t>
-      </w:r>
-    </w:p>
-    <w:p>
-      <w:r>
-        <w:rPr/>
-        <w:t xml:space="preserve">Brutus looked at it. The cost of taking it was clear in the body. Abandon the knot that still held. Leave the men who still answered </w:t>
+        <w:t xml:space="preserve"> with their shoulders. Trade the day’s shape for a cleaner story about retreat. Cassius would have called delay contemptible. Cassius was not here to call anything.</w:t>
+      </w:r>
+    </w:p>
+    <w:p>
+      <w:r>
+        <w:rPr/>
+        <w:t>“Hold what you can,” Brutus said. Not a period. Not an antithesis. Only an order with the paint worn off.</w:t>
+      </w:r>
+    </w:p>
+    <w:p>
+      <w:r>
+        <w:rPr/>
+        <w:t>He refused the cleaner hill. The knot shrank. The breath got shorter. The officer’s face went from hope to something flatter. Brutus held what he could until what he could was a shrinking knot that no philosophy could stiffen again. Only then, at dusk, with nothing left on the plain to hold, did he take what remained up into the hills behind the line: the retreat the morning had refused, now with no day left to save.</w:t>
+      </w:r>
+    </w:p>
+    <w:p>
+      <w:r>
+        <w:rPr/>
+        <w:t>Night came down cold over a stream bed among rocks. A few hundred men had followed him; fewer were there by midnight. He sent a man down to see whether the camp could be retaken. The man did not come back. Volumnius, who had argued Plato with him for twenty years, refused when Brutus asked him to hold the sword, and wept, and Brutus did not ask him twice.</w:t>
+      </w:r>
+    </w:p>
+    <w:p>
+      <w:r>
+        <w:rPr/>
+        <w:t>Strato held it, a friend from the rhetoric schools in Athens, when rhetoric had seemed the hard part. Brutus took his hand first. Then he set the point under his ribs, where the reports had lodged and Cassius had been sitting all day, and leaned. He did not arrange his posture. There was no one left to arrange it for, only Strato, and Strato looked away.</w:t>
+      </w:r>
+    </w:p>
+    <w:p>
+      <w:r>
+        <w:rPr/>
+        <w:t xml:space="preserve">On the plain below, an </w:t>
       </w:r>
       <w:r>
         <w:rPr>
@@ -13648,46 +13586,6 @@
       </w:r>
       <w:r>
         <w:rPr/>
-        <w:t xml:space="preserve"> with their shoulders. Trade the day’s shape for a cleaner story about retreat. Cassius would have called delay contemptible. Cassius was not here to call anything.</w:t>
-      </w:r>
-    </w:p>
-    <w:p>
-      <w:r>
-        <w:rPr/>
-        <w:t>“Hold what you can,” Brutus said. Not a period. Not an antithesis. Only an order with the paint worn off.</w:t>
-      </w:r>
-    </w:p>
-    <w:p>
-      <w:r>
-        <w:rPr/>
-        <w:t>He refused the cleaner hill. The knot shrank. The breath got shorter. The officer’s face went from hope to something flatter. Brutus held what he could until what he could was a shrinking knot that no philosophy could stiffen again. Only then, at dusk, with nothing left on the plain to hold, did he take what remained up into the hills behind the line: the retreat the morning had refused, now with no day left to save.</w:t>
-      </w:r>
-    </w:p>
-    <w:p>
-      <w:r>
-        <w:rPr/>
-        <w:t>Night came down cold over a stream bed among rocks. A few hundred men had followed him; fewer were there by midnight. He sent a man down to see whether the camp could be retaken. The man did not come back. Volumnius, who had argued Plato with him for twenty years, refused when Brutus asked him to hold the sword, and wept, and Brutus did not ask him twice.</w:t>
-      </w:r>
-    </w:p>
-    <w:p>
-      <w:r>
-        <w:rPr/>
-        <w:t>Strato held it, a friend from the rhetoric schools in Athens, when rhetoric had seemed the hard part. Brutus took his hand first. Then he set the point under his ribs, where the reports had lodged and Cassius had been sitting all day, and leaned. He did not arrange his posture. There was no one left to arrange it for, only Strato, and Strato looked away.</w:t>
-      </w:r>
-    </w:p>
-    <w:p>
-      <w:r>
-        <w:rPr/>
-        <w:t xml:space="preserve">On the plain below, an </w:t>
-      </w:r>
-      <w:r>
-        <w:rPr>
-          <w:i/>
-        </w:rPr>
-        <w:t>EID MAR</w:t>
-      </w:r>
-      <w:r>
-        <w:rPr/>
         <w:t xml:space="preserve"> coin lay in the dust with the rest of the metal.</w:t>
       </w:r>
     </w:p>
@@ -13782,7 +13680,7 @@
     <w:p>
       <w:r>
         <w:rPr/>
-        <w:t>By the tent-flap, a cup further into the wine than his rank allowed, a junior officer said it to the horse-holder loud enough to carry: “Italy always complains, until it bills you in veterans who already know which farms have owners. Capua dates. Mutina mud. Same unpaid dirt, new maps. When the East stops bleeding, the soil still owes.” The horse stamped. Antony heard it, laughed once, short, and went back to the map.</w:t>
+        <w:t>By the tent-flap, a cup further into the wine than his rank allowed, a junior officer said it to the horse-holder loud enough to carry: “Italy always complains until it bills you in veterans who know which farms have owners.” The horse stamped. Antony heard it, laughed once, short, and went back to the map.</w:t>
       </w:r>
     </w:p>
     <w:p>

--- a/exports/Ides_Book1_FULL_Ch01-34.docx
+++ b/exports/Ides_Book1_FULL_Ch01-34.docx
@@ -27,7 +27,7 @@
         <w:br/>
         <w:t>Book 1 reading export · Utica prologue, then Ch 1 dinner · ends at Philippi · author-voice (no em dash)</w:t>
         <w:br/>
-        <w:t>Source: Manuscript 2b2cd99 (2026-10-23) · generated 2026-10-23 21:59 UTC from main @ 2b2cd99 · source digest 846ab3353d3808fa · prologue and chapters 1–34</w:t>
+        <w:t>Source: Manuscript 979c772 (2026-10-23) · generated 2026-10-23 22:16 UTC from main @ 979c772 · source digest 3c7448fcca753d1d · prologue and chapters 1–34</w:t>
       </w:r>
     </w:p>
     <w:p>
@@ -1760,8 +1760,24 @@
     </w:p>
     <w:p>
       <w:r>
-        <w:rPr/>
-        <w:t>The first Brutus first: drove out the last king, and put his own sons to death when they plotted to bring the king back. Then the Servilius from his mother’s side, who had killed a man for reaching after a crown. Two traditions on one wall, and both ended in blood.</w:t>
+        <w:rPr>
+          <w:i/>
+        </w:rPr>
+        <w:t>Lucius Junius Brutus, who drove out the last king, and put his own sons to death when they plotted to bring the king back.</w:t>
+      </w:r>
+      <w:r>
+        <w:rPr/>
+        <w:t xml:space="preserve"> He could still say it in the sing-song his tutor had beaten into him. </w:t>
+      </w:r>
+      <w:r>
+        <w:rPr>
+          <w:i/>
+        </w:rPr>
+        <w:t>Gaius Servilius Ahala, on my mother’s side, who killed a man for reaching after a crown.</w:t>
+      </w:r>
+      <w:r>
+        <w:rPr/>
+        <w:t xml:space="preserve"> Two traditions on one wall, and both ended in blood.</w:t>
       </w:r>
     </w:p>
     <w:p>
@@ -1908,7 +1924,7 @@
       </w:r>
       <w:r>
         <w:rPr/>
-        <w:t>: he had been hearing it since boyhood. The joke in the clubs was that the family had made two Brutuses, one for philosophy and one for roads, and Caesar had taken the one who knew where the bridges were. Ten years since Gaul: Caesar’s ships at Massilia, Caesar’s northern flank at a dozen rivers. Decimus had stopped counting what he owed. Caesar never mentioned it either. That was how you knew it was friendship.</w:t>
+        <w:t>: he had been hearing it since boyhood. The joke in the clubs was that the family had made two Brutuses, one for philosophy and one for roads, and Caesar had taken the one who knew where the bridges were. Ten years of it: the ships he had built for Caesar against the Veneti, the fleet he had taken in against Massilia, a dozen northern rivers bridged in the rain. Decimus had stopped counting what he owed. Caesar never mentioned it either. That was how you knew it was friendship.</w:t>
       </w:r>
     </w:p>
     <w:p>
@@ -1944,13 +1960,13 @@
     <w:p>
       <w:r>
         <w:rPr/>
-        <w:t>Everyone in Rome who owned a seal had a theory about Caesar’s will. This one held that it named its heirs in order: first the blood that mattered, a great-nephew nobody had yet had cause to notice, and after him, if the boy failed, the man who knew the roads. It was a rumour with a price on it, and the laugh came from the man who sold it. He collected other men’s secrets like party favours, and he was waiting in the outer portico with nothing better to do. A second lounger stood with him: thin ring, thinner loyalty, smiling for anyone who might be Caesar’s ear.</w:t>
-      </w:r>
-    </w:p>
-    <w:p>
-      <w:r>
-        <w:rPr/>
-        <w:t>“Second line,” the laugher said, soft enough to deny. “After the blood that matters. Still, imagine being ink while the queen’s boy across the river learns Latin jokes.”</w:t>
+        <w:t>The laugh came from the outer portico, from a man who collected other men’s secrets like party favours and had nothing better to do that morning. Everyone in Rome who owned a seal had a theory about Caesar’s will; his had a price on it. A second lounger stood with him: thin ring, thinner loyalty, smiling for anyone who might be Caesar’s ear.</w:t>
+      </w:r>
+    </w:p>
+    <w:p>
+      <w:r>
+        <w:rPr/>
+        <w:t>“Heirs in order,” the laugher said, soft enough to deny. “First the blood that matters, some great-nephew nobody’s had cause to notice. Then, if the boy fails, the man who knows the roads. Second line.” He let it sit. “Still, imagine being ink while the queen’s boy across the river learns Latin jokes.”</w:t>
       </w:r>
     </w:p>
     <w:p>
@@ -7748,7 +7764,7 @@
     <w:p>
       <w:r>
         <w:rPr/>
-        <w:t>He left the bargaining room with praise still arranged on his mouth: peace, breath, law’s return. The smile was sized for men who needed Cicero more than they needed a pyre. In the corridor outside, voices were already pricing what the bargain had not named. A banker-looking man, onion-and-money face, stylus, told a junior that gardens across the Tiber would move leases before anyone opened a will. “It is lying with the Vestals, unread,” he said, “like a sleeping dog. Price it anyway.” A client asked who the paper might wound first. Decimus, if the dead man had loved him in ink, second line, the dinner joke that had once sounded like party favour. The Liberators, if the crowd got three hundred reasons. Or the queen still lodged in Caesar’s green claim, unfinished as a Roman problem.</w:t>
+        <w:t>He left the bargaining room with praise still arranged on his mouth: peace, breath, law’s return. In the corridor outside, men were already pricing what the bargain had not named. A banker with an onion-and-money face was telling a junior that the gardens across the Tiber would move leases before anyone opened the will. “It is lying with the Vestals, unread,” he said, “like a sleeping dog. Price it anyway.”</w:t>
       </w:r>
     </w:p>
     <w:p>
@@ -7760,7 +7776,7 @@
     <w:p>
       <w:r>
         <w:rPr/>
-        <w:t>“Neither is a will until it walks,” the banker answered. “Acts stand. Gardens walk. Boys inherit. Finish her story or she finishes yours, men are already shopping the options.”</w:t>
+        <w:t>“Neither is a will, until someone reads it out,” the banker answered. “But she is in his gardens, with his boy, and the leases are on his trees.”</w:t>
       </w:r>
     </w:p>
     <w:p>
@@ -7778,13 +7794,7 @@
     <w:p>
       <w:r>
         <w:rPr/>
-        <w:t>Behind him, near the side door servants used when mistresses did not want to be seen pricing, a woman whose messenger wore Antony’s house-ring stopped a clerk mid-bow. “Amnesty is a night’s kindness,” she said, dry. “Paper that stands overnight is the consul’s war-chest. Do not let Cicero’s peace sand the acts into something soft.” Another mouth answered from the opposite wall: an older steward carrying a tablet still soft with Brutus’s mother’s seal. “Then ask whose sons the paper wounds before the seal breaks. Mothers rewrite what rooms praise. Watch when amnesty asks Brutus to thank a consul for surviving.” Neither asked Cicero’s opinion. Both spent the same amnesty he had just sold as breath. Both were already spending someone else’s authority to do it.</w:t>
-      </w:r>
-    </w:p>
-    <w:p>
-      <w:r>
-        <w:rPr/>
-        <w:t>Cicero was nearly at the corner when the client’s voice thinned behind him: “He sanded periods while we priced the corpse. Useful man. Expensive illusion.”</w:t>
+        <w:t>Cicero was nearly at the corner when the banker’s voice thinned behind him: “He polishes periods while we price the corpse. Useful man.”</w:t>
       </w:r>
     </w:p>
     <w:p>
@@ -7796,13 +7806,13 @@
     <w:p>
       <w:r>
         <w:rPr/>
-        <w:t>He went home, or to someone’s home that would do, and dictated notes until his hand cramped. Outside, Rome buried rumour under rumour. Beneath the burial, the city began shopping the dead man’s paper before the seal broke. Cicero slept two hours and dreamed he was consul again: the old habit, not prophecy.</w:t>
-      </w:r>
-    </w:p>
-    <w:p>
-      <w:r>
-        <w:rPr/>
-        <w:t>On the seventeenth, when the bargain had begun to harden, he allowed himself a thin satisfaction and sanded a period until it shone. He slept two more hours and didn’t dream of funerals. He dreamed, again, that he was consul. The corridor’s shopping list waited under the dream like interest.</w:t>
+        <w:t>He went home, or to someone’s home that would do, and dictated notes until his hand cramped. Outside, Rome buried rumour under rumour. Cicero slept two hours and dreamed he was consul again: the old habit, not prophecy.</w:t>
+      </w:r>
+    </w:p>
+    <w:p>
+      <w:r>
+        <w:rPr/>
+        <w:t>On the seventeenth, when the bargain had begun to harden, he allowed himself a thin satisfaction and sanded a period until it shone. He slept two more hours and did not dream at all.</w:t>
       </w:r>
     </w:p>
     <w:p>
@@ -7874,7 +7884,7 @@
     <w:p>
       <w:r>
         <w:rPr/>
-        <w:t>Rumour arrived in stacks. Octavius, Octavian, boy, heir, adoption. Three hundred sesterces a head. Hordeonius did that sum before the rumour finished: several months of a legionary’s pay, times every citizen on the grain list, and the list ran to hundreds of thousands. Gardens across the river. Decimus in the second rank of the will like a cruel joke the dead man had signed while smiling. The portico loungers had priced that second line as boots and dinner sport before the knives; now the joke had a seal’s shadow and a market column. A fourth stack, softer and meaner, priced the Transtiberim queen, still lodged in Caesar’s green claim, child and hours and all. Would the paper wound her by silence, or wound Rome by naming her? Dinner gossip from before the knives had become a market question. Hordeonius did not certify the child. He certified that men were already treating Alexandria’s rumour as a clause that might move leases.</w:t>
+        <w:t>Rumour arrived in stacks. Octavius, Octavian, boy, heir, adoption. Three hundred sesterces a head. Hordeonius did that sum before the rumour finished: several months of a legionary’s pay, times every citizen on the grain list, and the list ran to hundreds of thousands. Gardens across the river. Decimus in the second rank of the will like a cruel joke the dead man had signed while smiling. A fourth stack, softer and meaner, was the queen across the river, still in Caesar’s gardens with the child. Hordeonius did not certify the child. He certified that men were already treating her as a clause that might move leases.</w:t>
       </w:r>
     </w:p>
     <w:p>
@@ -7994,7 +8004,7 @@
     <w:p>
       <w:r>
         <w:rPr/>
-        <w:t>Piso’s people made their legality faces. The room smelled of wax and wine. In the outer fringe, before the clauses finished being blows, a broker from the Janus arcade, rings on every finger, told a client that gardens would move leases whether the seal was holy or not. A widow’s steward asked whether three hundred a head meant bread this Kalends or a story for wine shops. A junior appetite laughed that Decimus’s second line would make knife-men into punchlines. Antony heard the fringe the way he heard cohorts shifting, noise that would become policy if ignored. He stood where a consul stands when he intends to own the consequences.</w:t>
+        <w:t>Piso’s people made their legality faces. The room smelled of wax and wine. In the outer fringe, before the clauses finished being blows, a widow’s steward asked whether three hundred a head meant bread this Kalends or a story for wine shops. Antony heard the fringe the way he heard cohorts shifting, noise that would become policy if ignored. He stood where a consul stands when he intends to own the consequences.</w:t>
       </w:r>
     </w:p>
     <w:p>
@@ -12631,7 +12641,37 @@
     <w:p>
       <w:r>
         <w:rPr/>
-        <w:t>“Sulla posted names,” Antony said. “That is all a list is. Names, heads, and a sale, and the sale pays the legions.”</w:t>
+        <w:t>“Sulla posted names,” Antony said.</w:t>
+      </w:r>
+    </w:p>
+    <w:p>
+      <w:r>
+        <w:rPr/>
+        <w:t>Lepidus had brought a secretary, because Lepidus always brought a secretary, and the man had been holding a draft since the bread came in. He read it in the voice clerks keep for inventories. “‘Whoever kills one of those named below and brings in the head shall have from the treasury twenty-five thousand denarii. A slave, ten thousand, with his freedom and his master’s citizenship. Informers the same.’”</w:t>
+      </w:r>
+    </w:p>
+    <w:p>
+      <w:r>
+        <w:rPr/>
+        <w:t>“Sulla paid half as much,” Lepidus said.</w:t>
+      </w:r>
+    </w:p>
+    <w:p>
+      <w:r>
+        <w:rPr/>
+        <w:t>“Sulla had fewer legions to pay,” Antony said. “Read the rest.”</w:t>
+      </w:r>
+    </w:p>
+    <w:p>
+      <w:r>
+        <w:rPr/>
+        <w:t>“‘The goods of the condemned to be sold at auction. Whoever hides one of them, or helps him away, shall be one of them.’”</w:t>
+      </w:r>
+    </w:p>
+    <w:p>
+      <w:r>
+        <w:rPr/>
+        <w:t>Antony laid his palm on the tablet again. “There. Names, heads, and a sale, and the sale pays the legions.”</w:t>
       </w:r>
     </w:p>
     <w:p>
@@ -12745,27 +12785,17 @@
     <w:p>
       <w:r>
         <w:rPr/>
-        <w:t xml:space="preserve">Seius found his name absent and felt holy relief, then shame at the holiness. He walked past a posted list twice to be sure, eyes watering from more than wind. Above the names the clerk’s square letters ran: </w:t>
+        <w:t xml:space="preserve">Seius found his name absent and felt holy relief, then shame at the holiness. He walked past a posted list twice to be sure, eyes watering from more than wind. Above the names the square letters ran down to the clause men read twice: </w:t>
       </w:r>
       <w:r>
         <w:rPr>
           <w:i/>
         </w:rPr>
-        <w:t>whoever brings the head… from the treasury… if a slave, his freedom…</w:t>
-      </w:r>
-      <w:r>
-        <w:rPr/>
-        <w:t xml:space="preserve"> and lower, </w:t>
-      </w:r>
-      <w:r>
-        <w:rPr>
-          <w:i/>
-        </w:rPr>
-        <w:t>the goods to be sold</w:t>
-      </w:r>
-      <w:r>
-        <w:rPr/>
-        <w:t>. A neighbour who had once loaned him applause was present in black letters. Seius didn’t stop walking. Stopping looked like guilt.</w:t>
+        <w:t>whoever hides one of these, or helps him away…</w:t>
+      </w:r>
+      <w:r>
+        <w:rPr/>
+        <w:t xml:space="preserve"> A neighbour who had once loaned him applause was present in black letters. Seius didn’t stop walking. Stopping looked like guilt.</w:t>
       </w:r>
     </w:p>
     <w:p>

--- a/exports/Ides_Book1_FULL_Ch01-34.docx
+++ b/exports/Ides_Book1_FULL_Ch01-34.docx
@@ -27,7 +27,7 @@
         <w:br/>
         <w:t>Book 1 reading export · Utica prologue, then Ch 1 dinner · ends at Philippi · author-voice (no em dash)</w:t>
         <w:br/>
-        <w:t>Source: Manuscript 979c772 (2026-10-23) · generated 2026-10-23 22:16 UTC from main @ 979c772 · source digest 3c7448fcca753d1d · prologue and chapters 1–34</w:t>
+        <w:t>Source: Manuscript 35e2e8c (2026-10-23) · generated 2026-10-23 22:21 UTC from main @ 35e2e8c · source digest 5dd1a39f4ac152a0 · prologue and chapters 1–34</w:t>
       </w:r>
     </w:p>
     <w:p>
@@ -7794,6 +7794,12 @@
     <w:p>
       <w:r>
         <w:rPr/>
+        <w:t>By the side door the servants used, a maid from Antony’s house had stopped a clerk mid-bow. “Tell them the acts stand overnight,” she said. “Peace is for the Capitol. Paper is for the consul.” From the opposite wall an older steward, a tablet in his hand still soft with Servilia’s seal, answered without looking at her: “Then ask whose sons the paper wounds before the seal breaks.” Neither of them asked Cicero.</w:t>
+      </w:r>
+    </w:p>
+    <w:p>
+      <w:r>
+        <w:rPr/>
         <w:t>Cicero was nearly at the corner when the banker’s voice thinned behind him: “He polishes periods while we price the corpse. Useful man.”</w:t>
       </w:r>
     </w:p>
@@ -8004,7 +8010,7 @@
     <w:p>
       <w:r>
         <w:rPr/>
-        <w:t>Piso’s people made their legality faces. The room smelled of wax and wine. In the outer fringe, before the clauses finished being blows, a widow’s steward asked whether three hundred a head meant bread this Kalends or a story for wine shops. Antony heard the fringe the way he heard cohorts shifting, noise that would become policy if ignored. He stood where a consul stands when he intends to own the consequences.</w:t>
+        <w:t>Piso’s people made their legality faces. The room smelled of wax and wine. In the outer fringe, before the clauses finished being blows, a widow’s steward asked whether three hundred a head meant bread this Kalends or a story for wine shops. A freedman with one of Caesar’s old house-rings asked whether the freedmen were named. A junior laughed that Decimus’s second line would make knife-men into punchlines, and nobody laughed with him. Antony heard the fringe the way he heard cohorts shifting, noise that would become policy if ignored. He stood where a consul stands when he intends to own the consequences.</w:t>
       </w:r>
     </w:p>
     <w:p>

--- a/exports/Ides_Book1_FULL_Ch01-34.docx
+++ b/exports/Ides_Book1_FULL_Ch01-34.docx
@@ -27,7 +27,7 @@
         <w:br/>
         <w:t>Book 1 reading export · Utica prologue, then Ch 1 dinner · ends at Philippi · author-voice (no em dash)</w:t>
         <w:br/>
-        <w:t>Source: Manuscript 35e2e8c (2026-10-23) · generated 2026-10-23 22:21 UTC from main @ 35e2e8c · source digest 5dd1a39f4ac152a0 · prologue and chapters 1–34</w:t>
+        <w:t>Source: Manuscript ffdd9d7 (2026-10-23) · generated 2026-10-24 00:00 UTC from main @ fdbfa7d · source digest ba985021c92337a0 · prologue and chapters 1–34</w:t>
       </w:r>
     </w:p>
     <w:p>

--- a/exports/Ides_Book1_FULL_Ch01-34.docx
+++ b/exports/Ides_Book1_FULL_Ch01-34.docx
@@ -27,7 +27,7 @@
         <w:br/>
         <w:t>Book 1 reading export · Utica prologue, then Ch 1 dinner · ends at Philippi · author-voice (no em dash)</w:t>
         <w:br/>
-        <w:t>Source: Manuscript ffdd9d7 (2026-10-23) · generated 2026-10-24 00:00 UTC from main @ fdbfa7d · source digest ba985021c92337a0 · prologue and chapters 1–34</w:t>
+        <w:t>Source: Manuscript 970cbef (2026-10-24) · generated 2026-10-24 00:11 UTC from main @ 970cbef · source digest 1833a61a5d995dd0 · prologue and chapters 1–34</w:t>
       </w:r>
     </w:p>
     <w:p>
@@ -12801,19 +12801,29 @@
       </w:r>
       <w:r>
         <w:rPr/>
-        <w:t xml:space="preserve"> A neighbour who had once loaned him applause was present in black letters. Seius didn’t stop walking. Stopping looked like guilt.</w:t>
-      </w:r>
-    </w:p>
-    <w:p>
-      <w:r>
-        <w:rPr/>
-        <w:t>At the corner Gavius from the next block, petition-tablet man, dinner-circuit memory, stood under the same wood with a woman who had borrowed Seius’s mule last Kalends. “There,” Gavius said, finger on a cognomen that was almost Seius’s cousin’s, almost a stranger’s, wrong by one letter if you wanted it wrong. “Is that your house’s blood?” The woman looked at Seius. Expectation closed like the old petition trap.</w:t>
-      </w:r>
-    </w:p>
-    <w:p>
-      <w:r>
-        <w:rPr/>
-        <w:t>“I do not know that spelling,” Seius said. True enough to keep his door; false enough that Gavius’s mouth flattened. The woman stepped back. Kinship itself felt contagious. Seius bought oil he did not need so his hands would look busy. He congratulated no one. He locked doors and checked the locks twice. Seia Prima asked if honesty still mattered. He said honesty was a peacetime crop. She didn’t laugh. “Then harvest carefully,” she said. “Peacetime crops still get taxed when the lists are hungry.” He almost smiled at her, old Seia who audited his atrium smile against paper. He stopped before smiling looked like relief worth posting. In bed he rehearsed congratulations for whoever won the next rumour, and hated the rehearsal even as he perfected it.</w:t>
+        <w:t xml:space="preserve"> Eleven lines down, in the same black letters, stood Gavius from the next block, the petition-tablet man who had called him a coward over dessert. Seius didn’t stop walking. Stopping looked like guilt.</w:t>
+      </w:r>
+    </w:p>
+    <w:p>
+      <w:r>
+        <w:rPr/>
+        <w:t>At the corner Gavius himself stood under the same wood with a woman who had borrowed Seius’s mule last Kalends. He read the way he returned tools, slowly and from the top, and he had not got eleven lines down. “There,” Gavius said, finger on a cognomen that was almost Seius’s cousin’s, almost a stranger’s, wrong by one letter if you wanted it wrong. “Is that your house’s blood?” The woman looked at Seius. Expectation closed like the old petition trap.</w:t>
+      </w:r>
+    </w:p>
+    <w:p>
+      <w:r>
+        <w:rPr/>
+        <w:t xml:space="preserve">“I do not know that spelling,” Seius said. True enough to keep his door; false enough that Gavius’s mouth flattened. He did not say </w:t>
+      </w:r>
+      <w:r>
+        <w:rPr>
+          <w:i/>
+        </w:rPr>
+        <w:t>eleven lines down</w:t>
+      </w:r>
+      <w:r>
+        <w:rPr/>
+        <w:t>. The woman stepped back. Kinship itself felt contagious. Seius bought oil he did not need so his hands would look busy. He congratulated no one. He locked doors and checked the locks twice. Seia Prima asked if honesty still mattered. He said honesty was a peacetime crop. She didn’t laugh. “Then harvest carefully,” she said. “Peacetime crops still get taxed when the lists are hungry.” He almost smiled at her, old Seia who audited his atrium smile against paper. He stopped before smiling looked like relief worth posting. In bed he rehearsed congratulations for whoever won the next rumour, and hated the rehearsal even as he perfected it.</w:t>
       </w:r>
     </w:p>
     <w:p>
@@ -12859,19 +12869,1049 @@
     <w:p>
       <w:r>
         <w:rPr/>
-        <w:t>Nysa saw a slave, Festus or a man using Festus’s method, sell a household with a sentence. Informers priced breath. A woman in the street paid with a bracelet and a name; the bracelet was prettier than the mercy it bought. A wrong cognomen nearly got a poet-adjacent man beaten until someone remembered Cinna and laughed wrong. Laughter that sounded like March smoke returning.</w:t>
-      </w:r>
-    </w:p>
-    <w:p>
-      <w:r>
-        <w:rPr/>
-        <w:t>Near the Subura corner a boy chalked names from a list onto a wall for men who could not read wood but could read chalk. A woman stopped him mid-letter, pressed a coin into his palm, and whispered a different spelling. The boy hesitated, coin versus chalk. Then he rubbed one stroke out and wrote the lie. Nysa watched the wall become a market. She did not correct him. Correction joined you to the wood.</w:t>
+        <w:t>Nysa saw Festus sell a household with a sentence. By the third day the whole Subura knew the name: a slave from the Esquiline who had walked his master’s hiding place to the tribunal and walked back a citizen. Informers priced breath. A woman in the street paid with a bracelet and a name; the bracelet was prettier than the mercy it bought. A wrong cognomen nearly got a poet-adjacent man beaten until someone remembered Cinna and laughed wrong. Laughter that sounded like March smoke returning.</w:t>
+      </w:r>
+    </w:p>
+    <w:p>
+      <w:r>
+        <w:rPr/>
+        <w:t>Near the Subura corner a boy chalked names from a list onto a wall for men who could not read wood but could read chalk. Medullina stopped him mid-letter, Medullina who had once wanted senators from Nysa and got chickens, pressed a coin into his palm, and whispered a different spelling. The boy hesitated, coin versus chalk. Then he rubbed one stroke out and wrote the lie. Nysa watched the wall become a market. She did not ask whose name Medullina was saving or selling, and she did not correct him. Correction joined you to the wood.</w:t>
       </w:r>
     </w:p>
     <w:p>
       <w:r>
         <w:rPr/>
         <w:t>Phileros drank less now; fear sobered some men and ruined others. He came to the Carinae kitchen door, where Nysa had carried for Antony’s steward since the spring before last, and asked her if the Domus still had a mistress worth fearing. She said fear had moved house. She kept her eyes down and her feet moving. In a side court she found a broken seal stamp and left it; broken seals let new law pretend to be old. She passed a posted list without reading every name. Reading every name invited your own onto the wood. She still felt the ink like heat. She did not look for Calpurnia’s old corridors of dread. Those corridors had been sold with the seals.</w:t>
+      </w:r>
+    </w:p>
+    <w:p>
+      <w:pPr>
+        <w:spacing w:before="200"/>
+      </w:pPr>
+      <w:r>
+        <w:rPr/>
+        <w:t>Your General’s Mother</w:t>
+      </w:r>
+    </w:p>
+    <w:p>
+      <w:r>
+        <w:rPr/>
+        <w:t>The steward gave her two jars of Alban, a basket of bread and a direction. “The mistress’s mother has sent half her people home to their villages,” he said. “She wants hands that carry and don’t talk. You don’t talk.”</w:t>
+      </w:r>
+    </w:p>
+    <w:p>
+      <w:r>
+        <w:rPr/>
+        <w:t>Nysa didn’t ask why a house would send its people away in the week the walls grew names. She took the basket on her hip and the jars by their necks and went down the lane with her eyes on the cobbles.</w:t>
+      </w:r>
+    </w:p>
+    <w:p>
+      <w:r>
+        <w:rPr/>
+        <w:t>Julia’s house was older than Antony’s and smaller, and it had kept its old masks on the atrium shelf. A doorkeeper with white stubble let her in and locked behind her. The atrium smelled of lamp oil and quinces. Two maids were left, both grey, and they looked at Nysa the way the Domus Publica women had once looked at a new girl: the size of her, whether she would stay.</w:t>
+      </w:r>
+    </w:p>
+    <w:p>
+      <w:r>
+        <w:rPr/>
+        <w:t>Julia came out of the inner room herself. She was small and straight, with Antony’s jaw gone thin with age, and she looked at the jars before she looked at Nysa.</w:t>
+      </w:r>
+    </w:p>
+    <w:p>
+      <w:r>
+        <w:rPr/>
+        <w:t>“My son sends wine,” she said. “Of course he does. Put it in the back room. My steward is doing the accounts there. Pour for him. He drinks slowly, and he forgets to ask.”</w:t>
+      </w:r>
+    </w:p>
+    <w:p>
+      <w:r>
+        <w:rPr/>
+        <w:t>The back room had a brazier, a table, a lamp, and a man of sixty in a plain brown tunic bent over a wax tablet as though accounts were the whole world. He looked up when she set the jar down.</w:t>
+      </w:r>
+    </w:p>
+    <w:p>
+      <w:r>
+        <w:rPr/>
+        <w:t xml:space="preserve">Nysa had poured for this face before. It had come to the Domus Publica in the winter before the Ides, in a better tunic, and stood with Caesar under the pediment talking about a priesthood. It had the nose that all the Julii seemed to grow, and it had been on the first board in the Forum, near the top. The Carinae kitchen had talked about little else for two days. </w:t>
+      </w:r>
+      <w:r>
+        <w:rPr>
+          <w:i/>
+        </w:rPr>
+        <w:t>The master has put his own uncle on it.</w:t>
+      </w:r>
+      <w:r>
+        <w:rPr/>
+        <w:t xml:space="preserve"> The cook had laughed. Nobody else had.</w:t>
+      </w:r>
+    </w:p>
+    <w:p>
+      <w:r>
+        <w:rPr/>
+        <w:t>She poured. Her hand did not shake, which surprised her.</w:t>
+      </w:r>
+    </w:p>
+    <w:p>
+      <w:r>
+        <w:rPr/>
+        <w:t>“You were in my cousin’s house,” said Lucius Caesar. “On the Sacra Via.”</w:t>
+      </w:r>
+    </w:p>
+    <w:p>
+      <w:r>
+        <w:rPr/>
+        <w:t>“I carried there.”</w:t>
+      </w:r>
+    </w:p>
+    <w:p>
+      <w:r>
+        <w:rPr/>
+        <w:t>“Then you know how to carry a cup without asking what is in it.” He drank. He did drink slowly. “Does my nephew’s kitchen know where you are?”</w:t>
+      </w:r>
+    </w:p>
+    <w:p>
+      <w:r>
+        <w:rPr/>
+        <w:t>“The steward does.”</w:t>
+      </w:r>
+    </w:p>
+    <w:p>
+      <w:r>
+        <w:rPr/>
+        <w:t>“Then the steward knows something.” He set the cup down and went back to the tablet, and Nysa saw that there were no figures on it, only the same line of wax smoothed over and over with the flat of the stylus.</w:t>
+      </w:r>
+    </w:p>
+    <w:p>
+      <w:r>
+        <w:rPr/>
+        <w:t xml:space="preserve">She stood by the brazier because there was nowhere else to stand. In the Carinae kitchen they had read the edict out, one of the boys who could read, standing on a bench while the cook stirred. Twenty-five thousand denarii for a head. A slave, ten thousand, with his freedom and his master’s citizenship. Informers the same. Nysa was not a slave. She had worked out, without wanting to, what </w:t>
+      </w:r>
+      <w:r>
+        <w:rPr>
+          <w:i/>
+        </w:rPr>
+        <w:t>informers the same</w:t>
+      </w:r>
+      <w:r>
+        <w:rPr/>
+        <w:t xml:space="preserve"> would be for a freedwoman who knew which back room held a consular. She had worked it out on the walk down the lane, and she had carried the number the rest of the way like a coin held under the tongue.</w:t>
+      </w:r>
+    </w:p>
+    <w:p>
+      <w:r>
+        <w:rPr/>
+        <w:t>Julia came in and sat on the only other stool. “He has eaten nothing,” she said to Nysa, as if Lucius were a child or a dog. “Bread. Then wine.”</w:t>
+      </w:r>
+    </w:p>
+    <w:p>
+      <w:r>
+        <w:rPr/>
+        <w:t>Nysa broke bread and set it by him. He ate a corner to please his sister.</w:t>
+      </w:r>
+    </w:p>
+    <w:p>
+      <w:r>
+        <w:rPr/>
+        <w:t>“My first husband was a fool who lost a fleet,” Julia said to the brazier. “My second, Cicero had strangled in the prison under the Capitol, without a trial, because the Senate was frightened. That was twenty years ago. I have given this city one husband for a consul’s speech.” She smoothed her skirt over her knees. “It does not get my brother for my son’s arithmetic.”</w:t>
+      </w:r>
+    </w:p>
+    <w:p>
+      <w:r>
+        <w:rPr/>
+        <w:t>“Your son did not write my name alone,” Lucius said, mild. “I sat in the Senate that voted him an enemy of the state in the spring. He is only returning the tablet.”</w:t>
+      </w:r>
+    </w:p>
+    <w:p>
+      <w:r>
+        <w:rPr/>
+        <w:t>“He is my son. He can return it to me.”</w:t>
+      </w:r>
+    </w:p>
+    <w:p>
+      <w:r>
+        <w:rPr/>
+        <w:t>The knock came on the street door while Nysa was pouring the second cup. It was not a client’s knock. It was the knock of a man who had a list and a key to every house on it.</w:t>
+      </w:r>
+    </w:p>
+    <w:p>
+      <w:r>
+        <w:rPr/>
+        <w:t>Julia stood up. For a moment she was old: one hand on the table, the other on the stool, the knees deciding. Then she was not.</w:t>
+      </w:r>
+    </w:p>
+    <w:p>
+      <w:r>
+        <w:rPr/>
+        <w:t>“Stay with the wine,” she told Nysa. To her brother she said nothing at all.</w:t>
+      </w:r>
+    </w:p>
+    <w:p>
+      <w:r>
+        <w:rPr/>
+        <w:t>Nysa heard the doorkeeper’s voice, then a louder one. Boots on the threshold stone. She stood in the passage with the jug because her feet had taken her there, and from the passage she could see the length of the atrium to the street door.</w:t>
+      </w:r>
+    </w:p>
+    <w:p>
+      <w:r>
+        <w:rPr/>
+        <w:t>A centurion stood in it, helmet under his arm, a tablet in his other hand. Four men behind him in the lane. He was polite. That was worse.</w:t>
+      </w:r>
+    </w:p>
+    <w:p>
+      <w:r>
+        <w:rPr/>
+        <w:t>“By order of the triumvirs,” he said. “We have a name for this house.”</w:t>
+      </w:r>
+    </w:p>
+    <w:p>
+      <w:r>
+        <w:rPr/>
+        <w:t>Julia walked down the atrium to him. She did not hurry. When she reached the door she put one hand on each post, so that her arms made a bar across it, and she looked up at him.</w:t>
+      </w:r>
+    </w:p>
+    <w:p>
+      <w:r>
+        <w:rPr/>
+        <w:t>“You will not kill Lucius Caesar,” she said, “unless you first kill me. I bore your general.”</w:t>
+      </w:r>
+    </w:p>
+    <w:p>
+      <w:r>
+        <w:rPr/>
+        <w:t>The centurion did not move. His men did not move. In the lane a cart went by, and the driver looked, and looked away.</w:t>
+      </w:r>
+    </w:p>
+    <w:p>
+      <w:r>
+        <w:rPr/>
+        <w:t>“Lady,” the centurion said.</w:t>
+      </w:r>
+    </w:p>
+    <w:p>
+      <w:r>
+        <w:rPr/>
+        <w:t>“Say it to him. Say it to my son. Tell him his mother stood in her own door and you went through her.”</w:t>
+      </w:r>
+    </w:p>
+    <w:p>
+      <w:r>
+        <w:rPr/>
+        <w:t>The centurion’s eyes left her and travelled down the atrium, past the masks, past the grey maids, to the passage, and found Nysa with the jug.</w:t>
+      </w:r>
+    </w:p>
+    <w:p>
+      <w:r>
+        <w:rPr/>
+        <w:t>“You,” he said. “Whose house do you serve?”</w:t>
+      </w:r>
+    </w:p>
+    <w:p>
+      <w:r>
+        <w:rPr/>
+        <w:t>The whole of her life had been a training for this question, and for the answer that left the most out.</w:t>
+      </w:r>
+    </w:p>
+    <w:p>
+      <w:r>
+        <w:rPr/>
+        <w:t>“The triumvir’s,” Nysa said. “Antony’s. His steward sent me with wine for his mother.”</w:t>
+      </w:r>
+    </w:p>
+    <w:p>
+      <w:r>
+        <w:rPr/>
+        <w:t>“Is there a man in this house who is not of it?”</w:t>
+      </w:r>
+    </w:p>
+    <w:p>
+      <w:r>
+        <w:rPr/>
+        <w:t>She thought of the coin under her tongue. She thought of the stylus smoothing a line of wax over and over. She thought, absurdly, of Medullina in the Subura, who had always wanted names and never got any.</w:t>
+      </w:r>
+    </w:p>
+    <w:p>
+      <w:r>
+        <w:rPr/>
+        <w:t>“There is the mistress’s steward,” she said. “I pour for him. He drinks slow.”</w:t>
+      </w:r>
+    </w:p>
+    <w:p>
+      <w:r>
+        <w:rPr/>
+        <w:t>The centurion looked at her a breath longer than he needed. Then he looked back at Julia, at the two thin arms across the door, and he did the arithmetic every soldier in Rome had learned that month. A head was twenty-five thousand denarii. The general’s mother was not a sum anyone had written.</w:t>
+      </w:r>
+    </w:p>
+    <w:p>
+      <w:r>
+        <w:rPr/>
+        <w:t>“I will put a man at the end of the lane,” he said. “For your protection, lady.”</w:t>
+      </w:r>
+    </w:p>
+    <w:p>
+      <w:r>
+        <w:rPr/>
+        <w:t>“Put two,” said Julia. “It is a long lane.”</w:t>
+      </w:r>
+    </w:p>
+    <w:p>
+      <w:r>
+        <w:rPr/>
+        <w:t>He went. The doorkeeper shut the door, and barred it, and then sat down on the floor with his back against it, which made one of the grey maids laugh in a way that turned into something else.</w:t>
+      </w:r>
+    </w:p>
+    <w:p>
+      <w:r>
+        <w:rPr/>
+        <w:t>Julia came back up the atrium. Her hands were shaking now, both of them. She held them out in front of her and looked at them as if they belonged to somebody else’s mother.</w:t>
+      </w:r>
+    </w:p>
+    <w:p>
+      <w:r>
+        <w:rPr/>
+        <w:t>“Tomorrow,” she said, “I go to the Forum. He sits on a tribunal with the other two. He can say no to me in front of the whole city or he can say yes.”</w:t>
+      </w:r>
+    </w:p>
+    <w:p>
+      <w:r>
+        <w:rPr/>
+        <w:t>In the back room Lucius Caesar had not moved. The cup was empty. He had heard all of it.</w:t>
+      </w:r>
+    </w:p>
+    <w:p>
+      <w:r>
+        <w:rPr/>
+        <w:t>“Pour,” he said to Nysa. “Please.”</w:t>
+      </w:r>
+    </w:p>
+    <w:p>
+      <w:r>
+        <w:rPr/>
+        <w:t>She poured. Her hand still did not shake. She noticed it the way she noticed a seal that had been lifted and pressed again, a thing that was the same and not the same.</w:t>
+      </w:r>
+    </w:p>
+    <w:p>
+      <w:r>
+        <w:rPr/>
+        <w:t>At dusk she went back up the lane past the soldier at the end of it, who did not look at her basket. In the Carinae kitchen the steward asked how the old lady did.</w:t>
+      </w:r>
+    </w:p>
+    <w:p>
+      <w:r>
+        <w:rPr/>
+        <w:t>“Short of hands,” Nysa said.</w:t>
+      </w:r>
+    </w:p>
+    <w:p>
+      <w:r>
+        <w:rPr/>
+        <w:t>“Then you’ll go back tomorrow.”</w:t>
+      </w:r>
+    </w:p>
+    <w:p>
+      <w:r>
+        <w:rPr/>
+        <w:t>She would. She had a name on her tongue now, a consul’s name, the kind Medullina had begged her for in every winter she could remember. She had always kept names off her tongue by having none. This one she had, and kept. It sat there all evening while she scrubbed the pans, heavier than chickens.</w:t>
+      </w:r>
+    </w:p>
+    <w:p>
+      <w:pPr>
+        <w:spacing w:before="200"/>
+      </w:pPr>
+      <w:r>
+        <w:rPr/>
+        <w:t>The Door That Closes</w:t>
+      </w:r>
+    </w:p>
+    <w:p>
+      <w:r>
+        <w:rPr/>
+        <w:t>The knock came after the second lamp, soft, the knock of a man who knew the house had a dog and didn’t want it.</w:t>
+      </w:r>
+    </w:p>
+    <w:p>
+      <w:r>
+        <w:rPr/>
+        <w:t>Dromo the doorkeeper looked through the grille and then looked back at Seius with his face gone careful. Seius knew who it was before Dromo said it. He had known since the corner that afternoon, since eleven lines down.</w:t>
+      </w:r>
+    </w:p>
+    <w:p>
+      <w:r>
+        <w:rPr/>
+        <w:t>“Tell him I am asleep,” Seius said.</w:t>
+      </w:r>
+    </w:p>
+    <w:p>
+      <w:r>
+        <w:rPr/>
+        <w:t>“He says you will say that,” said Dromo. “He says to tell you he read it.”</w:t>
+      </w:r>
+    </w:p>
+    <w:p>
+      <w:r>
+        <w:rPr/>
+        <w:t>So Gavius had got to the bottom of the board after all.</w:t>
+      </w:r>
+    </w:p>
+    <w:p>
+      <w:r>
+        <w:rPr/>
+        <w:t>Seius went to the door himself because a man should do his own refusing. Through the grille Gavius was a cloak and a nose and two hands holding the cloak shut at the throat. He had shaved off his beard. Without it his face looked like someone else’s younger brother.</w:t>
+      </w:r>
+    </w:p>
+    <w:p>
+      <w:r>
+        <w:rPr/>
+        <w:t>“I won’t keep you,” Gavius said. “I know what I called you. At the dinner. At the baker’s corner. To your wife, in front of the Calventii.” His breath smoked through the bars. “You were right not to sign. That’s why my name is up there and yours isn’t. You’re a coward and you’re alive. I’d like to be one of those.”</w:t>
+      </w:r>
+    </w:p>
+    <w:p>
+      <w:r>
+        <w:rPr/>
+        <w:t>“Go to your cousins.”</w:t>
+      </w:r>
+    </w:p>
+    <w:p>
+      <w:r>
+        <w:rPr/>
+        <w:t>“My cousins have read the clause.”</w:t>
+      </w:r>
+    </w:p>
+    <w:p>
+      <w:r>
+        <w:rPr>
+          <w:i/>
+        </w:rPr>
+        <w:t>Whoever hides one of them, or helps him away, shall be one of them.</w:t>
+      </w:r>
+      <w:r>
+        <w:rPr/>
+        <w:t xml:space="preserve"> Seius had read it too. He had read it twice. He had walked past it with his eyes watering and bought oil he didn’t need.</w:t>
+      </w:r>
+    </w:p>
+    <w:p>
+      <w:r>
+        <w:rPr/>
+        <w:t>“I have a household,” Seius said.</w:t>
+      </w:r>
+    </w:p>
+    <w:p>
+      <w:r>
+        <w:rPr/>
+        <w:t>“You told me that. At the dinner. You said you still had a door that closes.” Gavius put his forehead against the bars, not begging, only tired. “Close it behind me, then.”</w:t>
+      </w:r>
+    </w:p>
+    <w:p>
+      <w:r>
+        <w:rPr/>
+        <w:t>Seius stood with his hand on the bar. Behind him he heard Seia Prima come into the atrium. She had a lamp. She didn’t say anything. She didn’t need to; the old trap of expectation had her face in it, but it was a different expectation now and he could not tell which way it pointed.</w:t>
+      </w:r>
+    </w:p>
+    <w:p>
+      <w:r>
+        <w:rPr/>
+        <w:t>He did what he always did. He looked for the cheaper exit. There was a good one. Shut the grille, go back to bed, tell Dromo the man had been a drunk. By morning Gavius would be in someone else’s doorway or in a ditch, and nobody would ever know Seius had been asked, except Gavius, and Gavius would be dead.</w:t>
+      </w:r>
+    </w:p>
+    <w:p>
+      <w:r>
+        <w:rPr/>
+        <w:t>“Her father,” Seius said, not turning round, “sold grain at a loss in a famine year and they put up a statue of him for it. Did you know that?”</w:t>
+      </w:r>
+    </w:p>
+    <w:p>
+      <w:r>
+        <w:rPr/>
+        <w:t>“Everybody knows that,” said Gavius.</w:t>
+      </w:r>
+    </w:p>
+    <w:p>
+      <w:r>
+        <w:rPr/>
+        <w:t>“I didn’t,” Seius said, “until I married her.”</w:t>
+      </w:r>
+    </w:p>
+    <w:p>
+      <w:r>
+        <w:rPr/>
+        <w:t>He lifted the bar.</w:t>
+      </w:r>
+    </w:p>
+    <w:p>
+      <w:r>
+        <w:rPr/>
+        <w:t>They put him in the oil store, behind the jars. There were more jars than there had been a week ago; Seius had bought oil every day that week so his hands would look busy, and now his hands had made a wall. Gavius sat down behind it on a folded sack and laughed once, a cracked sound, and put his face in his cloak.</w:t>
+      </w:r>
+    </w:p>
+    <w:p>
+      <w:r>
+        <w:rPr/>
+        <w:t>In the atrium Seia Prima set the lamp down. “Dromo saw,” she said.</w:t>
+      </w:r>
+    </w:p>
+    <w:p>
+      <w:r>
+        <w:rPr/>
+        <w:t>“Dromo sees everything. He is a doorkeeper.”</w:t>
+      </w:r>
+    </w:p>
+    <w:p>
+      <w:r>
+        <w:rPr/>
+        <w:t>“Dromo heard the edict read at the fountain. So did every slave in Rome. Ten thousand denarii and his freedom and your citizenship.” She kept her voice low and level, the voice she used on the household accounts. “Do you know Festus? The one from the Esquiline? He walked his master’s hiding place to the tribunal on the second day. He is a citizen now, with his old master’s name, and he drinks in the same wine shop as our cook.”</w:t>
+      </w:r>
+    </w:p>
+    <w:p>
+      <w:r>
+        <w:rPr/>
+        <w:t>Seius sat on the edge of the impluvium. The water was black and had a leaf in it.</w:t>
+      </w:r>
+    </w:p>
+    <w:p>
+      <w:r>
+        <w:rPr/>
+        <w:t>“Then I free Dromo,” he said.</w:t>
+      </w:r>
+    </w:p>
+    <w:p>
+      <w:r>
+        <w:rPr/>
+        <w:t>“Before he frees himself.”</w:t>
+      </w:r>
+    </w:p>
+    <w:p>
+      <w:r>
+        <w:rPr/>
+        <w:t>“Before.”</w:t>
+      </w:r>
+    </w:p>
+    <w:p>
+      <w:r>
+        <w:rPr/>
+        <w:t>“With what? A freedman needs something to live on, or he is a beggar with a cap, and a beggar sells what he knows.” She folded her arms. “And Gavius cannot stay behind the oil for the rest of the triumvirs’ five years.”</w:t>
+      </w:r>
+    </w:p>
+    <w:p>
+      <w:r>
+        <w:rPr/>
+        <w:t>There were boats. Everyone said so, in the way everyone said things that month, with no one’s name attached. Pompey’s son held Sicily, and his ships came in along the coast below Circeii at night and took off anyone who could reach the beach, and paid whoever brought them twice what the triumvirs paid for the head. A carter could be found. A carter cost money. The gate guards cost money. Silence cost money. Every door in the city had a rate now, and Seius had none of it. He had a whitened toga in a chest, and a canvass that had eaten his credit, and a debt to Hordeonius that had been rolling over since before Munda.</w:t>
+      </w:r>
+    </w:p>
+    <w:p>
+      <w:r>
+        <w:rPr/>
+        <w:t>In the morning he went to Dromo in the porter’s cell by the door. The old man was sitting on his cot with his sandals on, which he never did before the first client.</w:t>
+      </w:r>
+    </w:p>
+    <w:p>
+      <w:r>
+        <w:rPr/>
+        <w:t>“You heard,” Seius said.</w:t>
+      </w:r>
+    </w:p>
+    <w:p>
+      <w:r>
+        <w:rPr/>
+        <w:t>“I hear the door, master. That’s the work.”</w:t>
+      </w:r>
+    </w:p>
+    <w:p>
+      <w:r>
+        <w:rPr/>
+        <w:t>Seius had prepared something wine-bright and generous to say, the kind of thing he said at dinners. It wouldn’t come. He sat down on the stool instead, which a master did not do in a porter’s cell, and Dromo looked at the stool and then at him.</w:t>
+      </w:r>
+    </w:p>
+    <w:p>
+      <w:r>
+        <w:rPr/>
+        <w:t>“I am going to free you,” Seius said. “Before the praetor, as soon as I can find one who isn’t hunting. And I am going to give you enough to live on. Not ten thousand. I haven’t got ten thousand. But enough, and a room, and my name as your patron, which is worth less than it was.”</w:t>
+      </w:r>
+    </w:p>
+    <w:p>
+      <w:r>
+        <w:rPr/>
+        <w:t>Dromo said nothing for a while. Then he said, “The Gavius man borrowed my mule-rope two years ago and brought it back with a knot in it I couldn’t undo.”</w:t>
+      </w:r>
+    </w:p>
+    <w:p>
+      <w:r>
+        <w:rPr/>
+        <w:t>“I know. He did the same to me.”</w:t>
+      </w:r>
+    </w:p>
+    <w:p>
+      <w:r>
+        <w:rPr/>
+        <w:t>“I don’t want his head, master. I don’t want anybody’s head. I want to sleep in a room with a door I can bar from the inside.” Dromo looked at his sandals. “But I’d sleep better with the money in my hand than in your mouth.”</w:t>
+      </w:r>
+    </w:p>
+    <w:p>
+      <w:r>
+        <w:rPr/>
+        <w:t>“So would I,” said Seius.</w:t>
+      </w:r>
+    </w:p>
+    <w:p>
+      <w:r>
+        <w:rPr/>
+        <w:t>He went to find Hordeonius.</w:t>
+      </w:r>
+    </w:p>
+    <w:p>
+      <w:pPr>
+        <w:spacing w:before="200"/>
+      </w:pPr>
+      <w:r>
+        <w:rPr/>
+        <w:t>Surety</w:t>
+      </w:r>
+    </w:p>
+    <w:p>
+      <w:r>
+        <w:rPr/>
+        <w:t>Sosia brought the news with the bread, which was how Sosia brought all news, so that Hordeonius could never tell whether he was being fed or charged.</w:t>
+      </w:r>
+    </w:p>
+    <w:p>
+      <w:r>
+        <w:rPr/>
+        <w:t>“Atticus is off,” Sosia said.</w:t>
+      </w:r>
+    </w:p>
+    <w:p>
+      <w:r>
+        <w:rPr/>
+        <w:t>“Off what?”</w:t>
+      </w:r>
+    </w:p>
+    <w:p>
+      <w:r>
+        <w:rPr/>
+        <w:t>“Off the board. Not that he was ever on it in ink. He was in a cupboard at Canus’s house with Canus, and Antony sent a letter in his own hand: come out, you have nothing to fear, and Canus too, for your sake.” Sosia tore the bread in half and kept the larger half. “In his own hand. The freedman showed it round the moneychangers at first light. Half the Janus has read it already.”</w:t>
+      </w:r>
+    </w:p>
+    <w:p>
+      <w:r>
+        <w:rPr/>
+        <w:t>Hordeonius sat very still on his stool. “Why?”</w:t>
+      </w:r>
+    </w:p>
+    <w:p>
+      <w:r>
+        <w:rPr/>
+        <w:t>“Fulvia.”</w:t>
+      </w:r>
+    </w:p>
+    <w:p>
+      <w:r>
+        <w:rPr/>
+        <w:t>He knew. He knew before Sosia said the rest, the way a man knows the figure at the bottom of a column he has been adding for a year. But Sosia said it anyway, because Sosia liked the sound of other men’s debts.</w:t>
+      </w:r>
+    </w:p>
+    <w:p>
+      <w:r>
+        <w:rPr/>
+        <w:t>“In the spring,” Sosia said, “when the Senate voted her husband an enemy and every creditor in Rome came at her with paper. She’d bought an estate on terms, remember? And the terms came due the week he lost Mutina. Atticus went to court with her. Stood surety. Lent her the money for the estate himself, no interest, no contract.” He chewed. “Everybody on the Janus called in her paper that month. Everybody.”</w:t>
+      </w:r>
+    </w:p>
+    <w:p>
+      <w:r>
+        <w:rPr/>
+        <w:t>“Everybody,” said Hordeonius.</w:t>
+      </w:r>
+    </w:p>
+    <w:p>
+      <w:r>
+        <w:rPr/>
+        <w:t>“Including you.”</w:t>
+      </w:r>
+    </w:p>
+    <w:p>
+      <w:r>
+        <w:rPr/>
+        <w:t xml:space="preserve">He did not need the tablet. He remembered the entry: </w:t>
+      </w:r>
+      <w:r>
+        <w:rPr>
+          <w:i/>
+        </w:rPr>
+        <w:t>Fulvia, wife of M. Antonius, hostis: called, per Sosia, in full</w:t>
+      </w:r>
+      <w:r>
+        <w:rPr/>
+        <w:t>, and the fee for prudence beneath it, and the day. He had been right. Every man on the Janus had been right. An enemy of the state’s wife was a bad debt by definition. He had called it in with the same blessing-flat face he used for widows and bakers, and her steward had paid it, and gone away down the Sacred Way with his ears red.</w:t>
+      </w:r>
+    </w:p>
+    <w:p>
+      <w:r>
+        <w:rPr/>
+        <w:t>“Antony doesn’t keep ledgers,” Hordeonius said.</w:t>
+      </w:r>
+    </w:p>
+    <w:p>
+      <w:r>
+        <w:rPr/>
+        <w:t>“No,” said Sosia. “She does.”</w:t>
+      </w:r>
+    </w:p>
+    <w:p>
+      <w:r>
+        <w:rPr/>
+        <w:t xml:space="preserve">A client came, a grain factor wanting to know what a proscribed man’s warehouse would fetch at auction. Hordeonius named a figure and refused to bid. He wrote the refusal under </w:t>
+      </w:r>
+      <w:r>
+        <w:rPr>
+          <w:i/>
+        </w:rPr>
+        <w:t>prudence</w:t>
+      </w:r>
+      <w:r>
+        <w:rPr/>
+        <w:t>, from habit, and then sat looking at the word.</w:t>
+      </w:r>
+    </w:p>
+    <w:p>
+      <w:r>
+        <w:rPr/>
+        <w:t>There was a kind of security that held when everything else failed, and it turned out to be the kind nobody on the Janus wrote down. Atticus had put kindness on the books when kindness was the worst risk in Rome, and now it had cleared, in Antony’s own hand, at a rate no banker could match. Hordeonius could not buy it now. You could not backdate a kindness. The market in it had closed in April, and he had been on the wrong side.</w:t>
+      </w:r>
+    </w:p>
+    <w:p>
+      <w:r>
+        <w:rPr/>
+        <w:t>Seius came at the third hour. He came the long way round, past the posted board, and stood at the stall with the face Hordeonius had seen on every borrower since the lists went up, the face of a man doing arithmetic he would rather not be seen doing.</w:t>
+      </w:r>
+    </w:p>
+    <w:p>
+      <w:r>
+        <w:rPr/>
+        <w:t>“A loan,” Seius said. “Small.”</w:t>
+      </w:r>
+    </w:p>
+    <w:p>
+      <w:r>
+        <w:rPr/>
+        <w:t>“Nothing is small this month.”</w:t>
+      </w:r>
+    </w:p>
+    <w:p>
+      <w:r>
+        <w:rPr/>
+        <w:t>“Three thousand denarii.” He did not sit. “A manumission and something to live on. A carter to the coast. The gate.”</w:t>
+      </w:r>
+    </w:p>
+    <w:p>
+      <w:r>
+        <w:rPr/>
+        <w:t xml:space="preserve">Hordeonius heard </w:t>
+      </w:r>
+      <w:r>
+        <w:rPr>
+          <w:i/>
+        </w:rPr>
+        <w:t>the coast</w:t>
+      </w:r>
+      <w:r>
+        <w:rPr/>
+        <w:t xml:space="preserve"> and </w:t>
+      </w:r>
+      <w:r>
+        <w:rPr>
+          <w:i/>
+        </w:rPr>
+        <w:t>the gate</w:t>
+      </w:r>
+      <w:r>
+        <w:rPr/>
+        <w:t xml:space="preserve"> and let them go past him like carts. He did not ask who. A banker who asked who was a banker who knew, and a banker who knew was a man who had helped one of them away. He looked at Seius instead: the good tunic gone a little loose, the soft hands, the wine-bright manner switched off for once so that the face underneath showed. It was not a brave face. It was the face of a coward who had made a decision and was now trying to finance it.</w:t>
+      </w:r>
+    </w:p>
+    <w:p>
+      <w:r>
+        <w:rPr/>
+        <w:t>“You already owe me,” Hordeonius said. “The canvass. The toga, the gifts, the games you were going to give. Rolled over since the spring before Munda.”</w:t>
+      </w:r>
+    </w:p>
+    <w:p>
+      <w:r>
+        <w:rPr/>
+        <w:t>“I know.”</w:t>
+      </w:r>
+    </w:p>
+    <w:p>
+      <w:r>
+        <w:rPr/>
+        <w:t>“You will never stand for aedile now. Not this year. Perhaps not under these three.”</w:t>
+      </w:r>
+    </w:p>
+    <w:p>
+      <w:r>
+        <w:rPr/>
+        <w:t>“I know that too.”</w:t>
+      </w:r>
+    </w:p>
+    <w:p>
+      <w:r>
+        <w:rPr/>
+        <w:t>“Then I want the Sabine land,” Hordeonius said. “All of it, as security. The old debt rolled in, the new one on top, the whole of it secured on the farm. If you default, I take the farm.”</w:t>
+      </w:r>
+    </w:p>
+    <w:p>
+      <w:r>
+        <w:rPr/>
+        <w:t>Seius closed his eyes. The farm was where his wife’s father had been born, Hordeonius knew. He knew because Seius had pledged it once before and taken it back, years ago, when the canvass still looked like a road to a statue.</w:t>
+      </w:r>
+    </w:p>
+    <w:p>
+      <w:r>
+        <w:rPr/>
+        <w:t>“Done,” said Seius.</w:t>
+      </w:r>
+    </w:p>
+    <w:p>
+      <w:r>
+        <w:rPr/>
+        <w:t>Sosia, on the next stool, stopped chewing.</w:t>
+      </w:r>
+    </w:p>
+    <w:p>
+      <w:r>
+        <w:rPr/>
+        <w:t>Hordeonius counted it out himself: worn silver, no Caesar on it, nothing anyone would remember. He wrapped it in a cloth that smelled of the shelf and pushed it across the board, and Seius took it under his cloak with the careful hands of a man carrying eggs.</w:t>
+      </w:r>
+    </w:p>
+    <w:p>
+      <w:r>
+        <w:rPr/>
+        <w:t>When he had gone Sosia said, “You know what that is for.”</w:t>
+      </w:r>
+    </w:p>
+    <w:p>
+      <w:r>
+        <w:rPr/>
+        <w:t>“I know it is secured on a farm.”</w:t>
+      </w:r>
+    </w:p>
+    <w:p>
+      <w:r>
+        <w:rPr/>
+        <w:t>“That’s not what I asked.”</w:t>
+      </w:r>
+    </w:p>
+    <w:p>
+      <w:r>
+        <w:rPr/>
+        <w:t xml:space="preserve">“It’s what I answered.” Hordeonius opened his private tablet, the one with the cipher, where he had written </w:t>
+      </w:r>
+      <w:r>
+        <w:rPr>
+          <w:i/>
+        </w:rPr>
+        <w:t>acquired: unclean</w:t>
+      </w:r>
+      <w:r>
+        <w:rPr/>
+        <w:t xml:space="preserve"> the week before. Under it he wrote the date, and the sum, and </w:t>
+      </w:r>
+      <w:r>
+        <w:rPr>
+          <w:i/>
+        </w:rPr>
+        <w:t>Seius: lent</w:t>
+      </w:r>
+      <w:r>
+        <w:rPr/>
+        <w:t>. His stylus stopped. Then he wrote one more word after it, small, in the cipher only he could read.</w:t>
+      </w:r>
+    </w:p>
+    <w:p>
+      <w:r>
+        <w:rPr>
+          <w:i/>
+        </w:rPr>
+        <w:t>Clean.</w:t>
+      </w:r>
+    </w:p>
+    <w:p>
+      <w:r>
+        <w:rPr/>
+        <w:t>It looked strange on the wax. He did not rub it out. He did not know yet whether it would clear. He knew only that it was the first entry in a long time he could have shown to Atticus without being ashamed of it.</w:t>
+      </w:r>
+    </w:p>
+    <w:p>
+      <w:r>
+        <w:rPr/>
+        <w:t>“Sosia,” he said. “If anyone asks, Seius came about his canvass debt.”</w:t>
+      </w:r>
+    </w:p>
+    <w:p>
+      <w:r>
+        <w:rPr/>
+        <w:t>“Nobody will ask,” said Sosia. “Everybody’s too busy asking about everybody else.” But he said it gently, for him, and he gave back the smaller half of the bread.</w:t>
+      </w:r>
+    </w:p>
+    <w:p>
+      <w:pPr>
+        <w:spacing w:before="200"/>
+      </w:pPr>
+      <w:r>
+        <w:rPr/>
+        <w:t>Twice the Price</w:t>
+      </w:r>
+    </w:p>
+    <w:p>
+      <w:r>
+        <w:rPr/>
+        <w:t>The carter wanted the money first, and Seius gave it to him first, because there was no way to make a carter trust you that did not end with a carter knowing too much.</w:t>
+      </w:r>
+    </w:p>
+    <w:p>
+      <w:r>
+        <w:rPr/>
+        <w:t>Gavius lay under sacks of chaff in the bed of the cart with his knees up. Dromo had led the mule round from the stable, Seius’s own mule, the good one, and backed it between the shafts himself, and now he stood at the house door in a cap he had never worn before, holding a purse he kept looking at.</w:t>
+      </w:r>
+    </w:p>
+    <w:p>
+      <w:r>
+        <w:rPr/>
+        <w:t>“You could stay,” Seius said to him. “As a freedman. On wages.”</w:t>
+      </w:r>
+    </w:p>
+    <w:p>
+      <w:r>
+        <w:rPr/>
+        <w:t>“I’ll stay till he’s through the gate,” said Dromo. “After that I want my own door.”</w:t>
+      </w:r>
+    </w:p>
+    <w:p>
+      <w:r>
+        <w:rPr/>
+        <w:t>Seius walked beside the cart. A master walking beside a load of chaff looked strange, but a master riding on it looked stranger, and a master staying home while his mule went out before light looked like a man with something to hide. He had thought about all three for most of the night and chosen the one that let him talk.</w:t>
+      </w:r>
+    </w:p>
+    <w:p>
+      <w:r>
+        <w:rPr/>
+        <w:t>At the Capena gate there were soldiers with torches, six of them, and a decurion with a tablet. They stopped every cart. They were bored, which was the only hope Seius had.</w:t>
+      </w:r>
+    </w:p>
+    <w:p>
+      <w:r>
+        <w:rPr/>
+        <w:t>“Chaff,” said the carter. “For the villa at Bovillae.”</w:t>
+      </w:r>
+    </w:p>
+    <w:p>
+      <w:r>
+        <w:rPr/>
+        <w:t>The decurion lifted his torch and looked at the sacks and then at Seius. “And you?”</w:t>
+      </w:r>
+    </w:p>
+    <w:p>
+      <w:r>
+        <w:rPr/>
+        <w:t>Seius had been congratulating men for his whole adult life. He had congratulated Caesar’s friends and Caesar’s killers and Caesar’s heir, sometimes in the same week. He had done it at dinners and in doorways and on the steps of the Senate, with wine-bright eyes and his spine already planning its exit. He had always despised himself a little for how well he did it. He did it now.</w:t>
+      </w:r>
+    </w:p>
+    <w:p>
+      <w:r>
+        <w:rPr/>
+        <w:t>“I am Seius,” he said, “nephew of the Seius who gave the people grain, you’ll have heard of him, and I am up before the cocks because the triumvirs have had their first good week and I want to be at my farm before the auctions make the roads impossible. Have you eaten, soldier? You look like a man on a long watch. Three good men saving the state, and the state sends its guards out without breakfast.” He took a coin from his own purse, not Hordeonius’s, and put it in the decurion’s hand as if it were a gift between friends. “For bread. Drink to the three of them.”</w:t>
+      </w:r>
+    </w:p>
+    <w:p>
+      <w:r>
+        <w:rPr/>
+        <w:t>The decurion looked at the coin. He looked at the cart. A sack near the back moved, very slightly, as a man under it breathed.</w:t>
+      </w:r>
+    </w:p>
+    <w:p>
+      <w:r>
+        <w:rPr/>
+        <w:t>“The mule’s restless,” Seius said, and slapped its rump, and the mule, which had never been restless in its life, threw its head and stamped.</w:t>
+      </w:r>
+    </w:p>
+    <w:p>
+      <w:r>
+        <w:rPr/>
+        <w:t>“Go on,” said the decurion.</w:t>
+      </w:r>
+    </w:p>
+    <w:p>
+      <w:r>
+        <w:rPr/>
+        <w:t>Beyond the gate the road was dark between the tombs. A mile out, by a milestone, the carter stopped and Gavius sat up in the chaff with it in his hair and his eyebrows. He looked back at the walls.</w:t>
+      </w:r>
+    </w:p>
+    <w:p>
+      <w:r>
+        <w:rPr/>
+        <w:t>“There are boats,” Seius said. “Below Circeii. Pompey’s son pays twice the triumvirs’ price for any man brought to the beach alive. The carter knows. He’ll want paying twice, I expect.”</w:t>
+      </w:r>
+    </w:p>
+    <w:p>
+      <w:r>
+        <w:rPr/>
+        <w:t>“He can have it,” said Gavius. “If I get there I’ll owe Pompey’s son a head I’m still wearing.” He looked at Seius. “I called you a coward.”</w:t>
+      </w:r>
+    </w:p>
+    <w:p>
+      <w:r>
+        <w:rPr/>
+        <w:t>“You were right.”</w:t>
+      </w:r>
+    </w:p>
+    <w:p>
+      <w:r>
+        <w:rPr/>
+        <w:t>“I know I was.” Gavius pulled a straw out of his collar. “You did it anyway.”</w:t>
+      </w:r>
+    </w:p>
+    <w:p>
+      <w:r>
+        <w:rPr/>
+        <w:t>“Once,” said Seius. “Don’t tell anyone. It would ruin me.”</w:t>
+      </w:r>
+    </w:p>
+    <w:p>
+      <w:r>
+        <w:rPr/>
+        <w:t>Gavius laughed, the cracked laugh from the oil store, and the carter clicked to the mule, and the cart went on south into the dark with Seius’s good mule pulling it and not looking back.</w:t>
+      </w:r>
+    </w:p>
+    <w:p>
+      <w:r>
+        <w:rPr/>
+        <w:t>Seius walked home. It took a long time. At the gate the decurion nodded to him like an old friend. In the lane Dromo was gone, the porter’s cell swept, the cot stripped, the bar of the door left leaning against the wall so that whoever came next could put it up.</w:t>
+      </w:r>
+    </w:p>
+    <w:p>
+      <w:r>
+        <w:rPr/>
+        <w:t>Seia Prima was in the atrium. She had not slept either.</w:t>
+      </w:r>
+    </w:p>
+    <w:p>
+      <w:r>
+        <w:rPr/>
+        <w:t>“Well?” she said.</w:t>
+      </w:r>
+    </w:p>
+    <w:p>
+      <w:r>
+        <w:rPr/>
+        <w:t>He did not count faces, as he had counted them after the dinner, the faces that would lend him a mule if the wind turned. He had no mule now. He had a debt on her father’s farm and a free man’s empty cell and nothing at all to show anyone.</w:t>
+      </w:r>
+    </w:p>
+    <w:p>
+      <w:r>
+        <w:rPr/>
+        <w:t>“Gone,” he said. “South.”</w:t>
+      </w:r>
+    </w:p>
+    <w:p>
+      <w:r>
+        <w:rPr/>
+        <w:t>She came and put her hand flat on his chest, over the heart, the way she checked a jar for a crack. He almost made a joke. For once, he didn’t.</w:t>
       </w:r>
     </w:p>
     <w:p>
@@ -13002,6 +14042,472 @@
       <w:r>
         <w:rPr/>
         <w:t>His last clear thought was the petty wish that Atticus would understand the silence without needing a courier to explain it. And that the boy wouldn’t mistake silence for permission.</w:t>
+      </w:r>
+    </w:p>
+    <w:p>
+      <w:pPr>
+        <w:spacing w:before="200"/>
+      </w:pPr>
+      <w:r>
+        <w:rPr/>
+        <w:t>Brothers</w:t>
+      </w:r>
+    </w:p>
+    <w:p>
+      <w:r>
+        <w:rPr/>
+        <w:t>Plancus triumphed over the Gauls in a cold that made the trumpets crack.</w:t>
+      </w:r>
+    </w:p>
+    <w:p>
+      <w:r>
+        <w:rPr/>
+        <w:t>Laberius stood on the Sacred Way with Vibius and two men from the old tent, shoulder to shoulder with bakers and clerks and men in good cloaks who did not look at anybody. They were the boy’s soldiers now, the four of them, quartered outside the walls with the rest of his legions, and nobody had asked them to march. It was not their triumph. It was Plancus’s, and in two days it would be Lepidus’s, and the soldiers of both men had been drinking since before light.</w:t>
+      </w:r>
+    </w:p>
+    <w:p>
+      <w:r>
+        <w:rPr/>
+        <w:t>The carts went by with the spoils: shields, a gilt boar, tablets with the names of tribes Laberius had never heard of painted in red. Then the captives, not many. Then the lictors, their rods wound with laurel. Then Plancus in the chariot with his face painted red like Jupiter’s, his eyes fixed on the Capitol, a slave behind him holding the gold crown over his head and saying the thing slaves said into a general’s ear on his triumph. Laberius had always wondered whether they really said it, or only moved their lips.</w:t>
+      </w:r>
+    </w:p>
+    <w:p>
+      <w:r>
+        <w:rPr/>
+        <w:t>Behind the chariot came the legions, and the legions were singing.</w:t>
+      </w:r>
+    </w:p>
+    <w:p>
+      <w:r>
+        <w:rPr/>
+        <w:t>They sang the old songs first, the filthy ones about the general’s debts and the general’s women, because that was the custom and the general had to smile. Then, somewhere in the third cohort, a new verse started, and it went up the column faster than a fire up a thatch, and by the time the eagle came past Laberius the whole legion had it.</w:t>
+      </w:r>
+    </w:p>
+    <w:p>
+      <w:r>
+        <w:rPr>
+          <w:i/>
+        </w:rPr>
+        <w:t>De germanis, non de Gallis, duo triumphant consules.</w:t>
+      </w:r>
+    </w:p>
+    <w:p>
+      <w:r>
+        <w:rPr/>
+        <w:t>The man beside Laberius, a clerk by his ink, snorted and then looked round to see whether anybody had heard him snort.</w:t>
+      </w:r>
+    </w:p>
+    <w:p>
+      <w:r>
+        <w:rPr/>
+        <w:t>“What is it?” said one of the tent men. His Latin was for orders and prices.</w:t>
+      </w:r>
+    </w:p>
+    <w:p>
+      <w:r>
+        <w:rPr/>
+        <w:t>“Germani,” Vibius said. “Germans. Or brothers. Same word. ‘Not over the Gauls but over their brothers, the two consuls triumph.’” He did not laugh. He was counting the column. “Plancus put his brother on the list. Lepidus put his. That’s the joke.”</w:t>
+      </w:r>
+    </w:p>
+    <w:p>
+      <w:r>
+        <w:rPr/>
+        <w:t>Laberius knew about Lepidus’s brother. Paullus had got away; the camp said he had reached the coast and Brutus’s people, and that Lepidus’s soldiers had let him go because they could not face their general across the dinner table if they brought his brother’s head to it. Plancus’s brother had not got away. The story had come up from Salernum in the mouths of carters. Plotius had hidden on his estate there, and the soldiers had come and found nothing, and taken his slaves and put them to the question, and the slaves had said nothing at all, for days, while it went on. Then the soldiers smelled perfume. Plotius had always worn too much of it, a scent from the East that cost more than a slave. They followed it to the cupboard. Some said he had come out of his own accord, to stop what was being done to his people. Some said the smell came out first. Either way he was dead, and his brother was in a red-painted chariot going up to thank Jupiter.</w:t>
+      </w:r>
+    </w:p>
+    <w:p>
+      <w:r>
+        <w:rPr/>
+        <w:t xml:space="preserve">The legion sang it again. </w:t>
+      </w:r>
+      <w:r>
+        <w:rPr>
+          <w:i/>
+        </w:rPr>
+        <w:t>De germanis, non de Gallis.</w:t>
+      </w:r>
+      <w:r>
+        <w:rPr/>
+        <w:t xml:space="preserve"> Plancus, in the chariot, kept his eyes on the Capitol.</w:t>
+      </w:r>
+    </w:p>
+    <w:p>
+      <w:r>
+        <w:rPr/>
+        <w:t>“His own men,” said the clerk, quietly, to nobody.</w:t>
+      </w:r>
+    </w:p>
+    <w:p>
+      <w:r>
+        <w:rPr/>
+        <w:t>“That’s what a triumph’s for,” Vibius said. “One day a year you can say it to his face.” He spat to the side. “Tomorrow you can’t.”</w:t>
+      </w:r>
+    </w:p>
+    <w:p>
+      <w:r>
+        <w:rPr/>
+        <w:t>When the eagle had passed and the crowd began to break up behind the last cohort, Vibius took Laberius by the elbow and pulled him into the mouth of an alley that smelled of piss and cabbage.</w:t>
+      </w:r>
+    </w:p>
+    <w:p>
+      <w:r>
+        <w:rPr/>
+        <w:t>“There’s a man in the tombs on the Appian Way,” he said. “A praetorian. Was a praetor, anyway. A carter saw a woman take bread out there three nights running. Five of us are going tonight. Old Mutina hands.”</w:t>
+      </w:r>
+    </w:p>
+    <w:p>
+      <w:r>
+        <w:rPr/>
+        <w:t>Laberius looked at him.</w:t>
+      </w:r>
+    </w:p>
+    <w:p>
+      <w:r>
+        <w:rPr/>
+        <w:t>“Twenty-five thousand,” Vibius said. “Split five ways, that’s still five thousand each. That’s Capua. That’s Capua twice. That’s a plough and an ox and a roof, and you never have to stand in another line in front of another clerk with a thumb on your name.”</w:t>
+      </w:r>
+    </w:p>
+    <w:p>
+      <w:r>
+        <w:rPr/>
+        <w:t>“And the woman with the bread?”</w:t>
+      </w:r>
+    </w:p>
+    <w:p>
+      <w:r>
+        <w:rPr/>
+        <w:t>“She’s not on the list.”</w:t>
+      </w:r>
+    </w:p>
+    <w:p>
+      <w:r>
+        <w:rPr/>
+        <w:t>“The slaves at Salernum weren’t on the list,” Laberius said.</w:t>
+      </w:r>
+    </w:p>
+    <w:p>
+      <w:r>
+        <w:rPr/>
+        <w:t>Vibius let go of his elbow. “Don’t make it philosophy. You hate philosophy.”</w:t>
+      </w:r>
+    </w:p>
+    <w:p>
+      <w:r>
+        <w:rPr/>
+        <w:t>“I do.” Laberius looked down at his boots, the same boots, resoled twice since Mutina. “I fight for the man on my left. I don’t dig him out of a tomb for a clerk to count.”</w:t>
+      </w:r>
+    </w:p>
+    <w:p>
+      <w:r>
+        <w:rPr/>
+        <w:t>“He isn’t on your left. He’s a praetor. He’d have voted your land to his cousins.”</w:t>
+      </w:r>
+    </w:p>
+    <w:p>
+      <w:r>
+        <w:rPr/>
+        <w:t>“Probably.”</w:t>
+      </w:r>
+    </w:p>
+    <w:p>
+      <w:r>
+        <w:rPr/>
+        <w:t>“Then come.”</w:t>
+      </w:r>
+    </w:p>
+    <w:p>
+      <w:r>
+        <w:rPr/>
+        <w:t>Laberius thought about it honestly, because Vibius deserved honesty. Five thousand denarii. He thought of the twine and the dirt near Capua that was always a matter for after. He thought about digging in the cold among the dead, and the woman’s bread, and the smell of a frightened man in a tomb. He thought about Plancus’s face, painted red, not moving while his own men sang.</w:t>
+      </w:r>
+    </w:p>
+    <w:p>
+      <w:r>
+        <w:rPr/>
+        <w:t>“No,” he said.</w:t>
+      </w:r>
+    </w:p>
+    <w:p>
+      <w:r>
+        <w:rPr/>
+        <w:t>Vibius looked at him for a long moment. Then he shrugged the shrug they had both learned in Spain, the one that meant the other man was a fool and would probably live longer for it.</w:t>
+      </w:r>
+    </w:p>
+    <w:p>
+      <w:r>
+        <w:rPr/>
+        <w:t>“Win,” Vibius said. “Then count.”</w:t>
+      </w:r>
+    </w:p>
+    <w:p>
+      <w:r>
+        <w:rPr/>
+        <w:t>“You count,” said Laberius. “I’ll be at the brazier.”</w:t>
+      </w:r>
+    </w:p>
+    <w:p>
+      <w:r>
+        <w:rPr/>
+        <w:t>Vibius went. Laberius walked back out through the gate alone, in the cold, past the end of the procession where the soldiers were still singing, and found that the tune was stuck in his head. It was a good tune. He hummed it all the way to the camp, without the words.</w:t>
+      </w:r>
+    </w:p>
+    <w:p>
+      <w:pPr>
+        <w:spacing w:before="200"/>
+      </w:pPr>
+      <w:r>
+        <w:rPr/>
+        <w:t>The Daughter of Hortensius</w:t>
+      </w:r>
+    </w:p>
+    <w:p>
+      <w:r>
+        <w:rPr/>
+        <w:t>The women came to the Carinae in the middle of the morning, more of them than the vestibule could hold, and Nysa saw them first because she was on her knees scrubbing the threshold.</w:t>
+      </w:r>
+    </w:p>
+    <w:p>
+      <w:r>
+        <w:rPr/>
+        <w:t>They were not the kind of women who walked. They came in litters and got out of them at the corner, as if walking the last stretch were part of what they had come to say. Old women and young, matrons in good wool with their hair dressed high, a few with a slave girl each and most without. The doorkeeper looked at them the way a man looks at weather coming over a hill.</w:t>
+      </w:r>
+    </w:p>
+    <w:p>
+      <w:r>
+        <w:rPr/>
+        <w:t>There was an edict. The whole city knew it, and the Carinae kitchen had known it a day sooner. Fourteen hundred of the richest women in Rome to declare their property, and pay what the triumvirs assessed for the war against the men in the East. Any who hid anything to be fined. Informers rewarded. The kitchen had laughed at that last part, because by now informers were rewarded for everything.</w:t>
+      </w:r>
+    </w:p>
+    <w:p>
+      <w:r>
+        <w:rPr/>
+        <w:t>A woman at the front spoke to the doorkeeper. She was perhaps forty, tall, plain, with a voice that carried without being raised.</w:t>
+      </w:r>
+    </w:p>
+    <w:p>
+      <w:r>
+        <w:rPr/>
+        <w:t>“We have been to Octavia,” she said. “The triumvir’s sister received us. We have been to Julia, the triumvir’s mother. She received us. We ask to see Fulvia.”</w:t>
+      </w:r>
+    </w:p>
+    <w:p>
+      <w:r>
+        <w:rPr/>
+        <w:t>The doorkeeper went in. Nysa went on scrubbing the same stone.</w:t>
+      </w:r>
+    </w:p>
+    <w:p>
+      <w:r>
+        <w:rPr/>
+        <w:t>Fulvia came out herself. She stood in the vestibule in a house dress with a stylus still in her hand, and she looked at the women for about as long as it took to count them.</w:t>
+      </w:r>
+    </w:p>
+    <w:p>
+      <w:r>
+        <w:rPr/>
+        <w:t>“You have come to the wrong door,” she said. “I don’t make the laws in this house.” And she turned and went back in, and the doorkeeper shut the door on fourteen hundred women, or on the forty of them who had come, and Nysa was on the inside of it with her brush.</w:t>
+      </w:r>
+    </w:p>
+    <w:p>
+      <w:r>
+        <w:rPr/>
+        <w:t>Fulvia’s woman found her in the passage a little later, the one who counted the silver, the one who had asked Nysa for the true number at the games.</w:t>
+      </w:r>
+    </w:p>
+    <w:p>
+      <w:r>
+        <w:rPr/>
+        <w:t>“They’re going to the Forum,” she said. “To the tribunal. All three are sitting this morning. Go and count them. Not for the steward. For me.”</w:t>
+      </w:r>
+    </w:p>
+    <w:p>
+      <w:r>
+        <w:rPr/>
+        <w:t>The women had gone ahead. Nysa caught them in the Argiletum, and by the time they reached the Forum there were more of them, and more people following to see what the women would do, and the crowd had that quality Nysa had learned to read on the morning of the Ides: it did not know yet what it was for.</w:t>
+      </w:r>
+    </w:p>
+    <w:p>
+      <w:r>
+        <w:rPr/>
+        <w:t>The triumvirs sat on their chairs on the tribunal in a row. Lepidus in the middle, because he was consul. Antony on one side, big and bored. On the other side the boy, who was not a boy any more, in a toga with a purple border, his face still and pale.</w:t>
+      </w:r>
+    </w:p>
+    <w:p>
+      <w:r>
+        <w:rPr/>
+        <w:t>Nysa had seen him once since he came back to Rome, at a distance, in the street with the lictors in front of him. He was her patron. In law, the old man’s freedwoman belonged to the old man’s son. She owed him her duty and her vote, if she had had a vote, and her presence when he called for it, which he never had. She did not think he knew her name. She stood at the edge of the crowd and counted.</w:t>
+      </w:r>
+    </w:p>
+    <w:p>
+      <w:r>
+        <w:rPr/>
+        <w:t>The lictors stood across the front of the tribunal with their rods. The tall woman walked straight up to them, as if they were not there, and the lictors looked at each other, and somehow she was through, and the others behind her.</w:t>
+      </w:r>
+    </w:p>
+    <w:p>
+      <w:r>
+        <w:rPr/>
+        <w:t>Somebody near Nysa said, “That’s Hortensia. The orator’s girl. Hortensius.”</w:t>
+      </w:r>
+    </w:p>
+    <w:p>
+      <w:r>
+        <w:rPr/>
+        <w:t>“Who?”</w:t>
+      </w:r>
+    </w:p>
+    <w:p>
+      <w:r>
+        <w:rPr/>
+        <w:t>“Her father argued against Cicero in the courts for thirty years. Won half the time.”</w:t>
+      </w:r>
+    </w:p>
+    <w:p>
+      <w:r>
+        <w:rPr/>
+        <w:t>Hortensia did not shout. She spoke the way her father must have spoken, Nysa thought, the voice placed and let go so that it reached the back of the Forum without seeming to try.</w:t>
+      </w:r>
+    </w:p>
+    <w:p>
+      <w:r>
+        <w:rPr/>
+        <w:t>“You have already taken our fathers,” she said, “our sons, our husbands and our brothers, on the charge that they wronged you. If you take our property too, you will bring us down to a condition unworthy of our birth and our ways and our sex.”</w:t>
+      </w:r>
+    </w:p>
+    <w:p>
+      <w:r>
+        <w:rPr/>
+        <w:t>The Forum went quiet in the way it had not been quiet since the funeral.</w:t>
+      </w:r>
+    </w:p>
+    <w:p>
+      <w:r>
+        <w:rPr/>
+        <w:t>“If we have done you wrong, as you say our husbands did, proscribe us as you proscribed them. But if we women have voted none of you an enemy, nor pulled down your houses, nor destroyed your army, nor led another against you, nor kept you from office or honour, why should we share the penalty when we did not share the crime?”</w:t>
+      </w:r>
+    </w:p>
+    <w:p>
+      <w:r>
+        <w:rPr/>
+        <w:t>Antony shifted in his chair. Lepidus looked at his hands. The boy did not move at all.</w:t>
+      </w:r>
+    </w:p>
+    <w:p>
+      <w:r>
+        <w:rPr/>
+        <w:t>“Why should we pay taxes,” said Hortensia, “when we have no part in the honours, the commands, the statecraft, for which you fight each other with such harm to us all?”</w:t>
+      </w:r>
+    </w:p>
+    <w:p>
+      <w:r>
+        <w:rPr/>
+        <w:t>A man near Nysa laughed, and then stopped laughing because nobody else had.</w:t>
+      </w:r>
+    </w:p>
+    <w:p>
+      <w:r>
+        <w:rPr/>
+        <w:t>Hortensia went on. She spoke of the women of the old wars who had given their gold freely when Hannibal was at the gates, and how they had given it of their own will, not from their land, not under assessment by informers. Nysa stopped listening to the words after a while and listened to the voice instead. She had heard Antony speak over Caesar’s body and heard the crowd turn under it like a ship. This was not that. This voice did not turn anybody. It simply stood in the middle of the Forum and would not get out of the way.</w:t>
+      </w:r>
+    </w:p>
+    <w:p>
+      <w:r>
+        <w:rPr>
+          <w:i/>
+        </w:rPr>
+        <w:t>No part in the honours.</w:t>
+      </w:r>
+      <w:r>
+        <w:rPr/>
+        <w:t xml:space="preserve"> Nysa had no honours and no property, and no husband or son to lose. She owned two tunics, a comb, a cracked oil flask she had stolen back from a steward, and her duty to a pale man on a chair who did not know her name. If there was a list below the bottom of all the lists, she was on it. She found that she did not mind as much as she had expected. Nobody was going to tax her.</w:t>
+      </w:r>
+    </w:p>
+    <w:p>
+      <w:r>
+        <w:rPr/>
+        <w:t>The triumvirs were angry. Nysa saw it go along the row like a lamp passed from hand to hand. Antony said something to the lictors, and the lictors stepped forward with their rods to drive the women off the tribunal.</w:t>
+      </w:r>
+    </w:p>
+    <w:p>
+      <w:r>
+        <w:rPr/>
+        <w:t xml:space="preserve">The crowd made a noise. Nysa had never heard it make that noise before. It was not a roar. It was lower and uglier, the sound of a lot of men who had lost brothers and fathers in the last six weeks discovering that they all minded the same thing at once. Somewhere behind her someone shouted </w:t>
+      </w:r>
+      <w:r>
+        <w:rPr>
+          <w:i/>
+        </w:rPr>
+        <w:t>Shame!</w:t>
+      </w:r>
+      <w:r>
+        <w:rPr/>
+        <w:t xml:space="preserve"> and someone else took it up, and the lictors stopped with their rods half raised and looked back at the tribunal.</w:t>
+      </w:r>
+    </w:p>
+    <w:p>
+      <w:r>
+        <w:rPr/>
+        <w:t>Lepidus stood up and said that the matter would be considered tomorrow.</w:t>
+      </w:r>
+    </w:p>
+    <w:p>
+      <w:r>
+        <w:rPr/>
+        <w:t>The women left the Forum the way they had come, walking. The crowd let them through.</w:t>
+      </w:r>
+    </w:p>
+    <w:p>
+      <w:r>
+        <w:rPr/>
+        <w:t>Nysa had counted forty-one at the Carinae door, and three hundred and something by the time they reached the tribunal, though the count had grown too fast to be sure past the first hundred. She held the numbers ready, the way she had held the count at the games.</w:t>
+      </w:r>
+    </w:p>
+    <w:p>
+      <w:r>
+        <w:rPr/>
+        <w:t>At the corner of the Argiletum a hand caught her sleeve. Medullina, from the Subura, older and thinner, with chalk on her fingers.</w:t>
+      </w:r>
+    </w:p>
+    <w:p>
+      <w:r>
+        <w:rPr/>
+        <w:t>“You were in it,” Medullina said. “You came from that way. From his house. Who was she? The tall one. Give me her name.”</w:t>
+      </w:r>
+    </w:p>
+    <w:p>
+      <w:r>
+        <w:rPr/>
+        <w:t>For years Medullina had wanted names from her, senators’ names, the names of men in rooms, and for years Nysa had given her chickens. This month the walls were full of names and Medullina sold them by the spelling.</w:t>
+      </w:r>
+    </w:p>
+    <w:p>
+      <w:r>
+        <w:rPr/>
+        <w:t>“Hortensia,” Nysa said. “The daughter of Hortensius.”</w:t>
+      </w:r>
+    </w:p>
+    <w:p>
+      <w:r>
+        <w:rPr/>
+        <w:t>Medullina stared at her, waiting for the price.</w:t>
+      </w:r>
+    </w:p>
+    <w:p>
+      <w:r>
+        <w:rPr/>
+        <w:t>“It’s free,” said Nysa. “Everyone in the Forum is saying it.” And she pulled her sleeve away and went back up the hill.</w:t>
+      </w:r>
+    </w:p>
+    <w:p>
+      <w:r>
+        <w:rPr/>
+        <w:t>The next day it was given out that the list of women was cut from fourteen hundred to four hundred, and that men with more than a hundred thousand would pay instead. The kitchen talked about nothing else. The cook said it was the first time in living memory the three of them had taken a step back. The steward said it was arithmetic. The boy who could read said Lucius Caesar was off the lists too, and had been since before the Saturnalia, after his sister stood in front of this same tribunal and said she had hidden him and would go with him if he went. Nysa had heard the beginning of that, at a door, with a jug in her hand.</w:t>
+      </w:r>
+    </w:p>
+    <w:p>
+      <w:r>
+        <w:rPr/>
+        <w:t>She gave Fulvia’s woman the true number, as near as she could make it. Fulvia’s woman wrote it down and did not thank her. Nysa found she had not wanted thanks.</w:t>
       </w:r>
     </w:p>
     <w:p>

--- a/exports/Ides_Book1_FULL_Ch01-34.docx
+++ b/exports/Ides_Book1_FULL_Ch01-34.docx
@@ -27,7 +27,7 @@
         <w:br/>
         <w:t>Book 1 reading export · Utica prologue, then Ch 1 dinner · ends at Philippi · author-voice (no em dash)</w:t>
         <w:br/>
-        <w:t>Source: Manuscript 970cbef (2026-10-24) · generated 2026-10-24 00:11 UTC from main @ 970cbef · source digest 1833a61a5d995dd0 · prologue and chapters 1–34</w:t>
+        <w:t>Source: Manuscript d153965 (2026-10-24) · generated 2026-10-24 00:16 UTC from main @ d153965 · source digest c017a270ed2c44a4 · prologue and chapters 1–34</w:t>
       </w:r>
     </w:p>
     <w:p>
@@ -12311,6 +12311,203 @@
     </w:p>
     <w:p>
       <w:pPr>
+        <w:spacing w:before="200"/>
+      </w:pPr>
+      <w:r>
+        <w:rPr/>
+        <w:t>Three Verbs</w:t>
+      </w:r>
+    </w:p>
+    <w:p>
+      <w:r>
+        <w:rPr/>
+        <w:t>A week earlier the crowd had carried him up the Capitol.</w:t>
+      </w:r>
+    </w:p>
+    <w:p>
+      <w:r>
+        <w:rPr/>
+        <w:t>Cicero kept coming back to it the way the tongue goes back to a sore tooth, except that this did not hurt. The news from Forum Gallorum had reached Rome wrong first, as news did. For a day the city believed Antony had won, and Cicero’s enemies had begun saying in the Forum that he meant to take the fasces for himself and should be stopped before he did. Then a second courier came in, and the truth with him, and by the afternoon a crowd Cicero had not summoned and could not have counted was at his door. They took him up the hill to Jupiter, and down again to the Rostra, and set him there, and shouted his name until he had to raise his hand to stop them. He had written it to Brutus that night and been careful to sound modest about it. He had not felt modest. He had felt, for the first time since the Ides, like a man whose sentences moved bodies.</w:t>
+      </w:r>
+    </w:p>
+    <w:p>
+      <w:r>
+        <w:rPr/>
+        <w:t>Then Mutina, and the siege broken, and the price of it: Hirtius dead in the ditch, Pansa of his wound a day after. Two consuls gone in a week. The Senate had sat with their chairs empty and voted what it could. A triumph for Decimus, who had held the wall. The dead consuls’ legions to Decimus, to finish Antony. Thanksgivings. Statues. And for the boy, whose veterans had stood in the mud beside the consuls, an ovation and a vote of thanks, and a quiet agreement among the older benches that he had served his turn.</w:t>
+      </w:r>
+    </w:p>
+    <w:p>
+      <w:r>
+        <w:rPr/>
+        <w:t>Cicero had argued for more. Not much more. Enough that the boy would not feel the slight.</w:t>
+      </w:r>
+    </w:p>
+    <w:p>
+      <w:r>
+        <w:rPr/>
+        <w:t>“He’ll feel it anyway,” said Tiro, clearing tablets at the door of the dining room. Tiro said such things at doors, where they could be taken as housekeeping.</w:t>
+      </w:r>
+    </w:p>
+    <w:p>
+      <w:r>
+        <w:rPr/>
+        <w:t>There were six at dinner. Two young senators who had found their courage since the news came; a cousin of Atticus; a magistrate’s brother whose name Cicero kept losing; and Segulius Labeo, who was nobody in particular and went everywhere, and who collected sayings the way other men collected cameos, to take out and show at other tables.</w:t>
+      </w:r>
+    </w:p>
+    <w:p>
+      <w:r>
+        <w:rPr/>
+        <w:t>The fish was good. The wine was better. Somewhere past the second jug one of the young senators, flushed and pleased with himself, asked what was to be done with young Caesar now.</w:t>
+      </w:r>
+    </w:p>
+    <w:p>
+      <w:r>
+        <w:rPr/>
+        <w:t>“Now that he’s won,” the young man said. “Now that we’ve won. He has legions. He has that name. He has no consul above him any more. What do we do with him?”</w:t>
+      </w:r>
+    </w:p>
+    <w:p>
+      <w:r>
+        <w:rPr/>
+        <w:t>Everyone looked at Cicero. Cicero had been waiting for the question all evening without knowing it.</w:t>
+      </w:r>
+    </w:p>
+    <w:p>
+      <w:r>
+        <w:rPr/>
+        <w:t>He knew a dozen true answers. That the boy was nineteen and grieving and owed money he could not pay. That the veterans loved the name more than the man and would leave him the day the name stopped feeding them. That he was clever, much cleverer than the older benches thought, and had written to Cicero every week since the autumn in a tone of respectful sonship that Cicero did not entirely believe and did not entirely disbelieve. That nobody knew what to do with him, least of all Cicero, who had brought him into the Senate as a sword and now had to decide where to hang it.</w:t>
+      </w:r>
+    </w:p>
+    <w:p>
+      <w:r>
+        <w:rPr/>
+        <w:t>None of those was an answer for the second jug.</w:t>
+      </w:r>
+    </w:p>
+    <w:p>
+      <w:r>
+        <w:rPr/>
+        <w:t>“</w:t>
+      </w:r>
+      <w:r>
+        <w:rPr>
+          <w:i/>
+        </w:rPr>
+        <w:t>Laudandum adulescentem,</w:t>
+      </w:r>
+      <w:r>
+        <w:rPr/>
+        <w:t>” Cicero said. “</w:t>
+      </w:r>
+      <w:r>
+        <w:rPr>
+          <w:i/>
+        </w:rPr>
+        <w:t>Ornandum. Tollendum.</w:t>
+      </w:r>
+      <w:r>
+        <w:rPr/>
+        <w:t>”</w:t>
+      </w:r>
+    </w:p>
+    <w:p>
+      <w:r>
+        <w:rPr/>
+        <w:t>Praise the young man. Honour him. Raise him up.</w:t>
+      </w:r>
+    </w:p>
+    <w:p>
+      <w:r>
+        <w:rPr/>
+        <w:t xml:space="preserve">And the last word turned over in the air, as he had meant it to, and showed its other face. </w:t>
+      </w:r>
+      <w:r>
+        <w:rPr>
+          <w:i/>
+        </w:rPr>
+        <w:t>Tollere.</w:t>
+      </w:r>
+      <w:r>
+        <w:rPr/>
+        <w:t xml:space="preserve"> To lift. To lift away. To remove.</w:t>
+      </w:r>
+    </w:p>
+    <w:p>
+      <w:r>
+        <w:rPr/>
+        <w:t xml:space="preserve">There was half a breath of silence, which was the sound of the table hearing the second meaning. Then the laugh came, and it was a good one, the kind of laugh Cicero had been buying with sentences for forty years. The young senator slapped the couch. Atticus’s cousin wiped his eyes. The magistrate’s brother said it again, </w:t>
+      </w:r>
+      <w:r>
+        <w:rPr>
+          <w:i/>
+        </w:rPr>
+        <w:t>tollendum</w:t>
+      </w:r>
+      <w:r>
+        <w:rPr/>
+        <w:t>, to taste it.</w:t>
+      </w:r>
+    </w:p>
+    <w:p>
+      <w:r>
+        <w:rPr/>
+        <w:t>Labeo laughed last. He laughed with his mouth while his eyes did something else, a small movement like a man putting a coin in his purse. Cicero saw it and was flattered by it. A saying worth keeping. He had made it. It would go round the city by the end of the week, and men who had never heard him plead would know he was still the quickest tongue in Rome.</w:t>
+      </w:r>
+    </w:p>
+    <w:p>
+      <w:r>
+        <w:rPr/>
+        <w:t>At the door Tiro had stopped clearing.</w:t>
+      </w:r>
+    </w:p>
+    <w:p>
+      <w:r>
+        <w:rPr/>
+        <w:t>Later, when the guests had gone and the lamps were guttering, Tiro said, “Labeo dines with everyone.”</w:t>
+      </w:r>
+    </w:p>
+    <w:p>
+      <w:r>
+        <w:rPr/>
+        <w:t>“That is why one says things in front of him.”</w:t>
+      </w:r>
+    </w:p>
+    <w:p>
+      <w:r>
+        <w:rPr/>
+        <w:t>“He dines with the boy’s friends too.”</w:t>
+      </w:r>
+    </w:p>
+    <w:p>
+      <w:r>
+        <w:rPr/>
+        <w:t>Cicero waved a hand. He was tired and warm and a week ago a crowd had carried him up the Capitol. “It was a joke, Tiro. A pun. The boy has had a Greek education. He knows what a pun is.”</w:t>
+      </w:r>
+    </w:p>
+    <w:p>
+      <w:r>
+        <w:rPr/>
+        <w:t xml:space="preserve">“He knows what </w:t>
+      </w:r>
+      <w:r>
+        <w:rPr>
+          <w:i/>
+        </w:rPr>
+        <w:t>tollendum</w:t>
+      </w:r>
+      <w:r>
+        <w:rPr/>
+        <w:t xml:space="preserve"> means,” said Tiro.</w:t>
+      </w:r>
+    </w:p>
+    <w:p>
+      <w:r>
+        <w:rPr/>
+        <w:t>Cicero thought about rebuking him and found he could not be bothered. He went to bed. He slept well. He did not dream of anything at all, and in the morning he could remember only that the dinner had gone off well and that he had been, for one moment, very good.</w:t>
+      </w:r>
+    </w:p>
+    <w:p>
+      <w:pPr>
         <w:spacing w:before="280"/>
       </w:pPr>
       <w:r>
@@ -12354,6 +12551,44 @@
     <w:p>
       <w:r>
         <w:rPr/>
+        <w:t>At Eporedia, at the foot of the Alps, in the last week of May, Segulius Labeo rode in with the dust of the boy’s camp still on him and ate Decimus’s bread as if he had been invited. Labeo went everywhere. That was his use. Over the second cup he told Decimus that he had been with young Caesar, that they had talked a great deal about Cicero, and that the boy had no complaint against Cicero at all, none, except for one saying that was going about.</w:t>
+      </w:r>
+    </w:p>
+    <w:p>
+      <w:r>
+        <w:rPr/>
+        <w:t>“</w:t>
+      </w:r>
+      <w:r>
+        <w:rPr>
+          <w:i/>
+        </w:rPr>
+        <w:t>Laudandum adulescentem,</w:t>
+      </w:r>
+      <w:r>
+        <w:rPr/>
+        <w:t>” Labeo said, “</w:t>
+      </w:r>
+      <w:r>
+        <w:rPr>
+          <w:i/>
+        </w:rPr>
+        <w:t>ornandum, tollendum.</w:t>
+      </w:r>
+      <w:r>
+        <w:rPr/>
+        <w:t>” He waited for Decimus to laugh. Decimus didn’t. “The boy says he has no intention of being lifted,” Labeo added. “In either sense.”</w:t>
+      </w:r>
+    </w:p>
+    <w:p>
+      <w:r>
+        <w:rPr/>
+        <w:t>That night Decimus wrote it to Cicero exactly as he had heard it, with Labeo’s name, because a man in his position could not afford to soften news for an old man’s feelings. He wrote that the veterans were talking too, that they believed Cicero meant them harm, and that the boy’s soldiers were not a mood to be joked with. He asked again for money. He did not write what he thought, which was that the best tongue in Rome had found the one word in Latin that could not be taken back, and spent it at dinner.</w:t>
+      </w:r>
+    </w:p>
+    <w:p>
+      <w:r>
+        <w:rPr/>
         <w:t>Plancus came after all, in June, when Antony had already walked into Lepidus’s camp. He brought legions and compliments and pitched beside Decimus under the Alps at Cularo, and for a summer the two armies ate the same valley bare and wrote the same letters to Rome asking for the boy to be sent north. The boy did not come. In August letters began arriving for Plancus from Pollio in Spain, under seals Decimus was not shown. In September Plancus took his legions over to Antony with the same apologetic face he had worn arriving, and Decimus’s own recruits, raw and unpaid, began walking off by the hundred.</w:t>
       </w:r>
     </w:p>
@@ -12460,6 +12695,46 @@
       <w:r>
         <w:rPr/>
         <w:t>A courier brought the Senate’s thanks for Mutina, and the thanks were not for him. The fathers had voted Decimus a triumph and handed him the dead consuls’ legions, the Martians among them, to chase Antony up the road. Octavian was to be thanked and left behind. He read the decree once and gave it to Agrippa, who read it twice.</w:t>
+      </w:r>
+    </w:p>
+    <w:p>
+      <w:r>
+        <w:rPr/>
+        <w:t xml:space="preserve">Segulius Labeo came to dinner in the camp that month, because Labeo came to dinner everywhere, and brought a saying with him the way other guests brought a jar. He told it at the end of the meal, in front of the tribunes, and watched Octavian’s face while he told it. </w:t>
+      </w:r>
+      <w:r>
+        <w:rPr>
+          <w:i/>
+        </w:rPr>
+        <w:t>Laudandum adulescentem, ornandum, tollendum.</w:t>
+      </w:r>
+      <w:r>
+        <w:rPr/>
+        <w:t xml:space="preserve"> Praise the young man, honour him, lift him up. Lift him off.</w:t>
+      </w:r>
+    </w:p>
+    <w:p>
+      <w:r>
+        <w:rPr/>
+        <w:t>The tribunes laughed and then stopped, unsure whether they were allowed. Agrippa did not laugh at all.</w:t>
+      </w:r>
+    </w:p>
+    <w:p>
+      <w:r>
+        <w:rPr/>
+        <w:t>“Which way does he mean it?” Octavian asked.</w:t>
+      </w:r>
+    </w:p>
+    <w:p>
+      <w:r>
+        <w:rPr/>
+        <w:t>“All three, I should think,” said Labeo. “That’s the art.”</w:t>
+      </w:r>
+    </w:p>
+    <w:p>
+      <w:r>
+        <w:rPr/>
+        <w:t>Octavian turned his cup a quarter turn on the table. “Tell your friends I have no intention of being lifted. In either sense.” He said it pleasantly. Labeo went away pleased with the answer, which he would carry to the next table, and Octavian sat on after the others had gone with the three verbs going round in his head in their order, like coins being counted, and found that he could not make the last one come out as only a joke.</w:t>
       </w:r>
     </w:p>
     <w:p>
@@ -12701,7 +12976,7 @@
     <w:p>
       <w:r>
         <w:rPr/>
-        <w:t>Lepidus looked at his hands. Hands could not abstain. Octavian kept his face from moving enough to save anyone. For a breath he counted the cost of sparing Cicero: Antony’s favourite wound still open, the lists thinner when the next Kalends asked for blood.</w:t>
+        <w:t>Lepidus looked at his hands. Hands could not abstain. Octavian kept his face from moving enough to save anyone. For a breath he counted the cost of sparing Cicero: Antony’s favourite wound still open, the lists thinner when the next Kalends asked for blood. Under the count, in an old man’s voice, three verbs went past in order, praise, honour, lift, and the last one turned over and showed its other face. He did not let it into the count. He noticed that he had to decide not to.</w:t>
       </w:r>
     </w:p>
     <w:p>

--- a/exports/Ides_Book1_FULL_Ch01-34.docx
+++ b/exports/Ides_Book1_FULL_Ch01-34.docx
@@ -27,7 +27,7 @@
         <w:br/>
         <w:t>Book 1 reading export · Utica prologue, then Ch 1 dinner · ends at Philippi · author-voice (no em dash)</w:t>
         <w:br/>
-        <w:t>Source: Manuscript d153965 (2026-10-24) · generated 2026-10-24 00:16 UTC from main @ d153965 · source digest c017a270ed2c44a4 · prologue and chapters 1–34</w:t>
+        <w:t>Source: Manuscript 8e225b8 (2026-10-24) · generated 2026-10-24 00:39 UTC from main @ 8e225b8 · source digest 5c3de913daee824a · prologue and chapters 1–34</w:t>
       </w:r>
     </w:p>
     <w:p>
@@ -12117,6 +12117,331 @@
       </w:pPr>
       <w:r>
         <w:rPr/>
+        <w:t>Forum Gallorum</w:t>
+      </w:r>
+    </w:p>
+    <w:p>
+      <w:r>
+        <w:rPr/>
+        <w:t>Gaius’s boot split at the heel before the sun was up, and he took it as a sign.</w:t>
+      </w:r>
+    </w:p>
+    <w:p>
+      <w:r>
+        <w:rPr/>
+        <w:t>“Spain,” he said, holding it up so the lamp showed the gap. “Same boot, same heel. It knows something.”</w:t>
+      </w:r>
+    </w:p>
+    <w:p>
+      <w:r>
+        <w:rPr/>
+        <w:t>“It knows you walk like a mule,” said Vibius.</w:t>
+      </w:r>
+    </w:p>
+    <w:p>
+      <w:r>
+        <w:rPr/>
+        <w:t>Laberius gave him a strip of hide from his own pack and Gaius bound the heel and stamped on it twice. Two years since Munda and he still talked to keep his fingers warm. He had been talking for an hour already, about the colony he would found with his face if he died filthy, and about the girl in Bononia who had sold him figs and could not count, and about whether a man who took the boy’s five hundred and Hirtius’s rations at the same time owed his loyalty to the coin or to the bread.</w:t>
+      </w:r>
+    </w:p>
+    <w:p>
+      <w:r>
+        <w:rPr/>
+        <w:t>“To whoever’s standing on your left,” Laberius said.</w:t>
+      </w:r>
+    </w:p>
+    <w:p>
+      <w:r>
+        <w:rPr/>
+        <w:t>“You always say that.”</w:t>
+      </w:r>
+    </w:p>
+    <w:p>
+      <w:r>
+        <w:rPr/>
+        <w:t>“It’s always true.”</w:t>
+      </w:r>
+    </w:p>
+    <w:p>
+      <w:r>
+        <w:rPr/>
+        <w:t>In the night Antony had gone out of his lines with two of his legions and his cavalry, south along the Aemilian Way toward Bononia. The scouts said so, and then the tribunes said so, louder. Pansa was on that road. Pansa was coming up from Rome with four new legions, boys from the levy who had held a shield for three months and thought it was a long time, to join Hirtius and break the siege. Antony meant to meet him first, on the road, before the two consuls could stand together. Hirtius had seen it coming. Before light he had sent the Martian legion down the road to meet Pansa and bring him in, and two cohorts of picked men with it, his own and the boy’s.</w:t>
+      </w:r>
+    </w:p>
+    <w:p>
+      <w:r>
+        <w:rPr/>
+        <w:t>So the Martians were out on the road, and the rest of the camp stood to arms and waited, and Laberius’s century sat on its shields by the north gate and listened to nothing.</w:t>
+      </w:r>
+    </w:p>
+    <w:p>
+      <w:r>
+        <w:rPr/>
+        <w:t>Waiting was the worst part of soldiering and the part nobody sang about. Laberius ate. Vibius checked rivets that did not need checking. Gaius talked. The sun came up over the flat country and the marsh to the south steamed, and somewhere a long way off down the road, so far it might have been the blood in his own ears, Laberius thought he heard the noise a battle makes when you are not in it.</w:t>
+      </w:r>
+    </w:p>
+    <w:p>
+      <w:r>
+        <w:rPr/>
+        <w:t>Then the gallopers began to come in.</w:t>
+      </w:r>
+    </w:p>
+    <w:p>
+      <w:r>
+        <w:rPr/>
+        <w:t>The first said the Martians had met Antony’s men at the village of Forum Gallorum and gone at them without waiting for orders. The second said Pansa’s recruits had been caught strung out on the road and broken. The third said Pansa was dead. The fourth said Pansa was fighting with his own hands at the head of the line. The fifth had a javelin wound in his thigh and said nothing at all, only drank, and then lay down by the gate and slept with his eyes half open.</w:t>
+      </w:r>
+    </w:p>
+    <w:p>
+      <w:r>
+        <w:rPr/>
+        <w:t>Laberius believed the fifth one.</w:t>
+      </w:r>
+    </w:p>
+    <w:p>
+      <w:r>
+        <w:rPr/>
+        <w:t>At noon the trumpets went. Hirtius himself was taking out twenty cohorts of the old legions, Laberius’s among them, down the road to see what was left. They went at the quick step with their packs left behind. Nobody talked now, not even Gaius. The road ran straight and raised between the fields, and on each side of it the ground went soft, then wet, then into reeds and willow and standing water that gave back the sky.</w:t>
+      </w:r>
+    </w:p>
+    <w:p>
+      <w:r>
+        <w:rPr/>
+        <w:t>The first of Pansa’s boys met them six miles out.</w:t>
+      </w:r>
+    </w:p>
+    <w:p>
+      <w:r>
+        <w:rPr/>
+        <w:t>They came up the road in ones and twos and then in a crowd, without shields, some without helmets, a few still carrying their javelins because nobody had told them to drop them. One had lost both sandals. One was crying with his mouth open and no sound coming out. They looked at the old cohorts going the other way as if the old cohorts were mad. A centurion on a lame horse was trying to turn them round and failing, and when he saw the standards he stopped trying and only sat and watched them pass.</w:t>
+      </w:r>
+    </w:p>
+    <w:p>
+      <w:r>
+        <w:rPr/>
+        <w:t>“Three months,” Vibius said. “Three months of drill and they put them on a road in column with Antony in the reeds.”</w:t>
+      </w:r>
+    </w:p>
+    <w:p>
+      <w:r>
+        <w:rPr/>
+        <w:t>“They’re alive,” said Laberius.</w:t>
+      </w:r>
+    </w:p>
+    <w:p>
+      <w:r>
+        <w:rPr/>
+        <w:t>“Today.”</w:t>
+      </w:r>
+    </w:p>
+    <w:p>
+      <w:r>
+        <w:rPr/>
+        <w:t>Further on, the road was full of what an army leaves when it runs. Shields. A wagon on its side with the mules still in the traces, one dead, one trying to stand. Javelins stuck in the road like stalks. And bodies, not many on the road itself, more in the ditches either side, and more beyond that in the marsh, where the reeds were broken flat in long lanes as if cattle had been driven through them.</w:t>
+      </w:r>
+    </w:p>
+    <w:p>
+      <w:r>
+        <w:rPr/>
+        <w:t>The Martians had fought in the marsh. Laberius could read it from the road. They had gone in on both sides of the causeway after Antony’s men, the way the Martians went at everything, too fast and too proud, because they had left Antony in the autumn and wanted to show him what he had lost. The reeds had taken their formation from them. In the water it had been man against man, nobody able to see more than ten paces, nobody able to give way because there was nowhere dry to give way to. Laberius saw a Martian face down in a pool with an Antonian beside him, the two of them lying almost tidy, as if they had agreed it.</w:t>
+      </w:r>
+    </w:p>
+    <w:p>
+      <w:r>
+        <w:rPr/>
+        <w:t>“They held,” said a Martian sitting by the road with his arm in a sling made from his own belt. He did not seem to be speaking to anyone. “We held all morning. Then the boys broke on the road behind us and the cavalry came round, and we went back to the camp by the village. One of the picked cohorts stayed on the road to cover us. All of them. They stayed.” He looked at Laberius’s face and then away. “All of them.”</w:t>
+      </w:r>
+    </w:p>
+    <w:p>
+      <w:r>
+        <w:rPr/>
+        <w:t>There was a litter going the other way, south, toward Bononia, eight men carrying it at a jog with a mounted escort. The escort was shouting for the road to be cleared, and the cohorts opened to let it through.</w:t>
+      </w:r>
+    </w:p>
+    <w:p>
+      <w:r>
+        <w:rPr/>
+        <w:t>“Pansa,” somebody said.</w:t>
+      </w:r>
+    </w:p>
+    <w:p>
+      <w:r>
+        <w:rPr/>
+        <w:t>Vibius broke ranks without asking, as an optio could, and ran alongside the litter for a dozen paces, talking to one of the bearers he seemed to know. Then he dropped back and fell in again beside Laberius, breathing hard.</w:t>
+      </w:r>
+    </w:p>
+    <w:p>
+      <w:r>
+        <w:rPr/>
+        <w:t>“Javelin,” he said. “In the side. Low. They’re taking him to Bononia.”</w:t>
+      </w:r>
+    </w:p>
+    <w:p>
+      <w:r>
+        <w:rPr/>
+        <w:t>“Did you see him?”</w:t>
+      </w:r>
+    </w:p>
+    <w:p>
+      <w:r>
+        <w:rPr/>
+        <w:t>“I saw the litter.” Vibius wiped his mouth. “The curtain was down. I didn’t see inside it.”</w:t>
+      </w:r>
+    </w:p>
+    <w:p>
+      <w:r>
+        <w:rPr/>
+        <w:t>The litter went on south and the cohorts closed behind it and went on north, toward the village and the noise that had stopped.</w:t>
+      </w:r>
+    </w:p>
+    <w:p>
+      <w:r>
+        <w:rPr/>
+        <w:t>Antony’s men came back up the road at dusk.</w:t>
+      </w:r>
+    </w:p>
+    <w:p>
+      <w:r>
+        <w:rPr/>
+        <w:t>They had won, and they knew it, and they were tired the way only winners are tired: loose, singing, their shields slung on their backs, their column long and ragged with prisoners and Martian standards carried upside down. They had been fighting since before light. They had broken a consul’s army and driven the Martians into a camp, and now they were marching home to their lines at Mutina to be thanked. They did not expect anyone on the road in front of them. Nobody had told them Hirtius had come out.</w:t>
+      </w:r>
+    </w:p>
+    <w:p>
+      <w:r>
+        <w:rPr/>
+        <w:t>Hirtius let them come close. Then the trumpets went again, and the twenty cohorts went into them off the march in the half dark.</w:t>
+      </w:r>
+    </w:p>
+    <w:p>
+      <w:r>
+        <w:rPr/>
+        <w:t>It was not a battle afterwards. Laberius had been in battles. This was a mugging. Antony’s men turned and tried to make a line on the causeway and the line would not hold, because men who think the day is over cannot be made to believe it has started again. Laberius’s century hit them on the left of the road where the ground was firm, and he put his shield into a man and felt the man go back, and stabbed low under the rim the way they had taught him when he was a recruit, and the man went down. He stepped over him. Gaius was on his left, shouting something about figs. Vibius was behind them, a hand in the small of Laberius’s back, pushing.</w:t>
+      </w:r>
+    </w:p>
+    <w:p>
+      <w:r>
+        <w:rPr/>
+        <w:t>They came out on the far side of a knot of Antonians and there was a man on the ground in front of Laberius with his helmet off and a cut across his scalp that had filled his eyes with blood. He was trying to get up on one knee. He wiped the blood out of his eyes with the back of his hand, and looked up, and Laberius knew him.</w:t>
+      </w:r>
+    </w:p>
+    <w:p>
+      <w:r>
+        <w:rPr/>
+        <w:t>Rufrius. From the next tent at Munda. Rufrius who had shared his wine in the mud lines before the battle, and lost his front teeth at the battle, and gone with the Second legion afterwards when the Second went to Antony. He still had the gap in his teeth. He opened his mouth and Laberius saw it.</w:t>
+      </w:r>
+    </w:p>
+    <w:p>
+      <w:r>
+        <w:rPr/>
+        <w:t>“Cordus,” Rufrius said. Laberius’s third name. Nobody had used it in years.</w:t>
+      </w:r>
+    </w:p>
+    <w:p>
+      <w:r>
+        <w:rPr/>
+        <w:t>There was a sword in Laberius’s hand and nothing between it and the man’s throat but a decision.</w:t>
+      </w:r>
+    </w:p>
+    <w:p>
+      <w:r>
+        <w:rPr/>
+        <w:t xml:space="preserve">He thought, very clearly, the way you think in the half second before you fall: </w:t>
+      </w:r>
+      <w:r>
+        <w:rPr>
+          <w:i/>
+        </w:rPr>
+        <w:t>this is what the boy paid five hundred for.</w:t>
+      </w:r>
+      <w:r>
+        <w:rPr/>
+        <w:t xml:space="preserve"> And then: </w:t>
+      </w:r>
+      <w:r>
+        <w:rPr>
+          <w:i/>
+        </w:rPr>
+        <w:t>and Antony paid this one a hundred, and laughed about it.</w:t>
+      </w:r>
+    </w:p>
+    <w:p>
+      <w:r>
+        <w:rPr/>
+        <w:t>“Get in the reeds,” Laberius said.</w:t>
+      </w:r>
+    </w:p>
+    <w:p>
+      <w:r>
+        <w:rPr/>
+        <w:t>Rufrius stared at him.</w:t>
+      </w:r>
+    </w:p>
+    <w:p>
+      <w:r>
+        <w:rPr/>
+        <w:t>“Get in the reeds, you toothless bastard, and stay there till it’s dark.”</w:t>
+      </w:r>
+    </w:p>
+    <w:p>
+      <w:r>
+        <w:rPr/>
+        <w:t>Rufrius went. He went on his hands and knees, off the edge of the causeway into the black water, and the reeds closed over him, and Laberius turned round and found Gaius looking at him.</w:t>
+      </w:r>
+    </w:p>
+    <w:p>
+      <w:r>
+        <w:rPr/>
+        <w:t>Gaius did not say anything. That was the strangest thing Laberius saw all day. Gaius, who talked to keep his fingers warm, looked at him and then looked at the reeds and then shrugged and went back into the line on Laberius’s left, and stayed there.</w:t>
+      </w:r>
+    </w:p>
+    <w:p>
+      <w:r>
+        <w:rPr/>
+        <w:t>Antony got away. He had cavalry, and the cavalry took him back up the road toward his lines while his legions came apart behind him. The cohorts chased them until the dark made chasing a way of killing each other, and then the trumpets called them back, and they stood in the road among the dead and drank from their helmets and did not know yet how many of their own were in the marsh.</w:t>
+      </w:r>
+    </w:p>
+    <w:p>
+      <w:r>
+        <w:rPr/>
+        <w:t>By the light of the first fires the count began. Pansa wounded, gone to Bononia. The recruits broken and scattered over six miles of road. The Martians half destroyed, and proud of it. One of the picked cohorts gone, all of it, dead on the causeway where it had stood to cover the Martians’ retreat. Antony’s two legions broken in their turn, their eagles taken, their dead in the water with everyone else’s.</w:t>
+      </w:r>
+    </w:p>
+    <w:p>
+      <w:r>
+        <w:rPr/>
+        <w:t>A tribune came along the fires saying it was a great victory. He said Hirtius would write to the Senate tonight. He said Rome would hear of it in a week.</w:t>
+      </w:r>
+    </w:p>
+    <w:p>
+      <w:r>
+        <w:rPr/>
+        <w:t>“Rome will hear it wrong,” said Vibius, “and late.”</w:t>
+      </w:r>
+    </w:p>
+    <w:p>
+      <w:r>
+        <w:rPr/>
+        <w:t>Gaius sat down by the fire and unwound the strip of hide from his heel. The boot had split right through now. He held it up again so the fire showed the gap.</w:t>
+      </w:r>
+    </w:p>
+    <w:p>
+      <w:r>
+        <w:rPr/>
+        <w:t>“It knew,” he said.</w:t>
+      </w:r>
+    </w:p>
+    <w:p>
+      <w:r>
+        <w:rPr/>
+        <w:t>“It knew you walk like a mule,” said Laberius, and Gaius laughed, the first time in hours, and threw the strip in the fire. Neither of them said anything about the reeds. Laberius slept that night with his shield under his head, and dreamed of Spain, and of a gap in a man’s teeth.</w:t>
+      </w:r>
+    </w:p>
+    <w:p>
+      <w:pPr>
+        <w:spacing w:before="200"/>
+      </w:pPr>
+      <w:r>
+        <w:rPr/>
         <w:t>Mud</w:t>
       </w:r>
     </w:p>
@@ -12129,7 +12454,7 @@
     <w:p>
       <w:r>
         <w:rPr/>
-        <w:t>In rooms with clean sandals this would be named success before the mud dried. In the ditch it was screaming. Martians refusing to be held. Someone’s javelin nearly killing him until a voice yelled his century’s joke-name. Antony’s men came out hard. Hard enough that Laberius smelled the old Spanish stubbornness again, the kind that did not care who Rome called consul. Hirtius hit harder when the day turned. Laberius didn’t see strategy. He saw a standard tilt. He saw a friend open at the neck. Blood mixed with meltwater and ran pink off the rim of his shield.</w:t>
+        <w:t>In rooms with clean sandals this would be named success before the mud dried. In the ditch it was screaming. Martians refusing to be held. Someone’s javelin nearly killing him until a voice yelled his century’s joke-name. Antony’s men came out hard. Hard enough that Laberius smelled the old Spanish stubbornness again, the kind that did not care who Rome called consul. Hirtius hit harder when the day turned. Laberius didn’t see strategy. He saw a standard tilt. He saw Gaius open at the neck. Blood mixed with meltwater and ran pink off the rim of his shield.</w:t>
       </w:r>
     </w:p>
     <w:p>
@@ -12171,7 +12496,7 @@
     <w:p>
       <w:r>
         <w:rPr/>
-        <w:t>That was one fact Laberius could keep: Hirtius down, confirmed by a man who had touched him. Pansa’s name still swam in the yell-water, wounded, dying, fine, poisoned, blessed. “They carried him off at Forum Gallorum,” Vibius said. “A week back. Javelin in the side. I saw the litter. I didn’t see inside it.” Laberius didn’t promote any Pansa version. Vibius had a litter. Nobody had a shoulder.</w:t>
+        <w:t>That was one fact Laberius could keep: Hirtius down, confirmed by a man who had touched him. Pansa’s name still swam in the yell-water, wounded, dying, fine, poisoned, blessed. “They carried him off at Forum Gallorum,” Vibius said. “A week back. Javelin in the side. I ran beside the litter. I didn’t see inside it.” Laberius didn’t promote any Pansa version. Vibius had a litter. Nobody had a shoulder.</w:t>
       </w:r>
     </w:p>
     <w:p>
@@ -12195,7 +12520,7 @@
     <w:p>
       <w:r>
         <w:rPr/>
-        <w:t>He stacked a shield that was not his. The owner would not need it. Somewhere behind, gallopers already carried “great success” toward Rome. Laberius carried a friend’s boots, left boot split at the heel, still warm somehow. He knew Hirtius was dead. He knew Antony’s near shields had thinned. What Rome would buy with those two facts, he left to the gallopers. He didn’t follow their dust.</w:t>
+        <w:t>He stacked a shield that was not his. The owner would not need it. Somewhere behind, gallopers already carried “great success” toward Rome. Laberius carried Gaius’s boots, the left one split at the heel, still warm somehow. He knew Hirtius was dead. He knew Antony’s near shields had thinned. What Rome would buy with those two facts, he left to the gallopers. He didn’t follow their dust.</w:t>
       </w:r>
     </w:p>
     <w:p>

--- a/exports/Ides_Book1_FULL_Ch01-34.docx
+++ b/exports/Ides_Book1_FULL_Ch01-34.docx
@@ -27,7 +27,7 @@
         <w:br/>
         <w:t>Book 1 reading export · Utica prologue, then Ch 1 dinner · ends at Philippi · author-voice (no em dash)</w:t>
         <w:br/>
-        <w:t>Source: Manuscript 8e225b8 (2026-10-24) · generated 2026-10-24 00:39 UTC from main @ 8e225b8 · source digest 5c3de913daee824a · prologue and chapters 1–34</w:t>
+        <w:t>Source: Manuscript 75f9f0c (2026-10-24) · generated 2026-10-24 00:45 UTC from main @ 75f9f0c · source digest 629a47596ef6cfd7 · prologue and chapters 1–34</w:t>
       </w:r>
     </w:p>
     <w:p>
@@ -12914,7 +12914,249 @@
     <w:p>
       <w:r>
         <w:rPr/>
-        <w:t>Plancus came after all, in June, when Antony had already walked into Lepidus’s camp. He brought legions and compliments and pitched beside Decimus under the Alps at Cularo, and for a summer the two armies ate the same valley bare and wrote the same letters to Rome asking for the boy to be sent north. The boy did not come. In August letters began arriving for Plancus from Pollio in Spain, under seals Decimus was not shown. In September Plancus took his legions over to Antony with the same apologetic face he had worn arriving, and Decimus’s own recruits, raw and unpaid, began walking off by the hundred.</w:t>
+        <w:t>Plancus came after all, in June, when Antony had already walked into Lepidus’s camp and there was no longer anything between Plancus and Antony but a river and a decision.</w:t>
+      </w:r>
+    </w:p>
+    <w:p>
+      <w:r>
+        <w:rPr/>
+        <w:t>Decimus brought his army over the passes to meet him at Cularo, a town of the Allobroges where the Isara came down green out of the mountains. Plancus rode out to greet him a mile from the walls with a mounted escort in clean cloaks. He smelled, as his couriers smelled, of an Eastern scent that cost more than a horse. He embraced Decimus from the saddle and said that the Republic had two arms again.</w:t>
+      </w:r>
+    </w:p>
+    <w:p>
+      <w:r>
+        <w:rPr/>
+        <w:t>“And one head,” he said, laughing, “and I’ll let you decide whose.”</w:t>
+      </w:r>
+    </w:p>
+    <w:p>
+      <w:r>
+        <w:rPr/>
+        <w:t>They camped side by side on the plain below the town, Plancus’s veterans on the higher ground by the river, Decimus’s army on the lower. It was a strange army to bring to a reunion. Legions of recruits from the levy, boys who had learned to dig at Mutina and little else, and a few cohorts of veterans who had stayed with Decimus through the siege because they had nowhere else to go. Plancus had more, and the best of them were old ones from Caesar’s Gaul. Decimus walked Plancus’s lines on the second day, invited, and counted without seeming to count, as he had walked Caesar’s lines in Gaul for ten years. Plancus’s men were well fed. They looked at Decimus with interest and without warmth.</w:t>
+      </w:r>
+    </w:p>
+    <w:p>
+      <w:r>
+        <w:rPr/>
+        <w:t xml:space="preserve">They wrote to Rome together. That was the work of June: letters. Plancus wrote beautifully. Decimus had read his letters to Cicero over the winter and thought them the best prose in the army and the least committed. Now he watched them being made. Plancus dictated walking up and down the tent with a cup in his hand, pausing for the right word, sending the secretary back two lines to change </w:t>
+      </w:r>
+      <w:r>
+        <w:rPr>
+          <w:i/>
+        </w:rPr>
+        <w:t>our</w:t>
+      </w:r>
+      <w:r>
+        <w:rPr/>
+        <w:t xml:space="preserve"> to </w:t>
+      </w:r>
+      <w:r>
+        <w:rPr>
+          <w:i/>
+        </w:rPr>
+        <w:t>the Republic’s</w:t>
+      </w:r>
+      <w:r>
+        <w:rPr/>
+        <w:t>. He wrote that he and Decimus were of one mind. He wrote that Antony and Lepidus together were too strong to be attacked by the two of them alone, and that they would hold the line of the Isara and wait. He wrote, every week, that the young Caesar must be sent north with his legions, and the Senate must make him come.</w:t>
+      </w:r>
+    </w:p>
+    <w:p>
+      <w:r>
+        <w:rPr/>
+        <w:t>“He won’t come,” Decimus said, the first time.</w:t>
+      </w:r>
+    </w:p>
+    <w:p>
+      <w:r>
+        <w:rPr/>
+        <w:t>“Then the Senate will look foolish, and we will look patient.” Plancus sealed the letter. “Patience is very underrated in a general.”</w:t>
+      </w:r>
+    </w:p>
+    <w:p>
+      <w:r>
+        <w:rPr/>
+        <w:t>“So is arriving.”</w:t>
+      </w:r>
+    </w:p>
+    <w:p>
+      <w:r>
+        <w:rPr/>
+        <w:t>Plancus laughed, and poured, and changed the subject to his brother Plotius in Rome, who wrote him the gossip, and was a fool about money, and wore too much of the same scent.</w:t>
+      </w:r>
+    </w:p>
+    <w:p>
+      <w:r>
+        <w:rPr/>
+        <w:t>Decimus wrote his own letters too, shorter. He asked for pay. He asked for grain. He wrote to Cicero that the recruits were good boys and would be soldiers by the autumn if anybody fed them till then. He wrote, in one letter he did not send, that he had spent his life being trusted by men he was not sure of, and that he had never before been on the other side of it.</w:t>
+      </w:r>
+    </w:p>
+    <w:p>
+      <w:r>
+        <w:rPr/>
+        <w:t>The valley went brown. Two armies could eat a valley in a summer, and they did. The foragers went further every week, into the hills, and came back with less, and with stories about Antony’s cavalry seen across the river. Across the river, a day’s march south, Antony and Lepidus sat together in one camp with more legions than the two of them could count, and did not attack, and did not need to.</w:t>
+      </w:r>
+    </w:p>
+    <w:p>
+      <w:r>
+        <w:rPr/>
+        <w:t>In the second week of August a rider came up from the south with the news from Rome, and Plancus read it first, because Plancus’s riders were faster.</w:t>
+      </w:r>
+    </w:p>
+    <w:p>
+      <w:r>
+        <w:rPr/>
+        <w:t>He came to Decimus’s tent with the tablet in his hand and his face arranged. Decimus had seen that arrangement on a hundred faces in Caesar’s atrium, the face of a man bringing news he had already decided how to feel about.</w:t>
+      </w:r>
+    </w:p>
+    <w:p>
+      <w:r>
+        <w:rPr/>
+        <w:t>“The boy is consul,” Plancus said.</w:t>
+      </w:r>
+    </w:p>
+    <w:p>
+      <w:r>
+        <w:rPr/>
+        <w:t>Decimus took the tablet. Nineteen years old. Elected with his legions camped on the Field of Mars. His colleague a cousin, Pedius, an old man who would do what he was told. And the first law of the new consuls: a court to try the murderers of Caesar. It had sat already. It had condemned them in a day, in their absence, every man of the Ides, with no one to speak for them.</w:t>
+      </w:r>
+    </w:p>
+    <w:p>
+      <w:r>
+        <w:rPr/>
+        <w:t>His own name was there. He read it twice.</w:t>
+      </w:r>
+    </w:p>
+    <w:p>
+      <w:r>
+        <w:rPr/>
+        <w:t>“Interdicted from fire and water,” Plancus said gently. “It won’t mean anything up here, of course. It’s Rome. It’s a law.”</w:t>
+      </w:r>
+    </w:p>
+    <w:p>
+      <w:r>
+        <w:rPr/>
+        <w:t>“Laws are what we told ourselves we were for.”</w:t>
+      </w:r>
+    </w:p>
+    <w:p>
+      <w:r>
+        <w:rPr/>
+        <w:t>“We told ourselves a great many things.” Plancus took the tablet back, and Decimus let him. “I am still your colleague, Decimus. Nothing in Rome changes the valley.”</w:t>
+      </w:r>
+    </w:p>
+    <w:p>
+      <w:r>
+        <w:rPr/>
+        <w:t>Nothing in Rome changed the valley. The valley changed on its own. After the news the recruits began talking in the evenings in a way they had not talked before. The veterans in Plancus’s lines stopped looking at Decimus with interest. And letters began coming for Plancus from the west, from Pollio in Spain, who had three legions and a habit of writing to everyone and committing to no one, under seals Decimus was not shown.</w:t>
+      </w:r>
+    </w:p>
+    <w:p>
+      <w:r>
+        <w:rPr/>
+        <w:t>He did not ask to be shown them. He thought about it for three days. He was very good at reading men by what they wanted, and he knew what asking would buy: a laugh, a cup, a charming account of what was in the letters, and a lie about the rest. And it would tell Plancus that he knew. Better to let Plancus think he was still trusted. There was a little time in that.</w:t>
+      </w:r>
+    </w:p>
+    <w:p>
+      <w:r>
+        <w:rPr/>
+        <w:t>On the fourth day he asked anyway, at dinner, because he found he could not bear the cup and the laugh one more evening without it.</w:t>
+      </w:r>
+    </w:p>
+    <w:p>
+      <w:r>
+        <w:rPr/>
+        <w:t>“Pollio,” he said. “What does he want?”</w:t>
+      </w:r>
+    </w:p>
+    <w:p>
+      <w:r>
+        <w:rPr/>
+        <w:t>Plancus did not pretend not to understand. That was something. He set down his cup and looked at it.</w:t>
+      </w:r>
+    </w:p>
+    <w:p>
+      <w:r>
+        <w:rPr/>
+        <w:t>“He wants what everyone wants,” he said. “He wants to be on the side that is still standing in the spring. He thinks there will be peace between Antony and the boy. He thinks the men who were in the Curia that morning are the price of it.” He looked up. “I have not answered him.”</w:t>
+      </w:r>
+    </w:p>
+    <w:p>
+      <w:r>
+        <w:rPr/>
+        <w:t>“You haven’t answered me either.”</w:t>
+      </w:r>
+    </w:p>
+    <w:p>
+      <w:r>
+        <w:rPr/>
+        <w:t>“No,” said Plancus. “I haven’t.”</w:t>
+      </w:r>
+    </w:p>
+    <w:p>
+      <w:r>
+        <w:rPr/>
+        <w:t>They finished dinner. Plancus was charming for the rest of it, and told a long story about a Gallic chieftain and a goose, and Decimus laughed in the right places, and they walked out of the tent together into the warm dark and stood for a moment looking at the river.</w:t>
+      </w:r>
+    </w:p>
+    <w:p>
+      <w:r>
+        <w:rPr/>
+        <w:t>“If I go,” Plancus said, quietly, as if to the river, “I will send you word first. I owe you that.”</w:t>
+      </w:r>
+    </w:p>
+    <w:p>
+      <w:r>
+        <w:rPr/>
+        <w:t>“You owe me your legions.”</w:t>
+      </w:r>
+    </w:p>
+    <w:p>
+      <w:r>
+        <w:rPr/>
+        <w:t>“I owe the Republic my legions,” said Plancus. “I am trying to work out where it is.”</w:t>
+      </w:r>
+    </w:p>
+    <w:p>
+      <w:r>
+        <w:rPr/>
+        <w:t>He did not send word first. Decimus woke one morning in September before light because his horse was restless, and went up on the bank of the camp ditch with his cloak over his shoulders, and saw that the higher ground by the river was moving. Plancus’s camp was being struck. Not in haste. Tents coming down in order, cohort by cohort, wagons being loaded, the eagle of the first legion already out in front of its column on the road toward the bridge Plancus’s engineers had built across the Isara in the spring and never yet used.</w:t>
+      </w:r>
+    </w:p>
+    <w:p>
+      <w:r>
+        <w:rPr/>
+        <w:t>Decimus stood and watched it. He did not wake his staff. There was nothing his staff could do, and he wanted to see it alone, the way he had wanted to be alone on the wall-walk at Mutina in the winter.</w:t>
+      </w:r>
+    </w:p>
+    <w:p>
+      <w:r>
+        <w:rPr/>
+        <w:t>The columns crossed the bridge in the grey light, one after another, the old Gallic legions first, then the new ones, and went away south down the far bank toward Antony and Lepidus. It took most of the morning. At the end Plancus himself rode across, with his clean escort, and halfway over the bridge he reined in and turned in the saddle and looked back at the camp on the low ground. Decimus could not see his face at that distance. He could see that he raised a hand.</w:t>
+      </w:r>
+    </w:p>
+    <w:p>
+      <w:r>
+        <w:rPr/>
+        <w:t>Decimus did not raise his.</w:t>
+      </w:r>
+    </w:p>
+    <w:p>
+      <w:r>
+        <w:rPr/>
+        <w:t>A rider came up from the bridge an hour later with a letter, beautifully written, sealed with Plancus’s seal, saying that circumstances had compelled him and that he remained Decimus’s friend. Decimus read it and gave it to the older aide to file with the others. He gave orders for a count of rations. He went to his tent and sat down and found that his hands were steady, and was mildly surprised.</w:t>
+      </w:r>
+    </w:p>
+    <w:p>
+      <w:r>
+        <w:rPr/>
+        <w:t>By noon the recruits had begun to go. Not all at once. Not with noise. A tent-group here, a century there, walking out of the gate with their shields on their backs as if they had been sent on fatigues, and not coming back. Some went south over the bridge after Plancus. Some went east toward the boy, whose name was on the law that had condemned their general. Some just went home. The centurions did not stop them. The centurions were going too.</w:t>
+      </w:r>
+    </w:p>
+    <w:p>
+      <w:r>
+        <w:rPr/>
+        <w:t>Decimus watched from the bank of the ditch. He counted them as they went, from habit, as he had counted cohorts at Massilia and hinges at Mutina, and when the number became large enough that it stopped being a number he stopped counting and went to look at the maps.</w:t>
       </w:r>
     </w:p>
     <w:p>

--- a/exports/Ides_Book1_FULL_Ch01-34.docx
+++ b/exports/Ides_Book1_FULL_Ch01-34.docx
@@ -27,7 +27,7 @@
         <w:br/>
         <w:t>Book 1 reading export · Utica prologue, then Ch 1 dinner · ends at Philippi · author-voice (no em dash)</w:t>
         <w:br/>
-        <w:t>Source: Manuscript 8e225b8 (2026-10-24) · generated 2026-10-24 00:39 UTC from main @ 8e225b8 · source digest 5c3de913daee824a · prologue and chapters 1–34</w:t>
+        <w:t>Source: Manuscript 064e923 (2026-10-24) · generated 2026-10-24 00:46 UTC from claude/project-thread-v93zm0 @ 064e923 · source digest 973011a1c0f0636f · prologue and chapters 1–34</w:t>
       </w:r>
     </w:p>
     <w:p>
@@ -2540,7 +2540,7 @@
     <w:p>
       <w:r>
         <w:rPr/>
-        <w:t>“Two a year,” a young senator’s agent muttered. “Elected. Each to check the other. That was the consulship. Now he names them two years ahead because he will be in Parthia at election time, and we are to cheer the list.” He held up a tablet with the names already on it, passed hand to hand round the Forum like a price list for a game nobody had been invited to play. “It is not fair.”</w:t>
+        <w:t>“Two a year,” a young senator’s agent muttered. “My master’s father stood for it three times and bought half the Velabrum doing it. Now he names them two years ahead because he will be in Parthia at election time, and we are to cheer the list.” He held up a tablet with the names already on it, passed hand to hand round the Forum like a price list for a game nobody had been invited to play. “It is not fair.”</w:t>
       </w:r>
     </w:p>
     <w:p>
@@ -3022,13 +3022,13 @@
     <w:p>
       <w:r>
         <w:rPr/>
-        <w:t>“Galba,” Brutus said. “He had a legion for Caesar in Gaul.”</w:t>
-      </w:r>
-    </w:p>
-    <w:p>
-      <w:r>
-        <w:rPr/>
-        <w:t>“And was passed over for a consulship he thinks he earned. He has not forgotten it. Ligarius fought for Pompey in Africa and lives under his pardon like a man under a roof he thinks is rotten.” Cassius left the rest to what Brutus already knew.</w:t>
+        <w:t>“Galba carried a legion for Caesar in Gaul,” Brutus said. “Why would Galba?”</w:t>
+      </w:r>
+    </w:p>
+    <w:p>
+      <w:r>
+        <w:rPr/>
+        <w:t>“Ask him how long he has waited for the consulship he thinks Caesar owes him. And you have watched Ligarius since the pardon. He lives under it like a man under a roof he thinks is rotten.”</w:t>
       </w:r>
     </w:p>
     <w:p>
@@ -4318,7 +4318,13 @@
     <w:p>
       <w:r>
         <w:rPr/>
-        <w:t>“Capys founded Capua,” she said, pleased with the name. “In the old days. And Trojan blood is the Julii, everyone knows they come down from Aeneas. Balbus swears the find is real.”</w:t>
+        <w:t>“Who’s Capys?” said Dama.</w:t>
+      </w:r>
+    </w:p>
+    <w:p>
+      <w:r>
+        <w:rPr/>
+        <w:t>“Founded Capua, in the old days,” she said, pleased to have the name and a boy who lacked it. “And Trojan blood is the Julii. Even you know they come down from Aeneas. Balbus swears the find is real.”</w:t>
       </w:r>
     </w:p>
     <w:p>
@@ -8616,7 +8622,7 @@
     <w:p>
       <w:r>
         <w:rPr/>
-        <w:t>“You and Cassius,” Decimus said. “Macedonia for you, Syria for him, where Caesar marked you, where the legions are, and as far from the Forum as a man can sit. I take the nearer knife. Someone has to hold a road in Italy.”</w:t>
+        <w:t>“You and Cassius,” Decimus said. “How in Hades do two men stab the giver and keep the gift? Macedonia and Syria, still yours on his paper. Go and sit in them. That is where the legions are, and as far from the Forum as a man can sit. I take the nearer knife. Someone has to hold a road in Italy.”</w:t>
       </w:r>
     </w:p>
     <w:p>
@@ -9982,7 +9988,7 @@
     <w:p>
       <w:r>
         <w:rPr/>
-        <w:t>“Brutus’s sea house,” Sosia said, “a day down the coast. He’s sitting there out of Rome’s reach, and his mother has moved her clerks in after him.”</w:t>
+        <w:t>“Brutus’s sea house,” Sosia said. “Where else does a praetor sit when he can’t walk the Forum? His mother has moved her clerks in after him.”</w:t>
       </w:r>
     </w:p>
     <w:p>
@@ -10425,7 +10431,7 @@
     <w:p>
       <w:r>
         <w:rPr/>
-        <w:t>Brutus asked Cicero to speak as if speech could still be strategy. He had a tablet on his knee with the Senate’s seal broken, and he tapped it once. “Grain buyers,” he said. “Asia for me, Sicily for Cassius. A praetor’s excuse to be out of Rome past ten nights, and a merchant’s errand to dress it.” The room held Porcia’s severity, Tertulla’s stillness, Favonius’s moral cough, and Servilia, who listened the way bankers listened to interest. Servilia had married that daughter to Cassius. One family, both knives; Cicero had always admired the economy. Favonius he remembered barefoot behind Cato in the Forum, copying the old man’s feet, and remembered the story that he had told Brutus last winter that a civil war was worse than a king. Nobody had handed him a dagger in March. He had come to Antium anyway, to cough. A steward, Hilarus if Cicero’s memory of names still worked, poured wine that nobody truly tasted.</w:t>
+        <w:t>Brutus asked Cicero to speak as if speech could still be strategy. He had a tablet on his knee with the Senate’s seal broken, and he tapped it once. “You have read more decrees than the Senate ever wrote, Cicero. Tell me how this one reads.” He did not wait. “Grain buyers. Corn factors with a praetor’s ring.” The room held Porcia’s severity, Tertulla’s stillness, Favonius’s moral cough, and Servilia, who listened the way bankers listened to interest. Servilia had married that daughter to Cassius. One family, both knives; Cicero had always admired the economy. Favonius he remembered barefoot behind Cato in the Forum, copying the old man’s feet, and remembered the story that he had told Brutus last winter that a civil war was worse than a king. Nobody had handed him a dagger in March. He had come to Antium anyway, to cough. A steward, Hilarus if Cicero’s memory of names still worked, poured wine that nobody truly tasted.</w:t>
       </w:r>
     </w:p>
     <w:p>
@@ -11893,7 +11899,7 @@
     <w:p>
       <w:r>
         <w:rPr/>
-        <w:t>“Hirtius will come when he can sit a horse,” Antony said. “Pansa will come when he has taught enough farm boys which end of a pilum goes forward. Neither of them is consul until the Kalends, and neither of them is here. Until then you have hinges and hope, and hope won’t fill a granary.” He glanced once at Mutina’s wall. “You killed a man who trusted your cheer. Do not ask me to trust your legality.”</w:t>
+        <w:t>“I have drunk with Hirtius,” Antony said. “He will come when his physician lets him, and write it up beautifully after. Pansa will come when he has finished counting. Neither of them is consul until the Kalends, and neither of them is here. Until then you have hinges and hope, and hope won’t fill a granary.” He glanced once at Mutina’s wall. “You killed a man who trusted your cheer. Do not ask me to trust your legality.”</w:t>
       </w:r>
     </w:p>
     <w:p>
@@ -12004,7 +12010,7 @@
     <w:p>
       <w:r>
         <w:rPr/>
-        <w:t>The consuls’ chairs had new men in them. Antony’s year was over; Antony was in a ditch outside Mutina. Hirtius sat wrapped too warmly, the spring’s sickness still in his cheekbones. Octavian had read his last book of the Gallic war at Apollonia and privately thought it better than the dead man’s. Pansa sat beside him, broad and plain, a list of recruits and pay open on his knee before the auspices were cold. Cicero called them the Senate’s swords. Cicero wanted a third blade to go with them.</w:t>
+        <w:t>The consuls’ chairs had new men in them. Antony’s year was over; Antony was in a ditch outside Mutina. Hirtius sat wrapped too warmly, the spring’s sickness still in his cheekbones. Octavian had read his last book of the Gallic war at Apollonia and privately thought it better than the dead man’s. Pansa sat beside him, broad and plain, a list of recruits and pay open on his knee before the auspices were cold. Cicero had two consuls and wanted a third blade to go with them.</w:t>
       </w:r>
     </w:p>
     <w:p>
@@ -13223,7 +13229,7 @@
     <w:p>
       <w:r>
         <w:rPr/>
-        <w:t>Lepidus wanted the law first, because Lepidus always wanted the law first. “A tribune carries it in Rome,” he said. “Three men for setting the state in order. Five years. A consul’s power for each of us, and no veto over any of it.”</w:t>
+        <w:t>Lepidus wanted the law first, because Lepidus always wanted the law first. They had haggled it by letter for a month, and he read it out anyway, as if a thing were not agreed until he had heard it in his own voice. “A tribune carries it in Rome. Three men for setting the state in order. Five years. A consul’s power for each of us, and no veto over any of it.”</w:t>
       </w:r>
     </w:p>
     <w:p>

--- a/exports/Ides_Book1_FULL_Ch01-34.docx
+++ b/exports/Ides_Book1_FULL_Ch01-34.docx
@@ -27,7 +27,7 @@
         <w:br/>
         <w:t>Book 1 reading export · Utica prologue, then Ch 1 dinner · ends at Philippi · author-voice (no em dash)</w:t>
         <w:br/>
-        <w:t>Source: Manuscript 75f9f0c (2026-10-24) · generated 2026-10-24 00:45 UTC from main @ 75f9f0c · source digest 629a47596ef6cfd7 · prologue and chapters 1–34</w:t>
+        <w:t>Source: Manuscript 97c24f5 (2026-10-24) · generated 2026-10-24 02:35 UTC from claude/project-thread-v93zm0 @ 97c24f5 · source digest f3c2511b917571e1 · prologue and chapters 1–34</w:t>
       </w:r>
     </w:p>
     <w:p>
@@ -511,7 +511,7 @@
       </w:r>
       <w:r>
         <w:rPr/>
-        <w:t xml:space="preserve"> to Tettius in the tone of a man correcting a tax return. “Digest carefully. There is talk the queen across the river keeps a child under Caesar’s roof. Private hours. Fresh paint. Best not to notice aloud.”</w:t>
+        <w:t xml:space="preserve"> to Tettius in the tone of a man correcting a neighbour’s census declaration. “Digest carefully. There is talk the queen across the river keeps a child under Caesar’s roof. Private hours. Fresh paint. Best not to notice aloud.”</w:t>
       </w:r>
     </w:p>
     <w:p>
@@ -643,7 +643,7 @@
     <w:p>
       <w:r>
         <w:rPr/>
-        <w:t>“I keep thinking about the physician.” For once Sextilius sounded sober. “All night at honest work. Needle, thread, steady hands. And the man he saved undid it in a minute, to prove a point.”</w:t>
+        <w:t>“I keep thinking about the physician.” For once Sextilius sounded sober. “All night at honest work. Needle, thread, steady hands. And the man he saved undid it in an hour, to prove a point.”</w:t>
       </w:r>
     </w:p>
     <w:p>
@@ -1359,7 +1359,7 @@
     <w:p>
       <w:r>
         <w:rPr/>
-        <w:t>“Peace,” Hordeonius announced to a knot of men who wanted comfort priced, “is a temporary reduction in risk premiums. Do not confuse it with virtue. Virtue does not clear.”</w:t>
+        <w:t>“Peace,” Hordeonius announced to a knot of men who wanted comfort priced, “is the month I lend at one in the hundred instead of two. Do not confuse it with virtue. Virtue does not clear.”</w:t>
       </w:r>
     </w:p>
     <w:p>
@@ -2056,7 +2056,7 @@
     <w:p>
       <w:r>
         <w:rPr/>
-        <w:t>Caesar’s glance found him once, brief as a list check, not unkind, not enough. No prophecy in it. Octavian’s shoulders stayed still until the glance moved on. Only then did he let out the breath he had been holding. He didn’t look at Agrippa to confirm he had been seen. Looking would have spent the moment.</w:t>
+        <w:t>Caesar’s glance found him once, brief as a list check, not unkind, not enough. No prophecy in it. Octavian’s shoulders stayed still until the glance moved on. Only then did he breathe. He didn’t look at Agrippa to confirm he had been seen. Looking would have spent the moment.</w:t>
       </w:r>
     </w:p>
     <w:p>
@@ -2134,7 +2134,7 @@
     <w:p>
       <w:r>
         <w:rPr/>
-        <w:t>“He was checking whether I was ill again.” Octavian had been ill most of his life, coughs and fevers and a stomach that disliked every campaign he had ever approached, and Caesar knew it. That spring, when Caesar had gone to finish the war in Spain, Octavian had followed late, half-wrecked by sea and sickness, and arrived to find the battle already won. His uncle had looked at him as if he were a mildly interesting weather report. Then he had asked, with great politeness, whether the journey had been bad. It had been the longest conversation they had ever had.</w:t>
+        <w:t>“He was checking whether I was ill again.” Octavian had been ill most of his life, coughs and fevers and a stomach that disliked every campaign he had ever approached, and Caesar knew it. That spring, when Caesar had gone to finish the war in Spain, Octavian had followed late, half-wrecked by sea and sickness, and arrived to find the battle already won. His uncle had looked at him as if he were a mildly interesting line in the day’s dispatches. Then he had asked, with great politeness, whether the journey had been bad. It had been the longest conversation they had ever had.</w:t>
       </w:r>
     </w:p>
     <w:p>
@@ -2167,7 +2167,7 @@
     <w:p>
       <w:r>
         <w:rPr/>
-        <w:t>Apollonia was not a reward. It was distance with homework.</w:t>
+        <w:t>Apollonia was not a reward. It was distance with lessons.</w:t>
       </w:r>
     </w:p>
     <w:p>
@@ -2185,7 +2185,7 @@
     <w:p>
       <w:r>
         <w:rPr/>
-        <w:t>On the Illyrian coast he studied war like homework for a test someone else might take.</w:t>
+        <w:t>On the Illyrian coast he studied war like a schoolboy learning a speech another boy might be called on to declaim.</w:t>
       </w:r>
     </w:p>
     <w:p>
@@ -2534,13 +2534,13 @@
     <w:p>
       <w:r>
         <w:rPr/>
-        <w:t>“They have sold years in advance,” Hordeonius said, scandalised on behalf of liquidity. “Consulships as futures. A Republic should keep some offices for the living to bid on. Otherwise we are only clerks to a dead calendar.”</w:t>
-      </w:r>
-    </w:p>
-    <w:p>
-      <w:r>
-        <w:rPr/>
-        <w:t>“Two a year,” a young senator’s agent muttered. “Elected. Each to check the other. That was the consulship. Now he names them two years ahead because he will be in Parthia at election time, and we are to cheer the list.” He held up a tablet with the names already on it, passed hand to hand round the Forum like a price list for a game nobody had been invited to play. “It is not fair.”</w:t>
+        <w:t>“They have sold years in advance,” Hordeonius said, scandalised on behalf of ready coin. “Consulships sold forward, like olives still on the tree. A Republic should keep some offices for the living to bid on. Otherwise we are only clerks to a dead calendar.”</w:t>
+      </w:r>
+    </w:p>
+    <w:p>
+      <w:r>
+        <w:rPr/>
+        <w:t>“Two a year,” a young senator’s agent muttered. “My master’s father stood for it three times and bought half the Velabrum doing it. Now he names them two years ahead because he will be in Parthia at election time, and we are to cheer the list.” He held up a tablet with the names already on it, passed hand to hand round the Forum like a price list for a game nobody had been invited to play. “It is not fair.”</w:t>
       </w:r>
     </w:p>
     <w:p>
@@ -2586,7 +2586,7 @@
       </w:r>
       <w:r>
         <w:rPr/>
-        <w:t xml:space="preserve"> with the pleasure of a man borrowing a blade. Another asked whether years sold forward meant bribes should be paid early. Hordeonius entered a number and waved the man on. Stopping other men’s metaphors was unpaid labour. Monetising them was craft. Listeners still left carrying a grievance into darker rooms. That was their business.</w:t>
+        <w:t xml:space="preserve"> with the pleasure of a man borrowing a blade. Another asked whether years sold forward meant bribes should be paid early. Hordeonius entered a number and waved the man on. Stopping other men’s metaphors was unpaid labour. Charging for them was craft. Listeners still left carrying a grievance into darker rooms. That was their business.</w:t>
       </w:r>
     </w:p>
     <w:p>
@@ -3022,13 +3022,13 @@
     <w:p>
       <w:r>
         <w:rPr/>
-        <w:t>“Galba,” Brutus said. “He had a legion for Caesar in Gaul.”</w:t>
-      </w:r>
-    </w:p>
-    <w:p>
-      <w:r>
-        <w:rPr/>
-        <w:t>“And was passed over for a consulship he thinks he earned. He has not forgotten it. Ligarius fought for Pompey in Africa and lives under his pardon like a man under a roof he thinks is rotten.” Cassius left the rest to what Brutus already knew.</w:t>
+        <w:t>“Galba carried a legion for Caesar in Gaul,” Brutus said. “Why would Galba?”</w:t>
+      </w:r>
+    </w:p>
+    <w:p>
+      <w:r>
+        <w:rPr/>
+        <w:t>“Ask him how long he has waited for the consulship he thinks Caesar owes him. And you have watched Ligarius since the pardon. He lives under it like a man under a roof he thinks is rotten.”</w:t>
       </w:r>
     </w:p>
     <w:p>
@@ -3124,7 +3124,7 @@
     <w:p>
       <w:r>
         <w:rPr/>
-        <w:t>Trebonius’s mouth twitched, audible almost, a dry sound of recognition. “Bring Casca. Short fuse, long grudge. Casca doesn’t do essays. He does the first ugly minute.”</w:t>
+        <w:t>Trebonius’s mouth twitched, audible almost, a dry sound of recognition. “Bring Casca. Short fuse, long grudge. Casca doesn’t do essays. He does the first ugly moment.”</w:t>
       </w:r>
     </w:p>
     <w:p>
@@ -3308,7 +3308,7 @@
     <w:p>
       <w:r>
         <w:rPr/>
-        <w:t>“Brutus is the brand,” Cassius said. “Brands do not recruit. They bless. I recruit. Tonight I make him listen with company, so he cannot pretend it was only my temper.”</w:t>
+        <w:t>“Brutus is the name,” Cassius said. “Names do not recruit. They bless. I recruit. Tonight I make him listen with company, so he cannot pretend it was only my temper.”</w:t>
       </w:r>
     </w:p>
     <w:p>
@@ -3579,7 +3579,7 @@
     <w:p>
       <w:r>
         <w:rPr/>
-        <w:t>Cassius and Brutus found him on the Sacra Via, where processions walked and the noise of a hundred stalls could drown a dangerous sentence. Cassius spoke first; Brutus stood half a step back, the brand already tired of being used.</w:t>
+        <w:t>Cassius and Brutus found him on the Sacra Via, where processions walked and the noise of a hundred stalls could drown a dangerous sentence. Cassius spoke first; Brutus stood half a step back, the name already tired of being used.</w:t>
       </w:r>
     </w:p>
     <w:p>
@@ -4145,7 +4145,7 @@
     <w:p>
       <w:r>
         <w:rPr/>
-        <w:t>Sosia, his collector, muttered that philosophers were bad for cash flow. Hordeonius agreed solemnly, which made Sosia look at him as if he had told a joke. He hadn’t.</w:t>
+        <w:t>Sosia, his collector, muttered that philosophers were bad for the Kalends. Hordeonius agreed solemnly, which made Sosia look at him as if he had told a joke. He hadn’t.</w:t>
       </w:r>
     </w:p>
     <w:p>
@@ -4318,7 +4318,13 @@
     <w:p>
       <w:r>
         <w:rPr/>
-        <w:t>“Capys founded Capua,” she said, pleased with the name. “In the old days. And Trojan blood is the Julii, everyone knows they come down from Aeneas. Balbus swears the find is real.”</w:t>
+        <w:t>“Who’s Capys?” said Dama.</w:t>
+      </w:r>
+    </w:p>
+    <w:p>
+      <w:r>
+        <w:rPr/>
+        <w:t>“Founded Capua, in the old days,” she said, pleased to have the name and a boy who lacked it. “And Trojan blood is the Julii. Even you know they come down from Aeneas. Balbus swears the find is real.”</w:t>
       </w:r>
     </w:p>
     <w:p>
@@ -4529,7 +4535,7 @@
     <w:p>
       <w:r>
         <w:rPr/>
-        <w:t>He was wrong about the floater. Wrong guesses were still useful; they proved the air was combustible. He set down a line for Atticus about games and omens and the city’s appetite for theatre, then scratched half of it out. Letters were oxygen. Oxygen could also burn.</w:t>
+        <w:t>He was wrong about the floater. Wrong guesses were still useful; they proved the air was combustible. He set down a line for Atticus about games and omens and the city’s appetite for theatre, then scratched half of it out. Letters were lamp oil. Lamp oil could also burn.</w:t>
       </w:r>
     </w:p>
     <w:p>
@@ -4577,7 +4583,7 @@
     <w:p>
       <w:r>
         <w:rPr/>
-        <w:t>“With being right at a distance,” Cicero said. “It is a full-time occupation.”</w:t>
+        <w:t>“With being right at a distance,” Cicero said. “It takes all of a man’s leisure.”</w:t>
       </w:r>
     </w:p>
     <w:p>
@@ -4886,7 +4892,7 @@
     <w:p>
       <w:r>
         <w:rPr/>
-        <w:t>She went. The near-catch sat hotter than the muttered words. She had meant to leave the splinter somewhere safer before night, under a loose tile, behind a water jar, and Phileros’s basket had stolen the minute. In the court she passed Pallas again and neither named Calpurnia’s morning pauses. Naming made pauses into evidence. Medullina, if Nysa saw her in the Subura later, would want a trade. Nysa would give birds and chickens. Not this. The fragment was still only a splinter, mercy or trap depending on which word you stressed, and it hadn’t yet grown legs as street rumour. It had only almost become a door-search. The attendant’s muttered truth stuck beside it: schedules that smelled like knives. Cheer in the atrium; truth in the cloak-space.</w:t>
+        <w:t>She went. The near-catch sat hotter than the muttered words. She had meant to leave the splinter somewhere safer before night, under a loose tile, behind a water jar, and Phileros’s basket had stolen the moment. In the court she passed Pallas again and neither named Calpurnia’s morning pauses. Naming made pauses into evidence. Medullina, if Nysa saw her in the Subura later, would want a trade. Nysa would give birds and chickens. Not this. The fragment was still only a splinter, mercy or trap depending on which word you stressed, and it hadn’t yet grown legs as street rumour. It had only almost become a door-search. The attendant’s muttered truth stuck beside it: schedules that smelled like knives. Cheer in the atrium; truth in the cloak-space.</w:t>
       </w:r>
     </w:p>
     <w:p>
@@ -6866,7 +6872,7 @@
     <w:p>
       <w:r>
         <w:rPr/>
-        <w:t>Tillius Cimber went forward first, as arranged, brother’s exile on his tongue, hands already dishonest with urgency. Cassius watched Caesar’s patience perform itself. The slight turn. The listening face. The clemency brand still wet on the Republic’s memory.</w:t>
+        <w:t>Tillius Cimber went forward first, as arranged, brother’s exile on his tongue, hands already dishonest with urgency. Cassius watched Caesar’s patience perform itself. The slight turn. The listening face. The clemency decrees still wet on the Republic’s memory.</w:t>
       </w:r>
     </w:p>
     <w:p>
@@ -7854,7 +7860,7 @@
     <w:p>
       <w:r>
         <w:rPr/>
-        <w:t>In calm weather the Janus arcade smelled of ink and sweat. In a crisis it smelled of fear with a decimal point.</w:t>
+        <w:t>In calm weather the Janus arcade smelled of ink and sweat. In a crisis it smelled of fear reckoned in twelfths.</w:t>
       </w:r>
     </w:p>
     <w:p>
@@ -7914,7 +7920,7 @@
     <w:p>
       <w:r>
         <w:rPr/>
-        <w:t>“Then buy a list,” Hordeonius said, stylus already moving, “or stop wasting the stool.” Sosia’s mouth twitched toward a joke about Alexandria and died there. The junior was already leaning in for leases, and jokes that named queens out loud became line items. “Gardens, boy, queen: watch which one empties a purse first. I don’t grade grief.” The junior’s loud laugh came back smaller. The stall had taxed it. Hordeonius did not smile. Smiling would have spoiled the next sale.</w:t>
+        <w:t>“Then buy a list,” Hordeonius said, stylus already moving, “or stop wasting the stool.” Sosia’s mouth twitched toward a joke about Alexandria and died there. The junior was already leaning in for leases, and jokes that named queens out loud became entries in a daybook. “Gardens, boy, queen: watch which one empties a purse first. I don’t grade grief.” The junior’s loud laugh came back smaller. The stall had taxed it. Hordeonius did not smile. Smiling would have spoiled the next sale.</w:t>
       </w:r>
     </w:p>
     <w:p>
@@ -8010,7 +8016,7 @@
     <w:p>
       <w:r>
         <w:rPr/>
-        <w:t>Piso’s people made their legality faces. The room smelled of wax and wine. In the outer fringe, before the clauses finished being blows, a widow’s steward asked whether three hundred a head meant bread this Kalends or a story for wine shops. A freedman with one of Caesar’s old house-rings asked whether the freedmen were named. A junior laughed that Decimus’s second line would make knife-men into punchlines, and nobody laughed with him. Antony heard the fringe the way he heard cohorts shifting, noise that would become policy if ignored. He stood where a consul stands when he intends to own the consequences.</w:t>
+        <w:t>Piso’s people made their legality faces. The room smelled of wax and wine. In the outer fringe, before the clauses finished being blows, a widow’s steward asked whether three hundred a head meant bread this Kalends or a story for wine shops. A freedman with one of Caesar’s old house-rings asked whether the freedmen were named. A junior laughed that Decimus’s second line would make knife-men into a mime’s turn, and nobody laughed with him. Antony heard the fringe the way he heard cohorts shifting, noise that would become policy if ignored. He stood where a consul stands when he intends to own the consequences.</w:t>
       </w:r>
     </w:p>
     <w:p>
@@ -8121,7 +8127,7 @@
     <w:p>
       <w:r>
         <w:rPr/>
-        <w:t>Back at the Domus, Phileros had heard the same news at the vestibule. “The house will be stripped for souvenirs,” he whispered when she came in. Souvenirs were not the tragedy. The emptying was.</w:t>
+        <w:t>Back at the Domus, Phileros had heard the same news at the vestibule. “The house will be stripped for keepsakes,” he whispered when she came in. Keepsakes were not the tragedy. The emptying was.</w:t>
       </w:r>
     </w:p>
     <w:p>
@@ -8133,7 +8139,7 @@
     <w:p>
       <w:r>
         <w:rPr/>
-        <w:t>In the street the clauses mutated before sundown. The sum grew. The gardens acquired fountains. The boy acquired a future other people tried to sell as fate. Nysa didn’t buy. Futures were what rich men sold to each other when they were bored.</w:t>
+        <w:t>In the street the clauses mutated before sundown. The sum grew. The gardens acquired fountains. The boy acquired a future other people tried to sell as fate. Nysa didn’t buy. Fates were what rich men sold to each other when they were bored.</w:t>
       </w:r>
     </w:p>
     <w:p>
@@ -8616,7 +8622,7 @@
     <w:p>
       <w:r>
         <w:rPr/>
-        <w:t>“You and Cassius,” Decimus said. “Macedonia for you, Syria for him, where Caesar marked you, where the legions are, and as far from the Forum as a man can sit. I take the nearer knife. Someone has to hold a road in Italy.”</w:t>
+        <w:t>“You and Cassius,” Decimus said. “How in Hades do two men stab the giver and keep the gift? Macedonia and Syria, still yours on his paper. Go and sit in them. That is where the legions are, and as far from the Forum as a man can sit. I take the nearer knife. Someone has to hold a road in Italy.”</w:t>
       </w:r>
     </w:p>
     <w:p>
@@ -8797,7 +8803,7 @@
     <w:p>
       <w:r>
         <w:rPr/>
-        <w:t>“He is a very good writer who thinks I am a bad debt. I would rather be a bad debt than a footnote.”</w:t>
+        <w:t>“He is a very good writer who thinks I am a bad debt. I would rather be a bad debt than a line in someone’s annals.”</w:t>
       </w:r>
     </w:p>
     <w:p>
@@ -9318,7 +9324,7 @@
     <w:p>
       <w:r>
         <w:rPr/>
-        <w:t>The clerk left without clasping arms. Before supper the steward returned from the neighbouring town’s market with flour and a report that cost more than flour. Two clients who had meant to sleep at Lanuvium had already turned back, told at the gate there that Brutus’s house would not shield them. One refusal had made his brand a local absence by nightfall. Another client asked when he would return to Rome. Brutus said, “When Rome remembers what a praetor is for.” That one nodded as if he’d been given a day to mark on wax, and didn’t offer a tablet.</w:t>
+        <w:t>The clerk left without clasping arms. Before supper the steward returned from the neighbouring town’s market with flour and a report that cost more than flour. Two clients who had meant to sleep at Lanuvium had already turned back, told at the gate there that Brutus’s house would not shield them. One refusal had made his name a local absence by nightfall. Another client asked when he would return to Rome. Brutus said, “When Rome remembers what a praetor is for.” That one nodded as if he’d been given a day to mark on wax, and didn’t offer a tablet.</w:t>
       </w:r>
     </w:p>
     <w:p>
@@ -9514,7 +9520,7 @@
     <w:p>
       <w:r>
         <w:rPr/>
-        <w:t xml:space="preserve">Octavian, alone for a stolen minute on the terrace, shook once, hard, the body arguing with the decision. Then he stopped shaking and flattened both palms on the rail until the pale band on his finger stopped moving. He practised the name under his breath, wrong once, then closer. </w:t>
+        <w:t xml:space="preserve">Octavian, alone for a stolen moment on the terrace, shook once, hard, the body arguing with the decision. Then he stopped shaking and flattened both palms on the rail until the pale band on his finger stopped moving. He practised the name under his breath, wrong once, then closer. </w:t>
       </w:r>
       <w:r>
         <w:rPr>
@@ -9910,7 +9916,7 @@
     <w:p>
       <w:r>
         <w:rPr/>
-        <w:t>“Caesar’s acts,” he told a man from Puteoli, “are a market now. A sacred market. Do not blaspheme liquidity.”</w:t>
+        <w:t>“Caesar’s acts,” he told a man from Puteoli, “are a market now. A sacred market. Do not blaspheme ready coin.”</w:t>
       </w:r>
     </w:p>
     <w:p>
@@ -9982,7 +9988,7 @@
     <w:p>
       <w:r>
         <w:rPr/>
-        <w:t>“Brutus’s sea house,” Sosia said, “a day down the coast. He’s sitting there out of Rome’s reach, and his mother has moved her clerks in after him.”</w:t>
+        <w:t>“Brutus’s sea house,” Sosia said. “Where else does a praetor sit when he can’t walk the Forum? His mother has moved her clerks in after him.”</w:t>
       </w:r>
     </w:p>
     <w:p>
@@ -10103,7 +10109,7 @@
     <w:p>
       <w:r>
         <w:rPr/>
-        <w:t xml:space="preserve">Dama muttered that the chickens had better taste than the new authority. Nysa did not join the joke loud enough to travel. She let it land as a breath through the nose, enough that Phileros saw he’d been heard. She thought of her burned fragment and touched the empty place in her tunic where it had sat. She hid one blank tablet there out of habit, then put it back on the shelf. Blank wax in the wrong hands had already become someone else’s line item. The incomplete </w:t>
+        <w:t xml:space="preserve">Dama muttered that the chickens had better taste than the new authority. Nysa did not join the joke loud enough to travel. She let it land as a breath through the nose, enough that Phileros saw he’d been heard. She thought of her burned fragment and touched the empty place in her tunic where it had sat. She hid one blank tablet there out of habit, then put it back on the shelf. Blank wax in the wrong hands had already become an entry in someone else’s daybook. The incomplete </w:t>
       </w:r>
       <w:r>
         <w:rPr>
@@ -10425,7 +10431,7 @@
     <w:p>
       <w:r>
         <w:rPr/>
-        <w:t>Brutus asked Cicero to speak as if speech could still be strategy. He had a tablet on his knee with the Senate’s seal broken, and he tapped it once. “Grain buyers,” he said. “Asia for me, Sicily for Cassius. A praetor’s excuse to be out of Rome past ten nights, and a merchant’s errand to dress it.” The room held Porcia’s severity, Tertulla’s stillness, Favonius’s moral cough, and Servilia, who listened the way bankers listened to interest. Servilia had married that daughter to Cassius. One family, both knives; Cicero had always admired the economy. Favonius he remembered barefoot behind Cato in the Forum, copying the old man’s feet, and remembered the story that he had told Brutus last winter that a civil war was worse than a king. Nobody had handed him a dagger in March. He had come to Antium anyway, to cough. A steward, Hilarus if Cicero’s memory of names still worked, poured wine that nobody truly tasted.</w:t>
+        <w:t>Brutus asked Cicero to speak as if speech could still be strategy. He had a tablet on his knee with the Senate’s seal broken, and he tapped it once. “You have read more decrees than the Senate ever wrote, Cicero. Tell me how this one reads.” He did not wait. “Grain buyers. Corn factors with a praetor’s ring.” The room held Porcia’s severity, Tertulla’s stillness, Favonius’s moral cough, and Servilia, who listened the way bankers listened to interest. Servilia had married that daughter to Cassius. One family, both knives; Cicero had always admired the economy. Favonius he remembered barefoot behind Cato in the Forum, copying the old man’s feet, and remembered the story that he had told Brutus last winter that a civil war was worse than a king. Nobody had handed him a dagger in March. He had come to Antium anyway, to cough. A steward, Hilarus if Cicero’s memory of names still worked, poured wine that nobody truly tasted.</w:t>
       </w:r>
     </w:p>
     <w:p>
@@ -10870,7 +10876,7 @@
     <w:p>
       <w:r>
         <w:rPr/>
-        <w:t>“We become victors,” Cassius cut in. “Then we argue about purity. Purity is a peacetime hobby.”</w:t>
+        <w:t>“We become victors,” Cassius cut in. “Then we argue about purity. Purity is for after the triumph.”</w:t>
       </w:r>
     </w:p>
     <w:p>
@@ -10882,7 +10888,7 @@
     <w:p>
       <w:r>
         <w:rPr/>
-        <w:t>Brutus looked at the numbers a long time. Cassius could watch him do the sum: honest enough to fund men, early enough to make the brand look like a tax before it looked like a cause.</w:t>
+        <w:t>Brutus looked at the numbers a long time. Cassius could watch him do the sum: honest enough to fund men, early enough to make the name look like a tax before it looked like a cause.</w:t>
       </w:r>
     </w:p>
     <w:p>
@@ -10900,7 +10906,7 @@
     <w:p>
       <w:r>
         <w:rPr/>
-        <w:t xml:space="preserve">Cassius did not argue the purity speech. He took the cost as delay and hated delay. He kept Brutus’s refusal because the brand still needed Brutus’s face on it. He answered the mate’s shout about lines with a nod that meant </w:t>
+        <w:t xml:space="preserve">Cassius did not argue the purity speech. He took the cost as delay and hated delay. He kept Brutus’s refusal because the cause still needed Brutus’s face on it. He answered the mate’s shout about lines with a nod that meant </w:t>
       </w:r>
       <w:r>
         <w:rPr>
@@ -11893,7 +11899,7 @@
     <w:p>
       <w:r>
         <w:rPr/>
-        <w:t>“Hirtius will come when he can sit a horse,” Antony said. “Pansa will come when he has taught enough farm boys which end of a pilum goes forward. Neither of them is consul until the Kalends, and neither of them is here. Until then you have hinges and hope, and hope won’t fill a granary.” He glanced once at Mutina’s wall. “You killed a man who trusted your cheer. Do not ask me to trust your legality.”</w:t>
+        <w:t>“I have drunk with Hirtius,” Antony said. “He will come when his physician lets him, and write it up beautifully after. Pansa will come when he has finished counting. Neither of them is consul until the Kalends, and neither of them is here. Until then you have hinges and hope, and hope won’t fill a granary.” He glanced once at Mutina’s wall. “You killed a man who trusted your cheer. Do not ask me to trust your legality.”</w:t>
       </w:r>
     </w:p>
     <w:p>
@@ -12004,7 +12010,7 @@
     <w:p>
       <w:r>
         <w:rPr/>
-        <w:t>The consuls’ chairs had new men in them. Antony’s year was over; Antony was in a ditch outside Mutina. Hirtius sat wrapped too warmly, the spring’s sickness still in his cheekbones. Octavian had read his last book of the Gallic war at Apollonia and privately thought it better than the dead man’s. Pansa sat beside him, broad and plain, a list of recruits and pay open on his knee before the auspices were cold. Cicero called them the Senate’s swords. Cicero wanted a third blade to go with them.</w:t>
+        <w:t>The consuls’ chairs had new men in them. Antony’s year was over; Antony was in a ditch outside Mutina. Hirtius sat wrapped too warmly, the spring’s sickness still in his cheekbones. Octavian had read his last book of the Gallic war at Apollonia and privately thought it better than the dead man’s. Pansa sat beside him, broad and plain, a list of recruits and pay open on his knee before the auspices were cold. Cicero had two consuls and wanted a third blade to go with them.</w:t>
       </w:r>
     </w:p>
     <w:p>
@@ -13465,7 +13471,7 @@
     <w:p>
       <w:r>
         <w:rPr/>
-        <w:t>Lepidus wanted the law first, because Lepidus always wanted the law first. “A tribune carries it in Rome,” he said. “Three men for setting the state in order. Five years. A consul’s power for each of us, and no veto over any of it.”</w:t>
+        <w:t>Lepidus wanted the law first, because Lepidus always wanted the law first. They had haggled it by letter for a month, and he read it out anyway, as if a thing were not agreed until he had heard it in his own voice. “A tribune carries it in Rome. Three men for setting the state in order. Five years. A consul’s power for each of us, and no veto over any of it.”</w:t>
       </w:r>
     </w:p>
     <w:p>
@@ -14841,7 +14847,7 @@
     <w:p>
       <w:r>
         <w:rPr/>
-        <w:t>When the killers found the road, his attendants made the noises attendants make. Panic first. Then the math of their own skins. Someone begged. Someone ran. Someone stayed because staying was also a calculation, and calculations had always been Cicero’s neighbours if not his friends. He put his head out enough to be seen.</w:t>
+        <w:t>When the killers found the road, his attendants made the noises attendants make. Panic first. Then the reckoning of their own skins. Someone begged. Someone ran. Someone stayed because staying was also a calculation, and calculations had always been Cicero’s neighbours if not his friends. He put his head out enough to be seen.</w:t>
       </w:r>
     </w:p>
     <w:p>
@@ -15914,7 +15920,7 @@
     <w:p>
       <w:r>
         <w:rPr/>
-        <w:t>Then mud and numbers undid the stiffening. He saw men who wanted tomorrow’s grain more than yesterday’s brand. Both kinds broke when the plain insisted. An officer, face known from the minting days, caught his sleeve and begged him to pull back to a cleaner hill. The cleaner hill was visible. Higher ground. Fresher air. A place where the day might be lost slower and with more witnesses who could later invent dignity.</w:t>
+        <w:t>Then mud and numbers undid the stiffening. He saw men who wanted tomorrow’s grain more than yesterday’s name. Both kinds broke when the plain insisted. An officer, face known from the minting days, caught his sleeve and begged him to pull back to a cleaner hill. The cleaner hill was visible. Higher ground. Fresher air. A place where the day might be lost slower and with more witnesses who could later invent dignity.</w:t>
       </w:r>
     </w:p>
     <w:p>

--- a/exports/Ides_Book1_FULL_Ch01-34.docx
+++ b/exports/Ides_Book1_FULL_Ch01-34.docx
@@ -27,7 +27,7 @@
         <w:br/>
         <w:t>Book 1 reading export · Utica prologue, then Ch 1 dinner · ends at Philippi · author-voice (no em dash)</w:t>
         <w:br/>
-        <w:t>Source: Manuscript 75f9f0c (2026-10-24) · generated 2026-10-24 00:45 UTC from main @ 75f9f0c · source digest 629a47596ef6cfd7 · prologue and chapters 1–34</w:t>
+        <w:t>Source: Manuscript a9fb293 (2026-10-24) · generated 2026-10-24 02:39 UTC from main @ a9fb293 · source digest 821ba4416dafee95 · prologue and chapters 1–34</w:t>
       </w:r>
     </w:p>
     <w:p>
@@ -13325,7 +13325,7 @@
     <w:p>
       <w:r>
         <w:rPr/>
-        <w:t xml:space="preserve">The vacuum arrived as named pressure, not triumph. Both consuls were dead, Hirtius in the ditch at Mutina and Pansa of his wound a day after, and their chairs stood empty. A centurion from the Martians said it first, loud enough for the pay line: “They want us under the man who held Caesar’s door. Who feeds us now, old men with tablets, or Caesar’s name?” A tribune seconded without looking at Octavian’s face: the men would not march for an assassin on praise that arrived late and sweet. Agrippa translated the noise into one sentence Octavian could keep. The ranks wanted a consul who was </w:t>
+        <w:t xml:space="preserve">Both consuls were dead, Hirtius in the ditch at Mutina and Pansa of his wound a day after, and their chairs stood empty. A centurion from the Martians said it first, loud enough for the pay line: “They want us under the man who held Caesar’s door. Who feeds us now, old men with tablets, or Caesar’s name?” A tribune seconded without looking at Octavian’s face: the men would not march for an assassin on praise that arrived late and sweet. Agrippa translated the noise into one sentence Octavian could keep. The ranks wanted a consul who was </w:t>
       </w:r>
       <w:r>
         <w:rPr>
@@ -13341,7 +13341,43 @@
     <w:p>
       <w:r>
         <w:rPr/>
-        <w:t xml:space="preserve">Senate pressure arrived in a different mouth. A senior voice, careful with consonants, told Octavian that with both consuls dead the House had no one in the chairs to point at and call the year settled. Decimus was a Liberator with a triumph and a thinning army, not a consul. Antony was over the Alps with Lepidus’s legions. They needed a miracle that obeyed. They needed it before Antony’s friends finished renaming the map. The same voice reminded him, as if reminding were a kindness, that the law asked forty-two years for a consul’s chair and he had nineteen. Octavian had already sent centurions to the Curia with the ranks’ request in writing. One came back and told the pay line what he had said on the steps when the fathers talked about age. He had put his hand on his sword. </w:t>
+        <w:t xml:space="preserve">Philippus wrote from Rome in the stepfather’s hand Octavian had learned to read sideways, every warning folded inside a piece of news. The House was frightened and could not say of what. Decimus was a Liberator with a triumph and a thinning army, not a consul. Antony was over the Alps with Lepidus’s legions. Some of the fathers wanted a consul who obeyed and would settle for one who was young. And then, as if he were only reminding a boy of his lessons: the law wanted forty-two years for the chair. </w:t>
+      </w:r>
+      <w:r>
+        <w:rPr>
+          <w:i/>
+        </w:rPr>
+        <w:t>You have nineteen. Count them before anyone else does.</w:t>
+      </w:r>
+    </w:p>
+    <w:p>
+      <w:r>
+        <w:rPr/>
+        <w:t>Octavian counted them. Then he sent the centurions.</w:t>
+      </w:r>
+    </w:p>
+    <w:p>
+      <w:r>
+        <w:rPr/>
+        <w:t>There were four hundred of them in the end, centurions and picked men from every legion, because the ranks would not trust a smaller number to come back with the truth. They went down to Rome in July with the soldiers’ asks in writing: the money the Senate had voted them and not paid, and a consulship for the man who paid. Octavian did not go. Agrippa did not go. Octavian walked the camp in the days they were away and was polite to everyone and slept badly, and on the eighth night he was sick behind the horse lines and told no one.</w:t>
+      </w:r>
+    </w:p>
+    <w:p>
+      <w:r>
+        <w:rPr/>
+        <w:t>They came back angry. The fathers had kept them standing in the porch, and then had them in, and then talked to them as if they were a deputation of farmers about a road. A senator had asked whose idea the consulship was. Another had said, kindly, that the law wanted forty-two years.</w:t>
+      </w:r>
+    </w:p>
+    <w:p>
+      <w:r>
+        <w:rPr/>
+        <w:t>A centurion called Cornelius told it at the pay line. He was a broad, slow man with a scar through one eyebrow, and he told it the way he must have done it, without hurry. He took his cloak by the shoulder and threw it back, so the men could see the sword at his hip.</w:t>
+      </w:r>
+    </w:p>
+    <w:p>
+      <w:r>
+        <w:rPr/>
+        <w:t xml:space="preserve">“And I said to them, in the House, </w:t>
       </w:r>
       <w:r>
         <w:rPr>
@@ -13351,13 +13387,261 @@
       </w:r>
       <w:r>
         <w:rPr/>
-        <w:t xml:space="preserve"> Octavian offered them a nineteen-year-old with Caesar’s name and enough armed insistence to make elections look like a toll you paid at the gate. Not because destiny asked. Because two empty chairs had shortened every polite road.</w:t>
-      </w:r>
-    </w:p>
-    <w:p>
-      <w:r>
-        <w:rPr/>
-        <w:t xml:space="preserve">He felt sick after the first hard bargain, stomach, not omen. A taste of metal rose; he swallowed it and kept his fingers on the chest lid until the shake stopped. Publicly he accepted the fasces like owed homework. Twelve lictors shouldered the bound rods and walked ahead of him, and men stepped out of the street for the rods before they looked to see whose face came behind. A herald stumbled over </w:t>
+        <w:t>”</w:t>
+      </w:r>
+    </w:p>
+    <w:p>
+      <w:r>
+        <w:rPr/>
+        <w:t>The pay line roared. Octavian, at the chest, kept his face still and his fingers on the lid. He had not told Cornelius to say it. He had not told him not to.</w:t>
+      </w:r>
+    </w:p>
+    <w:p>
+      <w:r>
+        <w:rPr/>
+        <w:t>“Well,” said Agrippa, under the noise. “That’s the letter answered.”</w:t>
+      </w:r>
+    </w:p>
+    <w:p>
+      <w:r>
+        <w:rPr/>
+        <w:t xml:space="preserve">They crossed the little river at the border of Italy late in July, with the eight legions behind them. Octavian rode ahead with the picked cohorts. The water was low, the colour of weak wine, and the horses did not need to swim. He had expected to feel something at it, because it was the same river, and men in the column were already saying so to each other, </w:t>
+      </w:r>
+      <w:r>
+        <w:rPr>
+          <w:i/>
+        </w:rPr>
+        <w:t>his father’s river</w:t>
+      </w:r>
+      <w:r>
+        <w:rPr/>
+        <w:t>, as if it had been in the will with the gardens. He felt his horse’s shoulder shift under him on the stones. He felt the sun on the back of his neck. On the far side he reined in and let the cohorts go past, and watched the faces, and found that the men felt it for him, and that this was more use.</w:t>
+      </w:r>
+    </w:p>
+    <w:p>
+      <w:r>
+        <w:rPr/>
+        <w:t>The Senate sent envoys to meet him on the road with money. Two days later it sent riders after the envoys to take the money back, because two legions had landed from Africa and the fathers had found their courage again. Octavian heard both pieces of news in one evening, and laughed for the first time in a month, and could not stop until Agrippa put a cup in his hand.</w:t>
+      </w:r>
+    </w:p>
+    <w:p>
+      <w:r>
+        <w:rPr/>
+        <w:t>“They’re counting legions,” Agrippa said. “It’s progress.”</w:t>
+      </w:r>
+    </w:p>
+    <w:p>
+      <w:r>
+        <w:rPr/>
+        <w:t>The two African legions went over to him outside the walls. The urban praetor, Cornutus, who had been given the defence of the city with them, fell on his sword when he heard. Octavian was told this at a well on the Via Flaminia, and stood for a while with the dipper in his hand. He had not known Cornutus. He found he wanted to know what the man had looked like, and did not ask.</w:t>
+      </w:r>
+    </w:p>
+    <w:p>
+      <w:r>
+        <w:rPr/>
+        <w:t>His own cavalry had gone into Rome ahead of him with orders to touch nothing and tell everyone. By the time he came in through the gate there were people on the roofs. Some of them cheered. Most watched, the way people watch weather. A woman at a fountain held her child against her skirts and did not look up at all, and Octavian, who had been composing his face for the cheering, composed it again for her.</w:t>
+      </w:r>
+    </w:p>
+    <w:p>
+      <w:r>
+        <w:rPr/>
+        <w:t>His mother and his sister were in the house of the Vestals.</w:t>
+      </w:r>
+    </w:p>
+    <w:p>
+      <w:r>
+        <w:rPr/>
+        <w:t>Philippus had sent them there in July, when the centurions went down, because the Vestals’ house was the one door in Rome no frightened man would kick in. The Virgins had kept the will there. They kept the flame. And for six weeks they had kept Atia and Octavia, among the girls in white, in two rooms off a courtyard that smelled of laurel smoke.</w:t>
+      </w:r>
+    </w:p>
+    <w:p>
+      <w:r>
+        <w:rPr/>
+        <w:t>They came out to him at the steps. Octavia came first, quickly, with her skirts in her fist, and put her arms round his neck before he had finished dismounting, and he stood with one foot in the stirrup and his sister hanging on him in front of half the Forum and found he did not mind. She was twenty-six and married to a man who had been consul, and she smelled of the laurel smoke too. She said his name. His old name. Nobody had said it in a year.</w:t>
+      </w:r>
+    </w:p>
+    <w:p>
+      <w:r>
+        <w:rPr/>
+        <w:t>Atia came after, slowly. She was thinner. Her hands were empty.</w:t>
+      </w:r>
+    </w:p>
+    <w:p>
+      <w:r>
+        <w:rPr/>
+        <w:t xml:space="preserve">“I kept the box,” she said, when Octavia had let go of him. She meant the jewels, the ones she had set on Philippus’s table the night he sold the Velitrae land, when he had told her </w:t>
+      </w:r>
+      <w:r>
+        <w:rPr>
+          <w:i/>
+        </w:rPr>
+        <w:t>not yet</w:t>
+      </w:r>
+      <w:r>
+        <w:rPr/>
+        <w:t>. “They’re in my room. I thought,” she said, and stopped, and looked past him at the soldiers in the Forum, at the cohorts drawn up on the Sacred Way with their shields uncovered, “I thought you might need them now.”</w:t>
+      </w:r>
+    </w:p>
+    <w:p>
+      <w:r>
+        <w:rPr/>
+        <w:t>“Not now either,” he said.</w:t>
+      </w:r>
+    </w:p>
+    <w:p>
+      <w:r>
+        <w:rPr/>
+        <w:t>She looked at him a long moment. Then her face went blank, as it had gone blank in Philippus’s villa when he said the name aloud, as if she had expected nothing else and wished she had been wrong.</w:t>
+      </w:r>
+    </w:p>
+    <w:p>
+      <w:r>
+        <w:rPr/>
+        <w:t>“You look ill,” she said.</w:t>
+      </w:r>
+    </w:p>
+    <w:p>
+      <w:r>
+        <w:rPr/>
+        <w:t>“I’ve been riding.”</w:t>
+      </w:r>
+    </w:p>
+    <w:p>
+      <w:r>
+        <w:rPr/>
+        <w:t>“You’ve been ill.” She put the back of her hand to his cheek, as she had when he was eight, and he let her, in front of the soldiers. “Eat something,” Atia said. “Before you do anything else today. Before you do anything you can’t take back.”</w:t>
+      </w:r>
+    </w:p>
+    <w:p>
+      <w:r>
+        <w:rPr/>
+        <w:t>He ate. He ate standing up, bread and cheese from a soldier’s pack, on the steps of the Vestals’ house with his mother watching, and it was the first food he had kept down in three days.</w:t>
+      </w:r>
+    </w:p>
+    <w:p>
+      <w:r>
+        <w:rPr/>
+        <w:t>The senators came to meet him in the afternoon. They came in twos and threes, in their bordered togas, and made speeches on the steps about the Republic and the young Caesar’s piety, and Octavian thanked each of them by name, because he had learned all their names in the winter from Cicero’s letters and Agrippa’s lists. Some of them had voted a week before to send the African legions out against him. They did not mention it. He did not mention it either.</w:t>
+      </w:r>
+    </w:p>
+    <w:p>
+      <w:r>
+        <w:rPr/>
+        <w:t>Cicero came last.</w:t>
+      </w:r>
+    </w:p>
+    <w:p>
+      <w:r>
+        <w:rPr/>
+        <w:t>He came late in the day with Tiro behind him, and climbed the steps a little slowly, and made a speech that was better than the others and shorter, and took Octavian’s hand in both of his. He smelled of ink and of the Palatine. Octavian looked at him and heard, as clearly as if Labeo were at his elbow, three verbs in their order.</w:t>
+      </w:r>
+    </w:p>
+    <w:p>
+      <w:r>
+        <w:rPr/>
+        <w:t>“You are the last of my friends to greet me,” he said.</w:t>
+      </w:r>
+    </w:p>
+    <w:p>
+      <w:r>
+        <w:rPr/>
+        <w:t>He said it lightly, the way the old man liked things said. Cicero laughed. Tiro did not. And Octavian, who had meant it as a pleasantry when he began the sentence, found by the end of it that he had meant something else, and could not have said exactly what, and let it stand.</w:t>
+      </w:r>
+    </w:p>
+    <w:p>
+      <w:r>
+        <w:rPr/>
+        <w:t>That night a rumour went round that two of his legions had gone back to the Senate. The fathers met by lamplight in the Curia, and Cicero stood at the door to greet them as they came in, and for an hour the old Republic was alive again in one room. Then the rumour was found to be false. Cicero went home in a closed litter, and did not come to the Field of Mars again.</w:t>
+      </w:r>
+    </w:p>
+    <w:p>
+      <w:r>
+        <w:rPr/>
+        <w:t>Octavian heard about it in the morning, from Agrippa, over the pay tables.</w:t>
+      </w:r>
+    </w:p>
+    <w:p>
+      <w:r>
+        <w:rPr/>
+        <w:t>“He stood at the door,” Agrippa said.</w:t>
+      </w:r>
+    </w:p>
+    <w:p>
+      <w:r>
+        <w:rPr/>
+        <w:t>“Of course he did.” Octavian signed a tablet. “He always does.”</w:t>
+      </w:r>
+    </w:p>
+    <w:p>
+      <w:r>
+        <w:rPr/>
+        <w:t>The treasury was in the Temple of Saturn, under the Capitol, and the keys came to him in a dish.</w:t>
+      </w:r>
+    </w:p>
+    <w:p>
+      <w:r>
+        <w:rPr/>
+        <w:t>He did not touch them. He sent a tribune with a guard and a clerk with tablets, and they brought the chests down the temple steps to the Forum in daylight, where the whole city could watch them, and set them out on trestles in the square. Twenty-five hundred a man: the first payment of what the Senate had voted and not paid. The rest promised. The clerks called the names by century, and the men came up in their order, and took their coin, and signed, or made their mark, and went away. It took two days. Octavian sat behind the tables for most of both, and when a tribune leaned in on the first afternoon to say the fathers had sent to ask when the election would be held, he did not look up.</w:t>
+      </w:r>
+    </w:p>
+    <w:p>
+      <w:r>
+        <w:rPr/>
+        <w:t>“Honours after the line is fed,” he said.</w:t>
+      </w:r>
+    </w:p>
+    <w:p>
+      <w:r>
+        <w:rPr/>
+        <w:t>The line was fed on the second evening. The election was on the nineteenth.</w:t>
+      </w:r>
+    </w:p>
+    <w:p>
+      <w:r>
+        <w:rPr/>
+        <w:t>They held it on the Field of Mars, where the voting pens were, with the legions camped round it close enough to hear. Octavian had wanted Pedius for his colleague, and Pedius was willing. Pedius was his cousin, another grandson of Caesar’s sister, a share of the last quarter of the will to Octavian’s three, an elderly man who had fought in Spain for his uncle and wanted, now, only to be left a quiet old age. He stood next to Octavian in the white toga of a candidate and coughed into his fist. The centuries came up in their order and voted, and the heralds called them, and the count was never in doubt, and everyone knew it, and still they counted, because counting was what made it a law.</w:t>
+      </w:r>
+    </w:p>
+    <w:p>
+      <w:r>
+        <w:rPr/>
+        <w:t>The augur had taken the auspices at dawn. Octavian had stood beside him on the hill in the cold, and watched him mark out the sky with his staff, and they had waited. Birds came over from the river. Vultures, the augur said. Six of them. They went over high and slow and away toward the Janiculum.</w:t>
+      </w:r>
+    </w:p>
+    <w:p>
+      <w:r>
+        <w:rPr/>
+        <w:t>Later, while Octavian was speaking to the soldiers, more came over. The men in the front ranks saw them and pointed, and a noise went back through the legions, and by the time Octavian had finished speaking someone was saying twelve, and someone else was saying that twelve had come to Romulus when he founded the city, and by evening the whole camp was saying it.</w:t>
+      </w:r>
+    </w:p>
+    <w:p>
+      <w:r>
+        <w:rPr/>
+        <w:t>Agrippa had counted. He said six, and then six. He said it was a hot summer and the river at the bottom of the Field had dead things in it.</w:t>
+      </w:r>
+    </w:p>
+    <w:p>
+      <w:r>
+        <w:rPr/>
+        <w:t>“Which is it?” Octavian asked.</w:t>
+      </w:r>
+    </w:p>
+    <w:p>
+      <w:r>
+        <w:rPr/>
+        <w:t>“Both, I should think.” Agrippa looked at the sky, which was empty now. “That’s the art.”</w:t>
+      </w:r>
+    </w:p>
+    <w:p>
+      <w:r>
+        <w:rPr/>
+        <w:t>Octavian looked at the empty sky a moment longer than he meant to.</w:t>
+      </w:r>
+    </w:p>
+    <w:p>
+      <w:r>
+        <w:rPr/>
+        <w:t xml:space="preserve">He felt sick after the count, stomach, not omen. A taste of metal rose; he swallowed it and kept his fingers on the chest lid until the shake stopped. Publicly he accepted the fasces like owed homework. Twelve lictors shouldered the bound rods and walked ahead of him, and men stepped out of the street for the rods before they looked to see whose face came behind. A herald stumbled over </w:t>
       </w:r>
       <w:r>
         <w:rPr>
@@ -13378,6 +13662,12 @@
       <w:r>
         <w:rPr/>
         <w:t xml:space="preserve"> in the same breath, as if the two words had never met. Octavian let him find his way to the end.</w:t>
+      </w:r>
+    </w:p>
+    <w:p>
+      <w:r>
+        <w:rPr/>
+        <w:t>Pedius had his first law ready before the lictors had learned the way to the new consul’s door: a court for the men of the Ides. It sat in a day. Nobody spoke for the absent, because nobody was fool enough to. Octavian read the list of the condemned at supper, and Decimus’s name was on it, and Casca’s, and Brutus’s and Cassius’s at the top, and he put the tablet face down beside his plate and ate what was on the plate, because his mother had told him to.</w:t>
       </w:r>
     </w:p>
     <w:p>

--- a/exports/Ides_Book1_FULL_Ch01-34.docx
+++ b/exports/Ides_Book1_FULL_Ch01-34.docx
@@ -27,7 +27,7 @@
         <w:br/>
         <w:t>Book 1 reading export · Utica prologue, then Ch 1 dinner · ends at Philippi · author-voice (no em dash)</w:t>
         <w:br/>
-        <w:t>Source: Manuscript 97c24f5 (2026-10-24) · generated 2026-10-24 02:35 UTC from claude/project-thread-v93zm0 @ 97c24f5 · source digest f3c2511b917571e1 · prologue and chapters 1–34</w:t>
+        <w:t>Source: Manuscript 1ae5ec8 (2026-10-24) · generated 2026-10-24 06:54 UTC from claude/project-thread-f0m6lx @ 1ae5ec8 · source digest 4d53fbf63d06311b · prologue and chapters 1–34</w:t>
       </w:r>
     </w:p>
     <w:p>
@@ -13331,7 +13331,7 @@
     <w:p>
       <w:r>
         <w:rPr/>
-        <w:t xml:space="preserve">The vacuum arrived as named pressure, not triumph. Both consuls were dead, Hirtius in the ditch at Mutina and Pansa of his wound a day after, and their chairs stood empty. A centurion from the Martians said it first, loud enough for the pay line: “They want us under the man who held Caesar’s door. Who feeds us now, old men with tablets, or Caesar’s name?” A tribune seconded without looking at Octavian’s face: the men would not march for an assassin on praise that arrived late and sweet. Agrippa translated the noise into one sentence Octavian could keep. The ranks wanted a consul who was </w:t>
+        <w:t xml:space="preserve">Both consuls were dead, Hirtius in the ditch at Mutina and Pansa of his wound a day after, and their chairs stood empty. A centurion from the Martians said it first, loud enough for the pay line: “They want us under the man who held Caesar’s door. Who feeds us now, old men with tablets, or Caesar’s name?” A tribune seconded without looking at Octavian’s face: the men would not march for an assassin on praise that arrived late and sweet. Agrippa translated the noise into one sentence Octavian could keep. The ranks wanted a consul who was </w:t>
       </w:r>
       <w:r>
         <w:rPr>
@@ -13347,7 +13347,43 @@
     <w:p>
       <w:r>
         <w:rPr/>
-        <w:t xml:space="preserve">Senate pressure arrived in a different mouth. A senior voice, careful with consonants, told Octavian that with both consuls dead the House had no one in the chairs to point at and call the year settled. Decimus was a Liberator with a triumph and a thinning army, not a consul. Antony was over the Alps with Lepidus’s legions. They needed a miracle that obeyed. They needed it before Antony’s friends finished renaming the map. The same voice reminded him, as if reminding were a kindness, that the law asked forty-two years for a consul’s chair and he had nineteen. Octavian had already sent centurions to the Curia with the ranks’ request in writing. One came back and told the pay line what he had said on the steps when the fathers talked about age. He had put his hand on his sword. </w:t>
+        <w:t xml:space="preserve">Philippus wrote from Rome in the stepfather’s hand Octavian had learned to read sideways, every warning folded inside a piece of news. The House was frightened and could not say of what. Decimus was a Liberator with a triumph and a thinning army, not a consul. Antony was over the Alps with Lepidus’s legions. Some of the fathers wanted a consul who obeyed and would settle for one who was young. And then, as if he were only reminding a boy of his lessons: the law wanted forty-two years for the chair. </w:t>
+      </w:r>
+      <w:r>
+        <w:rPr>
+          <w:i/>
+        </w:rPr>
+        <w:t>You have nineteen. Count them before anyone else does.</w:t>
+      </w:r>
+    </w:p>
+    <w:p>
+      <w:r>
+        <w:rPr/>
+        <w:t>Octavian counted them. Then he sent the centurions.</w:t>
+      </w:r>
+    </w:p>
+    <w:p>
+      <w:r>
+        <w:rPr/>
+        <w:t>There were four hundred of them in the end, centurions and picked men from every legion, because the ranks would not trust a smaller number to come back with the truth. They went down to Rome in July with the soldiers’ asks in writing: the money the Senate had voted them and not paid, and a consulship for the man who paid. Octavian did not go. Agrippa did not go. Octavian walked the camp in the days they were away and was polite to everyone and slept badly, and on the eighth night he was sick behind the horse lines and told no one.</w:t>
+      </w:r>
+    </w:p>
+    <w:p>
+      <w:r>
+        <w:rPr/>
+        <w:t>They came back angry. The fathers had kept them standing in the porch, and then had them in, and then talked to them as if they were a deputation of farmers about a road. A senator had asked whose idea the consulship was. Another had said, kindly, that the law wanted forty-two years.</w:t>
+      </w:r>
+    </w:p>
+    <w:p>
+      <w:r>
+        <w:rPr/>
+        <w:t>A centurion called Cornelius told it at the pay line. He was a broad, slow man with a scar through one eyebrow, and he told it the way he must have done it, without hurry. He took his cloak by the shoulder and threw it back, so the men could see the sword at his hip.</w:t>
+      </w:r>
+    </w:p>
+    <w:p>
+      <w:r>
+        <w:rPr/>
+        <w:t xml:space="preserve">“And I said to them, in the House, </w:t>
       </w:r>
       <w:r>
         <w:rPr>
@@ -13357,13 +13393,261 @@
       </w:r>
       <w:r>
         <w:rPr/>
-        <w:t xml:space="preserve"> Octavian offered them a nineteen-year-old with Caesar’s name and enough armed insistence to make elections look like a toll you paid at the gate. Not because destiny asked. Because two empty chairs had shortened every polite road.</w:t>
-      </w:r>
-    </w:p>
-    <w:p>
-      <w:r>
-        <w:rPr/>
-        <w:t xml:space="preserve">He felt sick after the first hard bargain, stomach, not omen. A taste of metal rose; he swallowed it and kept his fingers on the chest lid until the shake stopped. Publicly he accepted the fasces like owed homework. Twelve lictors shouldered the bound rods and walked ahead of him, and men stepped out of the street for the rods before they looked to see whose face came behind. A herald stumbled over </w:t>
+        <w:t>”</w:t>
+      </w:r>
+    </w:p>
+    <w:p>
+      <w:r>
+        <w:rPr/>
+        <w:t>The pay line roared. Octavian, at the chest, kept his face still and his fingers on the lid. He had not told Cornelius to say it. He had not told him not to.</w:t>
+      </w:r>
+    </w:p>
+    <w:p>
+      <w:r>
+        <w:rPr/>
+        <w:t>“Well,” said Agrippa, under the noise. “That’s the letter answered.”</w:t>
+      </w:r>
+    </w:p>
+    <w:p>
+      <w:r>
+        <w:rPr/>
+        <w:t xml:space="preserve">They crossed the little river at the border of Italy late in July, with the eight legions behind them. Octavian rode ahead with the picked cohorts. The water was low, the colour of weak wine, and the horses did not need to swim. He had expected to feel something at it, because it was the same river, and men in the column were already saying so to each other, </w:t>
+      </w:r>
+      <w:r>
+        <w:rPr>
+          <w:i/>
+        </w:rPr>
+        <w:t>his father’s river</w:t>
+      </w:r>
+      <w:r>
+        <w:rPr/>
+        <w:t>, as if it had been in the will with the gardens. He felt his horse’s shoulder shift under him on the stones. He felt the sun on the back of his neck. On the far side he reined in and let the cohorts go past, and watched the faces, and found that the men felt it for him, and that this was more use.</w:t>
+      </w:r>
+    </w:p>
+    <w:p>
+      <w:r>
+        <w:rPr/>
+        <w:t>The Senate sent envoys to meet him on the road with money. Two days later it sent riders after the envoys to take the money back, because two legions had landed from Africa and the fathers had found their courage again. Octavian heard both pieces of news in one evening, and laughed for the first time in a month, and could not stop until Agrippa put a cup in his hand.</w:t>
+      </w:r>
+    </w:p>
+    <w:p>
+      <w:r>
+        <w:rPr/>
+        <w:t>“They’re counting legions,” Agrippa said. “It’s progress.”</w:t>
+      </w:r>
+    </w:p>
+    <w:p>
+      <w:r>
+        <w:rPr/>
+        <w:t>The two African legions went over to him outside the walls. The urban praetor, Cornutus, who had been given the defence of the city with them, fell on his sword when he heard. Octavian was told this at a well on the Via Flaminia, and stood for a while with the dipper in his hand. He had not known Cornutus. He found he wanted to know what the man had looked like, and did not ask.</w:t>
+      </w:r>
+    </w:p>
+    <w:p>
+      <w:r>
+        <w:rPr/>
+        <w:t>His own cavalry had gone into Rome ahead of him with orders to touch nothing and tell everyone. By the time he came in through the gate there were people on the roofs. Some of them cheered. Most watched, the way people watch weather. A woman at a fountain held her child against her skirts and did not look up at all, and Octavian, who had been composing his face for the cheering, composed it again for her.</w:t>
+      </w:r>
+    </w:p>
+    <w:p>
+      <w:r>
+        <w:rPr/>
+        <w:t>His mother and his sister were in the house of the Vestals.</w:t>
+      </w:r>
+    </w:p>
+    <w:p>
+      <w:r>
+        <w:rPr/>
+        <w:t>Philippus had sent them there in July, when the centurions went down, because the Vestals’ house was the one door in Rome no frightened man would kick in. The Virgins had kept the will there. They kept the flame. And for six weeks they had kept Atia and Octavia, among the girls in white, in two rooms off a courtyard that smelled of laurel smoke.</w:t>
+      </w:r>
+    </w:p>
+    <w:p>
+      <w:r>
+        <w:rPr/>
+        <w:t>They came out to him at the steps. Octavia came first, quickly, with her skirts in her fist, and put her arms round his neck before he had finished dismounting, and he stood with one foot in the stirrup and his sister hanging on him in front of half the Forum and found he did not mind. She was twenty-six and married to a man who had been consul, and she smelled of the laurel smoke too. She said his name. His old name. Nobody had said it in a year.</w:t>
+      </w:r>
+    </w:p>
+    <w:p>
+      <w:r>
+        <w:rPr/>
+        <w:t>Atia came after, slowly. She was thinner. Her hands were empty.</w:t>
+      </w:r>
+    </w:p>
+    <w:p>
+      <w:r>
+        <w:rPr/>
+        <w:t xml:space="preserve">“I kept the box,” she said, when Octavia had let go of him. She meant the jewels, the ones she had set on Philippus’s table the night he sold the Velitrae land, when he had told her </w:t>
+      </w:r>
+      <w:r>
+        <w:rPr>
+          <w:i/>
+        </w:rPr>
+        <w:t>not yet</w:t>
+      </w:r>
+      <w:r>
+        <w:rPr/>
+        <w:t>. “They’re in my room. I thought,” she said, and stopped, and looked past him at the soldiers in the Forum, at the cohorts drawn up on the Sacred Way with their shields uncovered, “I thought you might need them now.”</w:t>
+      </w:r>
+    </w:p>
+    <w:p>
+      <w:r>
+        <w:rPr/>
+        <w:t>“Not now either,” he said.</w:t>
+      </w:r>
+    </w:p>
+    <w:p>
+      <w:r>
+        <w:rPr/>
+        <w:t>She looked at him a long moment. Then her face went blank, as it had gone blank in Philippus’s villa when he said the name aloud, as if she had expected nothing else and wished she had been wrong.</w:t>
+      </w:r>
+    </w:p>
+    <w:p>
+      <w:r>
+        <w:rPr/>
+        <w:t>“You look ill,” she said.</w:t>
+      </w:r>
+    </w:p>
+    <w:p>
+      <w:r>
+        <w:rPr/>
+        <w:t>“I’ve been riding.”</w:t>
+      </w:r>
+    </w:p>
+    <w:p>
+      <w:r>
+        <w:rPr/>
+        <w:t>“You’ve been ill.” She put the back of her hand to his cheek, as she had when he was eight, and he let her, in front of the soldiers. “Eat something,” Atia said. “Before you do anything else today. Before you do anything you can’t take back.”</w:t>
+      </w:r>
+    </w:p>
+    <w:p>
+      <w:r>
+        <w:rPr/>
+        <w:t>He ate. He ate standing up, bread and cheese from a soldier’s pack, on the steps of the Vestals’ house with his mother watching, and it was the first food he had kept down in three days.</w:t>
+      </w:r>
+    </w:p>
+    <w:p>
+      <w:r>
+        <w:rPr/>
+        <w:t>The senators came to meet him in the afternoon. They came in twos and threes, in their bordered togas, and made speeches on the steps about the Republic and the young Caesar’s piety, and Octavian thanked each of them by name, because he had learned all their names in the winter from Cicero’s letters and Agrippa’s lists. Some of them had voted a week before to send the African legions out against him. They did not mention it. He did not mention it either.</w:t>
+      </w:r>
+    </w:p>
+    <w:p>
+      <w:r>
+        <w:rPr/>
+        <w:t>Cicero came last.</w:t>
+      </w:r>
+    </w:p>
+    <w:p>
+      <w:r>
+        <w:rPr/>
+        <w:t>He came late in the day with Tiro behind him, and climbed the steps a little slowly, and made a speech that was better than the others and shorter, and took Octavian’s hand in both of his. He smelled of ink and of the Palatine. Octavian looked at him and heard, as clearly as if Labeo were at his elbow, three verbs in their order.</w:t>
+      </w:r>
+    </w:p>
+    <w:p>
+      <w:r>
+        <w:rPr/>
+        <w:t>“You are the last of my friends to greet me,” he said.</w:t>
+      </w:r>
+    </w:p>
+    <w:p>
+      <w:r>
+        <w:rPr/>
+        <w:t>He said it lightly, the way the old man liked things said. Cicero laughed. Tiro did not. And Octavian, who had meant it as a pleasantry when he began the sentence, found by the end of it that he had meant something else, and could not have said exactly what, and let it stand.</w:t>
+      </w:r>
+    </w:p>
+    <w:p>
+      <w:r>
+        <w:rPr/>
+        <w:t>That night a rumour went round that two of his legions had gone back to the Senate. The fathers met by lamplight in the Curia, and Cicero stood at the door to greet them as they came in, and for an hour the old Republic was alive again in one room. Then the rumour was found to be false. Cicero went home in a closed litter, and did not come to the Field of Mars again.</w:t>
+      </w:r>
+    </w:p>
+    <w:p>
+      <w:r>
+        <w:rPr/>
+        <w:t>Octavian heard about it in the morning, from Agrippa, over the pay tables.</w:t>
+      </w:r>
+    </w:p>
+    <w:p>
+      <w:r>
+        <w:rPr/>
+        <w:t>“He stood at the door,” Agrippa said.</w:t>
+      </w:r>
+    </w:p>
+    <w:p>
+      <w:r>
+        <w:rPr/>
+        <w:t>“Of course he did.” Octavian signed a tablet. “He always does.”</w:t>
+      </w:r>
+    </w:p>
+    <w:p>
+      <w:r>
+        <w:rPr/>
+        <w:t>The treasury was in the Temple of Saturn, under the Capitol, and the keys came to him in a dish.</w:t>
+      </w:r>
+    </w:p>
+    <w:p>
+      <w:r>
+        <w:rPr/>
+        <w:t>He did not touch them. He sent a tribune with a guard and a clerk with tablets, and they brought the chests down the temple steps to the Forum in daylight, where the whole city could watch them, and set them out on trestles in the square. Twenty-five hundred a man: the first payment of what the Senate had voted and not paid. The rest promised. The clerks called the names by century, and the men came up in their order, and took their coin, and signed, or made their mark, and went away. It took two days. Octavian sat behind the tables for most of both, and when a tribune leaned in on the first afternoon to say the fathers had sent to ask when the election would be held, he did not look up.</w:t>
+      </w:r>
+    </w:p>
+    <w:p>
+      <w:r>
+        <w:rPr/>
+        <w:t>“Honours after the line is fed,” he said.</w:t>
+      </w:r>
+    </w:p>
+    <w:p>
+      <w:r>
+        <w:rPr/>
+        <w:t>The line was fed on the second evening. The election was on the nineteenth.</w:t>
+      </w:r>
+    </w:p>
+    <w:p>
+      <w:r>
+        <w:rPr/>
+        <w:t>They held it on the Field of Mars, where the voting pens were, with the legions camped round it close enough to hear. Octavian had wanted Pedius for his colleague, and Pedius was willing. Pedius was his cousin, another grandson of Caesar’s sister, a share of the last quarter of the will to Octavian’s three, an elderly man who had fought in Spain for his uncle and wanted, now, only to be left a quiet old age. He stood next to Octavian in the white toga of a candidate and coughed into his fist. The centuries came up in their order and voted, and the heralds called them, and the count was never in doubt, and everyone knew it, and still they counted, because counting was what made it a law.</w:t>
+      </w:r>
+    </w:p>
+    <w:p>
+      <w:r>
+        <w:rPr/>
+        <w:t>The augur had taken the auspices at dawn. Octavian had stood beside him on the hill in the cold, and watched him mark out the sky with his staff, and they had waited. Birds came over from the river. Vultures, the augur said. Six of them. They went over high and slow and away toward the Janiculum.</w:t>
+      </w:r>
+    </w:p>
+    <w:p>
+      <w:r>
+        <w:rPr/>
+        <w:t>Later, while Octavian was speaking to the soldiers, more came over. The men in the front ranks saw them and pointed, and a noise went back through the legions, and by the time Octavian had finished speaking someone was saying twelve, and someone else was saying that twelve had come to Romulus when he founded the city, and by evening the whole camp was saying it.</w:t>
+      </w:r>
+    </w:p>
+    <w:p>
+      <w:r>
+        <w:rPr/>
+        <w:t>Agrippa had counted. He said six, and then six. He said it was a hot summer and the river at the bottom of the Field had dead things in it.</w:t>
+      </w:r>
+    </w:p>
+    <w:p>
+      <w:r>
+        <w:rPr/>
+        <w:t>“Which is it?” Octavian asked.</w:t>
+      </w:r>
+    </w:p>
+    <w:p>
+      <w:r>
+        <w:rPr/>
+        <w:t>“Both, I should think.” Agrippa looked at the sky, which was empty now. “That’s the art.”</w:t>
+      </w:r>
+    </w:p>
+    <w:p>
+      <w:r>
+        <w:rPr/>
+        <w:t>Octavian looked at the empty sky a moment longer than he meant to.</w:t>
+      </w:r>
+    </w:p>
+    <w:p>
+      <w:r>
+        <w:rPr/>
+        <w:t xml:space="preserve">He felt sick after the count, stomach, not omen. A taste of metal rose; he swallowed it and kept his fingers on the chest lid until the shake stopped. Publicly he accepted the fasces like owed homework. Twelve lictors shouldered the bound rods and walked ahead of him, and men stepped out of the street for the rods before they looked to see whose face came behind. A herald stumbled over </w:t>
       </w:r>
       <w:r>
         <w:rPr>
@@ -13384,6 +13668,12 @@
       <w:r>
         <w:rPr/>
         <w:t xml:space="preserve"> in the same breath, as if the two words had never met. Octavian let him find his way to the end.</w:t>
+      </w:r>
+    </w:p>
+    <w:p>
+      <w:r>
+        <w:rPr/>
+        <w:t>Pedius had his first law ready before the lictors had learned the way to the new consul’s door: a court for the men of the Ides. It sat in a day. Nobody spoke for the absent, because nobody was fool enough to. Octavian read the list of the condemned at supper, and Decimus’s name was on it, and Casca’s, and Brutus’s and Cassius’s at the top, and he put the tablet face down beside his plate and ate what was on the plate, because his mother had told him to.</w:t>
       </w:r>
     </w:p>
     <w:p>

--- a/exports/Ides_Book1_FULL_Ch01-34.docx
+++ b/exports/Ides_Book1_FULL_Ch01-34.docx
@@ -27,7 +27,7 @@
         <w:br/>
         <w:t>Book 1 reading export · Utica prologue, then Ch 1 dinner · ends at Philippi · author-voice (no em dash)</w:t>
         <w:br/>
-        <w:t>Source: Manuscript 1ae5ec8 (2026-10-24) · generated 2026-10-24 06:54 UTC from claude/project-thread-f0m6lx @ 1ae5ec8 · source digest 4d53fbf63d06311b · prologue and chapters 1–34</w:t>
+        <w:t>Source: Manuscript b4e3bc8 (2026-10-24) · generated 2026-10-24 06:54 UTC from claude/project-thread-f0m6lx @ b4e3bc8 · source digest b7f6710dde6c9bdd · prologue and chapters 1–34</w:t>
       </w:r>
     </w:p>
     <w:p>
@@ -13234,7 +13234,7 @@
     <w:p>
       <w:r>
         <w:rPr/>
-        <w:t>They asked for his name. They already knew it. He gave it because lying would have bought minutes instead of miles. A purse changed hands: not his purse. Someone else’s coin for his head. He counted the pieces by glint before the knives moved, enough metal for a short road and a long silence.</w:t>
+        <w:t>They asked for his name. They already knew it. He gave it because lying would have bought a few breaths instead of miles. A purse changed hands: not his purse. Someone else’s coin for his head. He counted the pieces by glint before the knives moved, enough metal for a short road and a long silence.</w:t>
       </w:r>
     </w:p>
     <w:p>

--- a/exports/Ides_Book1_FULL_Ch01-34.docx
+++ b/exports/Ides_Book1_FULL_Ch01-34.docx
@@ -27,7 +27,7 @@
         <w:br/>
         <w:t>Book 1 reading export · Utica prologue, then Ch 1 dinner · ends at Philippi · author-voice (no em dash)</w:t>
         <w:br/>
-        <w:t>Source: Manuscript b4e3bc8 (2026-10-24) · generated 2026-10-24 06:54 UTC from claude/project-thread-f0m6lx @ b4e3bc8 · source digest b7f6710dde6c9bdd · prologue and chapters 1–34</w:t>
+        <w:t>Source: Manuscript bb92966 (2026-10-24) · generated 2026-10-24 06:58 UTC from claude/project-thread-f0m6lx @ bb92966 · source digest 50c5183717e54773 · prologue and chapters 1–34</w:t>
       </w:r>
     </w:p>
     <w:p>
@@ -11076,6 +11076,447 @@
       </w:pPr>
       <w:r>
         <w:rPr/>
+        <w:t>Chapter 25a</w:t>
+      </w:r>
+    </w:p>
+    <w:p>
+      <w:r>
+        <w:rPr/>
+        <w:t>The Prisoner</w:t>
+      </w:r>
+    </w:p>
+    <w:p>
+      <w:pPr>
+        <w:spacing w:before="200"/>
+      </w:pPr>
+      <w:r>
+        <w:rPr/>
+        <w:t>Statues</w:t>
+      </w:r>
+    </w:p>
+    <w:p>
+      <w:r>
+        <w:rPr/>
+        <w:t>The Athenians put up his statue in the Agora in the second week, next to the tyrant-killers.</w:t>
+      </w:r>
+    </w:p>
+    <w:p>
+      <w:r>
+        <w:rPr/>
+        <w:t>Brutus went to see it because not going would have been noticed. It was bronze, new, a little too tall, and it stood beside Harmodius and Aristogeiton, who had been standing there in bronze for four hundred years with their swords out and their weight on the forward foot. A second statue for Cassius stood on the other side, empty-handed, waiting for Cassius to arrive and deserve it. The magistrates who had voted them came to watch him look. One made a speech about liberty in Greek so good that Brutus wanted to correct nothing in it, which was itself a kind of warning.</w:t>
+      </w:r>
+    </w:p>
+    <w:p>
+      <w:r>
+        <w:rPr/>
+        <w:t>“They have made you very handsome,” said Theomnestus that afternoon, at the Academy.</w:t>
+      </w:r>
+    </w:p>
+    <w:p>
+      <w:r>
+        <w:rPr/>
+        <w:t>“They have made me very still,” said Brutus. “I was not still.”</w:t>
+      </w:r>
+    </w:p>
+    <w:p>
+      <w:r>
+        <w:rPr/>
+        <w:t>The old man laughed and went back to the lecture. Brutus sat on a stone bench among boys twenty years younger than he was and listened to an argument about whether a man could know the good and still not do it. He had come to Athens, he told people, to read. It was true. He went to Theomnestus in the mornings and to Cratippus in the afternoons, and walked between the two schools under the plane trees with a tablet he did not write on, and for whole hours at a time nobody asked him about money.</w:t>
+      </w:r>
+    </w:p>
+    <w:p>
+      <w:r>
+        <w:rPr/>
+        <w:t>Then somebody did.</w:t>
+      </w:r>
+    </w:p>
+    <w:p>
+      <w:r>
+        <w:rPr/>
+        <w:t>He was a broad young man of twenty-one with his father’s nose and none of his father’s caution, who came up to Brutus at the gate of the Lyceum after Cratippus’s lecture with his toga over the wrong shoulder and wine on his breath at the eighth hour.</w:t>
+      </w:r>
+    </w:p>
+    <w:p>
+      <w:r>
+        <w:rPr/>
+        <w:t>“Marcus Cicero,” he said. “The son. Not the one who writes.” He grinned. “My father writes to me twice a week about my debts and my drinking and my Greek, in that order. He writes to you about the Republic. I thought you should know we’re on the same list.”</w:t>
+      </w:r>
+    </w:p>
+    <w:p>
+      <w:r>
+        <w:rPr/>
+        <w:t xml:space="preserve">Brutus had read some of those letters to the son. Half of Rome had. The father sent copies of his advice to friends, the way other men sent copies of their speeches. Now the father was writing a whole book of it, on duty, addressed to </w:t>
+      </w:r>
+      <w:r>
+        <w:rPr>
+          <w:i/>
+        </w:rPr>
+        <w:t>my son Marcus</w:t>
+      </w:r>
+      <w:r>
+        <w:rPr/>
+        <w:t>, which the son had promised to read and possibly would.</w:t>
+      </w:r>
+    </w:p>
+    <w:p>
+      <w:r>
+        <w:rPr/>
+        <w:t>“What do you want, Marcus?”</w:t>
+      </w:r>
+    </w:p>
+    <w:p>
+      <w:r>
+        <w:rPr/>
+        <w:t>“A horse.” The young man did not hesitate. “And something to do with it. I can’t sit in Cratippus’s garden and hear about the good life while you raise legions down the road. Everyone knows you’re raising legions.”</w:t>
+      </w:r>
+    </w:p>
+    <w:p>
+      <w:r>
+        <w:rPr/>
+        <w:t>“I’m reading,” said Brutus.</w:t>
+      </w:r>
+    </w:p>
+    <w:p>
+      <w:r>
+        <w:rPr/>
+        <w:t>“Everyone knows that too.” Marcus Cicero put out his hand. “I can ride. I can’t do much else. My father says I’m a disappointment to philosophy. Let me be one to Antony.”</w:t>
+      </w:r>
+    </w:p>
+    <w:p>
+      <w:r>
+        <w:rPr/>
+        <w:t>Brutus took the hand before he had decided to. That was how it went, that autumn. The young men of the schools came to him one at a time, sons of senators sent to Athens to be finished, who had heard about the Ides in a lecture hall and felt they had missed it. They came to him under the plane trees with their tablets and their good Greek and their fathers’ money running short, and asked for a command. He gave them commands. There were not many Romans in Athens, and those there were had been trained from birth to hold a sword and a law in the same hand.</w:t>
+      </w:r>
+    </w:p>
+    <w:p>
+      <w:r>
+        <w:rPr/>
+        <w:t>The last one he took was not a senator’s son.</w:t>
+      </w:r>
+    </w:p>
+    <w:p>
+      <w:r>
+        <w:rPr/>
+        <w:t>He was small and quick, with a round face and hair already going early at the temples, and he stood at the back of Theomnestus’s lectures and laughed a beat before anyone else at the jokes, as if he had seen them coming. Someone told Brutus his father had been a slave. A freedman from Venusia in Apulia, a collector at auctions, who had sold up everything to send his son to the best schools in Rome and then to Athens, and walked behind him to his lessons in the city with the boy’s satchel, as if he were the boy’s own slave.</w:t>
+      </w:r>
+    </w:p>
+    <w:p>
+      <w:r>
+        <w:rPr/>
+        <w:t>“Quintus Horatius,” the young man said, when Brutus sent for him. “Flaccus. Which means flap-eared, if you were being too polite to ask.”</w:t>
+      </w:r>
+    </w:p>
+    <w:p>
+      <w:r>
+        <w:rPr/>
+        <w:t>“I was being too polite to ask.”</w:t>
+      </w:r>
+    </w:p>
+    <w:p>
+      <w:r>
+        <w:rPr/>
+        <w:t>“That’s what they told me about you.” Horace looked at the letter of appointment on the table and did not touch it. “You know what my father was.”</w:t>
+      </w:r>
+    </w:p>
+    <w:p>
+      <w:r>
+        <w:rPr/>
+        <w:t>“I know what you are.” Brutus pushed the letter across. “Tribune. A legion’s worth of men who will hate you for it, because of what your father was. They whispered about me for whom my mother loved. You’ll find it’s survivable.”</w:t>
+      </w:r>
+    </w:p>
+    <w:p>
+      <w:r>
+        <w:rPr/>
+        <w:t>Horace picked it up then. He read it twice, which Brutus liked, and put it in the fold of his tunic, and said, “I write verse. Bad verse, so far.”</w:t>
+      </w:r>
+    </w:p>
+    <w:p>
+      <w:r>
+        <w:rPr/>
+        <w:t>“Then don’t write about me,” said Brutus.</w:t>
+      </w:r>
+    </w:p>
+    <w:p>
+      <w:r>
+        <w:rPr/>
+        <w:t>“No,” Horace agreed. “I don’t suppose I will.”</w:t>
+      </w:r>
+    </w:p>
+    <w:p>
+      <w:r>
+        <w:rPr/>
+        <w:t>At the end of the autumn Quintus Hortensius came down from the north to dine with him.</w:t>
+      </w:r>
+    </w:p>
+    <w:p>
+      <w:r>
+        <w:rPr/>
+        <w:t>He was the orator’s son, with his father’s good looks gone soft and his father’s name worn thin with use, and Macedonia was his province, and he had held it for a year without anything happening in it. He arrived at Brutus’s house below the Acropolis with an escort and a carriage full of wine from his own estates, and was charming through four courses, and at the fifth he set down his cup.</w:t>
+      </w:r>
+    </w:p>
+    <w:p>
+      <w:r>
+        <w:rPr/>
+        <w:t>“Antony has given my province to his brother,” he said. “Gaius. You know Gaius.”</w:t>
+      </w:r>
+    </w:p>
+    <w:p>
+      <w:r>
+        <w:rPr/>
+        <w:t>“I know the family jaw.”</w:t>
+      </w:r>
+    </w:p>
+    <w:p>
+      <w:r>
+        <w:rPr/>
+        <w:t>“Everyone knows the jaw.” Hortensius turned the cup by its foot. “Gaius is on his way with a commission from the people and a great many debts, and he will expect me to hand him what troops his brother hasn’t already shipped to Brundisium, and the treasury at Thessalonica, and go home to my fish ponds like my father. And I find,” he said, carefully, “that I would rather hand them to you.”</w:t>
+      </w:r>
+    </w:p>
+    <w:p>
+      <w:r>
+        <w:rPr/>
+        <w:t>Brutus said nothing for a moment. Through the open door the city was going to bed, lamp by lamp, below the dark bulk of the rock.</w:t>
+      </w:r>
+    </w:p>
+    <w:p>
+      <w:r>
+        <w:rPr/>
+        <w:t>“You understand what you’re offering.”</w:t>
+      </w:r>
+    </w:p>
+    <w:p>
+      <w:r>
+        <w:rPr/>
+        <w:t>“I understand that Antony has already taken Macedonia’s best legions to Italy and means to have the province too,” said Hortensius, “and I understand that you are here reading philosophy with forty young men who all want horses. I am not a brave man, Brutus. My sister got all the courage in our family. But I can count.”</w:t>
+      </w:r>
+    </w:p>
+    <w:p>
+      <w:r>
+        <w:rPr/>
+        <w:t>So Macedonia came to Brutus in Athens, over the fifth course, from a man who could count. He wrote it to Cicero that night as a thing done for the Republic, and it was. He did not write that he had felt, when Hortensius set down the cup, the same quick warmth in his chest he had felt as a young man when Caesar’s hand fell on his shoulder after Pharsalus. The warmth of being chosen. He had disliked it then. He disliked it now, and kept it.</w:t>
+      </w:r>
+    </w:p>
+    <w:p>
+      <w:pPr>
+        <w:spacing w:before="200"/>
+      </w:pPr>
+      <w:r>
+        <w:rPr/>
+        <w:t>Apollonia</w:t>
+      </w:r>
+    </w:p>
+    <w:p>
+      <w:r>
+        <w:rPr/>
+        <w:t>By the end of the winter Brutus had an army, and it had been made almost entirely by other people changing their minds.</w:t>
+      </w:r>
+    </w:p>
+    <w:p>
+      <w:r>
+        <w:rPr/>
+        <w:t>Hortensius had given him Macedonia. The legion at Dyrrachium had come over with its commander, Vatinius, who opened the gates and said that he had always admired Brutus, which was untrue, and that his men had refused to fight, which was. Cavalry riding east through Thessaly to join Dolabella in Syria had stopped on the road and been talked round. And Piso, Gaius’s own legate, had surrendered his legion on the road to young Marcus Cicero, who had ridden at it with a few squadrons and more confidence than sense. Marcus had come back hoarse and delighted, and Brutus had written to his father about it in terms so warm he had read the letter over twice before sealing it, to be sure he meant them. He did. The boy rode well and was brave in the way that comes before a man has been hurt, and the men liked him, and he had stopped drinking at the eighth hour, mostly.</w:t>
+      </w:r>
+    </w:p>
+    <w:p>
+      <w:r>
+        <w:rPr/>
+        <w:t>Gaius Antonius held Apollonia.</w:t>
+      </w:r>
+    </w:p>
+    <w:p>
+      <w:r>
+        <w:rPr/>
+        <w:t>He had come over from Italy with a province drawn by a lot his brother had arranged, and found most of his province already gone. What he had left was a legion, the town, and the marsh country south of it where the river came down to the sea through reeds and salt flats and a causeway built on piles. He had tried to march on Dyrrachium and turned back. He had tried to hold the river crossings and lost them. Now he sat inside the walls of Apollonia with the sea behind him and Brutus’s army closing the land.</w:t>
+      </w:r>
+    </w:p>
+    <w:p>
+      <w:r>
+        <w:rPr/>
+        <w:t xml:space="preserve">A letter came from Rome as the army came down to the coast. Cicero, of course, in his own hand. The Senate had met in February and voted, on his motion, that Marcus Brutus should hold Macedonia, Illyricum and all of Greece, with the legions in them, and should keep his army as near Italy as he could. </w:t>
+      </w:r>
+      <w:r>
+        <w:rPr>
+          <w:i/>
+        </w:rPr>
+        <w:t>The Republic is in your hands</w:t>
+      </w:r>
+      <w:r>
+        <w:rPr/>
+        <w:t xml:space="preserve">, Cicero wrote. </w:t>
+      </w:r>
+      <w:r>
+        <w:rPr>
+          <w:i/>
+        </w:rPr>
+        <w:t>I said so in the House, and they did not laugh.</w:t>
+      </w:r>
+    </w:p>
+    <w:p>
+      <w:r>
+        <w:rPr/>
+        <w:t>Brutus read it on horseback and handed it to an aide and rode on. He had been a corn commissioner in the summer and a commander of the Republic in February, and nothing about him had changed but the vote. He found he had no feeling about that at all, and was a little frightened by how easily he had none.</w:t>
+      </w:r>
+    </w:p>
+    <w:p>
+      <w:r>
+        <w:rPr/>
+        <w:t>Apollonia sat on its hill above the plain behind a good wall. Brutus knew it by its school; half the young men he had dined with in Rome had been sent there for their rhetoric. Caesar had sent the boy there, the great-nephew, the one who now called himself Caesar in Italy and paid soldiers out of his own estates. The boy had been in Apollonia on the Ides, studying, and had heard of it here, from a freedman of his mother’s who came off a ship. Brutus looked up at the walls and thought of that, of a young man reading in a garden up there and a ship coming in, and put the thought away because he could not tell what it was for.</w:t>
+      </w:r>
+    </w:p>
+    <w:p>
+      <w:r>
+        <w:rPr/>
+        <w:t>He did not storm the town. He did not need to. He camped on the plain within sight of the walls and let Gaius’s men look at his army, and sent riders round under the walls at a safe distance, calling up the names of the men inside who had relatives in his ranks. Marcus Cicero did some of the calling. He had a voice for it. Horace did some. He had jokes for it, and the men on the wall laughed at them before they remembered not to.</w:t>
+      </w:r>
+    </w:p>
+    <w:p>
+      <w:r>
+        <w:rPr/>
+        <w:t>On the fourth day a cohort of Gaius’s men came out of the south gate in good order, shields covered, and walked down through the marsh along the causeway, and came over.</w:t>
+      </w:r>
+    </w:p>
+    <w:p>
+      <w:r>
+        <w:rPr/>
+        <w:t>On the sixth day the rest came.</w:t>
+      </w:r>
+    </w:p>
+    <w:p>
+      <w:r>
+        <w:rPr/>
+        <w:t>Gaius came on the seventh. He came out of the main gate on foot with his six lictors walking ahead of him with the fasces on their shoulders, as if he were going down to the Forum to hear a case, and his toga properly folded, and the family jaw set, and nothing else at all. No soldiers. A secretary with a box. He walked down the road from the town to Brutus’s camp in the bright March cold, a mile or more, with the whole army watching him from the rampart, and nobody said anything, and the only sound was the lictors’ feet on the road.</w:t>
+      </w:r>
+    </w:p>
+    <w:p>
+      <w:r>
+        <w:rPr/>
+        <w:t>Brutus went out to meet him at the camp gate. He had not decided to. His legs decided, and he let them.</w:t>
+      </w:r>
+    </w:p>
+    <w:p>
+      <w:r>
+        <w:rPr/>
+        <w:t>They stood a pace apart. Gaius was a year or two younger than his brother and looked more, because he had his brother’s face without the weight behind it, and the face had been waiting all its life to be taken seriously. It was not waiting now. It was very tired.</w:t>
+      </w:r>
+    </w:p>
+    <w:p>
+      <w:r>
+        <w:rPr/>
+        <w:t>“I’ve come to surrender the town,” Gaius said. His voice was steady. He had practised it. “My men have already surrendered themselves, I think you’ll find.”</w:t>
+      </w:r>
+    </w:p>
+    <w:p>
+      <w:r>
+        <w:rPr/>
+        <w:t>“I’d noticed.”</w:t>
+      </w:r>
+    </w:p>
+    <w:p>
+      <w:r>
+        <w:rPr/>
+        <w:t>“Yes.” Gaius looked past him at the rampart, at the faces on it, some of them faces he would know. “My brother will say I should have fought.”</w:t>
+      </w:r>
+    </w:p>
+    <w:p>
+      <w:r>
+        <w:rPr/>
+        <w:t>“Your brother says a great many things.”</w:t>
+      </w:r>
+    </w:p>
+    <w:p>
+      <w:r>
+        <w:rPr/>
+        <w:t>Something moved at the corner of Gaius’s mouth. It was almost the family joke, coming up at last for its turn. Then it went down again. “What happens now?”</w:t>
+      </w:r>
+    </w:p>
+    <w:p>
+      <w:r>
+        <w:rPr/>
+        <w:t>And Brutus heard himself answer.</w:t>
+      </w:r>
+    </w:p>
+    <w:p>
+      <w:r>
+        <w:rPr/>
+        <w:t xml:space="preserve">He heard it the way he had heard himself say </w:t>
+      </w:r>
+      <w:r>
+        <w:rPr>
+          <w:i/>
+        </w:rPr>
+        <w:t>GO</w:t>
+      </w:r>
+      <w:r>
+        <w:rPr/>
+        <w:t xml:space="preserve"> in the dark a year ago: a voice slightly outside himself, very calm, very kind, already decided. He said that Gaius was a Roman magistrate, and would be treated as one. That he should keep his lictors and his rank. That he would have a house in the camp and his own servants and the freedom of the lines, and would dine with Brutus when he chose, and that the question of his future would wait upon the Senate, as was proper. That there would be no chains. That there was no need for chains between Romans.</w:t>
+      </w:r>
+    </w:p>
+    <w:p>
+      <w:r>
+        <w:rPr/>
+        <w:t>He said all this warmly. He meant it. And somewhere in the middle of saying it he recognised the warmth, and the hand he had raised without noticing to rest it on Gaius’s shoulder, and stopped the hand in the air, and lowered it.</w:t>
+      </w:r>
+    </w:p>
+    <w:p>
+      <w:r>
+        <w:rPr/>
+        <w:t>It was Caesar’s voice. Not the words; Caesar’s words had been fewer. The warmth. The pleasure in it. The quick sweet feeling in the chest of a man who has someone at his mercy and has decided, generously, to be merciful, and can feel the other man feel it. Brutus had stood where Gaius was standing. He had stood in a tent at Larissa after Pharsalus with mud to his knees and heard Caesar be kind to him, and had felt himself feel grateful, and had hated it, and had carried it four years under his ribs like a stone he could not cough up. And here it was in his own mouth. It tasted of nothing. It tasted like being good.</w:t>
+      </w:r>
+    </w:p>
+    <w:p>
+      <w:r>
+        <w:rPr/>
+        <w:t>Gaius was looking at him. He had seen the hand stop.</w:t>
+      </w:r>
+    </w:p>
+    <w:p>
+      <w:r>
+        <w:rPr/>
+        <w:t>“Thank you,” Gaius said. He said it the way Brutus had once said it, with his chin up, a man paying a debt he had not chosen to owe.</w:t>
+      </w:r>
+    </w:p>
+    <w:p>
+      <w:r>
+        <w:rPr/>
+        <w:t>Brutus nodded. He did not trust his voice with anything more. He turned and walked back through the gate, and the lictors came after him with their rods, Gaius’s lictors, still carrying the fasces of a magistrate whose province had walked out from under him, and the army on the rampart watched them pass and did not know whether to cheer, and in the end did not.</w:t>
+      </w:r>
+    </w:p>
+    <w:p>
+      <w:r>
+        <w:rPr/>
+        <w:t>That night Horace found him on the rampart above the marsh. The reeds were black and the sea beyond them was louder than in the day.</w:t>
+      </w:r>
+    </w:p>
+    <w:p>
+      <w:r>
+        <w:rPr/>
+        <w:t>“The men are saying you’re very merciful,” Horace said.</w:t>
+      </w:r>
+    </w:p>
+    <w:p>
+      <w:r>
+        <w:rPr/>
+        <w:t>“The men are right.”</w:t>
+      </w:r>
+    </w:p>
+    <w:p>
+      <w:r>
+        <w:rPr/>
+        <w:t>“They’re saying it like a compliment.” Horace leaned on the stakes beside him. “Some of them. The ones who were with Pompey are saying it like something else.” He was quiet for a while. “My father bought his freedom. He used to say the worst part wasn’t the paying. It was that the man he paid was so pleased with himself for taking the money.”</w:t>
+      </w:r>
+    </w:p>
+    <w:p>
+      <w:r>
+        <w:rPr/>
+        <w:t>Brutus did not answer. Down in the camp, in the good house he had given him, Gaius Antonius’s lamp was still lit, and his lictors sat outside his door on their bundled rods and played dice in the cold.</w:t>
+      </w:r>
+    </w:p>
+    <w:p>
+      <w:pPr>
+        <w:spacing w:before="280"/>
+      </w:pPr>
+      <w:r>
+        <w:rPr/>
         <w:t>Chapter 26</w:t>
       </w:r>
     </w:p>
@@ -15921,6 +16362,181 @@
     </w:p>
     <w:p>
       <w:pPr>
+        <w:spacing w:before="200"/>
+      </w:pPr>
+      <w:r>
+        <w:rPr/>
+        <w:t>The Prisoner’s Ship</w:t>
+      </w:r>
+    </w:p>
+    <w:p>
+      <w:r>
+        <w:rPr/>
+        <w:t>He kept Cicero’s letters in a cedar box with a bronze clasp, because they were the best-written letters he had ever been sent and he had thought, once, that he might want to read them again when he was old.</w:t>
+      </w:r>
+    </w:p>
+    <w:p>
+      <w:r>
+        <w:rPr/>
+        <w:t>There were a great many of them about Gaius Antonius.</w:t>
+      </w:r>
+    </w:p>
+    <w:p>
+      <w:r>
+        <w:rPr/>
+        <w:t xml:space="preserve">The first had come in April, after Apollonia. Cicero had congratulated him on the town and the legions and the young Marcus, in that order, and then in a final paragraph, as if remembering a small thing, had written that Gaius ought to be put to death. </w:t>
+      </w:r>
+      <w:r>
+        <w:rPr>
+          <w:i/>
+        </w:rPr>
+        <w:t>Not out of anger</w:t>
+      </w:r>
+      <w:r>
+        <w:rPr/>
+        <w:t xml:space="preserve">, Cicero wrote. </w:t>
+      </w:r>
+      <w:r>
+        <w:rPr>
+          <w:i/>
+        </w:rPr>
+        <w:t>Out of arithmetic. While he lives, his brother has a reason to come east, and every Antonian in your ranks has a man to look at.</w:t>
+      </w:r>
+      <w:r>
+        <w:rPr/>
+        <w:t xml:space="preserve"> Brutus had written back that the Senate had not condemned Gaius, and that he would not do with a sword what the Senate had not done with a vote. He had written it well. He had been proud of the letter. He had sent Cicero a copy of a passage from it that Cicero might use in the House, if he liked.</w:t>
+      </w:r>
+    </w:p>
+    <w:p>
+      <w:r>
+        <w:rPr/>
+        <w:t>Then, in the summer, Gaius had worked on the legions.</w:t>
+      </w:r>
+    </w:p>
+    <w:p>
+      <w:r>
+        <w:rPr/>
+        <w:t>He had done it the way his family did everything, openly and with a good deal of wine. He dined in the lines. He let the men see his lictors, and let them remember whose brother he was, and whose soldiers half of them had been the winter before. One legion had begun to talk. Then it had begun to refuse. For three days Brutus had had a mutiny in his camp, quiet, sullen, the men standing in their lines and not moving when the trumpet went, and Gaius in the good house he had been given, pouring wine and being sorry about it. Brutus had ended it without killing anyone. He had been proud of that too.</w:t>
+      </w:r>
+    </w:p>
+    <w:p>
+      <w:r>
+        <w:rPr/>
+        <w:t xml:space="preserve">He had put Gaius on a ship. That was all. A good ship, anchored off the coast, with a guard and his own servants, and his lictors sent ashore. </w:t>
+      </w:r>
+      <w:r>
+        <w:rPr>
+          <w:i/>
+        </w:rPr>
+        <w:t>For his own safety</w:t>
+      </w:r>
+      <w:r>
+        <w:rPr/>
+        <w:t xml:space="preserve">, Brutus had written to the Senate, and to Cicero, and Cicero had written back in August a letter so angry the clasp of the box had seemed to sit tighter after it went in. </w:t>
+      </w:r>
+      <w:r>
+        <w:rPr>
+          <w:i/>
+        </w:rPr>
+        <w:t>You are the gentlest man in Rome</w:t>
+      </w:r>
+      <w:r>
+        <w:rPr/>
+        <w:t xml:space="preserve">, Cicero wrote, </w:t>
+      </w:r>
+      <w:r>
+        <w:rPr>
+          <w:i/>
+        </w:rPr>
+        <w:t>and it will cost the Republic everything it has left. Do you think he would spare you?</w:t>
+      </w:r>
+    </w:p>
+    <w:p>
+      <w:r>
+        <w:rPr/>
+        <w:t>Brutus took that letter out now and read it again by the lamp, in the cold, with the secretary waiting.</w:t>
+      </w:r>
+    </w:p>
+    <w:p>
+      <w:r>
+        <w:rPr/>
+        <w:t>Cicero was dead.</w:t>
+      </w:r>
+    </w:p>
+    <w:p>
+      <w:r>
+        <w:rPr/>
+        <w:t>The news had come up from the coast the week before, from Italy, wrong at first as everything came wrong, and then right. Cicero dead in December on the road to the sea, and what had been done afterwards in the Forum, on Antony’s orders, told by every rider a little differently. Brutus had not asked for the details, as he had not asked which story about Decimus was true. Decimus dead in the autumn at some ford in Gaul. Cicero dead on the coast road. Both on lists their friends had signed. Both while their friends’ brothers were alive and well and being fed on Brutus’s grain.</w:t>
+      </w:r>
+    </w:p>
+    <w:p>
+      <w:r>
+        <w:rPr/>
+        <w:t xml:space="preserve">He read the August letter through to the end. </w:t>
+      </w:r>
+      <w:r>
+        <w:rPr>
+          <w:i/>
+        </w:rPr>
+        <w:t>Do you think he would spare you?</w:t>
+      </w:r>
+    </w:p>
+    <w:p>
+      <w:r>
+        <w:rPr/>
+        <w:t>He did not know. That was the truth of it, and it was the worst thing about the night. Gaius might have spared him. Gaius might have been kind to him at a camp gate and stopped his hand short of his shoulder and hated himself for the pleasure of it. Men were stranger than Cicero allowed. They were stranger than Brutus had allowed, in the spring, when he had heard Caesar’s voice come out of his own mouth and decided it was only his own, and good.</w:t>
+      </w:r>
+    </w:p>
+    <w:p>
+      <w:r>
+        <w:rPr/>
+        <w:t>“Hortensius,” he said.</w:t>
+      </w:r>
+    </w:p>
+    <w:p>
+      <w:r>
+        <w:rPr/>
+        <w:t>The secretary dipped the pen.</w:t>
+      </w:r>
+    </w:p>
+    <w:p>
+      <w:r>
+        <w:rPr/>
+        <w:t>He dictated it plainly. To Quintus Hortensius, proconsul, who held the coast and the ship. That in view of what had been done in Italy to Decimus Brutus and to Marcus Cicero, by the order of Gaius’s brother, Gaius Antonius was to be put to death. That it was to be done quickly and without insult. That his body was to be given to his servants for burial in a manner fitting his rank.</w:t>
+      </w:r>
+    </w:p>
+    <w:p>
+      <w:r>
+        <w:rPr/>
+        <w:t>He listened to his own voice while he said it, waiting for the warmth, and it did not come. Nothing came. It was a clerk’s voice. He had wanted, he found, at least to feel the thing he was doing, and he did not, and that was worse than the warmth had been.</w:t>
+      </w:r>
+    </w:p>
+    <w:p>
+      <w:r>
+        <w:rPr/>
+        <w:t>“Read it back.”</w:t>
+      </w:r>
+    </w:p>
+    <w:p>
+      <w:r>
+        <w:rPr/>
+        <w:t>The secretary read it back. Brutus listened to it and found nothing to change, and took the stylus and signed it, and sealed it with his own seal, the one with the ancestor on it, Lucius Brutus who had driven out the kings and then sat in judgement on his own sons for plotting to bring them back, and watched them die, and did not look away.</w:t>
+      </w:r>
+    </w:p>
+    <w:p>
+      <w:r>
+        <w:rPr/>
+        <w:t>He had always thought of that as the hardest thing a Roman had ever done. It had not seemed hard tonight. It had seemed like a letter.</w:t>
+      </w:r>
+    </w:p>
+    <w:p>
+      <w:r>
+        <w:rPr/>
+        <w:t>When the secretary had gone he put the August letter back in the cedar box with the others and closed the clasp. He did not think he would want to read them when he was old. He did not think, now, that he would be.</w:t>
+      </w:r>
+    </w:p>
+    <w:p>
+      <w:pPr>
         <w:spacing w:before="280"/>
       </w:pPr>
       <w:r>
@@ -16349,6 +16965,66 @@
       <w:r>
         <w:rPr/>
         <w:t>Dust still lived in his teeth; wine only moved it around. “We divide,” he said. “I take the East. It has the money and it is coughing blood. The boy takes Italy and the veterans.” An officer asked after Lepidus. “Lepidus keeps Africa,” Antony said, “if it turns out he has not been writing letters to Sextus Pompey.” Officers congratulated him in the register soldiers used for men who had just rearranged a map with bodies.</w:t>
+      </w:r>
+    </w:p>
+    <w:p>
+      <w:r>
+        <w:rPr/>
+        <w:t>They had found Brutus in the morning, on the hill, with his own men’s cloaks under him. Antony had gone up to look. He had not expected to want to, and had wanted to, and had stood over the body a long time while the officers waited further down the slope, and then he had taken off his own cloak, the general’s purple, and laid it over the dead man from the chin down. He had told a freedman to see him burned properly and the ashes sent to his mother. He did not explain it to the officers. He was not sure he could have.</w:t>
+      </w:r>
+    </w:p>
+    <w:p>
+      <w:r>
+        <w:rPr/>
+        <w:t>Then the prisoners. Most of them were nobody, and he let the boy’s people have them, because the boy wanted names and Antony wanted dinner. One of them he asked for.</w:t>
+      </w:r>
+    </w:p>
+    <w:p>
+      <w:r>
+        <w:rPr/>
+        <w:t>They brought Hortensius in with his hands tied in front of him and his good toga gone and a soldier’s cloak over his shoulders that somebody had given him out of pity. The orator’s son. He had his father’s looks still, a little, under the dirt.</w:t>
+      </w:r>
+    </w:p>
+    <w:p>
+      <w:r>
+        <w:rPr/>
+        <w:t>“You held the ship,” Antony said.</w:t>
+      </w:r>
+    </w:p>
+    <w:p>
+      <w:r>
+        <w:rPr/>
+        <w:t>Hortensius did not pretend not to understand. “I had the order from Brutus.”</w:t>
+      </w:r>
+    </w:p>
+    <w:p>
+      <w:r>
+        <w:rPr/>
+        <w:t>“I know you had the order.” Antony turned his cup. The officers had gone quiet. “I asked whether you held the ship.”</w:t>
+      </w:r>
+    </w:p>
+    <w:p>
+      <w:r>
+        <w:rPr/>
+        <w:t>“Yes,” said Hortensius.</w:t>
+      </w:r>
+    </w:p>
+    <w:p>
+      <w:r>
+        <w:rPr/>
+        <w:t>Gaius had been killed in the spring, quickly, without insult, as the order said, and his servants had buried him in a manner fitting his rank, in a tomb by the road on the coast, and the news had come to Antony in Italy in a letter he had read standing up and then put in the brazier. He had not wept at the time. He had had the lists to finish. He found now, with the man in front of him who had done it, that the tears were still waiting, and that he did not intend to let them out in front of officers.</w:t>
+      </w:r>
+    </w:p>
+    <w:p>
+      <w:r>
+        <w:rPr/>
+        <w:t>“Take him to my brother,” he said. “Do it there. On the stones.”</w:t>
+      </w:r>
+    </w:p>
+    <w:p>
+      <w:r>
+        <w:rPr/>
+        <w:t>Nobody asked whether he meant the coast, which was a long way off, or whether he would be content with something nearer and quicker and a stone that would do. Antony did not tell them. Hortensius looked at him a moment longer, with his father’s eyes, and then the soldiers took him out, and Antony drank, and the officers began, carefully, to talk about the East.</w:t>
       </w:r>
     </w:p>
     <w:p>

--- a/exports/Ides_Book1_FULL_Ch01-34.docx
+++ b/exports/Ides_Book1_FULL_Ch01-34.docx
@@ -27,7 +27,7 @@
         <w:br/>
         <w:t>Book 1 reading export · Utica prologue, then Ch 1 dinner · ends at Philippi · author-voice (no em dash)</w:t>
         <w:br/>
-        <w:t>Source: Manuscript bb92966 (2026-10-24) · generated 2026-10-24 06:58 UTC from claude/project-thread-f0m6lx @ bb92966 · source digest 50c5183717e54773 · prologue and chapters 1–34</w:t>
+        <w:t>Source: Manuscript 348edbe (2026-10-24) · generated 2026-10-24 07:10 UTC from claude/project-thread-f0m6lx @ 348edbe · source digest 85f02c63fe3d8cbd · prologue and chapters 1–34</w:t>
       </w:r>
     </w:p>
     <w:p>
@@ -9188,6 +9188,337 @@
       </w:pPr>
       <w:r>
         <w:rPr/>
+        <w:t>Market Day</w:t>
+      </w:r>
+    </w:p>
+    <w:p>
+      <w:r>
+        <w:rPr/>
+        <w:t>Trebonius left Rome the way a debtor leaves a lodging house: before light, by the side door, with his best cloak on so that nobody would think he was leaving.</w:t>
+      </w:r>
+    </w:p>
+    <w:p>
+      <w:r>
+        <w:rPr/>
+        <w:t>Cassius rode up from his own house to see him off because a note had come saying not to. The posting station sat where the road came down off the hills, a low yard with a well and a lamp and a groom asleep on a pile of harness. Trebonius was in the yard already, in a travelling hat, watching his baggage go on to the mules with the face of a man counting spoons.</w:t>
+      </w:r>
+    </w:p>
+    <w:p>
+      <w:r>
+        <w:rPr/>
+        <w:t>“You were told not to come,” Trebonius said.</w:t>
+      </w:r>
+    </w:p>
+    <w:p>
+      <w:r>
+        <w:rPr/>
+        <w:t>“That’s why I came.”</w:t>
+      </w:r>
+    </w:p>
+    <w:p>
+      <w:r>
+        <w:rPr/>
+        <w:t>“Of course it is.” Trebonius looked pleased, and hid it, and let it show again, because hiding things from Cassius had never been worth the work. “Asia. It’s mine for the year, by the dead man’s own arrangement. If I wait in Rome for the Senate to send me off with a sacrifice, Antony will find a reason to keep me there, and then a reason to forget me there. So I’m going to go and be a proconsul quietly, before anyone remembers to object.”</w:t>
+      </w:r>
+    </w:p>
+    <w:p>
+      <w:r>
+        <w:rPr/>
+        <w:t>It was the voice from the old days, before any of it, the voice that had walked beside Cassius through the Forum on market days talking about the price of wheat and who was sleeping with whom and which senator had been seen buying his own applause. Trebonius had been Caesar’s man for ten years. He had held Massilia for him and governed Spain for him and taken the consul’s chair from him for three months. And on the Ides he had stood in the porch of Pompey’s theatre with his hand on Antony’s sleeve, talking about nothing, while the others went in.</w:t>
+      </w:r>
+    </w:p>
+    <w:p>
+      <w:r>
+        <w:rPr/>
+        <w:t>Cassius had never asked him what they talked about. He asked now.</w:t>
+      </w:r>
+    </w:p>
+    <w:p>
+      <w:r>
+        <w:rPr/>
+        <w:t>“The weather,” Trebonius said. “His mother’s health. A horse he wanted to buy off Lepidus.” He tightened a strap that did not need it. “He’s an easy man to talk to, Antony. That’s the trouble with him. I kept thinking he would ask me what I was doing, and he never did. He thought I was being friendly.”</w:t>
+      </w:r>
+    </w:p>
+    <w:p>
+      <w:r>
+        <w:rPr/>
+        <w:t>“You were.”</w:t>
+      </w:r>
+    </w:p>
+    <w:p>
+      <w:r>
+        <w:rPr/>
+        <w:t>“I was.” Trebonius stopped with the strap in his hand. “That’s the part I think about.”</w:t>
+      </w:r>
+    </w:p>
+    <w:p>
+      <w:r>
+        <w:rPr/>
+        <w:t>The groom woke and began shouting at the mules. Down the road in the dark a cart went by toward Rome, loaded with something that clanked, and the driver sang to himself in a Marsian accent.</w:t>
+      </w:r>
+    </w:p>
+    <w:p>
+      <w:r>
+        <w:rPr/>
+        <w:t>“Dolabella,” Cassius said. “When he gets Syria, he’ll go out by your road.”</w:t>
+      </w:r>
+    </w:p>
+    <w:p>
+      <w:r>
+        <w:rPr/>
+        <w:t>“Dolabella is twenty-five and in debt to everyone in Italy and he has never been in anything he couldn’t talk his way out of.” Trebonius smiled. “I know Dolabella. I was at his wedding. He kissed the bride’s father on both cheeks and borrowed money from him in the same embrace. He’ll be in Asia in the autumn, if he goes at all, and I will give him a good dinner and wave him on into Syria and he will forget me before he reaches the hills.”</w:t>
+      </w:r>
+    </w:p>
+    <w:p>
+      <w:r>
+        <w:rPr/>
+        <w:t>“And if he doesn’t?”</w:t>
+      </w:r>
+    </w:p>
+    <w:p>
+      <w:r>
+        <w:rPr/>
+        <w:t>“Then I’ll have walls.” Trebonius took the reins the groom held out. “Smyrna has good walls. I’ve seen them. Friendly town. Good figs.”</w:t>
+      </w:r>
+    </w:p>
+    <w:p>
+      <w:r>
+        <w:rPr/>
+        <w:t>He mounted. He was not a natural horseman, and the mule driver watched him do it and decided not to laugh. From the saddle Trebonius looked down at Cassius in the first grey light, and for a moment the market-day face went away and something older and more tired came up under it.</w:t>
+      </w:r>
+    </w:p>
+    <w:p>
+      <w:r>
+        <w:rPr/>
+        <w:t>“You were right, you know,” he said. “Back in the winter. About Antony. We should have done him too.”</w:t>
+      </w:r>
+    </w:p>
+    <w:p>
+      <w:r>
+        <w:rPr/>
+        <w:t>Cassius said nothing. There was nothing to say to it that was not either a boast or a grief.</w:t>
+      </w:r>
+    </w:p>
+    <w:p>
+      <w:r>
+        <w:rPr/>
+        <w:t>“Well.” Trebonius gathered the reins. “Too late for that. I’ll write.”</w:t>
+      </w:r>
+    </w:p>
+    <w:p>
+      <w:r>
+        <w:rPr/>
+        <w:t>He went off down the road toward Brundisium in the half dark, with his mules and his spoons and his best cloak, and Cassius stood in the yard until he could not hear the hooves any more, and then rode home and told no one he had been out.</w:t>
+      </w:r>
+    </w:p>
+    <w:p>
+      <w:pPr>
+        <w:spacing w:before="200"/>
+      </w:pPr>
+      <w:r>
+        <w:rPr/>
+        <w:t>The Column</w:t>
+      </w:r>
+    </w:p>
+    <w:p>
+      <w:r>
+        <w:rPr/>
+        <w:t>They built the altar where the fire had been.</w:t>
+      </w:r>
+    </w:p>
+    <w:p>
+      <w:r>
+        <w:rPr/>
+        <w:t>Nysa went to it the first time because she was sent. The steward wanted oil from a shop on the far side of the Forum, and the way there went past the place, and there was no other way that did not cost an hour. She had meant to walk past. She stopped. Everyone stopped. There was ash still in the cracks of the paving where they had burned him, black under the new white stone, and a crowd of freedmen and shopkeepers and soldiers’ women standing round it with their hands full.</w:t>
+      </w:r>
+    </w:p>
+    <w:p>
+      <w:r>
+        <w:rPr/>
+        <w:t xml:space="preserve">People brought things. Bread. Honey cakes. Little jars of oil no bigger than a thumb. A soldier with one arm laid a bronze arm-ring on the step and walked away without looking at it. A woman Nysa knew from the Subura fountain, who sold thread and had never in her life been inside a house on the Palatine, knelt and put her forehead to the stone and stayed there. Somebody had written on the base in charcoal, then somebody else had cut it properly into the marble: </w:t>
+      </w:r>
+      <w:r>
+        <w:rPr>
+          <w:i/>
+        </w:rPr>
+        <w:t>To the father of his country.</w:t>
+      </w:r>
+    </w:p>
+    <w:p>
+      <w:r>
+        <w:rPr/>
+        <w:t>A man stood by the altar most days. He called himself Marius, the grandson of the great Marius, who had been Caesar’s uncle by marriage. He had a fine voice and a good beard and a story about his descent that grew longer every time Nysa heard it. He led the prayers. He took the offerings in at the end of the day for safekeeping. The crowd loved him, because he loved Caesar louder than anyone, and because he said the names of the men of the Ides out loud with a curse after each one, in the open Forum, where the Senate could hear.</w:t>
+      </w:r>
+    </w:p>
+    <w:p>
+      <w:r>
+        <w:rPr/>
+        <w:t>Nysa went again the next day, without being sent. She took nothing. She stood at the back of the crowd and looked at the stone and thought about the morning she had dressed Calpurnia in the grey and the master had gone out of the door, and the tablet in her tunic that was ash now. She did not pray. She did not know who she would have prayed to. It was only that the place was there, and she had nowhere else to stand that was his.</w:t>
+      </w:r>
+    </w:p>
+    <w:p>
+      <w:r>
+        <w:rPr/>
+        <w:t>On the fifth day the altar had a column.</w:t>
+      </w:r>
+    </w:p>
+    <w:p>
+      <w:r>
+        <w:rPr/>
+        <w:t>It went up in a night. Numidian stone, yellow and red, twenty feet of it, and the same words on the base, cut deeper. People said Marius had paid for it. People said the guilds had. By noon there were three times as many in the crowd, and they were swearing oaths on the column, and settling quarrels at its foot by swearing on Caesar’s name, and the Forum had a new court that no praetor sat in.</w:t>
+      </w:r>
+    </w:p>
+    <w:p>
+      <w:r>
+        <w:rPr/>
+        <w:t>Antony’s soldiers came for Marius at dawn on the seventh day.</w:t>
+      </w:r>
+    </w:p>
+    <w:p>
+      <w:r>
+        <w:rPr/>
+        <w:t>Nysa did not see it. She heard it, carrying water at the Domus gate with Dama: the noise first, a long roar from the Forum like a wave going over, and then a silence, and then the noise again, different. Phileros came back from the street an hour later grey in the face. Marius was dead. Killed in the prison under the Capitol, without a trial, on the consul’s order. The crowd had tried to rush the soldiers. Some of them were dead too. Some had been taken.</w:t>
+      </w:r>
+    </w:p>
+    <w:p>
+      <w:r>
+        <w:rPr/>
+        <w:t>“Slaves on crosses,” Phileros said. “Free men off the Rock. I saw them take the thread woman’s son.” He sat down on the step of the gate. “For praying.”</w:t>
+      </w:r>
+    </w:p>
+    <w:p>
+      <w:r>
+        <w:rPr/>
+        <w:t>“For praying loudly,” Dama said.</w:t>
+      </w:r>
+    </w:p>
+    <w:p>
+      <w:r>
+        <w:rPr/>
+        <w:t>Nysa went in and set the water down and stood in the empty atrium where the master’s chair had been. She found she was holding the rim of the jar so hard her fingers had gone white. She let go of it one finger at a time.</w:t>
+      </w:r>
+    </w:p>
+    <w:p>
+      <w:r>
+        <w:rPr/>
+        <w:t>The column stood ten more days.</w:t>
+      </w:r>
+    </w:p>
+    <w:p>
+      <w:r>
+        <w:rPr/>
+        <w:t>People still came, fewer, quieter, with nothing in their hands. The soldiers watched them from the steps of the temple and did nothing, and that was worse. Then Antony went south into Campania to see the veterans, and the other consul had the city to himself.</w:t>
+      </w:r>
+    </w:p>
+    <w:p>
+      <w:r>
+        <w:rPr/>
+        <w:t>Dolabella came at noon, with lictors and a gang of workmen with ropes and crowbars, and he came in person, which nobody had expected. He was young for a consul, younger than any man Nysa had ever seen behind the rods, with a handsome high-coloured face and the air of a man who has just been given a good part in a play. He stood on the temple steps while the workmen put their ropes round the column, and he made a short speech about order and the law and false gods, which the crowd did not hear because they were shouting.</w:t>
+      </w:r>
+    </w:p>
+    <w:p>
+      <w:r>
+        <w:rPr/>
+        <w:t>The column came down at the third pull. It broke in two places. The yellow stone was white inside.</w:t>
+      </w:r>
+    </w:p>
+    <w:p>
+      <w:r>
+        <w:rPr/>
+        <w:t>Then they broke the altar, with hammers, and threw the pieces in carts, and swept the paving where it had stood. Nysa watched the brooms go over the cracks where the ash was. They did not get it all. Some of it was too far down.</w:t>
+      </w:r>
+    </w:p>
+    <w:p>
+      <w:r>
+        <w:rPr/>
+        <w:t>The men who fought the workmen were taken to the Rock that afternoon, and the slaves to the crosses outside the Esquiline gate, the same as before. This time the Forum did not roar. It watched. Dolabella went home through it with his lictors and men stood aside for the rods and did not look at his face, and by evening people were saying that Cicero would be pleased.</w:t>
+      </w:r>
+    </w:p>
+    <w:p>
+      <w:r>
+        <w:rPr/>
+        <w:t>Nysa went back to the place at dusk, when the carts had gone. The paving was swept. You could not tell anything had stood there except by a paler square where the altar had kept the sun off for three weeks. She stood on it. Nobody else was there.</w:t>
+      </w:r>
+    </w:p>
+    <w:p>
+      <w:r>
+        <w:rPr/>
+        <w:t>She had nothing in her hands. She stood a while anyway, until the lamps came on along the Sacred Way and the steward would be asking where his oil was, and then she went and bought the oil.</w:t>
+      </w:r>
+    </w:p>
+    <w:p>
+      <w:pPr>
+        <w:spacing w:before="200"/>
+      </w:pPr>
+      <w:r>
+        <w:rPr/>
+        <w:t>Wonderful</w:t>
+      </w:r>
+    </w:p>
+    <w:p>
+      <w:r>
+        <w:rPr/>
+        <w:t>The news of the column reached Puteoli on the last day of April, and Cicero read it twice in the garden and once more at the desk, with the sea going on below the window as if nothing had happened anywhere.</w:t>
+      </w:r>
+    </w:p>
+    <w:p>
+      <w:r>
+        <w:rPr>
+          <w:i/>
+        </w:rPr>
+        <w:t>O my wonderful Dolabella</w:t>
+      </w:r>
+      <w:r>
+        <w:rPr/>
+        <w:t xml:space="preserve">, he wrote to Atticus. </w:t>
+      </w:r>
+      <w:r>
+        <w:rPr>
+          <w:i/>
+        </w:rPr>
+        <w:t>I call him mine now. Before, believe me, I had my doubts.</w:t>
+      </w:r>
+      <w:r>
+        <w:rPr/>
+        <w:t xml:space="preserve"> The Rock, the crosses, the column down, the paving swept: a consul doing at last what a consul was for. He wrote that the boy, meaning Dolabella, not the other one, had done more for the Republic in one afternoon than all of them since the Ides. He wrote that it seemed to him the tyrant was really dead now, for the first time.</w:t>
+      </w:r>
+    </w:p>
+    <w:p>
+      <w:r>
+        <w:rPr/>
+        <w:t>“He still owes you the dowry,” Tiro said, from the door.</w:t>
+      </w:r>
+    </w:p>
+    <w:p>
+      <w:r>
+        <w:rPr/>
+        <w:t>Cicero did not look up. Dolabella had married Tullia when she was twenty-eight and still hopeful, and been unfaithful to her before the wedding wreaths were dry, and divorced her in the end when she was carrying his child. She had died of the child at Tusculum in the February before last. Cicero had built a shrine for her in his head and never built it in stone. The dowry had been paid back in two instalments of three, and the third was overdue, and Dolabella wrote charming letters about it.</w:t>
+      </w:r>
+    </w:p>
+    <w:p>
+      <w:r>
+        <w:rPr/>
+        <w:t>“He was her husband,” Cicero said. “He is the consul. He pulled down the column. Those are three different facts, Tiro, and I am only writing about one of them.”</w:t>
+      </w:r>
+    </w:p>
+    <w:p>
+      <w:r>
+        <w:rPr/>
+        <w:t>Tiro went away. Cicero finished the letter, and read it over, and liked it, and sent a copy of the best paragraph to Dolabella himself, with warm congratulations, because it was always well to be generous to a consul.</w:t>
+      </w:r>
+    </w:p>
+    <w:p>
+      <w:r>
+        <w:rPr/>
+        <w:t>Then he sat a while with the sea going on below him, and thought about Tullia in her wedding veil, laughing at something the young man said, and found he could not remember what it was.</w:t>
+      </w:r>
+    </w:p>
+    <w:p>
+      <w:pPr>
+        <w:spacing w:before="200"/>
+      </w:pPr>
+      <w:r>
+        <w:rPr/>
         <w:t>Cage with a View</w:t>
       </w:r>
     </w:p>
@@ -12536,6 +12867,311 @@
     </w:p>
     <w:p>
       <w:pPr>
+        <w:spacing w:before="280"/>
+      </w:pPr>
+      <w:r>
+        <w:rPr/>
+        <w:t>Chapter 27a</w:t>
+      </w:r>
+    </w:p>
+    <w:p>
+      <w:r>
+        <w:rPr/>
+        <w:t>Smyrna</w:t>
+      </w:r>
+    </w:p>
+    <w:p>
+      <w:pPr>
+        <w:spacing w:before="200"/>
+      </w:pPr>
+      <w:r>
+        <w:rPr/>
+        <w:t>Good Walls</w:t>
+      </w:r>
+    </w:p>
+    <w:p>
+      <w:r>
+        <w:rPr/>
+        <w:t>Amyntas son of Menodotus had kept the treasury of Smyrna for eleven years, and in all that time he had never been asked to feed an army that was outside the walls on purpose.</w:t>
+      </w:r>
+    </w:p>
+    <w:p>
+      <w:r>
+        <w:rPr/>
+        <w:t>“Not in,” the proconsul said. “Under no circumstances in. But fed. Generously. I want him to remember us fondly when he’s in Syria.”</w:t>
+      </w:r>
+    </w:p>
+    <w:p>
+      <w:r>
+        <w:rPr/>
+        <w:t>Gaius Trebonius said this in good Greek, with a Roman accent he did nothing to hide, sitting in the council chamber with his feet on a stool because the January damp got into them. He had governed Asia for eight months. Amyntas had come to like him, which he had not expected. He was a short, cheerful man who asked the price of things before he asked their history, and who had once, on a tour of the harbour, stopped to buy figs from a stall and paid what the woman asked without haggling, which had been talked about in the agora for a week.</w:t>
+      </w:r>
+    </w:p>
+    <w:p>
+      <w:r>
+        <w:rPr/>
+        <w:t>So the treasury fed Dolabella.</w:t>
+      </w:r>
+    </w:p>
+    <w:p>
+      <w:r>
+        <w:rPr/>
+        <w:t xml:space="preserve">Amyntas wrote it down as he did everything. Barley, so many medimni. Wine, so many jars, the second quality. Oil. Fodder for four hundred horses. Sheep, live, driven out of the north gate each morning to the camp on the plain where the consul of last year, the proconsul of Syria, the son-in-law of Cicero, sat with his legions and waited to be let in and was not. Each night the gates were shut and the watch doubled. Each morning the carts went out again. Amyntas entered the cost under a heading he invented for it, </w:t>
+      </w:r>
+      <w:r>
+        <w:rPr>
+          <w:i/>
+        </w:rPr>
+        <w:t>hospitality to a passing magistrate</w:t>
+      </w:r>
+      <w:r>
+        <w:rPr/>
+        <w:t>, and looked at it, and thought that the city had paid many kinds of hospitality to many Romans in his lifetime, and that this was the first he had been asked to pay from behind a locked gate.</w:t>
+      </w:r>
+    </w:p>
+    <w:p>
+      <w:r>
+        <w:rPr/>
+        <w:t>Dolabella sent courteous letters. He understood entirely. He would not dream of troubling the city. He was on his way to his province and wanted only supplies and a little rest for his men. He sent the treasurer of Smyrna, by name, a cup of good silver as thanks for the barley, and Amyntas entered it in the books as a gift to the city and put it in the strongroom and did not drink from it.</w:t>
+      </w:r>
+    </w:p>
+    <w:p>
+      <w:r>
+        <w:rPr/>
+        <w:t>On the eleventh day the camp on the plain was struck.</w:t>
+      </w:r>
+    </w:p>
+    <w:p>
+      <w:r>
+        <w:rPr/>
+        <w:t>Amyntas watched it from the wall with half the council. It was done briskly, in the early afternoon, tents down and packed, the column formed on the Ephesus road and marching away south with its baggage and its standards, and Dolabella himself riding at the head of it in a scarlet cloak and waving to the walls as he went, the way a man waves to a house where he has dined well.</w:t>
+      </w:r>
+    </w:p>
+    <w:p>
+      <w:r>
+        <w:rPr/>
+        <w:t>“Well,” said Trebonius, beside him, pleased. “There we are. I told you. Friendly town.”</w:t>
+      </w:r>
+    </w:p>
+    <w:p>
+      <w:r>
+        <w:rPr/>
+        <w:t>The watch was stood down to its usual strength that night. Amyntas went home to his house below the temple of Nemesis and ate with his wife and his two daughters and went to bed early, because it had been a long eleven days, and slept, and was woken in the dark by a sound he did not at first understand.</w:t>
+      </w:r>
+    </w:p>
+    <w:p>
+      <w:r>
+        <w:rPr/>
+        <w:t>It was the sound of a great many men moving quietly.</w:t>
+      </w:r>
+    </w:p>
+    <w:p>
+      <w:r>
+        <w:rPr/>
+        <w:t>He went up on to his roof in his night tunic. The streets below the temple were full of soldiers. Not running. Walking fast, in file, with their shields covered and their swords drawn and nobody talking. They had come over the wall on the seaward side, where it was lowest, with ladders. Later he learned they had turned back on the Ephesus road at dusk, a few cohorts of them, and come up through the olive groves in the dark while the rest of the column went on making noise to the south. Later he learned all of it. That night he only stood on his roof and watched the files go by below, all going the same way, uphill, toward the governor’s house.</w:t>
+      </w:r>
+    </w:p>
+    <w:p>
+      <w:r>
+        <w:rPr/>
+        <w:t>There was no fighting to speak of. There was no one to fight. The city had been told it was safe.</w:t>
+      </w:r>
+    </w:p>
+    <w:p>
+      <w:r>
+        <w:rPr/>
+        <w:t>In the morning the soldiers were on the gates and in the agora and the city was very quiet. Amyntas dressed and went down to the treasury, because it was the treasury, and someone had to be there when they came for it. On the way he crossed the agora.</w:t>
+      </w:r>
+    </w:p>
+    <w:p>
+      <w:r>
+        <w:rPr/>
+        <w:t>They had set up the governor’s chair on the tribunal at the top of the steps, the ivory chair Trebonius sat in to hear cases, and on the chair, where a man would sit, they had put his head.</w:t>
+      </w:r>
+    </w:p>
+    <w:p>
+      <w:r>
+        <w:rPr/>
+        <w:t>Amyntas did not stop. He kept walking at the same pace, across the agora and up the steps of the treasury and in, and sat down at his table, and found that he had walked past it so quickly he could not have said for certain whether the eyes were open.</w:t>
+      </w:r>
+    </w:p>
+    <w:p>
+      <w:r>
+        <w:rPr/>
+        <w:t>The clerks came in one by one. Nobody said anything for a long time. Then the youngest, who had been in the street at first light, told it, because he could not help telling it. Trebonius had been taken in his bed. He had asked them to bring him to Dolabella. A centurion had said that Dolabella was not here, but that he would take the head to him, and the rest could stay. Afterwards some of the soldiers had…</w:t>
+      </w:r>
+    </w:p>
+    <w:p>
+      <w:r>
+        <w:rPr/>
+        <w:t>“Enough,” said Amyntas.</w:t>
+      </w:r>
+    </w:p>
+    <w:p>
+      <w:r>
+        <w:rPr/>
+        <w:t>The boy stopped. Later Amyntas would hear other versions. That the governor had been kept alive two days and made to tell where the money was. That he had been killed at once and the two days were a story told in Rome. That the soldiers had used the head in the street like a ball, kicking it from one to another between the colonnades until there was nothing about it a wife would know. Amyntas never asked which was true. He did not go out into the street that day, or the next. He had two daughters.</w:t>
+      </w:r>
+    </w:p>
+    <w:p>
+      <w:r>
+        <w:rPr/>
+        <w:t>Dolabella rode into the city at noon, by the main gate, which was opened for him. He wore the scarlet cloak. He went up the steps of the tribunal and stood by the chair and made a short speech to whoever was in the agora, which was not many, about Caesar, and the debt of blood owed to Caesar, and the first of the murderers to pay it. Then he sent for the city’s treasurer by name.</w:t>
+      </w:r>
+    </w:p>
+    <w:p>
+      <w:r>
+        <w:rPr/>
+        <w:t>Amyntas went. He took the books.</w:t>
+      </w:r>
+    </w:p>
+    <w:p>
+      <w:r>
+        <w:rPr/>
+        <w:t>“The cup,” Dolabella said pleasantly. He had a handsome flushed face and very good teeth. “I sent you a cup. I hope you liked it.”</w:t>
+      </w:r>
+    </w:p>
+    <w:p>
+      <w:r>
+        <w:rPr/>
+        <w:t>“It is in the city’s strongroom, Imperator.”</w:t>
+      </w:r>
+    </w:p>
+    <w:p>
+      <w:r>
+        <w:rPr/>
+        <w:t>“Good. Good. I shall want the rest of what’s in there.” Dolabella glanced at the chair beside him without interest, the way a man glances at a table that has not yet been cleared. “Asia is a rich province. Syria is a long way. I’m sure Smyrna will be generous. It was so generous all last week.”</w:t>
+      </w:r>
+    </w:p>
+    <w:p>
+      <w:r>
+        <w:rPr/>
+        <w:t>Amyntas opened the books on the steps and began to read the figures aloud. His voice was perfectly steady. He found that if he kept his eyes on the columns of figures, the barley and the oil and the sheep, the hospitality to a passing magistrate, he did not have to see anything else at all.</w:t>
+      </w:r>
+    </w:p>
+    <w:p>
+      <w:pPr>
+        <w:spacing w:before="200"/>
+      </w:pPr>
+      <w:r>
+        <w:rPr/>
+        <w:t>Enemy</w:t>
+      </w:r>
+    </w:p>
+    <w:p>
+      <w:r>
+        <w:rPr/>
+        <w:t>The news from Smyrna reached Rome at the end of February in letters from Asia, and by the first of March every house on the Palatine was telling it with more blood than the last.</w:t>
+      </w:r>
+    </w:p>
+    <w:p>
+      <w:r>
+        <w:rPr/>
+        <w:t>Cicero told it with the most. That was his work.</w:t>
+      </w:r>
+    </w:p>
+    <w:p>
+      <w:r>
+        <w:rPr/>
+        <w:t xml:space="preserve">He stood in the House on the day of the debate and told it so that the fathers would see it: the ladders in the dark, the man in his bed, the two days, the questions, the chair, the head. He did not know that the two days were true. He knew that they were true enough to move a vote, and that a vote was what Trebonius needed now, more than accuracy. </w:t>
+      </w:r>
+      <w:r>
+        <w:rPr>
+          <w:i/>
+        </w:rPr>
+        <w:t>Gaius Trebonius</w:t>
+      </w:r>
+      <w:r>
+        <w:rPr/>
+        <w:t xml:space="preserve">, he said, </w:t>
+      </w:r>
+      <w:r>
+        <w:rPr>
+          <w:i/>
+        </w:rPr>
+        <w:t>my friend</w:t>
+      </w:r>
+      <w:r>
+        <w:rPr/>
+        <w:t xml:space="preserve">, and he let his voice catch on </w:t>
+      </w:r>
+      <w:r>
+        <w:rPr>
+          <w:i/>
+        </w:rPr>
+        <w:t>friend</w:t>
+      </w:r>
+      <w:r>
+        <w:rPr/>
+        <w:t>, and it caught by itself, which surprised him. He called Dolabella a monster, a beast in a man’s shape, a torturer, a thing that had crawled out of Caesar’s camp still wearing Caesar’s scent. He said the Senate must declare him a public enemy that day, and it did, with only a handful against.</w:t>
+      </w:r>
+    </w:p>
+    <w:p>
+      <w:r>
+        <w:rPr/>
+        <w:t>Then he asked the House to give the war against Dolabella to Cassius, who was somewhere in Syria already with no commission from anyone, and on that he lost. The consuls wanted it for themselves, once Mutina was done. The fathers preferred a consul they could see to a Liberator they could not. Cicero went home with half a victory and the rest of his speech in his head, still talking.</w:t>
+      </w:r>
+    </w:p>
+    <w:p>
+      <w:r>
+        <w:rPr/>
+        <w:t>Tiro had the boxes out when he came in. Tiro kept the letters, copies of everything, the outgoing and the incoming, in cedar boxes by year, so that one day there might be a book. He had the box for the year of the Ides open on the table, and he did not say anything when Cicero came in. He only moved the lamp a little nearer.</w:t>
+      </w:r>
+    </w:p>
+    <w:p>
+      <w:r>
+        <w:rPr/>
+        <w:t xml:space="preserve">Cicero knew what was in it. He did not need to read it. </w:t>
+      </w:r>
+      <w:r>
+        <w:rPr>
+          <w:i/>
+        </w:rPr>
+        <w:t>O my wonderful Dolabella. I call him mine now.</w:t>
+      </w:r>
+      <w:r>
+        <w:rPr/>
+        <w:t xml:space="preserve"> The best paragraph. The copy he had sent to the young man himself, with warm congratulations, because it was always well to be generous to a consul.</w:t>
+      </w:r>
+    </w:p>
+    <w:p>
+      <w:r>
+        <w:rPr/>
+        <w:t>“Put it back,” he said.</w:t>
+      </w:r>
+    </w:p>
+    <w:p>
+      <w:r>
+        <w:rPr/>
+        <w:t>Tiro put it back, and closed the box.</w:t>
+      </w:r>
+    </w:p>
+    <w:p>
+      <w:r>
+        <w:rPr/>
+        <w:t>Cicero sat down. His throat hurt from the speech. He thought, not for the first time and with no more profit than the other times, that the young man had pulled down a column in April and cut off a head in January with exactly the same face, and that he, Cicero, had praised the face once and cursed it once and been sincere both times. He thought of Tullia at twenty-eight in her bridal veil, laughing. He still could not remember what had made her laugh. He had a feeling it had been something Dolabella said, and that it had been funny.</w:t>
+      </w:r>
+    </w:p>
+    <w:p>
+      <w:r>
+        <w:rPr/>
+        <w:t>“The fathers will want the speech written up,” Tiro said.</w:t>
+      </w:r>
+    </w:p>
+    <w:p>
+      <w:r>
+        <w:rPr/>
+        <w:t>“Yes.” Cicero held out his hand for a tablet. “The eleventh. Leave out the part about friend. It sounded rehearsed.”</w:t>
+      </w:r>
+    </w:p>
+    <w:p>
+      <w:r>
+        <w:rPr/>
+        <w:t>It had not been rehearsed. That was why it had to go.</w:t>
+      </w:r>
+    </w:p>
+    <w:p>
+      <w:pPr>
         <w:spacing w:before="360"/>
       </w:pPr>
       <w:r>
@@ -16102,6 +16738,159 @@
       <w:r>
         <w:rPr/>
         <w:t>Eastern Ledger</w:t>
+      </w:r>
+    </w:p>
+    <w:p>
+      <w:pPr>
+        <w:spacing w:before="200"/>
+      </w:pPr>
+      <w:r>
+        <w:rPr/>
+        <w:t>Laodicea</w:t>
+      </w:r>
+    </w:p>
+    <w:p>
+      <w:r>
+        <w:rPr/>
+        <w:t>Smyrna sent its treasurer to Cassius because there was nothing left in the treasury to send instead.</w:t>
+      </w:r>
+    </w:p>
+    <w:p>
+      <w:r>
+        <w:rPr/>
+        <w:t>Amyntas went by sea in the hot months, with a letter from the council and the books, down the coast past Rhodes and Cyprus to where the Syrian shore ran flat and white under the sun and a town sat on its headland with the sea on three sides and an army on the fourth. Laodicea. Dolabella had gone in there in the spring, when Cassius came against him with more legions than he had, and the town had opened its gates to him, because he had been consul of Rome last year and had good teeth. Now it had walls round it on the land side, Cassius’s walls, a double ditch and a rampart across the neck of the headland, and on the sea side Cassius’s ships rode at anchor in a line, and nothing went in.</w:t>
+      </w:r>
+    </w:p>
+    <w:p>
+      <w:r>
+        <w:rPr/>
+        <w:t>Amyntas was given a tent in the lines and told to wait. He waited nine days.</w:t>
+      </w:r>
+    </w:p>
+    <w:p>
+      <w:r>
+        <w:rPr/>
+        <w:t>He spent them as he spent everything, counting. The siege works: so many feet of ditch, so many towers. The ships. The bread ration in the camp, which was better than Smyrna’s had been since January. The men who came out of Laodicea by night, swimming or on rafts or let down from the wall on ropes, to sell what they knew for a loaf: that the town was eating its horses; that Dolabella paid his soldiers in promises now and in silver plate cut up with chisels; that his guards were Gauls, and loved him, and that the rest did not.</w:t>
+      </w:r>
+    </w:p>
+    <w:p>
+      <w:r>
+        <w:rPr/>
+        <w:t>On the tenth day Amyntas was brought to Cassius.</w:t>
+      </w:r>
+    </w:p>
+    <w:p>
+      <w:r>
+        <w:rPr/>
+        <w:t>He had expected a philosopher, from what was said of the Liberators. He found a lean grey man in a cuirass at a table covered in tablets, who listened to the letter from the council without looking up, and then asked one question.</w:t>
+      </w:r>
+    </w:p>
+    <w:p>
+      <w:r>
+        <w:rPr/>
+        <w:t>“How much did he take?”</w:t>
+      </w:r>
+    </w:p>
+    <w:p>
+      <w:r>
+        <w:rPr/>
+        <w:t>Amyntas told him. To the drachma. He had the figures by heart. The strongroom, the temple deposits, the harbour dues for the year, the cup.</w:t>
+      </w:r>
+    </w:p>
+    <w:p>
+      <w:r>
+        <w:rPr/>
+        <w:t>Cassius looked up then. “The cup?”</w:t>
+      </w:r>
+    </w:p>
+    <w:p>
+      <w:r>
+        <w:rPr/>
+        <w:t>“He sent me a silver cup, Imperator. As thanks for the barley. Before.” Amyntas found that his voice was steady, as it had been on the steps. “I entered it as a gift to the city. He took it back with the rest.”</w:t>
+      </w:r>
+    </w:p>
+    <w:p>
+      <w:r>
+        <w:rPr/>
+        <w:t>Cassius looked at him for some time. It was not an unkind look. It was the look of a man reading an account and finding the sum correct.</w:t>
+      </w:r>
+    </w:p>
+    <w:p>
+      <w:r>
+        <w:rPr/>
+        <w:t>“Smyrna will owe me,” he said. “Not today. Today it owes me nothing, because it has nothing, and I don’t waste clerks. Stay. Watch. When this is done you can tell your council what you saw, and then they’ll know what the sum is for.”</w:t>
+      </w:r>
+    </w:p>
+    <w:p>
+      <w:r>
+        <w:rPr/>
+        <w:t>It was done four days later.</w:t>
+      </w:r>
+    </w:p>
+    <w:p>
+      <w:r>
+        <w:rPr/>
+        <w:t>Amyntas did not see the gate open. Nobody in the lines did; it happened in the dark before dawn, on the landward side, where the centurions who held the gate for Dolabella had been talking to Cassius’s centurions across the ditch for a week. There was a noise, not loud. Then the trumpets in the lines, and the cohorts going in at a run over a causeway of fascines, and by full light Cassius’s standards were on the wall.</w:t>
+      </w:r>
+    </w:p>
+    <w:p>
+      <w:r>
+        <w:rPr/>
+        <w:t>He was taken in at noon with the officers, because Cassius had told him to watch.</w:t>
+      </w:r>
+    </w:p>
+    <w:p>
+      <w:r>
+        <w:rPr/>
+        <w:t>The town smelled of horse. The streets were full of soldiers sitting down, Dolabella’s men, with their shields at their feet, waiting to be told whose they were now. Nobody was fighting. Amyntas had begun to understand that this was how cities fell, in these wars between Romans: not with a storm but with a gate and a price and men sitting down in the street.</w:t>
+      </w:r>
+    </w:p>
+    <w:p>
+      <w:r>
+        <w:rPr/>
+        <w:t>Dolabella was in a house near the harbour.</w:t>
+      </w:r>
+    </w:p>
+    <w:p>
+      <w:r>
+        <w:rPr/>
+        <w:t>He lay in the courtyard on his back, without his head. A Gaul lay beside him, a big fair man in a Roman mail shirt, with his own sword through his own chest and his hand still on the hilt. The head was on a cloak on the paving between them, set down carefully, face up, as if somebody had meant to bring it somewhere and then not had the heart.</w:t>
+      </w:r>
+    </w:p>
+    <w:p>
+      <w:r>
+        <w:rPr/>
+        <w:t>Cassius’s officers stood round and told it to each other. When the gate went, Dolabella had sent for the captain of his guard and bared his neck and told him to take the head to Cassius and buy his own life with it. The Gaul had done the first part. Then he had sat down by the body and done the other thing instead.</w:t>
+      </w:r>
+    </w:p>
+    <w:p>
+      <w:r>
+        <w:rPr/>
+        <w:t>Amyntas looked at the face on the cloak. It was the same face. Handsome, flushed even now, the very good teeth. He waited to feel what he had felt on the steps at Smyrna, and it did not come. What came instead was the thought of the ivory chair on the tribunal, and of how Dolabella had glanced at it, the way a man glances at a table that has not been cleared.</w:t>
+      </w:r>
+    </w:p>
+    <w:p>
+      <w:r>
+        <w:rPr/>
+        <w:t>Somebody had cleared this one.</w:t>
+      </w:r>
+    </w:p>
+    <w:p>
+      <w:r>
+        <w:rPr/>
+        <w:t>Cassius came into the courtyard a little later and stood for a moment by the body. He did not make a speech. He looked at the Gaul longer than at Dolabella, and then he told an officer to have both of them burned properly, together, and to find out the Gaul’s name.</w:t>
+      </w:r>
+    </w:p>
+    <w:p>
+      <w:r>
+        <w:rPr/>
+        <w:t>Then he turned to the paymaster beside him and asked what Laodicea had in its treasury, and the paymaster began to read the figures, and Amyntas found himself listening to the sums with a professional ear, adding them as they went, and noticed that the town was going to be asked for more than it had. He knew the shape of that sum. He had read it aloud himself, in January, on the steps.</w:t>
+      </w:r>
+    </w:p>
+    <w:p>
+      <w:r>
+        <w:rPr/>
+        <w:t>He went home to Smyrna on the next ship with Cassius’s receipt for nothing, and gave the council his report. He told them the figures. He told them about the Gaul. He did not tell them what Cassius had said the sum was for, because when he came to write it down he found he did not know.</w:t>
       </w:r>
     </w:p>
     <w:p>

--- a/exports/Ides_Book1_FULL_Ch01-34.docx
+++ b/exports/Ides_Book1_FULL_Ch01-34.docx
@@ -27,7 +27,7 @@
         <w:br/>
         <w:t>Book 1 reading export · Utica prologue, then Ch 1 dinner · ends at Philippi · author-voice (no em dash)</w:t>
         <w:br/>
-        <w:t>Source: Manuscript 348edbe (2026-10-24) · generated 2026-10-24 07:10 UTC from claude/project-thread-f0m6lx @ 348edbe · source digest 85f02c63fe3d8cbd · prologue and chapters 1–34</w:t>
+        <w:t>Source: Manuscript 5e009e9 (2026-10-24) · generated 2026-10-24 07:15 UTC from claude/project-thread-f0m6lx @ 5e009e9 · source digest 591be48ad602452d · prologue and chapters 1–34</w:t>
       </w:r>
     </w:p>
     <w:p>
@@ -5378,13 +5378,79 @@
     <w:p>
       <w:r>
         <w:rPr/>
-        <w:t>Brutus nodded once. The ancestral gesture: the nod of a Junius. He didn’t sleep well after. Sleep was for mornings that weren’t knives. Cassius, Brutus suspected, slept worse and called it planning.</w:t>
+        <w:t>Brutus nodded once. The ancestral gesture: the nod of a Junius.</w:t>
       </w:r>
     </w:p>
     <w:p>
       <w:r>
         <w:rPr/>
         <w:t>They left the room separately. Outside, a baker’s boy argued ordinary March prices with a customer and, in the same breath, that Caesar had already slipped the city for Parthia in the night, rumour with flour on it, already wrong. Neither man looked twice at the two who had just spent a breath on knives.</w:t>
+      </w:r>
+    </w:p>
+    <w:p>
+      <w:r>
+        <w:rPr/>
+        <w:t>Porcia was awake when he came in. She sat in the small room off the atrium with one lamp and no work in her hands, and he knew from the way she did not look up that she had been sitting like that for some time.</w:t>
+      </w:r>
+    </w:p>
+    <w:p>
+      <w:r>
+        <w:rPr/>
+        <w:t>“You have been with Cassius,” she said.</w:t>
+      </w:r>
+    </w:p>
+    <w:p>
+      <w:r>
+        <w:rPr/>
+        <w:t>He did not answer. It had been his own rule, made to Cassius at the Lupercalia: Porcia was not to know. He had kept it through February with a care that had felt like loyalty and had been, he understood now, looking at her, mostly cowardice.</w:t>
+      </w:r>
+    </w:p>
+    <w:p>
+      <w:r>
+        <w:rPr/>
+        <w:t>Porcia stood. She took the hem of her robe in one hand and drew it up above the knee, and turned a little toward the lamp, so he could see.</w:t>
+      </w:r>
+    </w:p>
+    <w:p>
+      <w:r>
+        <w:rPr/>
+        <w:t>There was a cut in the outside of her thigh, deep, a hand’s length, bound with linen that had been changed and changed again and was yellow now at the edges. The skin round it was red and hot-looking. He had seen wounds go bad in camps. He knew what that colour meant.</w:t>
+      </w:r>
+    </w:p>
+    <w:p>
+      <w:r>
+        <w:rPr/>
+        <w:t>“A barber’s knife,” Porcia said. “From the kit in your dressing room. In February. The headache was not a headache. The fever was the wound.” Her voice was perfectly level. “I wanted to know whether I could hold my tongue with pain in me. I can. I have not said a word to anyone, not my women, not your mother, not the doctor, who thinks I fell against the corner of a chest.” She let the hem fall. “So now you will tell me. Because I have earned it. And because if it goes wrong tomorrow I would rather know why I am a widow than be told it by a slave on the stairs.”</w:t>
+      </w:r>
+    </w:p>
+    <w:p>
+      <w:r>
+        <w:rPr/>
+        <w:t>Brutus sat down on the edge of the couch. His legs had decided for him.</w:t>
+      </w:r>
+    </w:p>
+    <w:p>
+      <w:r>
+        <w:rPr/>
+        <w:t>He told her. All of it: the roster, the petition, the door, the portico, Trebonius and Antony. It took less time than he would have thought. When he had finished she sat down beside him, carefully, because of the leg, and took his hand, and held it. Her hand was hot. The fever was still in it.</w:t>
+      </w:r>
+    </w:p>
+    <w:p>
+      <w:r>
+        <w:rPr/>
+        <w:t>“Good,” she said. That was all.</w:t>
+      </w:r>
+    </w:p>
+    <w:p>
+      <w:r>
+        <w:rPr/>
+        <w:t>Cato’s daughter. He thought of her father tearing open his own wound in Utica rather than live forgiven, and was afraid, and could not have said for which of them.</w:t>
+      </w:r>
+    </w:p>
+    <w:p>
+      <w:r>
+        <w:rPr/>
+        <w:t>He didn’t sleep well after. Sleep was for mornings that weren’t knives. Cassius, Brutus suspected, slept worse and called it planning. Porcia, beside him, did not sleep at all; he could tell by her breathing, and by her hand, which stayed in his until the window greyed.</w:t>
       </w:r>
     </w:p>
     <w:p>
@@ -9661,6 +9727,80 @@
     <w:p>
       <w:r>
         <w:rPr/>
+        <w:t>At dusk Porcia walked the gravel with him. She still favoured the leg a little. She had told the Lanuvium doctor it was an old fall, and he had believed her, because she said it the way she said everything.</w:t>
+      </w:r>
+    </w:p>
+    <w:p>
+      <w:r>
+        <w:rPr/>
+        <w:t>“You never asked me about that morning,” she said.</w:t>
+      </w:r>
+    </w:p>
+    <w:p>
+      <w:r>
+        <w:rPr/>
+        <w:t>He had not. He had come home from the Capitol on the third day with the amnesty in his ears and his mother in the atrium, and there had been no room in the house for anyone’s morning but his own.</w:t>
+      </w:r>
+    </w:p>
+    <w:p>
+      <w:r>
+        <w:rPr/>
+        <w:t>“I couldn’t sit,” Porcia said. “After you went out. I sent a boy to the theatre to tell me when you went in, and another to tell me when Caesar came, and then another, and they kept coming back with nothing, because Caesar didn’t come. I asked every one of them what you looked like. They said you looked like a praetor. I sent them back.” Her voice did not change. “At the fourth hour a boy came running and said Caesar had left his house at last, and I stood up, and the floor came up at me. My women said afterwards I was gone for a long time. Long enough that they began the wailing. Long enough that somebody sent a boy to the theatre to tell you I was dead.”</w:t>
+      </w:r>
+    </w:p>
+    <w:p>
+      <w:r>
+        <w:rPr/>
+        <w:t>Brutus stopped walking.</w:t>
+      </w:r>
+    </w:p>
+    <w:p>
+      <w:r>
+        <w:rPr/>
+        <w:t xml:space="preserve">He remembered. He had not let himself remember. A slave of his own household at the edge of the porch, white as a sheet, and the words said in his ear, </w:t>
+      </w:r>
+      <w:r>
+        <w:rPr>
+          <w:i/>
+        </w:rPr>
+        <w:t>the mistress</w:t>
+      </w:r>
+      <w:r>
+        <w:rPr/>
+        <w:t xml:space="preserve">, </w:t>
+      </w:r>
+      <w:r>
+        <w:rPr>
+          <w:i/>
+        </w:rPr>
+        <w:t>dead</w:t>
+      </w:r>
+      <w:r>
+        <w:rPr/>
+        <w:t>, and Cassius’s face turning toward him, and his own voice saying something steady. He had stayed. He had stood in the porch with the others and waited for Caesar, and in the space of perhaps a hundred breaths he had decided, without deciding, that his wife was dead and that it did not change the morning. Then Caesar’s litter had come into the square, and there had been no more room in him for anything.</w:t>
+      </w:r>
+    </w:p>
+    <w:p>
+      <w:r>
+        <w:rPr/>
+        <w:t>He had been told by nightfall that she was alive. He had been glad. He had not thought about the hundred breaths since.</w:t>
+      </w:r>
+    </w:p>
+    <w:p>
+      <w:r>
+        <w:rPr/>
+        <w:t>“I know you stayed,” Porcia said. “They told me.” She looked at him in the last light, Cato’s look, clear and unforgiving and not unkind. “I would have stayed too. That is not what I wanted to say. I only wanted you to know that I was there, on the floor, while you were there. In case you thought it was only you who had a morning.”</w:t>
+      </w:r>
+    </w:p>
+    <w:p>
+      <w:r>
+        <w:rPr/>
+        <w:t>She went in. Brutus stood on the gravel until the steward came out with a lamp to see if he wanted one.</w:t>
+      </w:r>
+    </w:p>
+    <w:p>
+      <w:r>
+        <w:rPr/>
         <w:t>He didn’t practise a Senate line for the hedges. The hedges had already heard enough philosophy. He walked the gravel until his sandals hurt and counted the cost without making it a period. He still had a view, and fewer doors that would open if he knocked.</w:t>
       </w:r>
     </w:p>
@@ -11087,6 +11227,107 @@
       </w:pPr>
       <w:r>
         <w:rPr/>
+        <w:t>Andromache</w:t>
+      </w:r>
+    </w:p>
+    <w:p>
+      <w:r>
+        <w:rPr/>
+        <w:t>The house they borrowed at Velia had a painting in the dining room, and Porcia stopped in front of it on the last evening and did not move.</w:t>
+      </w:r>
+    </w:p>
+    <w:p>
+      <w:r>
+        <w:rPr/>
+        <w:t>It was an old painting, Greek work, the colours gone soft with lamp smoke. A man in armour on a city wall, his helmet in his hand. A woman holding out a child to him. The child was frightened of the plume and had turned its face into the nurse’s shoulder. Everybody who had ever had a tutor knew who they were. Hector, going out to fight. Andromache, who knew he would not come back.</w:t>
+      </w:r>
+    </w:p>
+    <w:p>
+      <w:r>
+        <w:rPr/>
+        <w:t>Brutus saw his wife’s shoulders and knew she was crying, and did not go to her at once, because she would not have wanted to be seen being comforted. He waited by the door. In all the months of their marriage he had never seen her cry. Not at Lanuvium. Not on the morning of the Ides, when she had lain on the floor. Not when her leg was at its worst.</w:t>
+      </w:r>
+    </w:p>
+    <w:p>
+      <w:r>
+        <w:rPr/>
+        <w:t>Acilius, whose house it was, came in behind him, saw, and did what a well-read man does when he does not know what to do. He quoted.</w:t>
+      </w:r>
+    </w:p>
+    <w:p>
+      <w:r>
+        <w:rPr/>
+        <w:t>“</w:t>
+      </w:r>
+      <w:r>
+        <w:rPr>
+          <w:i/>
+        </w:rPr>
+        <w:t>Hector, you are my father now, and my mother, and my brother</w:t>
+      </w:r>
+      <w:r>
+        <w:rPr/>
+        <w:t>,” he said, softly, in Homer’s Greek. “</w:t>
+      </w:r>
+      <w:r>
+        <w:rPr>
+          <w:i/>
+        </w:rPr>
+        <w:t>And my husband, young and strong.</w:t>
+      </w:r>
+      <w:r>
+        <w:rPr/>
+        <w:t>”</w:t>
+      </w:r>
+    </w:p>
+    <w:p>
+      <w:r>
+        <w:rPr/>
+        <w:t>Porcia turned round. Her face was wet and perfectly composed.</w:t>
+      </w:r>
+    </w:p>
+    <w:p>
+      <w:r>
+        <w:rPr/>
+        <w:t>“Go on,” she said to Acilius. “The next part is Hector’s. Where he tells her to go back to the house and see to her loom and her maids, and leave the war to the men.” She looked at Brutus. “Go on. Somebody say it.”</w:t>
+      </w:r>
+    </w:p>
+    <w:p>
+      <w:r>
+        <w:rPr/>
+        <w:t>Nobody said it. Acilius looked at his feet.</w:t>
+      </w:r>
+    </w:p>
+    <w:p>
+      <w:r>
+        <w:rPr/>
+        <w:t>Brutus came into the room. He looked at the painting, at the man on the wall with his helmet in his hand, and thought of the barber’s knife, and the fever in her hand in March, and her voice on the gravel at Lanuvium telling him she had been on the floor while he was in the porch.</w:t>
+      </w:r>
+    </w:p>
+    <w:p>
+      <w:r>
+        <w:rPr/>
+        <w:t>“I can’t give her Hector’s answer,” he said, to Acilius, because it was easier to say it to Acilius. “She hasn’t the body to carry a sword. That’s all. She has everything else.”</w:t>
+      </w:r>
+    </w:p>
+    <w:p>
+      <w:r>
+        <w:rPr/>
+        <w:t>Porcia did not thank him. She never thanked him for true things. She nodded once, and wiped her face with the heel of her hand like a girl, and went to see that the baggage for Rome was properly corded.</w:t>
+      </w:r>
+    </w:p>
+    <w:p>
+      <w:r>
+        <w:rPr/>
+        <w:t>In the morning she went north by road with her women, and he went down to the harbour, where Cassius was waiting to see him off and pretend he had not come to.</w:t>
+      </w:r>
+    </w:p>
+    <w:p>
+      <w:pPr>
+        <w:spacing w:before="200"/>
+      </w:pPr>
+      <w:r>
+        <w:rPr/>
         <w:t>East</w:t>
       </w:r>
     </w:p>
@@ -17321,7 +17562,29 @@
     <w:p>
       <w:r>
         <w:rPr/>
-        <w:t>When the secretary had gone he put the August letter back in the cedar box with the others and closed the clasp. He did not think he would want to read them when he was old. He did not think, now, that he would be.</w:t>
+        <w:t>When the secretary had gone he put the August letter back in the cedar box with the others. At the bottom of the box, under all of them, was the one he had not taken out since the summer.</w:t>
+      </w:r>
+    </w:p>
+    <w:p>
+      <w:r>
+        <w:rPr/>
+        <w:t xml:space="preserve">Cicero had written it in June, from Rome, when the news came. It was a fine letter. Brutus had known it would be a fine letter before he broke the seal, and had hated that he knew. It told him that he was a philosopher, and that philosophers were watched; that the whole army was looking to see how he bore it; that grief was natural and a man who had read what he had read would know how to set a measure to it. It did not say how she had died. Cicero did not know. Nobody seemed to know. One letter from Rome said she had been ill since the spring and the illness had taken her. One said her women had shut her in a room with a brazier, to keep her safe, and in the morning the room was very quiet. One said coals, from the brazier, and her own hand, and that she had been watched for days and had waited until she was not. Brutus had read them all once and asked no one which was true. He had thought, for one evening, of the leg, and the fever, and her voice saying </w:t>
+      </w:r>
+      <w:r>
+        <w:rPr>
+          <w:i/>
+        </w:rPr>
+        <w:t>I can</w:t>
+      </w:r>
+      <w:r>
+        <w:rPr/>
+        <w:t>.</w:t>
+      </w:r>
+    </w:p>
+    <w:p>
+      <w:r>
+        <w:rPr/>
+        <w:t>He did not take the letter out. He laid his hand flat on the others, over it, for a moment, the way he had held her hot hand in March until the window greyed. Then he closed the clasp. He did not think he would want to read them when he was old. He did not think, now, that he would be.</w:t>
       </w:r>
     </w:p>
     <w:p>

--- a/exports/Ides_Book1_FULL_Ch01-34.docx
+++ b/exports/Ides_Book1_FULL_Ch01-34.docx
@@ -27,7 +27,7 @@
         <w:br/>
         <w:t>Book 1 reading export · Utica prologue, then Ch 1 dinner · ends at Philippi · author-voice (no em dash)</w:t>
         <w:br/>
-        <w:t>Source: Manuscript 5e009e9 (2026-10-24) · generated 2026-10-24 07:15 UTC from claude/project-thread-f0m6lx @ 5e009e9 · source digest 591be48ad602452d · prologue and chapters 1–34</w:t>
+        <w:t>Source: Manuscript 1355faf (2026-10-24) · generated 2026-10-24 07:18 UTC from claude/project-thread-f0m6lx @ 1355faf · source digest 7f1c3c2354aabf63 · prologue and chapters 1–34</w:t>
       </w:r>
     </w:p>
     <w:p>
@@ -17589,6 +17589,287 @@
     </w:p>
     <w:p>
       <w:pPr>
+        <w:spacing w:before="200"/>
+      </w:pPr>
+      <w:r>
+        <w:rPr/>
+        <w:t>Sardis</w:t>
+      </w:r>
+    </w:p>
+    <w:p>
+      <w:r>
+        <w:rPr/>
+        <w:t xml:space="preserve">The armies hailed them both as </w:t>
+      </w:r>
+      <w:r>
+        <w:rPr>
+          <w:i/>
+        </w:rPr>
+        <w:t>Imperator</w:t>
+      </w:r>
+      <w:r>
+        <w:rPr/>
+        <w:t xml:space="preserve"> on the plain below Sardis, and Cassius, riding in under the cheering with Brutus a length ahead, thought that the men cheered louder for whichever of them had paid more recently, and that this was the one thing in Asia he did not need to count.</w:t>
+      </w:r>
+    </w:p>
+    <w:p>
+      <w:r>
+        <w:rPr/>
+        <w:t>They embraced in front of the standards. They had not seen each other in more than a year. Brutus was thinner and greyer at the temples and his eyes had something in them Cassius had not seen before, a kind of steady tiredness, like a man who has been listening to the same sound for a long time. Brutus said, “Rhodes,” into his ear in the middle of the embrace, quietly, the way a man says the name of a mutual friend who has died. Cassius said, “Xanthus,” back.</w:t>
+      </w:r>
+    </w:p>
+    <w:p>
+      <w:r>
+        <w:rPr/>
+        <w:t>Then they let go, and smiled for the legions, and went up into the city to the governor’s house, and shut the door.</w:t>
+      </w:r>
+    </w:p>
+    <w:p>
+      <w:r>
+        <w:rPr/>
+        <w:t>Cassius had known the room would be like this. He had not known it would happen so quickly.</w:t>
+      </w:r>
+    </w:p>
+    <w:p>
+      <w:r>
+        <w:rPr/>
+        <w:t xml:space="preserve">He did not afterwards remember who began. Brutus, probably. Brutus had been composing the speech on the road for weeks; Cassius could hear the periods in it, the balanced clauses, </w:t>
+      </w:r>
+      <w:r>
+        <w:rPr>
+          <w:i/>
+        </w:rPr>
+        <w:t>you</w:t>
+      </w:r>
+      <w:r>
+        <w:rPr/>
+        <w:t xml:space="preserve"> and </w:t>
+      </w:r>
+      <w:r>
+        <w:rPr>
+          <w:i/>
+        </w:rPr>
+        <w:t>I</w:t>
+      </w:r>
+      <w:r>
+        <w:rPr/>
+        <w:t xml:space="preserve"> weighed against each other like ingots. Rhodes: a free city, an old ally, a city of philosophers, and Cassius had taken its harbour by storm and its treasury by force and some of its leading men by name, and left it thousands of talents poorer. The Lycians, fined until they sold their temple plate. Laodicea stripped after Dolabella was dead, the dead man’s town made to pay for the dead man. </w:t>
+      </w:r>
+      <w:r>
+        <w:rPr>
+          <w:i/>
+        </w:rPr>
+        <w:t>We are not pirates</w:t>
+      </w:r>
+      <w:r>
+        <w:rPr/>
+        <w:t>, Brutus said. Cassius had heard one of his own officers say the same words in an audience hall in the winter, too loud, and had thought then what he thought now: that men who were not pirates did not need to say so.</w:t>
+      </w:r>
+    </w:p>
+    <w:p>
+      <w:r>
+        <w:rPr/>
+        <w:t>“And Xanthus?” he said.</w:t>
+      </w:r>
+    </w:p>
+    <w:p>
+      <w:r>
+        <w:rPr/>
+        <w:t>Brutus stopped.</w:t>
+      </w:r>
+    </w:p>
+    <w:p>
+      <w:r>
+        <w:rPr/>
+        <w:t xml:space="preserve">“You besieged a free city,” Cassius said. “Of Lycians. Who didn’t want you. And when they wouldn’t open, and you got in, and offered them terms, they burned their own houses with their wives and children inside rather than take your terms. Your mercy. Your famous mercy. They jumped into the fires off their own roofs to get away from it.” He heard his own voice going up and did not stop it. “You offered your soldiers a reward for every Xanthian saved. They saved a hundred and fifty. Out of a city. I took Rhodes’s money. You took Xanthus’s </w:t>
+      </w:r>
+      <w:r>
+        <w:rPr>
+          <w:i/>
+        </w:rPr>
+        <w:t>people</w:t>
+      </w:r>
+      <w:r>
+        <w:rPr/>
+        <w:t>, Brutus, all of them, and you wept over it so beautifully that the men call you the gentlest general in the world.”</w:t>
+      </w:r>
+    </w:p>
+    <w:p>
+      <w:r>
+        <w:rPr/>
+        <w:t>Brutus’s face had gone white. Cassius had seen it go white like that once before, in March, when a slave whispered in his ear in the porch that his wife was dead.</w:t>
+      </w:r>
+    </w:p>
+    <w:p>
+      <w:r>
+        <w:rPr/>
+        <w:t>“I did not want them to die,” Brutus said.</w:t>
+      </w:r>
+    </w:p>
+    <w:p>
+      <w:r>
+        <w:rPr/>
+        <w:t>“No. You wanted them to be grateful. They preferred the fire.” Cassius sat down. His hands were shaking. He put them flat on the table. “Neither of us is clean, Brutus. We stopped being clean the morning we went into the Curia with knives. The difference between us is that I know it.”</w:t>
+      </w:r>
+    </w:p>
+    <w:p>
+      <w:r>
+        <w:rPr/>
+        <w:t>Brutus said something. Cassius said something worse. After a while neither of them was making periods any more. Brutus was crying, which he did easily and without shame, as he had in Athens over a line of Plato; Cassius was not, which cost him more. They said everything. The money Brutus had asked for at Smyrna, which Cassius had given, a third, against the advice of his officers. The letters each had written to Rome about the other. Antony. The night of GO. Porcia, once, from Cassius, and he was sorry the moment it was out, and did not say so.</w:t>
+      </w:r>
+    </w:p>
+    <w:p>
+      <w:r>
+        <w:rPr/>
+        <w:t>Outside the door their friends stood in a knot in the corridor and listened to two commanders of the Republic shouting at each other like brothers dividing an inheritance, and did not dare go in.</w:t>
+      </w:r>
+    </w:p>
+    <w:p>
+      <w:r>
+        <w:rPr/>
+        <w:t>Favonius dared.</w:t>
+      </w:r>
+    </w:p>
+    <w:p>
+      <w:r>
+        <w:rPr/>
+        <w:t>He came in past the doorkeepers, who tried to stop him and failed because he was old and noisy and a senator, a little bald man in a philosopher’s threadbare cloak who had been Cato’s shadow for twenty years and imitated Cato’s manners so faithfully that he had become a kind of joke of them. He stood in the middle of the floor between the two of them, raised one hand like an actor, and declaimed, in Greek, in a fine cracked voice:</w:t>
+      </w:r>
+    </w:p>
+    <w:p>
+      <w:r>
+        <w:rPr/>
+        <w:t>“</w:t>
+      </w:r>
+      <w:r>
+        <w:rPr>
+          <w:i/>
+        </w:rPr>
+        <w:t>But listen to me. You are both younger than I am.</w:t>
+      </w:r>
+      <w:r>
+        <w:rPr/>
+        <w:t>”</w:t>
+      </w:r>
+    </w:p>
+    <w:p>
+      <w:r>
+        <w:rPr/>
+        <w:t xml:space="preserve">Nestor. Old Nestor in the </w:t>
+      </w:r>
+      <w:r>
+        <w:rPr>
+          <w:i/>
+        </w:rPr>
+        <w:t>Iliad</w:t>
+      </w:r>
+      <w:r>
+        <w:rPr/>
+        <w:t>, stepping between Agamemnon and Achilles when they were quarrelling over a girl.</w:t>
+      </w:r>
+    </w:p>
+    <w:p>
+      <w:r>
+        <w:rPr/>
+        <w:t>Cassius laughed. He could not help it. He laughed so suddenly and so hard that it hurt his ribs, and he put his head down on his arms on the table, and found that some of the laughing was the other thing after all.</w:t>
+      </w:r>
+    </w:p>
+    <w:p>
+      <w:r>
+        <w:rPr/>
+        <w:t>Brutus did not laugh. Brutus stood up, very straight, and called Favonius a dog and a counterfeit Cynic, which was true, and told him to get out, and Favonius went, with dignity, and the doorkeepers closed the door behind him, and the quarrel, which had been alive a moment before, was dead on the floor between them.</w:t>
+      </w:r>
+    </w:p>
+    <w:p>
+      <w:r>
+        <w:rPr/>
+        <w:t>They looked at each other.</w:t>
+      </w:r>
+    </w:p>
+    <w:p>
+      <w:r>
+        <w:rPr/>
+        <w:t>“He’ll want to dine with us,” Cassius said.</w:t>
+      </w:r>
+    </w:p>
+    <w:p>
+      <w:r>
+        <w:rPr/>
+        <w:t>“He will.” Brutus wiped his eyes. “He always does.”</w:t>
+      </w:r>
+    </w:p>
+    <w:p>
+      <w:r>
+        <w:rPr/>
+        <w:t>He did. That night at dinner Favonius came in uninvited, freshly bathed, and lay down on the couch at the top between them, where the guest of honour lay, and nobody moved him, and the dinner was cheerful, and full of philosophy, and Cassius found he could almost breathe.</w:t>
+      </w:r>
+    </w:p>
+    <w:p>
+      <w:r>
+        <w:rPr/>
+        <w:t>The next day Brutus condemned Lucius Pella.</w:t>
+      </w:r>
+    </w:p>
+    <w:p>
+      <w:r>
+        <w:rPr/>
+        <w:t>Pella was a former praetor, one of Brutus’s own officers, who had been taking money from the Sardians on the side, for himself, out of the silver they were paying to the army. Brutus heard the case on the tribunal in the morning, in public, and found him guilty and stripped him of his rank and disgraced him, and the Sardians in the square applauded.</w:t>
+      </w:r>
+    </w:p>
+    <w:p>
+      <w:r>
+        <w:rPr/>
+        <w:t>Cassius heard of it at noon, and went to him.</w:t>
+      </w:r>
+    </w:p>
+    <w:p>
+      <w:r>
+        <w:rPr/>
+        <w:t>“Two of my own friends did the same thing last month,” he said. “I spoke to them privately. Fined them. Kept them. This isn’t a season for nice points, Brutus. We need every officer we have and we need them not to hate us. You’ve made one an enemy and frightened twenty for a few thousand drachmas.”</w:t>
+      </w:r>
+    </w:p>
+    <w:p>
+      <w:r>
+        <w:rPr/>
+        <w:t>“Remember the Ides,” Brutus said.</w:t>
+      </w:r>
+    </w:p>
+    <w:p>
+      <w:r>
+        <w:rPr/>
+        <w:t>Cassius waited.</w:t>
+      </w:r>
+    </w:p>
+    <w:p>
+      <w:r>
+        <w:rPr/>
+        <w:t>“We killed Caesar,” Brutus said, “not because he stole himself, but because he let his friends steal, and protected them. That was the charge. That was the whole charge, under the rest. If we let our own friends rob the cities in the name of the Republic, we had better have let Caesar live.”</w:t>
+      </w:r>
+    </w:p>
+    <w:p>
+      <w:r>
+        <w:rPr/>
+        <w:t xml:space="preserve">He said it quietly. He was not making a period. He meant it, Cassius saw, entirely, the way he had meant </w:t>
+      </w:r>
+      <w:r>
+        <w:rPr>
+          <w:i/>
+        </w:rPr>
+        <w:t>GO</w:t>
+      </w:r>
+      <w:r>
+        <w:rPr/>
+        <w:t>, and it was unanswerable, and it was also exactly the kind of sentence that loses wars.</w:t>
+      </w:r>
+    </w:p>
+    <w:p>
+      <w:r>
+        <w:rPr/>
+        <w:t>Cassius did not answer it. He went back to his own quarters and sat for a long time with the accounts for the march into Thrace, the grain and the pay and the ships, and found that every column came out the same whichever way he added it, and that none of them had a line for what Brutus had said.</w:t>
+      </w:r>
+    </w:p>
+    <w:p>
+      <w:pPr>
         <w:spacing w:before="280"/>
       </w:pPr>
       <w:r>
@@ -17600,6 +17881,197 @@
       <w:r>
         <w:rPr/>
         <w:t>Philippi I</w:t>
+      </w:r>
+    </w:p>
+    <w:p>
+      <w:pPr>
+        <w:spacing w:before="200"/>
+      </w:pPr>
+      <w:r>
+        <w:rPr/>
+        <w:t>Abydos</w:t>
+      </w:r>
+    </w:p>
+    <w:p>
+      <w:r>
+        <w:rPr/>
+        <w:t>Brutus came to his tent before the trumpets, when the strait below the camp was still the colour of lead and the ships for the crossing lay along the beach in rows like cattle waiting to be loaded.</w:t>
+      </w:r>
+    </w:p>
+    <w:p>
+      <w:r>
+        <w:rPr/>
+        <w:t>Cassius was awake. He was always awake at that hour now; it was the hour the accounts came out right, before anyone could add to them. He looked up from the grain tallies and saw Brutus in the doorway with his cloak on over his night tunic and his feet bare on the matting, and sent the slave out before either of them spoke.</w:t>
+      </w:r>
+    </w:p>
+    <w:p>
+      <w:r>
+        <w:rPr/>
+        <w:t>“Sit,” he said.</w:t>
+      </w:r>
+    </w:p>
+    <w:p>
+      <w:r>
+        <w:rPr/>
+        <w:t>Brutus sat. He did not seem to know what to do with his hands. He put them on his knees. Then he told it, in the plain voice he used for facts, without periods.</w:t>
+      </w:r>
+    </w:p>
+    <w:p>
+      <w:r>
+        <w:rPr/>
+        <w:t>He had been working late. He always worked late; he slept a little after dinner and then sat up half the night with his papers, while the camp was quiet, and dozed for an hour before dawn. Last night he had been reading. The lamp was low. The camp was very still, the way a camp is in the third watch, when even the sentries stop talking. And he had become aware, without hearing anything, that there was someone in the tent.</w:t>
+      </w:r>
+    </w:p>
+    <w:p>
+      <w:r>
+        <w:rPr/>
+        <w:t>He had looked up. There was a figure standing near the door, between him and the lamp. Very tall. Not a man he knew. Not, he thought, a man. He could not afterwards have said what it looked like, only that it was large and dark and strange and that it stood quite still and looked at him.</w:t>
+      </w:r>
+    </w:p>
+    <w:p>
+      <w:r>
+        <w:rPr/>
+        <w:t>“I asked it what it was,” Brutus said. “Man or god. And what it wanted with me.”</w:t>
+      </w:r>
+    </w:p>
+    <w:p>
+      <w:r>
+        <w:rPr/>
+        <w:t>Cassius waited.</w:t>
+      </w:r>
+    </w:p>
+    <w:p>
+      <w:r>
+        <w:rPr/>
+        <w:t xml:space="preserve">“It said, </w:t>
+      </w:r>
+      <w:r>
+        <w:rPr>
+          <w:i/>
+        </w:rPr>
+        <w:t>I am your evil spirit, Brutus. You will see me at Philippi.</w:t>
+      </w:r>
+      <w:r>
+        <w:rPr/>
+        <w:t xml:space="preserve">” Brutus’s voice did not change. “And I said, </w:t>
+      </w:r>
+      <w:r>
+        <w:rPr>
+          <w:i/>
+        </w:rPr>
+        <w:t>Then I will see you.</w:t>
+      </w:r>
+      <w:r>
+        <w:rPr/>
+        <w:t>”</w:t>
+      </w:r>
+    </w:p>
+    <w:p>
+      <w:r>
+        <w:rPr/>
+        <w:t>“And then?”</w:t>
+      </w:r>
+    </w:p>
+    <w:p>
+      <w:r>
+        <w:rPr/>
+        <w:t>“And then it was gone. I called the slaves. They had seen nothing. Heard nothing. The guard at the door had been awake all night and seen nothing go in or out.” He looked at his hands. “I sat until the lamp went out. Then I came here.”</w:t>
+      </w:r>
+    </w:p>
+    <w:p>
+      <w:r>
+        <w:rPr/>
+        <w:t>Cassius put down his stylus.</w:t>
+      </w:r>
+    </w:p>
+    <w:p>
+      <w:r>
+        <w:rPr/>
+        <w:t>He did not believe in ghosts. He had stopped believing in the gods in any way that mattered somewhere in the desert after Carrhae, watching the Parthians do what they did, and had found in Epicurus, afterwards, a cool clean house to live in: atoms and the void, and the gods, if there were any, far away and indifferent, and death nothing to us, because where death is we are not. He had an answer for this. He had had it ready, in a sense, for twenty years.</w:t>
+      </w:r>
+    </w:p>
+    <w:p>
+      <w:r>
+        <w:rPr/>
+        <w:t>So he gave it. He gave it gently, which surprised them both.</w:t>
+      </w:r>
+    </w:p>
+    <w:p>
+      <w:r>
+        <w:rPr/>
+        <w:t>The senses deceive, he said. Not out of malice; out of looseness. The mind is a wax tablet that never quite smooths, and when the body is tired the old marks show through. Images come off things all the time, thin films, like the skins snakes leave, and float in the air and drift into the eyes and the mind when the mind is open and has no guard on it. A man who sleeps an hour a night and works the rest, and has been carrying the Ides and Porcia and Xanthus and Decimus and Cicero on his back for two years, will see things in a low lamp at the third watch. Of course he will. It would be stranger if he didn’t. There are no spirits, good or evil. There is no one waiting at Philippi but Antony and the boy, and they are quite bad enough.</w:t>
+      </w:r>
+    </w:p>
+    <w:p>
+      <w:r>
+        <w:rPr/>
+        <w:t>“And the name?” Brutus said. “Why would a film off a tired mind know the name of a town in Macedonia?”</w:t>
+      </w:r>
+    </w:p>
+    <w:p>
+      <w:r>
+        <w:rPr/>
+        <w:t>“Because you know it.” Cassius pulled the map across the table, the one he had been working from all week, and turned it round and laid his finger on the place. “We’ve talked of nothing else for a month. Where the road runs between the mountain and the marsh. Where we’ll stand if they come at us. You’ve had Philippi in your ears every day since Sardis. It’s in mine. If I saw a ghost tonight it would say Philippi too.” He took his finger off the map. “It would also, I expect, ask me about the grain.”</w:t>
+      </w:r>
+    </w:p>
+    <w:p>
+      <w:r>
+        <w:rPr/>
+        <w:t>Brutus smiled at that, a little, which was what Cassius had wanted.</w:t>
+      </w:r>
+    </w:p>
+    <w:p>
+      <w:r>
+        <w:rPr/>
+        <w:t>They sat for a while. The light outside was changing. Somewhere on the beach a centurion began shouting at the men loading the first ship, and the familiar noise of a camp waking came up the slope and into the tent and filled it, and the thing Brutus had brought in with him seemed to grow smaller in the daylight, the way such things do.</w:t>
+      </w:r>
+    </w:p>
+    <w:p>
+      <w:r>
+        <w:rPr/>
+        <w:t>“You don’t believe it,” Brutus said at last.</w:t>
+      </w:r>
+    </w:p>
+    <w:p>
+      <w:r>
+        <w:rPr/>
+        <w:t>“I don’t believe anything I can’t count.”</w:t>
+      </w:r>
+    </w:p>
+    <w:p>
+      <w:r>
+        <w:rPr/>
+        <w:t>“That’s not the same.”</w:t>
+      </w:r>
+    </w:p>
+    <w:p>
+      <w:r>
+        <w:rPr/>
+        <w:t>“No,” Cassius said. “It isn’t.”</w:t>
+      </w:r>
+    </w:p>
+    <w:p>
+      <w:r>
+        <w:rPr/>
+        <w:t>Brutus stood up. He looked better. He thanked Cassius, formally, the way he thanked everyone, and went out barefoot over the matting into the morning to dress and see to his legions, and Cassius sat alone with the map.</w:t>
+      </w:r>
+    </w:p>
+    <w:p>
+      <w:r>
+        <w:rPr/>
+        <w:t>He had told the truth. He did not believe in spirits. The senses deceived; the tired mind made shapes. He had said so, and it was sound doctrine, and he would have said it again.</w:t>
+      </w:r>
+    </w:p>
+    <w:p>
+      <w:r>
+        <w:rPr/>
+        <w:t>He looked at the place on the map where his finger had been. The road between the mountain and the marsh. Two hills, one on each side of it. If it came to that, he would want the southern one, above the marsh, near the sea, where the ships could feed him.</w:t>
+      </w:r>
+    </w:p>
+    <w:p>
+      <w:r>
+        <w:rPr/>
+        <w:t>He found he did not want to be the one to tell the men about Brutus’s visitor, and that he would not tell them, and that he did not want Brutus to tell them either. He did not examine why. He picked up the grain tallies again and went on adding. The columns came out right. They always did at this hour.</w:t>
       </w:r>
     </w:p>
     <w:p>

--- a/exports/Ides_Book1_FULL_Ch01-34.docx
+++ b/exports/Ides_Book1_FULL_Ch01-34.docx
@@ -27,7 +27,7 @@
         <w:br/>
         <w:t>Book 1 reading export · Utica prologue, then Ch 1 dinner · ends at Philippi · author-voice (no em dash)</w:t>
         <w:br/>
-        <w:t>Source: Manuscript 1355faf (2026-10-24) · generated 2026-10-24 07:18 UTC from claude/project-thread-f0m6lx @ 1355faf · source digest 7f1c3c2354aabf63 · prologue and chapters 1–34</w:t>
+        <w:t>Source: Manuscript b7e646c (2026-10-24) · generated 2026-10-24 07:25 UTC from claude/project-thread-f0m6lx @ b7e646c · source digest 0d1d11e45dbf3ff9 · prologue and chapters 1–34</w:t>
       </w:r>
     </w:p>
     <w:p>
@@ -1662,13 +1662,13 @@
     <w:p>
       <w:r>
         <w:rPr/>
-        <w:t>He stacked shields until his forearms hummed. A boy from another century vomited behind a cart and pretended it was dust. Someone sang half a victory and lost the tune. Flies had already found the work. A clerk arrived late with Rome’s easy-win story dressed as fact: mopping finished; Spain settled. The clerk had clean sandals.</w:t>
-      </w:r>
-    </w:p>
-    <w:p>
-      <w:r>
-        <w:rPr/>
-        <w:t>“Rome is already building the triumph,” the clerk said, brightly. “They’ll call it a Spanish triumph, naturally. One cannot triumph over Romans.”</w:t>
+        <w:t>He stacked shields until his forearms hummed. A boy from another century vomited behind a cart and pretended it was dust. Someone sang half a victory and lost the tune. Flies had already found the work. A staff man arrived late with Rome’s easy-win story dressed as fact: mopping finished; Spain settled. Somebody said his name was Sextilius and that he had come out with Caesar’s people from Rome. He had clean sandals.</w:t>
+      </w:r>
+    </w:p>
+    <w:p>
+      <w:r>
+        <w:rPr/>
+        <w:t>“Rome is already building the triumph,” Sextilius said, brightly. “They’ll call it a Spanish triumph, naturally. One cannot triumph over Romans.”</w:t>
       </w:r>
     </w:p>
     <w:p>
@@ -1692,7 +1692,7 @@
     <w:p>
       <w:r>
         <w:rPr/>
-        <w:t>When the clerk’s clean sandals had gone, Laberius spat pink and found Vibius and Gaius still within grumbling range. “Settled,” he said. “My boots disagree. Tell Rome the mopping asked for a donative before it dried. Tell them Capua if they’re feeling generous. Tell them nothing if they only want statues.”</w:t>
+        <w:t>When Sextilius’s clean sandals had gone, Laberius spat pink and found Vibius and Gaius still within grumbling range. “Settled,” he said. “My boots disagree. Tell Rome the mopping asked for a donative before it dried. Tell them Capua if they’re feeling generous. Tell them nothing if they only want statues.”</w:t>
       </w:r>
     </w:p>
     <w:p>
@@ -18610,6 +18610,448 @@
       <w:r>
         <w:rPr/>
         <w:t>He left the tablet open on the counter. Soldiers would want farms, and every farm in Italy already carried someone’s name. The open wax and the old floor asked the same question, and his seals could not close it: who pays for dirt that already has owners.</w:t>
+      </w:r>
+    </w:p>
+    <w:p>
+      <w:pPr>
+        <w:spacing w:before="200"/>
+      </w:pPr>
+      <w:r>
+        <w:rPr/>
+        <w:t>The True Number</w:t>
+      </w:r>
+    </w:p>
+    <w:p>
+      <w:r>
+        <w:rPr/>
+        <w:t>The boy came home to Rome in the winter, ill, up the Appian Way from Brundisium, and the steward sent Nysa out to count.</w:t>
+      </w:r>
+    </w:p>
+    <w:p>
+      <w:r>
+        <w:rPr/>
+        <w:t xml:space="preserve">He did not say </w:t>
+      </w:r>
+      <w:r>
+        <w:rPr>
+          <w:i/>
+        </w:rPr>
+        <w:t>the boy</w:t>
+      </w:r>
+      <w:r>
+        <w:rPr/>
+        <w:t xml:space="preserve"> any more. Nobody in the Carinae house did. Antony had gone East with the money and the legions and the best of the cooks, and left his wife and his brother to keep the city, and in the kitchen they had learned to say </w:t>
+      </w:r>
+      <w:r>
+        <w:rPr>
+          <w:i/>
+        </w:rPr>
+        <w:t>the young Caesar</w:t>
+      </w:r>
+      <w:r>
+        <w:rPr/>
+        <w:t>, quietly, the way you say the name of a creditor in his own street.</w:t>
+      </w:r>
+    </w:p>
+    <w:p>
+      <w:r>
+        <w:rPr/>
+        <w:t>“How many,” the steward said. “On the road. At the gate. All of it.” He did not look at her. “Properly this time.”</w:t>
+      </w:r>
+    </w:p>
+    <w:p>
+      <w:r>
+        <w:rPr/>
+        <w:t>So he knew. Nysa had wondered for two years whether he knew. She had watched him at the door of the dining room through the whole winter of Mutina and the summer of the consulship and the winter of the lists, a careful man going grey, and had never been able to tell. Now she could.</w:t>
+      </w:r>
+    </w:p>
+    <w:p>
+      <w:r>
+        <w:rPr/>
+        <w:t>She went out before light with a heel of bread and stood at the Capena gate, where the Appian Way came in, among the people who had come to see.</w:t>
+      </w:r>
+    </w:p>
+    <w:p>
+      <w:r>
+        <w:rPr/>
+        <w:t>There were more than at the games. She counted them the way she had counted the benches, in rows and then in tens, along the road and up the steps of the tombs and on the roofs of the tavern by the gate, and when the rows ran out she counted the people still coming down the hill behind her from the Caelian. Freedmen with their caps on. Shopkeepers with their shutters up. Veterans, a great many veterans, standing in their old units without being told to, with their discharge tablets in their belts. Women. Children on shoulders. A man selling hot chickpeas who sold out before the second hour and stood with his empty pan and cheered.</w:t>
+      </w:r>
+    </w:p>
+    <w:p>
+      <w:r>
+        <w:rPr/>
+        <w:t>She thought about the cheer. It was not the cheer of the games, from the cheap rows, that went on after the chair had gone. It was quieter. It had a question in it. The rumour all winter had been that the young Caesar was dying at Brundisium, that he was dead, that the litter coming up the road was empty. People had come out to see a face.</w:t>
+      </w:r>
+    </w:p>
+    <w:p>
+      <w:r>
+        <w:rPr/>
+        <w:t>The litter came at noon. The curtains were open. Inside it, propped on cushions, a thin young man with a pale face and a cloak to the chin, looking out at them. Not waving. Looking. His eyes went along the crowd the way Nysa’s went along the benches, row by row, and for one moment, which she knew perfectly well meant nothing, they went along her row.</w:t>
+      </w:r>
+    </w:p>
+    <w:p>
+      <w:r>
+        <w:rPr/>
+        <w:t>The cheer, then, was a real one. It went up the road and through the gate like water.</w:t>
+      </w:r>
+    </w:p>
+    <w:p>
+      <w:r>
+        <w:rPr/>
+        <w:t>She counted it twice.</w:t>
+      </w:r>
+    </w:p>
+    <w:p>
+      <w:r>
+        <w:rPr/>
+        <w:t>The steward was waiting in the scullery when she came back. He had a tablet ready. He had not had a tablet at the games.</w:t>
+      </w:r>
+    </w:p>
+    <w:p>
+      <w:r>
+        <w:rPr/>
+        <w:t>She gave him the number.</w:t>
+      </w:r>
+    </w:p>
+    <w:p>
+      <w:r>
+        <w:rPr/>
+        <w:t>He wrote it down. He looked at it for a long time. Then he said, without looking up, “At the games you told me some thousands. The cheap rows. Fewer than for the fullers’ guild.”</w:t>
+      </w:r>
+    </w:p>
+    <w:p>
+      <w:r>
+        <w:rPr/>
+        <w:t>“Yes.”</w:t>
+      </w:r>
+    </w:p>
+    <w:p>
+      <w:r>
+        <w:rPr/>
+        <w:t>“He laughed,” the steward said. “At dinner. I told him your number and he laughed. You heard him. I know you heard, you were in the passage with the jug.” He put the stylus down very carefully. “He laughed for two years, Nysa. Through the whole of Mutina he was laughing at that boy. I think about that sometimes. How much of it was your number.”</w:t>
+      </w:r>
+    </w:p>
+    <w:p>
+      <w:r>
+        <w:rPr/>
+        <w:t>“Not much,” Nysa said. “He’d have laughed at a bigger one.”</w:t>
+      </w:r>
+    </w:p>
+    <w:p>
+      <w:r>
+        <w:rPr/>
+        <w:t>He looked up at her then. She had expected anger. It was not anger. It was something more tired than that.</w:t>
+      </w:r>
+    </w:p>
+    <w:p>
+      <w:r>
+        <w:rPr/>
+        <w:t>“Why?”</w:t>
+      </w:r>
+    </w:p>
+    <w:p>
+      <w:r>
+        <w:rPr/>
+        <w:t>She could have said a great many things. That in the Domus the people who carried bad numbers into rooms were the people the rooms remembered. That he had not wanted the true number; his face had told her so before he asked. That the true number had gone to someone who did want it, and done more good there, or at least no harm. That she had been a freedwoman in a stranger’s kitchen for three months and had wanted, very badly, to stay fed.</w:t>
+      </w:r>
+    </w:p>
+    <w:p>
+      <w:r>
+        <w:rPr/>
+        <w:t>“You asked me with your face,” she said. “I answered the face.”</w:t>
+      </w:r>
+    </w:p>
+    <w:p>
+      <w:r>
+        <w:rPr/>
+        <w:t>The steward was quiet. Then he did a thing she had not expected. He rubbed out the number on the tablet with the flat of the stylus, carefully, line by line, until the wax was blank, and handed it to her.</w:t>
+      </w:r>
+    </w:p>
+    <w:p>
+      <w:r>
+        <w:rPr/>
+        <w:t>“There’s a freedman of the young Caesar’s at the back door,” he said. “Since the morning. With a list. The old man’s freedmen and freedwomen in the city, the ones still owing their duty to the house.” He did not quite look at her. “Your name’s on it. Julia Nysa. He asked for you by it. I told him you were out counting.”</w:t>
+      </w:r>
+    </w:p>
+    <w:p>
+      <w:r>
+        <w:rPr/>
+        <w:t>She stood holding the blank tablet.</w:t>
+      </w:r>
+    </w:p>
+    <w:p>
+      <w:r>
+        <w:rPr/>
+        <w:t>“The mistress would keep you,” the steward said. “Fulvia’s woman has said so. You’d have the scullery and a bed by the oven and the silver room at dawn, and nobody to ask you anything but her. It’s a good house to be in, this spring.” He paused. “It may not be a good house to be in by the summer. You count. You know that.”</w:t>
+      </w:r>
+    </w:p>
+    <w:p>
+      <w:r>
+        <w:rPr/>
+        <w:t>She did know it. She had heard Fulvia through the walls all winter, and Lucius, Antony’s brother, the new consul, talking about the young Caesar and the veterans and the land in a voice that was going up.</w:t>
+      </w:r>
+    </w:p>
+    <w:p>
+      <w:r>
+        <w:rPr/>
+        <w:t>She went to the back door.</w:t>
+      </w:r>
+    </w:p>
+    <w:p>
+      <w:r>
+        <w:rPr/>
+        <w:t>The freedman was sitting on the step in the cold with a list on his knees and his hands in his sleeves. He was older than she had expected, with a clerk’s stoop and a clerk’s patience, and he looked up at her without hope, the way men look up who have been told the person they want is out.</w:t>
+      </w:r>
+    </w:p>
+    <w:p>
+      <w:r>
+        <w:rPr/>
+        <w:t>“I’m looking for a freedwoman of the divine Julius,” he said. “Of the old household. Nysa.”</w:t>
+      </w:r>
+    </w:p>
+    <w:p>
+      <w:r>
+        <w:rPr/>
+        <w:t xml:space="preserve">She had been Nysa for most of her life. Before that she had been a name she did not remember, in a place she did not remember, and before the Ides she had been </w:t>
+      </w:r>
+      <w:r>
+        <w:rPr>
+          <w:i/>
+        </w:rPr>
+        <w:t>girl</w:t>
+      </w:r>
+      <w:r>
+        <w:rPr/>
+        <w:t xml:space="preserve"> and </w:t>
+      </w:r>
+      <w:r>
+        <w:rPr>
+          <w:i/>
+        </w:rPr>
+        <w:t>you</w:t>
+      </w:r>
+      <w:r>
+        <w:rPr/>
+        <w:t xml:space="preserve"> and the water-jug that walked. In law she had been something else since the day the old man touched her with the rod in front of the praetor, and she had never once said it out loud.</w:t>
+      </w:r>
+    </w:p>
+    <w:p>
+      <w:r>
+        <w:rPr/>
+        <w:t>“Julia Nysa,” she said.</w:t>
+      </w:r>
+    </w:p>
+    <w:p>
+      <w:r>
+        <w:rPr/>
+        <w:t>He found the name on his list and made a mark beside it. It was a small mark. It took less time than a breath.</w:t>
+      </w:r>
+    </w:p>
+    <w:p>
+      <w:r>
+        <w:rPr/>
+        <w:t>“The young Caesar’s house,” he said. “Tomorrow, before light. They’ll want to know who carries.”</w:t>
+      </w:r>
+    </w:p>
+    <w:p>
+      <w:r>
+        <w:rPr/>
+        <w:t>She went back in for her bundle: two tunics, a comb, the cracked oil flask. Fulvia’s woman was in the passage. She did not try to stop her. She only looked at the bundle, and at the tablet Nysa was still holding, and said, “Blank?”</w:t>
+      </w:r>
+    </w:p>
+    <w:p>
+      <w:r>
+        <w:rPr/>
+        <w:t>“Blank,” said Nysa.</w:t>
+      </w:r>
+    </w:p>
+    <w:p>
+      <w:r>
+        <w:rPr/>
+        <w:t>“Good,” said Fulvia’s woman, and stood aside.</w:t>
+      </w:r>
+    </w:p>
+    <w:p>
+      <w:pPr>
+        <w:spacing w:before="200"/>
+      </w:pPr>
+      <w:r>
+        <w:rPr/>
+        <w:t>Twine</w:t>
+      </w:r>
+    </w:p>
+    <w:p>
+      <w:r>
+        <w:rPr/>
+        <w:t>The twine was still there.</w:t>
+      </w:r>
+    </w:p>
+    <w:p>
+      <w:r>
+        <w:rPr/>
+        <w:t>Laberius had not expected it to be. Four years since Munda, three since the Ides, two wars, a list, a triumph, a marsh at Forum Gallorum and a marsh at Philippi, and the line of twine some colony clerk had pegged out across a field north of Capua the summer after Spain was still there, grey now, gone to string, tied to stakes the weather had leaned sideways. Somebody had walked round it for years. Somebody had ploughed round it. There was a neat strip of unploughed ground either side of it, a hand wide, like a scar.</w:t>
+      </w:r>
+    </w:p>
+    <w:p>
+      <w:r>
+        <w:rPr/>
+        <w:t>He stood at the end of it with his discharge tablet in his belt and Vibius beside him and the surveyor’s party coming up the track behind with their groma and their chains and their two mules, and the young Caesar’s freedman at the head of them with a list.</w:t>
+      </w:r>
+    </w:p>
+    <w:p>
+      <w:r>
+        <w:rPr/>
+        <w:t>“That’s it?” Vibius said.</w:t>
+      </w:r>
+    </w:p>
+    <w:p>
+      <w:r>
+        <w:rPr/>
+        <w:t>“That’s it.”</w:t>
+      </w:r>
+    </w:p>
+    <w:p>
+      <w:r>
+        <w:rPr/>
+        <w:t>“It’s good dirt.” Vibius scuffed it with the toe of his boot. “It’s really good dirt, Cordus. Look at it.”</w:t>
+      </w:r>
+    </w:p>
+    <w:p>
+      <w:r>
+        <w:rPr/>
+        <w:t>Laberius looked at it, past his own feet in Gaius’s boots, which had been resoled at Thessalonica by a cobbler who charged double for a Roman and had walked from Mutina to Philippi and back without Gaius in them. It was good dirt, dark and loose and smelling of spring. There were beans in it. Rows of young beans, a hand high, running right up to the twine on one side and right on from the twine on the other side, as if the twine were not there.</w:t>
+      </w:r>
+    </w:p>
+    <w:p>
+      <w:r>
+        <w:rPr/>
+        <w:t>The farmer was standing in the beans.</w:t>
+      </w:r>
+    </w:p>
+    <w:p>
+      <w:r>
+        <w:rPr/>
+        <w:t>He had come out of the house at the end of the field when he saw the surveyor’s party on the track, and walked down between the rows, not fast, and stopped a little way off with his hands hanging at his sides. A man of fifty or so, brown, square, in a tunic with the sleeves torn off. Behind him at the house door a woman with a child on her hip, and two more children holding her skirt, and an old man sitting on a bench in the sun who did not get up.</w:t>
+      </w:r>
+    </w:p>
+    <w:p>
+      <w:r>
+        <w:rPr/>
+        <w:t>“This is the plot,” said the freedman, reading. “Sextus Laberius Cordus, centurion, discharged. Fourth line from the Volturnus road. From the boundary stone to the second stake, thence along the line to the ditch. Marked after Munda, and confirmed.” He looked up. “Is that right?”</w:t>
+      </w:r>
+    </w:p>
+    <w:p>
+      <w:r>
+        <w:rPr/>
+        <w:t>“That’s right,” Laberius said.</w:t>
+      </w:r>
+    </w:p>
+    <w:p>
+      <w:r>
+        <w:rPr/>
+        <w:t>The surveyor set up his groma by the boundary stone and squinted along it. His men ran the chain out. It went along the twine, more or less, and then straight on through the beans, because the twine had been laid by a clerk in a hurry four summers ago and the surveyor’s chain had been laid by a surveyor. Where the chain went the surveyor’s boy drove a new stake, a clean white one, through a row of beans, and the farmer watched it go in and did not move.</w:t>
+      </w:r>
+    </w:p>
+    <w:p>
+      <w:r>
+        <w:rPr/>
+        <w:t>“This land belongs to Gnaeus Aulius,” the farmer said. He said it to the freedman, not to Laberius. “My father bought it from the man who had it before the war. I have the tablet. I can show you the tablet.”</w:t>
+      </w:r>
+    </w:p>
+    <w:p>
+      <w:r>
+        <w:rPr/>
+        <w:t>“I’m sure you can,” said the freedman, not unkindly. He had a clerk’s patience, and he had said this before, many times, this spring. “The land of eighteen cities is assigned to the veterans by the triumvirs’ decree. Capua is one of them. There’ll be compensation.”</w:t>
+      </w:r>
+    </w:p>
+    <w:p>
+      <w:r>
+        <w:rPr/>
+        <w:t>“When?”</w:t>
+      </w:r>
+    </w:p>
+    <w:p>
+      <w:r>
+        <w:rPr/>
+        <w:t>The freedman did not answer that. He made a mark on his list.</w:t>
+      </w:r>
+    </w:p>
+    <w:p>
+      <w:r>
+        <w:rPr/>
+        <w:t>There were other veterans in the surveyor’s party, waiting for their own plots further up the plain. One of them came and stood by Laberius now, an older man with a scar through his lip. Laberius had seen him at the funeral with a torch, and at the colony forum in the summer of the Ides, and he still did not know the man’s name.</w:t>
+      </w:r>
+    </w:p>
+    <w:p>
+      <w:r>
+        <w:rPr/>
+        <w:t>“Dirt with a date,” the scar-lipped man said. “I told you that once. At the funeral.”</w:t>
+      </w:r>
+    </w:p>
+    <w:p>
+      <w:r>
+        <w:rPr/>
+        <w:t>“You did.”</w:t>
+      </w:r>
+    </w:p>
+    <w:p>
+      <w:r>
+        <w:rPr/>
+        <w:t>The man grinned with half his mouth. “Well. Here’s the date.” He looked at the farmer in the beans, and at the woman at the door, and the grin went away. “Mine’s two fields up. There’s a vine on it. Old one. Somebody’s grandfather planted it.” He spat, carefully, away from the beans. “I fought for it, though. I fought for that vine in Spain and at Mutina and at Philippi. Nobody asked the vine.”</w:t>
+      </w:r>
+    </w:p>
+    <w:p>
+      <w:r>
+        <w:rPr/>
+        <w:t>He went back up the track to wait for his turn with the chain.</w:t>
+      </w:r>
+    </w:p>
+    <w:p>
+      <w:r>
+        <w:rPr/>
+        <w:t>The surveyor called the measure. The boy drove the last stake. The freedman wrote the plot into his list, and read it back, and asked Laberius to make his mark, and Laberius made it, and the freedman thanked him and moved on up the track with the surveyor and the chain and the mules and the scar-lipped man and the rest of them, toward the vine.</w:t>
+      </w:r>
+    </w:p>
+    <w:p>
+      <w:r>
+        <w:rPr/>
+        <w:t>Vibius stayed. Laberius stayed.</w:t>
+      </w:r>
+    </w:p>
+    <w:p>
+      <w:r>
+        <w:rPr/>
+        <w:t>The farmer stayed, in the beans, with the new white stake beside him.</w:t>
+      </w:r>
+    </w:p>
+    <w:p>
+      <w:r>
+        <w:rPr/>
+        <w:t>For a while nobody did anything. A lark went up out of the next field. The old man on the bench at the house door had not moved at all. The woman had put the child down and was holding the other two by the shoulders, one in each hand.</w:t>
+      </w:r>
+    </w:p>
+    <w:p>
+      <w:r>
+        <w:rPr/>
+        <w:t>Laberius thought about the man on his left. He had thought about the man on his left for twenty years, in Gaul and at Munda and on the road to Forum Gallorum and in the marsh at Philippi, and it had always been easy, because the man on his left had always been a soldier, and the answer had always been to stand. He looked at the farmer, who was standing exactly where the twine said the left side of Laberius’s land began, and found that he did not know which side of the line the man was on.</w:t>
+      </w:r>
+    </w:p>
+    <w:p>
+      <w:r>
+        <w:rPr/>
+        <w:t>“Well,” said Vibius, at last. “It’s good dirt.”</w:t>
+      </w:r>
+    </w:p>
+    <w:p>
+      <w:r>
+        <w:rPr/>
+        <w:t>Laberius did not answer. He took his tablet out of his belt and looked at it, the way he had looked at the boy’s five hundred at Casilinum, and the Senate’s thanks at Mutina, and the lists in the Forum, all the paper that had come to him in his life with his name on it, saying what he was owed.</w:t>
+      </w:r>
+    </w:p>
+    <w:p>
+      <w:r>
+        <w:rPr/>
+        <w:t>Then he put it back, and stepped over the twine, and walked down between the bean rows toward the man who was standing in them.</w:t>
       </w:r>
     </w:p>
     <w:p>
